--- a/plantago_pseudo/tablas_dbRDA.docx
+++ b/plantago_pseudo/tablas_dbRDA.docx
@@ -17,7 +17,7 @@
         <w:ind w:left="60" w:right="60" w:firstLine="0" w:firstLineChars="0"/>
       </w:pPr>
       <w:r>
-        <w:t xml:space="preserve">Table 1. Results of the distance-based redundancy analysis (dbRDA) showing the percentage of epigenetic variance (ED) explained by maternal environment (M), real-time herbivory simulation (S), and/or their interaction (M:S) across different genomic contexts. The models include analyses with and without adjusting for genetic structure (PC). PC: first principal component from genetic data explaining 23.57% of the variance in scaled allele frequencies. Significance codes: *** p &lt; 0.001, ** p &lt; 0.01, * p &lt; 0.05.The results of the ANOVA performed to test for the significance of each predictor in the model with the interaction term (ANOVA by terms) are also shown.</w:t>
+        <w:t xml:space="preserve">Table 1. Results of the distance-based redundancy analysis (dbRDA) showing the percentage of epigenetic variance (EpiDist) explained by maternal environment (M), real-time herbivory simulation (S), and/or their interaction (M:S) across different genomic contexts. The models include analyses with and without adjusting for genetic structure (PC). PC: first principal component from genetic data explaining 23.57% of the variance in scaled allele frequencies. Significance codes: *** p &lt; 0.001, ** p &lt; 0.01, * p &lt; 0.05.The results of the ANOVA performed to test for the significance of each predictor in the model with the interaction term (ANOVA by terms) are also shown.</w:t>
       </w:r>
     </w:p>
     <w:tbl xmlns:a="http://schemas.openxmlformats.org/drawingml/2006/main" xmlns:pic="http://schemas.openxmlformats.org/drawingml/2006/picture">
@@ -40,7 +40,6 @@
           <w:trHeight w:val="360" w:hRule="auto"/>
           <w:tblHeader/>
         </w:trPr>
-        header 1
         <w:tc>
           <w:tcPr>
             <w:tcBorders>
@@ -431,7 +430,6 @@
         <w:trPr>
           <w:trHeight w:val="360" w:hRule="auto"/>
         </w:trPr>
-        body 1
         <w:tc>
           <w:tcPr>
             <w:vMerge w:val="restart"/>
@@ -484,7 +482,7 @@
                 <w:szCs w:val="20"/>
                 <w:color w:val="000000"/>
               </w:rPr>
-              <w:t xml:space="preserve">EpiDIST ~ M</w:t>
+              <w:t xml:space="preserve">EpiDist ~ M</w:t>
             </w:r>
           </w:p>
         </w:tc>
@@ -759,7 +757,7 @@
                 <w:szCs w:val="20"/>
                 <w:color w:val="000000"/>
               </w:rPr>
-              <w:t xml:space="preserve">0.102</w:t>
+              <w:t xml:space="preserve">0.110</w:t>
             </w:r>
           </w:p>
         </w:tc>
@@ -823,7 +821,6 @@
         <w:trPr>
           <w:trHeight w:val="360" w:hRule="auto"/>
         </w:trPr>
-        body 2
         <w:tc>
           <w:tcPr>
             <w:vMerge/>
@@ -918,7 +915,7 @@
                 <w:szCs w:val="20"/>
                 <w:color w:val="000000"/>
               </w:rPr>
-              <w:t xml:space="preserve">CHG</w:t>
+              <w:t xml:space="preserve">CG</w:t>
             </w:r>
           </w:p>
         </w:tc>
@@ -1028,7 +1025,7 @@
                 <w:szCs w:val="20"/>
                 <w:color w:val="000000"/>
               </w:rPr>
-              <w:t xml:space="preserve">12,223.547</w:t>
+              <w:t xml:space="preserve">17,349.880</w:t>
             </w:r>
           </w:p>
         </w:tc>
@@ -1083,7 +1080,7 @@
                 <w:szCs w:val="20"/>
                 <w:color w:val="000000"/>
               </w:rPr>
-              <w:t xml:space="preserve">1.368</w:t>
+              <w:t xml:space="preserve">2.133</w:t>
             </w:r>
           </w:p>
         </w:tc>
@@ -1138,7 +1135,7 @@
                 <w:szCs w:val="20"/>
                 <w:color w:val="000000"/>
               </w:rPr>
-              <w:t xml:space="preserve">0.041*</w:t>
+              <w:t xml:space="preserve">&lt;0.001***</w:t>
             </w:r>
           </w:p>
         </w:tc>
@@ -1193,7 +1190,7 @@
                 <w:szCs w:val="20"/>
                 <w:color w:val="000000"/>
               </w:rPr>
-              <w:t xml:space="preserve">0.009</w:t>
+              <w:t xml:space="preserve">0.028</w:t>
             </w:r>
           </w:p>
         </w:tc>
@@ -1202,7 +1199,6 @@
         <w:trPr>
           <w:trHeight w:val="360" w:hRule="auto"/>
         </w:trPr>
-        body 3
         <w:tc>
           <w:tcPr>
             <w:vMerge/>
@@ -1297,7 +1293,7 @@
                 <w:szCs w:val="20"/>
                 <w:color w:val="000000"/>
               </w:rPr>
-              <w:t xml:space="preserve">CHH</w:t>
+              <w:t xml:space="preserve">CHG</w:t>
             </w:r>
           </w:p>
         </w:tc>
@@ -1407,7 +1403,7 @@
                 <w:szCs w:val="20"/>
                 <w:color w:val="000000"/>
               </w:rPr>
-              <w:t xml:space="preserve">14,660.417</w:t>
+              <w:t xml:space="preserve">12,223.547</w:t>
             </w:r>
           </w:p>
         </w:tc>
@@ -1462,7 +1458,7 @@
                 <w:szCs w:val="20"/>
                 <w:color w:val="000000"/>
               </w:rPr>
-              <w:t xml:space="preserve">1.008</w:t>
+              <w:t xml:space="preserve">1.368</w:t>
             </w:r>
           </w:p>
         </w:tc>
@@ -1517,7 +1513,7 @@
                 <w:szCs w:val="20"/>
                 <w:color w:val="000000"/>
               </w:rPr>
-              <w:t xml:space="preserve">0.389</w:t>
+              <w:t xml:space="preserve">0.038*</w:t>
             </w:r>
           </w:p>
         </w:tc>
@@ -1572,7 +1568,7 @@
                 <w:szCs w:val="20"/>
                 <w:color w:val="000000"/>
               </w:rPr>
-              <w:t xml:space="preserve">0.000</w:t>
+              <w:t xml:space="preserve">0.009</w:t>
             </w:r>
           </w:p>
         </w:tc>
@@ -1581,7 +1577,6 @@
         <w:trPr>
           <w:trHeight w:val="360" w:hRule="auto"/>
         </w:trPr>
-        body 4
         <w:tc>
           <w:tcPr>
             <w:vMerge/>
@@ -1676,7 +1671,7 @@
                 <w:szCs w:val="20"/>
                 <w:color w:val="000000"/>
               </w:rPr>
-              <w:t xml:space="preserve"/>
+              <w:t xml:space="preserve">CHH</w:t>
             </w:r>
           </w:p>
         </w:tc>
@@ -1786,7 +1781,7 @@
                 <w:szCs w:val="20"/>
                 <w:color w:val="000000"/>
               </w:rPr>
-              <w:t xml:space="preserve">17,349.880</w:t>
+              <w:t xml:space="preserve">14,660.417</w:t>
             </w:r>
           </w:p>
         </w:tc>
@@ -1841,7 +1836,7 @@
                 <w:szCs w:val="20"/>
                 <w:color w:val="000000"/>
               </w:rPr>
-              <w:t xml:space="preserve">2.133</w:t>
+              <w:t xml:space="preserve">1.008</w:t>
             </w:r>
           </w:p>
         </w:tc>
@@ -1896,7 +1891,7 @@
                 <w:szCs w:val="20"/>
                 <w:color w:val="000000"/>
               </w:rPr>
-              <w:t xml:space="preserve">&lt;0.001***</w:t>
+              <w:t xml:space="preserve">0.390</w:t>
             </w:r>
           </w:p>
         </w:tc>
@@ -1951,7 +1946,7 @@
                 <w:szCs w:val="20"/>
                 <w:color w:val="000000"/>
               </w:rPr>
-              <w:t xml:space="preserve">0.028</w:t>
+              <w:t xml:space="preserve">0.000</w:t>
             </w:r>
           </w:p>
         </w:tc>
@@ -1960,7 +1955,6 @@
         <w:trPr>
           <w:trHeight w:val="360" w:hRule="auto"/>
         </w:trPr>
-        body 5
         <w:tc>
           <w:tcPr>
             <w:vMerge w:val="restart"/>
@@ -2013,7 +2007,7 @@
                 <w:szCs w:val="20"/>
                 <w:color w:val="000000"/>
               </w:rPr>
-              <w:t xml:space="preserve">EpiDIST ~ M * S</w:t>
+              <w:t xml:space="preserve">EpiDist ~ M * S</w:t>
             </w:r>
           </w:p>
         </w:tc>
@@ -2288,7 +2282,7 @@
                 <w:szCs w:val="20"/>
                 <w:color w:val="000000"/>
               </w:rPr>
-              <w:t xml:space="preserve">0.010*</w:t>
+              <w:t xml:space="preserve">0.008**</w:t>
             </w:r>
           </w:p>
         </w:tc>
@@ -2352,7 +2346,6 @@
         <w:trPr>
           <w:trHeight w:val="360" w:hRule="auto"/>
         </w:trPr>
-        body 6
         <w:tc>
           <w:tcPr>
             <w:vMerge/>
@@ -2447,7 +2440,7 @@
                 <w:szCs w:val="20"/>
                 <w:color w:val="000000"/>
               </w:rPr>
-              <w:t xml:space="preserve">CHG</w:t>
+              <w:t xml:space="preserve">CG</w:t>
             </w:r>
           </w:p>
         </w:tc>
@@ -2557,7 +2550,7 @@
                 <w:szCs w:val="20"/>
                 <w:color w:val="000000"/>
               </w:rPr>
-              <w:t xml:space="preserve">34,845.213</w:t>
+              <w:t xml:space="preserve">35,889.326</w:t>
             </w:r>
           </w:p>
         </w:tc>
@@ -2612,7 +2605,7 @@
                 <w:szCs w:val="20"/>
                 <w:color w:val="000000"/>
               </w:rPr>
-              <w:t xml:space="preserve">1.319</w:t>
+              <w:t xml:space="preserve">1.483</w:t>
             </w:r>
           </w:p>
         </w:tc>
@@ -2667,7 +2660,7 @@
                 <w:szCs w:val="20"/>
                 <w:color w:val="000000"/>
               </w:rPr>
-              <w:t xml:space="preserve">0.008**</w:t>
+              <w:t xml:space="preserve">&lt;0.001***</w:t>
             </w:r>
           </w:p>
         </w:tc>
@@ -2722,7 +2715,7 @@
                 <w:szCs w:val="20"/>
                 <w:color w:val="000000"/>
               </w:rPr>
-              <w:t xml:space="preserve">0.024</w:t>
+              <w:t xml:space="preserve">0.036</w:t>
             </w:r>
           </w:p>
         </w:tc>
@@ -2731,7 +2724,6 @@
         <w:trPr>
           <w:trHeight w:val="360" w:hRule="auto"/>
         </w:trPr>
-        body 7
         <w:tc>
           <w:tcPr>
             <w:vMerge/>
@@ -2826,7 +2818,7 @@
                 <w:szCs w:val="20"/>
                 <w:color w:val="000000"/>
               </w:rPr>
-              <w:t xml:space="preserve">CHH</w:t>
+              <w:t xml:space="preserve">CHG</w:t>
             </w:r>
           </w:p>
         </w:tc>
@@ -2936,7 +2928,7 @@
                 <w:szCs w:val="20"/>
                 <w:color w:val="000000"/>
               </w:rPr>
-              <w:t xml:space="preserve">68,824.521</w:t>
+              <w:t xml:space="preserve">34,845.213</w:t>
             </w:r>
           </w:p>
         </w:tc>
@@ -2991,7 +2983,7 @@
                 <w:szCs w:val="20"/>
                 <w:color w:val="000000"/>
               </w:rPr>
-              <w:t xml:space="preserve">1.656</w:t>
+              <w:t xml:space="preserve">1.319</w:t>
             </w:r>
           </w:p>
         </w:tc>
@@ -3046,7 +3038,7 @@
                 <w:szCs w:val="20"/>
                 <w:color w:val="000000"/>
               </w:rPr>
-              <w:t xml:space="preserve">0.035*</w:t>
+              <w:t xml:space="preserve">0.008**</w:t>
             </w:r>
           </w:p>
         </w:tc>
@@ -3101,7 +3093,7 @@
                 <w:szCs w:val="20"/>
                 <w:color w:val="000000"/>
               </w:rPr>
-              <w:t xml:space="preserve">0.048</w:t>
+              <w:t xml:space="preserve">0.024</w:t>
             </w:r>
           </w:p>
         </w:tc>
@@ -3110,7 +3102,6 @@
         <w:trPr>
           <w:trHeight w:val="360" w:hRule="auto"/>
         </w:trPr>
-        body 8
         <w:tc>
           <w:tcPr>
             <w:vMerge/>
@@ -3205,7 +3196,7 @@
                 <w:szCs w:val="20"/>
                 <w:color w:val="000000"/>
               </w:rPr>
-              <w:t xml:space="preserve"/>
+              <w:t xml:space="preserve">CHH</w:t>
             </w:r>
           </w:p>
         </w:tc>
@@ -3315,7 +3306,7 @@
                 <w:szCs w:val="20"/>
                 <w:color w:val="000000"/>
               </w:rPr>
-              <w:t xml:space="preserve">35,889.326</w:t>
+              <w:t xml:space="preserve">68,824.521</w:t>
             </w:r>
           </w:p>
         </w:tc>
@@ -3370,7 +3361,7 @@
                 <w:szCs w:val="20"/>
                 <w:color w:val="000000"/>
               </w:rPr>
-              <w:t xml:space="preserve">1.483</w:t>
+              <w:t xml:space="preserve">1.656</w:t>
             </w:r>
           </w:p>
         </w:tc>
@@ -3425,7 +3416,7 @@
                 <w:szCs w:val="20"/>
                 <w:color w:val="000000"/>
               </w:rPr>
-              <w:t xml:space="preserve">&lt;0.001***</w:t>
+              <w:t xml:space="preserve">0.036*</w:t>
             </w:r>
           </w:p>
         </w:tc>
@@ -3480,7 +3471,7 @@
                 <w:szCs w:val="20"/>
                 <w:color w:val="000000"/>
               </w:rPr>
-              <w:t xml:space="preserve">0.036</w:t>
+              <w:t xml:space="preserve">0.048</w:t>
             </w:r>
           </w:p>
         </w:tc>
@@ -3489,7 +3480,6 @@
         <w:trPr>
           <w:trHeight w:val="360" w:hRule="auto"/>
         </w:trPr>
-        body 9
         <w:tc>
           <w:tcPr>
             <w:vMerge w:val="restart"/>
@@ -3542,7 +3532,7 @@
                 <w:szCs w:val="20"/>
                 <w:color w:val="000000"/>
               </w:rPr>
-              <w:t xml:space="preserve">EpiDIST ~ M * S + Condition(PC)</w:t>
+              <w:t xml:space="preserve">EpiDist ~ M * S + Condition(PC)</w:t>
             </w:r>
           </w:p>
         </w:tc>
@@ -3817,7 +3807,7 @@
                 <w:szCs w:val="20"/>
                 <w:color w:val="000000"/>
               </w:rPr>
-              <w:t xml:space="preserve">0.024*</w:t>
+              <w:t xml:space="preserve">0.023*</w:t>
             </w:r>
           </w:p>
         </w:tc>
@@ -3881,7 +3871,6 @@
         <w:trPr>
           <w:trHeight w:val="360" w:hRule="auto"/>
         </w:trPr>
-        body10
         <w:tc>
           <w:tcPr>
             <w:vMerge/>
@@ -3976,7 +3965,7 @@
                 <w:szCs w:val="20"/>
                 <w:color w:val="000000"/>
               </w:rPr>
-              <w:t xml:space="preserve">CHG</w:t>
+              <w:t xml:space="preserve">CG</w:t>
             </w:r>
           </w:p>
         </w:tc>
@@ -4086,7 +4075,7 @@
                 <w:szCs w:val="20"/>
                 <w:color w:val="000000"/>
               </w:rPr>
-              <w:t xml:space="preserve">27,681.290</w:t>
+              <w:t xml:space="preserve">34,251.243</w:t>
             </w:r>
           </w:p>
         </w:tc>
@@ -4141,7 +4130,7 @@
                 <w:szCs w:val="20"/>
                 <w:color w:val="000000"/>
               </w:rPr>
-              <w:t xml:space="preserve">1.146</w:t>
+              <w:t xml:space="preserve">1.447</w:t>
             </w:r>
           </w:p>
         </w:tc>
@@ -4196,7 +4185,7 @@
                 <w:szCs w:val="20"/>
                 <w:color w:val="000000"/>
               </w:rPr>
-              <w:t xml:space="preserve">0.015*</w:t>
+              <w:t xml:space="preserve">&lt;0.001***</w:t>
             </w:r>
           </w:p>
         </w:tc>
@@ -4251,7 +4240,7 @@
                 <w:szCs w:val="20"/>
                 <w:color w:val="000000"/>
               </w:rPr>
-              <w:t xml:space="preserve">0.010</w:t>
+              <w:t xml:space="preserve">0.033</w:t>
             </w:r>
           </w:p>
         </w:tc>
@@ -4260,7 +4249,6 @@
         <w:trPr>
           <w:trHeight w:val="360" w:hRule="auto"/>
         </w:trPr>
-        body11
         <w:tc>
           <w:tcPr>
             <w:vMerge/>
@@ -4355,7 +4343,7 @@
                 <w:szCs w:val="20"/>
                 <w:color w:val="000000"/>
               </w:rPr>
-              <w:t xml:space="preserve">CHH</w:t>
+              <w:t xml:space="preserve">CHG</w:t>
             </w:r>
           </w:p>
         </w:tc>
@@ -4465,7 +4453,7 @@
                 <w:szCs w:val="20"/>
                 <w:color w:val="000000"/>
               </w:rPr>
-              <w:t xml:space="preserve">28,449.345</w:t>
+              <w:t xml:space="preserve">27,681.290</w:t>
             </w:r>
           </w:p>
         </w:tc>
@@ -4520,7 +4508,7 @@
                 <w:szCs w:val="20"/>
                 <w:color w:val="000000"/>
               </w:rPr>
-              <w:t xml:space="preserve">0.959</w:t>
+              <w:t xml:space="preserve">1.146</w:t>
             </w:r>
           </w:p>
         </w:tc>
@@ -4575,7 +4563,7 @@
                 <w:szCs w:val="20"/>
                 <w:color w:val="000000"/>
               </w:rPr>
-              <w:t xml:space="preserve">0.604</w:t>
+              <w:t xml:space="preserve">0.014*</w:t>
             </w:r>
           </w:p>
         </w:tc>
@@ -4630,7 +4618,7 @@
                 <w:szCs w:val="20"/>
                 <w:color w:val="000000"/>
               </w:rPr>
-              <w:t xml:space="preserve">-0.002</w:t>
+              <w:t xml:space="preserve">0.010</w:t>
             </w:r>
           </w:p>
         </w:tc>
@@ -4639,7 +4627,6 @@
         <w:trPr>
           <w:trHeight w:val="360" w:hRule="auto"/>
         </w:trPr>
-        body12
         <w:tc>
           <w:tcPr>
             <w:vMerge/>
@@ -4734,7 +4721,7 @@
                 <w:szCs w:val="20"/>
                 <w:color w:val="000000"/>
               </w:rPr>
-              <w:t xml:space="preserve"/>
+              <w:t xml:space="preserve">CHH</w:t>
             </w:r>
           </w:p>
         </w:tc>
@@ -4844,7 +4831,7 @@
                 <w:szCs w:val="20"/>
                 <w:color w:val="000000"/>
               </w:rPr>
-              <w:t xml:space="preserve">34,251.243</w:t>
+              <w:t xml:space="preserve">28,449.345</w:t>
             </w:r>
           </w:p>
         </w:tc>
@@ -4899,7 +4886,7 @@
                 <w:szCs w:val="20"/>
                 <w:color w:val="000000"/>
               </w:rPr>
-              <w:t xml:space="preserve">1.447</w:t>
+              <w:t xml:space="preserve">0.959</w:t>
             </w:r>
           </w:p>
         </w:tc>
@@ -4954,7 +4941,7 @@
                 <w:szCs w:val="20"/>
                 <w:color w:val="000000"/>
               </w:rPr>
-              <w:t xml:space="preserve">&lt;0.001***</w:t>
+              <w:t xml:space="preserve">0.604</w:t>
             </w:r>
           </w:p>
         </w:tc>
@@ -5009,7 +4996,7 @@
                 <w:szCs w:val="20"/>
                 <w:color w:val="000000"/>
               </w:rPr>
-              <w:t xml:space="preserve">0.033</w:t>
+              <w:t xml:space="preserve">-0.002</w:t>
             </w:r>
           </w:p>
         </w:tc>
@@ -5018,7 +5005,6 @@
         <w:trPr>
           <w:trHeight w:val="360" w:hRule="auto"/>
         </w:trPr>
-        body13
         <w:tc>
           <w:tcPr>
             <w:vMerge w:val="restart"/>
@@ -5071,7 +5057,7 @@
                 <w:szCs w:val="20"/>
                 <w:color w:val="000000"/>
               </w:rPr>
-              <w:t xml:space="preserve">EpiDIST ~ PC</w:t>
+              <w:t xml:space="preserve">EpiDist ~ PC</w:t>
             </w:r>
           </w:p>
         </w:tc>
@@ -5410,7 +5396,6 @@
         <w:trPr>
           <w:trHeight w:val="360" w:hRule="auto"/>
         </w:trPr>
-        body14
         <w:tc>
           <w:tcPr>
             <w:vMerge/>
@@ -5505,7 +5490,7 @@
                 <w:szCs w:val="20"/>
                 <w:color w:val="000000"/>
               </w:rPr>
-              <w:t xml:space="preserve">CHG</w:t>
+              <w:t xml:space="preserve">CG</w:t>
             </w:r>
           </w:p>
         </w:tc>
@@ -5615,7 +5600,7 @@
                 <w:szCs w:val="20"/>
                 <w:color w:val="000000"/>
               </w:rPr>
-              <w:t xml:space="preserve">42,322.212</w:t>
+              <w:t xml:space="preserve">15,972.317</w:t>
             </w:r>
           </w:p>
         </w:tc>
@@ -5670,7 +5655,7 @@
                 <w:szCs w:val="20"/>
                 <w:color w:val="000000"/>
               </w:rPr>
-              <w:t xml:space="preserve">5.196</w:t>
+              <w:t xml:space="preserve">1.955</w:t>
             </w:r>
           </w:p>
         </w:tc>
@@ -5780,7 +5765,7 @@
                 <w:szCs w:val="20"/>
                 <w:color w:val="000000"/>
               </w:rPr>
-              <w:t xml:space="preserve">0.097</w:t>
+              <w:t xml:space="preserve">0.024</w:t>
             </w:r>
           </w:p>
         </w:tc>
@@ -5789,7 +5774,6 @@
         <w:trPr>
           <w:trHeight w:val="360" w:hRule="auto"/>
         </w:trPr>
-        body15
         <w:tc>
           <w:tcPr>
             <w:vMerge/>
@@ -5884,7 +5868,7 @@
                 <w:szCs w:val="20"/>
                 <w:color w:val="000000"/>
               </w:rPr>
-              <w:t xml:space="preserve">CHH</w:t>
+              <w:t xml:space="preserve">CHG</w:t>
             </w:r>
           </w:p>
         </w:tc>
@@ -5994,7 +5978,7 @@
                 <w:szCs w:val="20"/>
                 <w:color w:val="000000"/>
               </w:rPr>
-              <w:t xml:space="preserve">192,949.328</w:t>
+              <w:t xml:space="preserve">42,322.212</w:t>
             </w:r>
           </w:p>
         </w:tc>
@@ -6049,7 +6033,7 @@
                 <w:szCs w:val="20"/>
                 <w:color w:val="000000"/>
               </w:rPr>
-              <w:t xml:space="preserve">19.570</w:t>
+              <w:t xml:space="preserve">5.196</w:t>
             </w:r>
           </w:p>
         </w:tc>
@@ -6159,7 +6143,7 @@
                 <w:szCs w:val="20"/>
                 <w:color w:val="000000"/>
               </w:rPr>
-              <w:t xml:space="preserve">0.323</w:t>
+              <w:t xml:space="preserve">0.097</w:t>
             </w:r>
           </w:p>
         </w:tc>
@@ -6168,7 +6152,6 @@
         <w:trPr>
           <w:trHeight w:val="360" w:hRule="auto"/>
         </w:trPr>
-        body16
         <w:tc>
           <w:tcPr>
             <w:vMerge/>
@@ -6263,7 +6246,7 @@
                 <w:szCs w:val="20"/>
                 <w:color w:val="000000"/>
               </w:rPr>
-              <w:t xml:space="preserve"/>
+              <w:t xml:space="preserve">CHH</w:t>
             </w:r>
           </w:p>
         </w:tc>
@@ -6373,7 +6356,7 @@
                 <w:szCs w:val="20"/>
                 <w:color w:val="000000"/>
               </w:rPr>
-              <w:t xml:space="preserve">15,972.317</w:t>
+              <w:t xml:space="preserve">192,949.328</w:t>
             </w:r>
           </w:p>
         </w:tc>
@@ -6428,7 +6411,7 @@
                 <w:szCs w:val="20"/>
                 <w:color w:val="000000"/>
               </w:rPr>
-              <w:t xml:space="preserve">1.955</w:t>
+              <w:t xml:space="preserve">19.570</w:t>
             </w:r>
           </w:p>
         </w:tc>
@@ -6538,7 +6521,7 @@
                 <w:szCs w:val="20"/>
                 <w:color w:val="000000"/>
               </w:rPr>
-              <w:t xml:space="preserve">0.024</w:t>
+              <w:t xml:space="preserve">0.323</w:t>
             </w:r>
           </w:p>
         </w:tc>
@@ -6572,7 +6555,6 @@
           <w:trHeight w:val="360" w:hRule="auto"/>
           <w:tblHeader/>
         </w:trPr>
-        header 1
         <w:tc>
           <w:tcPr>
             <w:tcBorders>
@@ -6963,7 +6945,6 @@
         <w:trPr>
           <w:trHeight w:val="360" w:hRule="auto"/>
         </w:trPr>
-        body 1
         <w:tc>
           <w:tcPr>
             <w:vMerge w:val="restart"/>
@@ -7016,7 +6997,7 @@
                 <w:szCs w:val="20"/>
                 <w:color w:val="000000"/>
               </w:rPr>
-              <w:t xml:space="preserve">EpiDIST ~ M * S</w:t>
+              <w:t xml:space="preserve">EpiDist ~ M * S</w:t>
             </w:r>
           </w:p>
         </w:tc>
@@ -7347,7 +7328,7 @@
                 <w:szCs w:val="20"/>
                 <w:color w:val="000000"/>
               </w:rPr>
-              <w:t xml:space="preserve">0.105</w:t>
+              <w:t xml:space="preserve">0.102</w:t>
             </w:r>
           </w:p>
         </w:tc>
@@ -7356,7 +7337,6 @@
         <w:trPr>
           <w:trHeight w:val="360" w:hRule="auto"/>
         </w:trPr>
-        body 2
         <w:tc>
           <w:tcPr>
             <w:vMerge/>
@@ -7714,7 +7694,7 @@
                 <w:szCs w:val="20"/>
                 <w:color w:val="000000"/>
               </w:rPr>
-              <w:t xml:space="preserve">0.099</w:t>
+              <w:t xml:space="preserve">0.095</w:t>
             </w:r>
           </w:p>
         </w:tc>
@@ -7723,7 +7703,6 @@
         <w:trPr>
           <w:trHeight w:val="360" w:hRule="auto"/>
         </w:trPr>
-        body 3
         <w:tc>
           <w:tcPr>
             <w:vMerge/>
@@ -8081,7 +8060,7 @@
                 <w:szCs w:val="20"/>
                 <w:color w:val="000000"/>
               </w:rPr>
-              <w:t xml:space="preserve">0.066</w:t>
+              <w:t xml:space="preserve">0.065</w:t>
             </w:r>
           </w:p>
         </w:tc>
@@ -8090,7 +8069,6 @@
         <w:trPr>
           <w:trHeight w:val="360" w:hRule="auto"/>
         </w:trPr>
-        body 4
         <w:tc>
           <w:tcPr>
             <w:vMerge/>
@@ -8186,7 +8164,7 @@
                 <w:szCs w:val="20"/>
                 <w:color w:val="000000"/>
               </w:rPr>
-              <w:t xml:space="preserve">CHG</w:t>
+              <w:t xml:space="preserve">CG</w:t>
             </w:r>
           </w:p>
         </w:tc>
@@ -8351,7 +8329,7 @@
                 <w:szCs w:val="20"/>
                 <w:color w:val="000000"/>
               </w:rPr>
-              <w:t xml:space="preserve">12,223.547</w:t>
+              <w:t xml:space="preserve">17,349.880</w:t>
             </w:r>
           </w:p>
         </w:tc>
@@ -8406,7 +8384,7 @@
                 <w:szCs w:val="20"/>
                 <w:color w:val="000000"/>
               </w:rPr>
-              <w:t xml:space="preserve">1.388</w:t>
+              <w:t xml:space="preserve">2.150</w:t>
             </w:r>
           </w:p>
         </w:tc>
@@ -8461,7 +8439,7 @@
                 <w:szCs w:val="20"/>
                 <w:color w:val="000000"/>
               </w:rPr>
-              <w:t xml:space="preserve">0.032*</w:t>
+              <w:t xml:space="preserve">&lt;0.001***</w:t>
             </w:r>
           </w:p>
         </w:tc>
@@ -8470,7 +8448,6 @@
         <w:trPr>
           <w:trHeight w:val="360" w:hRule="auto"/>
         </w:trPr>
-        body 5
         <w:tc>
           <w:tcPr>
             <w:vMerge/>
@@ -8718,7 +8695,7 @@
                 <w:szCs w:val="20"/>
                 <w:color w:val="000000"/>
               </w:rPr>
-              <w:t xml:space="preserve">11,410.277</w:t>
+              <w:t xml:space="preserve">10,311.502</w:t>
             </w:r>
           </w:p>
         </w:tc>
@@ -8773,7 +8750,7 @@
                 <w:szCs w:val="20"/>
                 <w:color w:val="000000"/>
               </w:rPr>
-              <w:t xml:space="preserve">1.296</w:t>
+              <w:t xml:space="preserve">1.278</w:t>
             </w:r>
           </w:p>
         </w:tc>
@@ -8828,7 +8805,7 @@
                 <w:szCs w:val="20"/>
                 <w:color w:val="000000"/>
               </w:rPr>
-              <w:t xml:space="preserve">0.066</w:t>
+              <w:t xml:space="preserve">0.031*</w:t>
             </w:r>
           </w:p>
         </w:tc>
@@ -8837,7 +8814,6 @@
         <w:trPr>
           <w:trHeight w:val="360" w:hRule="auto"/>
         </w:trPr>
-        body 6
         <w:tc>
           <w:tcPr>
             <w:vMerge/>
@@ -9085,7 +9061,7 @@
                 <w:szCs w:val="20"/>
                 <w:color w:val="000000"/>
               </w:rPr>
-              <w:t xml:space="preserve">11,211.389</w:t>
+              <w:t xml:space="preserve">8,227.944</w:t>
             </w:r>
           </w:p>
         </w:tc>
@@ -9140,7 +9116,7 @@
                 <w:szCs w:val="20"/>
                 <w:color w:val="000000"/>
               </w:rPr>
-              <w:t xml:space="preserve">1.273</w:t>
+              <w:t xml:space="preserve">1.020</w:t>
             </w:r>
           </w:p>
         </w:tc>
@@ -9195,7 +9171,7 @@
                 <w:szCs w:val="20"/>
                 <w:color w:val="000000"/>
               </w:rPr>
-              <w:t xml:space="preserve">0.075</w:t>
+              <w:t xml:space="preserve">0.387</w:t>
             </w:r>
           </w:p>
         </w:tc>
@@ -9204,7 +9180,6 @@
         <w:trPr>
           <w:trHeight w:val="360" w:hRule="auto"/>
         </w:trPr>
-        body 7
         <w:tc>
           <w:tcPr>
             <w:vMerge/>
@@ -9300,7 +9275,7 @@
                 <w:szCs w:val="20"/>
                 <w:color w:val="000000"/>
               </w:rPr>
-              <w:t xml:space="preserve">CHH</w:t>
+              <w:t xml:space="preserve">CHG</w:t>
             </w:r>
           </w:p>
         </w:tc>
@@ -9465,7 +9440,7 @@
                 <w:szCs w:val="20"/>
                 <w:color w:val="000000"/>
               </w:rPr>
-              <w:t xml:space="preserve">14,660.417</w:t>
+              <w:t xml:space="preserve">12,223.547</w:t>
             </w:r>
           </w:p>
         </w:tc>
@@ -9520,7 +9495,7 @@
                 <w:szCs w:val="20"/>
                 <w:color w:val="000000"/>
               </w:rPr>
-              <w:t xml:space="preserve">1.058</w:t>
+              <w:t xml:space="preserve">1.388</w:t>
             </w:r>
           </w:p>
         </w:tc>
@@ -9575,7 +9550,7 @@
                 <w:szCs w:val="20"/>
                 <w:color w:val="000000"/>
               </w:rPr>
-              <w:t xml:space="preserve">0.331</w:t>
+              <w:t xml:space="preserve">0.035*</w:t>
             </w:r>
           </w:p>
         </w:tc>
@@ -9584,7 +9559,6 @@
         <w:trPr>
           <w:trHeight w:val="360" w:hRule="auto"/>
         </w:trPr>
-        body 8
         <w:tc>
           <w:tcPr>
             <w:vMerge/>
@@ -9832,7 +9806,7 @@
                 <w:szCs w:val="20"/>
                 <w:color w:val="000000"/>
               </w:rPr>
-              <w:t xml:space="preserve">23,562.991</w:t>
+              <w:t xml:space="preserve">11,410.277</w:t>
             </w:r>
           </w:p>
         </w:tc>
@@ -9887,7 +9861,7 @@
                 <w:szCs w:val="20"/>
                 <w:color w:val="000000"/>
               </w:rPr>
-              <w:t xml:space="preserve">1.701</w:t>
+              <w:t xml:space="preserve">1.296</w:t>
             </w:r>
           </w:p>
         </w:tc>
@@ -9942,7 +9916,7 @@
                 <w:szCs w:val="20"/>
                 <w:color w:val="000000"/>
               </w:rPr>
-              <w:t xml:space="preserve">0.108</w:t>
+              <w:t xml:space="preserve">0.064</w:t>
             </w:r>
           </w:p>
         </w:tc>
@@ -9951,7 +9925,6 @@
         <w:trPr>
           <w:trHeight w:val="360" w:hRule="auto"/>
         </w:trPr>
-        body 9
         <w:tc>
           <w:tcPr>
             <w:vMerge/>
@@ -10199,7 +10172,7 @@
                 <w:szCs w:val="20"/>
                 <w:color w:val="000000"/>
               </w:rPr>
-              <w:t xml:space="preserve">30,601.114</w:t>
+              <w:t xml:space="preserve">11,211.389</w:t>
             </w:r>
           </w:p>
         </w:tc>
@@ -10254,7 +10227,7 @@
                 <w:szCs w:val="20"/>
                 <w:color w:val="000000"/>
               </w:rPr>
-              <w:t xml:space="preserve">2.209</w:t>
+              <w:t xml:space="preserve">1.273</w:t>
             </w:r>
           </w:p>
         </w:tc>
@@ -10309,7 +10282,7 @@
                 <w:szCs w:val="20"/>
                 <w:color w:val="000000"/>
               </w:rPr>
-              <w:t xml:space="preserve">0.058</w:t>
+              <w:t xml:space="preserve">0.075</w:t>
             </w:r>
           </w:p>
         </w:tc>
@@ -10318,7 +10291,6 @@
         <w:trPr>
           <w:trHeight w:val="360" w:hRule="auto"/>
         </w:trPr>
-        body10
         <w:tc>
           <w:tcPr>
             <w:vMerge/>
@@ -10414,7 +10386,7 @@
                 <w:szCs w:val="20"/>
                 <w:color w:val="000000"/>
               </w:rPr>
-              <w:t xml:space="preserve"/>
+              <w:t xml:space="preserve">CHH</w:t>
             </w:r>
           </w:p>
         </w:tc>
@@ -10579,7 +10551,7 @@
                 <w:szCs w:val="20"/>
                 <w:color w:val="000000"/>
               </w:rPr>
-              <w:t xml:space="preserve">17,349.880</w:t>
+              <w:t xml:space="preserve">14,660.417</w:t>
             </w:r>
           </w:p>
         </w:tc>
@@ -10634,7 +10606,7 @@
                 <w:szCs w:val="20"/>
                 <w:color w:val="000000"/>
               </w:rPr>
-              <w:t xml:space="preserve">2.150</w:t>
+              <w:t xml:space="preserve">1.058</w:t>
             </w:r>
           </w:p>
         </w:tc>
@@ -10689,7 +10661,7 @@
                 <w:szCs w:val="20"/>
                 <w:color w:val="000000"/>
               </w:rPr>
-              <w:t xml:space="preserve">&lt;0.001***</w:t>
+              <w:t xml:space="preserve">0.338</w:t>
             </w:r>
           </w:p>
         </w:tc>
@@ -10698,7 +10670,6 @@
         <w:trPr>
           <w:trHeight w:val="360" w:hRule="auto"/>
         </w:trPr>
-        body11
         <w:tc>
           <w:tcPr>
             <w:vMerge/>
@@ -10946,7 +10917,7 @@
                 <w:szCs w:val="20"/>
                 <w:color w:val="000000"/>
               </w:rPr>
-              <w:t xml:space="preserve">10,311.502</w:t>
+              <w:t xml:space="preserve">23,562.991</w:t>
             </w:r>
           </w:p>
         </w:tc>
@@ -11001,7 +10972,7 @@
                 <w:szCs w:val="20"/>
                 <w:color w:val="000000"/>
               </w:rPr>
-              <w:t xml:space="preserve">1.278</w:t>
+              <w:t xml:space="preserve">1.701</w:t>
             </w:r>
           </w:p>
         </w:tc>
@@ -11056,7 +11027,7 @@
                 <w:szCs w:val="20"/>
                 <w:color w:val="000000"/>
               </w:rPr>
-              <w:t xml:space="preserve">0.031*</w:t>
+              <w:t xml:space="preserve">0.108</w:t>
             </w:r>
           </w:p>
         </w:tc>
@@ -11065,7 +11036,6 @@
         <w:trPr>
           <w:trHeight w:val="360" w:hRule="auto"/>
         </w:trPr>
-        body12
         <w:tc>
           <w:tcPr>
             <w:vMerge/>
@@ -11313,7 +11283,7 @@
                 <w:szCs w:val="20"/>
                 <w:color w:val="000000"/>
               </w:rPr>
-              <w:t xml:space="preserve">8,227.944</w:t>
+              <w:t xml:space="preserve">30,601.114</w:t>
             </w:r>
           </w:p>
         </w:tc>
@@ -11368,7 +11338,7 @@
                 <w:szCs w:val="20"/>
                 <w:color w:val="000000"/>
               </w:rPr>
-              <w:t xml:space="preserve">1.020</w:t>
+              <w:t xml:space="preserve">2.209</w:t>
             </w:r>
           </w:p>
         </w:tc>
@@ -11423,7 +11393,7 @@
                 <w:szCs w:val="20"/>
                 <w:color w:val="000000"/>
               </w:rPr>
-              <w:t xml:space="preserve">0.379</w:t>
+              <w:t xml:space="preserve">0.062</w:t>
             </w:r>
           </w:p>
         </w:tc>
@@ -11472,7 +11442,6 @@
           <w:trHeight w:val="360" w:hRule="auto"/>
           <w:tblHeader/>
         </w:trPr>
-        header1
         <w:tc>
           <w:tcPr>
             <w:tcBorders>
@@ -11808,7 +11777,6 @@
         <w:trPr>
           <w:trHeight w:val="360" w:hRule="auto"/>
         </w:trPr>
-        body1
         <w:tc>
           <w:tcPr>
             <w:tcBorders>
@@ -11860,7 +11828,7 @@
                 <w:szCs w:val="20"/>
                 <w:color w:val="000000"/>
               </w:rPr>
-              <w:t xml:space="preserve">GenDIST ~ M</w:t>
+              <w:t xml:space="preserve">GenDist ~ M</w:t>
             </w:r>
           </w:p>
         </w:tc>
@@ -12080,7 +12048,7 @@
                 <w:szCs w:val="20"/>
                 <w:color w:val="000000"/>
               </w:rPr>
-              <w:t xml:space="preserve">0.107</w:t>
+              <w:t xml:space="preserve">0.103</w:t>
             </w:r>
           </w:p>
         </w:tc>
@@ -12144,7 +12112,6 @@
         <w:trPr>
           <w:trHeight w:val="360" w:hRule="auto"/>
         </w:trPr>
-        body2
         <w:tc>
           <w:tcPr>
             <w:tcBorders>
@@ -12196,7 +12163,7 @@
                 <w:szCs w:val="20"/>
                 <w:color w:val="000000"/>
               </w:rPr>
-              <w:t xml:space="preserve">PhenoDIST ~ M</w:t>
+              <w:t xml:space="preserve">PhenoDist ~ M</w:t>
             </w:r>
           </w:p>
         </w:tc>
@@ -12416,7 +12383,7 @@
                 <w:szCs w:val="20"/>
                 <w:color w:val="000000"/>
               </w:rPr>
-              <w:t xml:space="preserve">0.138</w:t>
+              <w:t xml:space="preserve">0.136</w:t>
             </w:r>
           </w:p>
         </w:tc>
@@ -12480,7 +12447,6 @@
         <w:trPr>
           <w:trHeight w:val="360" w:hRule="auto"/>
         </w:trPr>
-        body3
         <w:tc>
           <w:tcPr>
             <w:tcBorders>
@@ -12532,7 +12498,7 @@
                 <w:szCs w:val="20"/>
                 <w:color w:val="000000"/>
               </w:rPr>
-              <w:t xml:space="preserve">PhenoDIST ~ M * S</w:t>
+              <w:t xml:space="preserve">PhenoDist ~ M * S</w:t>
             </w:r>
           </w:p>
         </w:tc>
@@ -12752,7 +12718,7 @@
                 <w:szCs w:val="20"/>
                 <w:color w:val="000000"/>
               </w:rPr>
-              <w:t xml:space="preserve">0.038*</w:t>
+              <w:t xml:space="preserve">0.039*</w:t>
             </w:r>
           </w:p>
         </w:tc>
@@ -12840,7 +12806,6 @@
           <w:trHeight w:val="360" w:hRule="auto"/>
           <w:tblHeader/>
         </w:trPr>
-        header1
         <w:tc>
           <w:tcPr>
             <w:tcBorders>
@@ -13176,7 +13141,6 @@
         <w:trPr>
           <w:trHeight w:val="360" w:hRule="auto"/>
         </w:trPr>
-        body1
         <w:tc>
           <w:tcPr>
             <w:tcBorders>
@@ -13228,7 +13192,7 @@
                 <w:szCs w:val="20"/>
                 <w:color w:val="000000"/>
               </w:rPr>
-              <w:t xml:space="preserve">PhenoDIST ~ M * S</w:t>
+              <w:t xml:space="preserve">PhenoDist ~ M * S</w:t>
             </w:r>
           </w:p>
         </w:tc>
@@ -13503,7 +13467,7 @@
                 <w:szCs w:val="20"/>
                 <w:color w:val="000000"/>
               </w:rPr>
-              <w:t xml:space="preserve">0.123</w:t>
+              <w:t xml:space="preserve">0.129</w:t>
             </w:r>
           </w:p>
         </w:tc>
@@ -13512,7 +13476,6 @@
         <w:trPr>
           <w:trHeight w:val="360" w:hRule="auto"/>
         </w:trPr>
-        body2
         <w:tc>
           <w:tcPr>
             <w:tcBorders>
@@ -13564,7 +13527,7 @@
                 <w:szCs w:val="20"/>
                 <w:color w:val="000000"/>
               </w:rPr>
-              <w:t xml:space="preserve">PhenoDIST ~ M * S</w:t>
+              <w:t xml:space="preserve">PhenoDist ~ M * S</w:t>
             </w:r>
           </w:p>
         </w:tc>
@@ -13839,7 +13802,7 @@
                 <w:szCs w:val="20"/>
                 <w:color w:val="000000"/>
               </w:rPr>
-              <w:t xml:space="preserve">0.035*</w:t>
+              <w:t xml:space="preserve">0.038*</w:t>
             </w:r>
           </w:p>
         </w:tc>
@@ -13848,7 +13811,6 @@
         <w:trPr>
           <w:trHeight w:val="360" w:hRule="auto"/>
         </w:trPr>
-        body3
         <w:tc>
           <w:tcPr>
             <w:tcBorders>
@@ -13900,7 +13862,7 @@
                 <w:szCs w:val="20"/>
                 <w:color w:val="000000"/>
               </w:rPr>
-              <w:t xml:space="preserve">PhenoDIST ~ M * S</w:t>
+              <w:t xml:space="preserve">PhenoDist ~ M * S</w:t>
             </w:r>
           </w:p>
         </w:tc>
@@ -14175,7 +14137,7 @@
                 <w:szCs w:val="20"/>
                 <w:color w:val="000000"/>
               </w:rPr>
-              <w:t xml:space="preserve">0.371</w:t>
+              <w:t xml:space="preserve">0.375</w:t>
             </w:r>
           </w:p>
         </w:tc>

--- a/plantago_pseudo/tablas_dbRDA.docx
+++ b/plantago_pseudo/tablas_dbRDA.docx
@@ -17,7 +17,7 @@
         <w:ind w:left="60" w:right="60" w:firstLine="0" w:firstLineChars="0"/>
       </w:pPr>
       <w:r>
-        <w:t xml:space="preserve">Table 1. Results of the distance-based redundancy analysis (dbRDA) showing the percentage of epigenetic variance (EpiDist) explained by maternal environment (M), real-time herbivory simulation (S), and/or their interaction (M:S) across different genomic contexts. The models include analyses with and without adjusting for genetic structure (PC). PC: first principal component from genetic data explaining 23.57% of the variance in scaled allele frequencies. Significance codes: *** p &lt; 0.001, ** p &lt; 0.01, * p &lt; 0.05.The results of the ANOVA performed to test for the significance of each predictor in the model with the interaction term (ANOVA by terms) are also shown.</w:t>
+        <w:t xml:space="preserve">Table 1. Results of the distance-based redundancy analysis (dbRDA) showing the percentage of epigenetic variance (EpiDist) explained by maternal environment (Maternal), real-time herbivory simulation (Simulation), and/or their interaction (M*S) across different genomic contexts. The models include analyses with and without adjusting for genetic variability (GenVar). GenVar: first principal component from genetic data explaining 23.57% of the variance in scaled allele frequencies. Significance codes: *** p &lt; 0.001, ** p &lt; 0.01, * p &lt; 0.05.The results of the ANOVA performed to test for the significance of each predictor in the model with the interaction term (ANOVA by terms) are also shown.</w:t>
       </w:r>
     </w:p>
     <w:tbl xmlns:a="http://schemas.openxmlformats.org/drawingml/2006/main" xmlns:pic="http://schemas.openxmlformats.org/drawingml/2006/picture">
@@ -27,10 +27,9 @@
         <w:tblLook w:firstRow="1" w:lastRow="0" w:firstColumn="0" w:lastColumn="0" w:noHBand="0" w:noVBand="1"/>
       </w:tblPr>
       <w:tblGrid>
+        <w:gridCol w:w="1152"/>
         <w:gridCol w:w="3168"/>
-        <w:gridCol w:w="1152"/>
         <w:gridCol w:w="720"/>
-        <w:gridCol w:w="1440"/>
         <w:gridCol w:w="1152"/>
         <w:gridCol w:w="1152"/>
         <w:gridCol w:w="1152"/>
@@ -91,7 +90,7 @@
                 <w:szCs w:val="22"/>
                 <w:color w:val="000000"/>
               </w:rPr>
-              <w:t xml:space="preserve">Model</w:t>
+              <w:t xml:space="preserve">Ctxt</w:t>
             </w:r>
           </w:p>
         </w:tc>
@@ -146,7 +145,7 @@
                 <w:szCs w:val="22"/>
                 <w:color w:val="000000"/>
               </w:rPr>
-              <w:t xml:space="preserve">Ctxt</w:t>
+              <w:t xml:space="preserve">Model</w:t>
             </w:r>
           </w:p>
         </w:tc>
@@ -256,7 +255,7 @@
                 <w:szCs w:val="22"/>
                 <w:color w:val="000000"/>
               </w:rPr>
-              <w:t xml:space="preserve">SumOfSqs</w:t>
+              <w:t xml:space="preserve">F</w:t>
             </w:r>
           </w:p>
         </w:tc>
@@ -280,7 +279,7 @@
           <w:p>
             <w:pPr>
               <w:pStyle w:val="Normal"/>
-              <w:jc w:val="right"/>
+              <w:jc w:val="left"/>
               <w:pBdr>
                 <w:bottom w:val="none" w:sz="0" w:space="0" w:color="000000"/>
                 <w:top w:val="none" w:sz="0" w:space="0" w:color="000000"/>
@@ -311,62 +310,7 @@
                 <w:szCs w:val="22"/>
                 <w:color w:val="000000"/>
               </w:rPr>
-              <w:t xml:space="preserve">F</w:t>
-            </w:r>
-          </w:p>
-        </w:tc>
-        <w:tc>
-          <w:tcPr>
-            <w:tcBorders>
-              <w:bottom w:val="single" w:sz="12" w:space="0" w:color="666666"/>
-              <w:top w:val="single" w:sz="12" w:space="0" w:color="666666"/>
-              <w:left w:val="none" w:sz="0" w:space="0" w:color="000000"/>
-              <w:right w:val="none" w:sz="0" w:space="0" w:color="000000"/>
-            </w:tcBorders>
-            <w:shd w:val="clear" w:color="auto" w:fill="FFFFFF"/>
-            <w:tcMar>
-              <w:top w:w="0" w:type="dxa"/>
-              <w:bottom w:w="0" w:type="dxa"/>
-              <w:left w:w="0" w:type="dxa"/>
-              <w:right w:w="0" w:type="dxa"/>
-            </w:tcMar>
-            <w:vAlign w:val="center"/>
-          </w:tcPr>
-          <w:p>
-            <w:pPr>
-              <w:pStyle w:val="Normal"/>
-              <w:jc w:val="left"/>
-              <w:pBdr>
-                <w:bottom w:val="none" w:sz="0" w:space="0" w:color="000000"/>
-                <w:top w:val="none" w:sz="0" w:space="0" w:color="000000"/>
-                <w:left w:val="none" w:sz="0" w:space="0" w:color="000000"/>
-                <w:right w:val="none" w:sz="0" w:space="0" w:color="000000"/>
-              </w:pBdr>
-              <w:spacing w:after="100" w:before="100" w:line="240"/>
-              <w:ind w:left="100" w:right="100" w:firstLine="0" w:firstLineChars="0"/>
-              <w:rPr>
-                <w:rFonts w:ascii="Arial" w:hAnsi="Arial" w:eastAsia="Arial" w:cs="Arial"/>
-                <w:i w:val="false"/>
-                <w:b w:val="false"/>
-                <w:u w:val="none"/>
-                <w:strike w:val="false"/>
-                <w:sz w:val="22"/>
-                <w:szCs w:val="22"/>
-                <w:color w:val="000000"/>
-              </w:rPr>
-            </w:pPr>
-            <w:r>
-              <w:rPr>
-                <w:rFonts w:ascii="Arial" w:hAnsi="Arial" w:eastAsia="Arial" w:cs="Arial"/>
-                <w:i w:val="false"/>
-                <w:b w:val="false"/>
-                <w:u w:val="none"/>
-                <w:strike w:val="false"/>
-                <w:sz w:val="22"/>
-                <w:szCs w:val="22"/>
-                <w:color w:val="000000"/>
-              </w:rPr>
-              <w:t xml:space="preserve">Pr(&gt;F)</w:t>
+              <w:t xml:space="preserve">p-value</w:t>
             </w:r>
           </w:p>
         </w:tc>
@@ -432,7 +376,6 @@
         </w:trPr>
         <w:tc>
           <w:tcPr>
-            <w:vMerge w:val="restart"/>
             <w:tcBorders>
               <w:bottom w:val="none" w:sz="0" w:space="0" w:color="000000"/>
               <w:top w:val="single" w:sz="12" w:space="0" w:color="666666"/>
@@ -482,7 +425,7 @@
                 <w:szCs w:val="20"/>
                 <w:color w:val="000000"/>
               </w:rPr>
-              <w:t xml:space="preserve">EpiDist ~ M</w:t>
+              <w:t xml:space="preserve">All</w:t>
             </w:r>
           </w:p>
         </w:tc>
@@ -537,7 +480,7 @@
                 <w:szCs w:val="20"/>
                 <w:color w:val="000000"/>
               </w:rPr>
-              <w:t xml:space="preserve">All</w:t>
+              <w:t xml:space="preserve">EpiDist ~ Maternal</w:t>
             </w:r>
           </w:p>
         </w:tc>
@@ -647,7 +590,7 @@
                 <w:szCs w:val="20"/>
                 <w:color w:val="000000"/>
               </w:rPr>
-              <w:t xml:space="preserve">44,233.843</w:t>
+              <w:t xml:space="preserve">1.399</w:t>
             </w:r>
           </w:p>
         </w:tc>
@@ -671,61 +614,6 @@
           <w:p>
             <w:pPr>
               <w:pStyle w:val="Normal"/>
-              <w:jc w:val="right"/>
-              <w:pBdr>
-                <w:bottom w:val="none" w:sz="0" w:space="0" w:color="000000"/>
-                <w:top w:val="none" w:sz="0" w:space="0" w:color="000000"/>
-                <w:left w:val="none" w:sz="0" w:space="0" w:color="000000"/>
-                <w:right w:val="none" w:sz="0" w:space="0" w:color="000000"/>
-              </w:pBdr>
-              <w:spacing w:after="100" w:before="100" w:line="240"/>
-              <w:ind w:left="100" w:right="100" w:firstLine="0" w:firstLineChars="0"/>
-              <w:rPr>
-                <w:rFonts w:ascii="Arial" w:hAnsi="Arial" w:eastAsia="Arial" w:cs="Arial"/>
-                <w:i w:val="false"/>
-                <w:b w:val="false"/>
-                <w:u w:val="none"/>
-                <w:strike w:val="false"/>
-                <w:sz w:val="20"/>
-                <w:szCs w:val="20"/>
-                <w:color w:val="000000"/>
-              </w:rPr>
-            </w:pPr>
-            <w:r>
-              <w:rPr>
-                <w:rFonts w:ascii="Arial" w:hAnsi="Arial" w:eastAsia="Arial" w:cs="Arial"/>
-                <w:i w:val="false"/>
-                <w:b w:val="false"/>
-                <w:u w:val="none"/>
-                <w:strike w:val="false"/>
-                <w:sz w:val="20"/>
-                <w:szCs w:val="20"/>
-                <w:color w:val="000000"/>
-              </w:rPr>
-              <w:t xml:space="preserve">1.399</w:t>
-            </w:r>
-          </w:p>
-        </w:tc>
-        <w:tc>
-          <w:tcPr>
-            <w:tcBorders>
-              <w:bottom w:val="none" w:sz="0" w:space="0" w:color="000000"/>
-              <w:top w:val="single" w:sz="12" w:space="0" w:color="666666"/>
-              <w:left w:val="none" w:sz="0" w:space="0" w:color="000000"/>
-              <w:right w:val="none" w:sz="0" w:space="0" w:color="000000"/>
-            </w:tcBorders>
-            <w:shd w:val="clear" w:color="auto" w:fill="FFFFFF"/>
-            <w:tcMar>
-              <w:top w:w="0" w:type="dxa"/>
-              <w:bottom w:w="0" w:type="dxa"/>
-              <w:left w:w="0" w:type="dxa"/>
-              <w:right w:w="0" w:type="dxa"/>
-            </w:tcMar>
-            <w:vAlign w:val="center"/>
-          </w:tcPr>
-          <w:p>
-            <w:pPr>
-              <w:pStyle w:val="Normal"/>
               <w:jc w:val="left"/>
               <w:pBdr>
                 <w:bottom w:val="none" w:sz="0" w:space="0" w:color="000000"/>
@@ -757,7 +645,7 @@
                 <w:szCs w:val="20"/>
                 <w:color w:val="000000"/>
               </w:rPr>
-              <w:t xml:space="preserve">0.110</w:t>
+              <w:t xml:space="preserve">0.109</w:t>
             </w:r>
           </w:p>
         </w:tc>
@@ -823,7 +711,6 @@
         </w:trPr>
         <w:tc>
           <w:tcPr>
-            <w:vMerge/>
             <w:tcBorders>
               <w:bottom w:val="none" w:sz="0" w:space="0" w:color="000000"/>
               <w:top w:val="none" w:sz="0" w:space="0" w:color="000000"/>
@@ -862,6 +749,19 @@
                 <w:color w:val="000000"/>
               </w:rPr>
             </w:pPr>
+            <w:r>
+              <w:rPr>
+                <w:rFonts w:ascii="Arial" w:hAnsi="Arial" w:eastAsia="Arial" w:cs="Arial"/>
+                <w:i w:val="false"/>
+                <w:b w:val="false"/>
+                <w:u w:val="none"/>
+                <w:strike w:val="false"/>
+                <w:sz w:val="20"/>
+                <w:szCs w:val="20"/>
+                <w:color w:val="000000"/>
+              </w:rPr>
+              <w:t xml:space="preserve">All</w:t>
+            </w:r>
           </w:p>
         </w:tc>
         <w:tc>
@@ -915,7 +815,7 @@
                 <w:szCs w:val="20"/>
                 <w:color w:val="000000"/>
               </w:rPr>
-              <w:t xml:space="preserve">CG</w:t>
+              <w:t xml:space="preserve">EpiDist ~ Simulation</w:t>
             </w:r>
           </w:p>
         </w:tc>
@@ -1025,7 +925,62 @@
                 <w:szCs w:val="20"/>
                 <w:color w:val="000000"/>
               </w:rPr>
-              <w:t xml:space="preserve">17,349.880</w:t>
+              <w:t xml:space="preserve">1.433</w:t>
+            </w:r>
+          </w:p>
+        </w:tc>
+        <w:tc>
+          <w:tcPr>
+            <w:tcBorders>
+              <w:bottom w:val="none" w:sz="0" w:space="0" w:color="000000"/>
+              <w:top w:val="none" w:sz="0" w:space="0" w:color="000000"/>
+              <w:left w:val="none" w:sz="0" w:space="0" w:color="000000"/>
+              <w:right w:val="none" w:sz="0" w:space="0" w:color="000000"/>
+            </w:tcBorders>
+            <w:shd w:val="clear" w:color="auto" w:fill="FFFFFF"/>
+            <w:tcMar>
+              <w:top w:w="0" w:type="dxa"/>
+              <w:bottom w:w="0" w:type="dxa"/>
+              <w:left w:w="0" w:type="dxa"/>
+              <w:right w:w="0" w:type="dxa"/>
+            </w:tcMar>
+            <w:vAlign w:val="center"/>
+          </w:tcPr>
+          <w:p>
+            <w:pPr>
+              <w:pStyle w:val="Normal"/>
+              <w:jc w:val="left"/>
+              <w:pBdr>
+                <w:bottom w:val="none" w:sz="0" w:space="0" w:color="000000"/>
+                <w:top w:val="none" w:sz="0" w:space="0" w:color="000000"/>
+                <w:left w:val="none" w:sz="0" w:space="0" w:color="000000"/>
+                <w:right w:val="none" w:sz="0" w:space="0" w:color="000000"/>
+              </w:pBdr>
+              <w:spacing w:after="100" w:before="100" w:line="240"/>
+              <w:ind w:left="100" w:right="100" w:firstLine="0" w:firstLineChars="0"/>
+              <w:rPr>
+                <w:rFonts w:ascii="Arial" w:hAnsi="Arial" w:eastAsia="Arial" w:cs="Arial"/>
+                <w:i w:val="false"/>
+                <w:b w:val="false"/>
+                <w:u w:val="none"/>
+                <w:strike w:val="false"/>
+                <w:sz w:val="20"/>
+                <w:szCs w:val="20"/>
+                <w:color w:val="000000"/>
+              </w:rPr>
+            </w:pPr>
+            <w:r>
+              <w:rPr>
+                <w:rFonts w:ascii="Arial" w:hAnsi="Arial" w:eastAsia="Arial" w:cs="Arial"/>
+                <w:i w:val="false"/>
+                <w:b w:val="false"/>
+                <w:u w:val="none"/>
+                <w:strike w:val="false"/>
+                <w:sz w:val="20"/>
+                <w:szCs w:val="20"/>
+                <w:color w:val="000000"/>
+              </w:rPr>
+              <w:t xml:space="preserve">0.100</w:t>
             </w:r>
           </w:p>
         </w:tc>
@@ -1080,117 +1035,7 @@
                 <w:szCs w:val="20"/>
                 <w:color w:val="000000"/>
               </w:rPr>
-              <w:t xml:space="preserve">2.133</w:t>
-            </w:r>
-          </w:p>
-        </w:tc>
-        <w:tc>
-          <w:tcPr>
-            <w:tcBorders>
-              <w:bottom w:val="none" w:sz="0" w:space="0" w:color="000000"/>
-              <w:top w:val="none" w:sz="0" w:space="0" w:color="000000"/>
-              <w:left w:val="none" w:sz="0" w:space="0" w:color="000000"/>
-              <w:right w:val="none" w:sz="0" w:space="0" w:color="000000"/>
-            </w:tcBorders>
-            <w:shd w:val="clear" w:color="auto" w:fill="FFFFFF"/>
-            <w:tcMar>
-              <w:top w:w="0" w:type="dxa"/>
-              <w:bottom w:w="0" w:type="dxa"/>
-              <w:left w:w="0" w:type="dxa"/>
-              <w:right w:w="0" w:type="dxa"/>
-            </w:tcMar>
-            <w:vAlign w:val="center"/>
-          </w:tcPr>
-          <w:p>
-            <w:pPr>
-              <w:pStyle w:val="Normal"/>
-              <w:jc w:val="left"/>
-              <w:pBdr>
-                <w:bottom w:val="none" w:sz="0" w:space="0" w:color="000000"/>
-                <w:top w:val="none" w:sz="0" w:space="0" w:color="000000"/>
-                <w:left w:val="none" w:sz="0" w:space="0" w:color="000000"/>
-                <w:right w:val="none" w:sz="0" w:space="0" w:color="000000"/>
-              </w:pBdr>
-              <w:spacing w:after="100" w:before="100" w:line="240"/>
-              <w:ind w:left="100" w:right="100" w:firstLine="0" w:firstLineChars="0"/>
-              <w:rPr>
-                <w:rFonts w:ascii="Arial" w:hAnsi="Arial" w:eastAsia="Arial" w:cs="Arial"/>
-                <w:i w:val="false"/>
-                <w:b w:val="false"/>
-                <w:u w:val="none"/>
-                <w:strike w:val="false"/>
-                <w:sz w:val="20"/>
-                <w:szCs w:val="20"/>
-                <w:color w:val="000000"/>
-              </w:rPr>
-            </w:pPr>
-            <w:r>
-              <w:rPr>
-                <w:rFonts w:ascii="Arial" w:hAnsi="Arial" w:eastAsia="Arial" w:cs="Arial"/>
-                <w:i w:val="false"/>
-                <w:b w:val="false"/>
-                <w:u w:val="none"/>
-                <w:strike w:val="false"/>
-                <w:sz w:val="20"/>
-                <w:szCs w:val="20"/>
-                <w:color w:val="000000"/>
-              </w:rPr>
-              <w:t xml:space="preserve">&lt;0.001***</w:t>
-            </w:r>
-          </w:p>
-        </w:tc>
-        <w:tc>
-          <w:tcPr>
-            <w:tcBorders>
-              <w:bottom w:val="none" w:sz="0" w:space="0" w:color="000000"/>
-              <w:top w:val="none" w:sz="0" w:space="0" w:color="000000"/>
-              <w:left w:val="none" w:sz="0" w:space="0" w:color="000000"/>
-              <w:right w:val="none" w:sz="0" w:space="0" w:color="000000"/>
-            </w:tcBorders>
-            <w:shd w:val="clear" w:color="auto" w:fill="FFFFFF"/>
-            <w:tcMar>
-              <w:top w:w="0" w:type="dxa"/>
-              <w:bottom w:w="0" w:type="dxa"/>
-              <w:left w:w="0" w:type="dxa"/>
-              <w:right w:w="0" w:type="dxa"/>
-            </w:tcMar>
-            <w:vAlign w:val="center"/>
-          </w:tcPr>
-          <w:p>
-            <w:pPr>
-              <w:pStyle w:val="Normal"/>
-              <w:jc w:val="right"/>
-              <w:pBdr>
-                <w:bottom w:val="none" w:sz="0" w:space="0" w:color="000000"/>
-                <w:top w:val="none" w:sz="0" w:space="0" w:color="000000"/>
-                <w:left w:val="none" w:sz="0" w:space="0" w:color="000000"/>
-                <w:right w:val="none" w:sz="0" w:space="0" w:color="000000"/>
-              </w:pBdr>
-              <w:spacing w:after="100" w:before="100" w:line="240"/>
-              <w:ind w:left="100" w:right="100" w:firstLine="0" w:firstLineChars="0"/>
-              <w:rPr>
-                <w:rFonts w:ascii="Arial" w:hAnsi="Arial" w:eastAsia="Arial" w:cs="Arial"/>
-                <w:i w:val="false"/>
-                <w:b w:val="false"/>
-                <w:u w:val="none"/>
-                <w:strike w:val="false"/>
-                <w:sz w:val="20"/>
-                <w:szCs w:val="20"/>
-                <w:color w:val="000000"/>
-              </w:rPr>
-            </w:pPr>
-            <w:r>
-              <w:rPr>
-                <w:rFonts w:ascii="Arial" w:hAnsi="Arial" w:eastAsia="Arial" w:cs="Arial"/>
-                <w:i w:val="false"/>
-                <w:b w:val="false"/>
-                <w:u w:val="none"/>
-                <w:strike w:val="false"/>
-                <w:sz w:val="20"/>
-                <w:szCs w:val="20"/>
-                <w:color w:val="000000"/>
-              </w:rPr>
-              <w:t xml:space="preserve">0.028</w:t>
+              <w:t xml:space="preserve">0.011</w:t>
             </w:r>
           </w:p>
         </w:tc>
@@ -1201,7 +1046,6 @@
         </w:trPr>
         <w:tc>
           <w:tcPr>
-            <w:vMerge/>
             <w:tcBorders>
               <w:bottom w:val="none" w:sz="0" w:space="0" w:color="000000"/>
               <w:top w:val="none" w:sz="0" w:space="0" w:color="000000"/>
@@ -1240,6 +1084,19 @@
                 <w:color w:val="000000"/>
               </w:rPr>
             </w:pPr>
+            <w:r>
+              <w:rPr>
+                <w:rFonts w:ascii="Arial" w:hAnsi="Arial" w:eastAsia="Arial" w:cs="Arial"/>
+                <w:i w:val="false"/>
+                <w:b w:val="false"/>
+                <w:u w:val="none"/>
+                <w:strike w:val="false"/>
+                <w:sz w:val="20"/>
+                <w:szCs w:val="20"/>
+                <w:color w:val="000000"/>
+              </w:rPr>
+              <w:t xml:space="preserve">All</w:t>
+            </w:r>
           </w:p>
         </w:tc>
         <w:tc>
@@ -1293,7 +1150,7 @@
                 <w:szCs w:val="20"/>
                 <w:color w:val="000000"/>
               </w:rPr>
-              <w:t xml:space="preserve">CHG</w:t>
+              <w:t xml:space="preserve">EpiDist ~ GenVar</w:t>
             </w:r>
           </w:p>
         </w:tc>
@@ -1403,7 +1260,62 @@
                 <w:szCs w:val="20"/>
                 <w:color w:val="000000"/>
               </w:rPr>
-              <w:t xml:space="preserve">12,223.547</w:t>
+              <w:t xml:space="preserve">9.599</w:t>
+            </w:r>
+          </w:p>
+        </w:tc>
+        <w:tc>
+          <w:tcPr>
+            <w:tcBorders>
+              <w:bottom w:val="none" w:sz="0" w:space="0" w:color="000000"/>
+              <w:top w:val="none" w:sz="0" w:space="0" w:color="000000"/>
+              <w:left w:val="none" w:sz="0" w:space="0" w:color="000000"/>
+              <w:right w:val="none" w:sz="0" w:space="0" w:color="000000"/>
+            </w:tcBorders>
+            <w:shd w:val="clear" w:color="auto" w:fill="FFFFFF"/>
+            <w:tcMar>
+              <w:top w:w="0" w:type="dxa"/>
+              <w:bottom w:w="0" w:type="dxa"/>
+              <w:left w:w="0" w:type="dxa"/>
+              <w:right w:w="0" w:type="dxa"/>
+            </w:tcMar>
+            <w:vAlign w:val="center"/>
+          </w:tcPr>
+          <w:p>
+            <w:pPr>
+              <w:pStyle w:val="Normal"/>
+              <w:jc w:val="left"/>
+              <w:pBdr>
+                <w:bottom w:val="none" w:sz="0" w:space="0" w:color="000000"/>
+                <w:top w:val="none" w:sz="0" w:space="0" w:color="000000"/>
+                <w:left w:val="none" w:sz="0" w:space="0" w:color="000000"/>
+                <w:right w:val="none" w:sz="0" w:space="0" w:color="000000"/>
+              </w:pBdr>
+              <w:spacing w:after="100" w:before="100" w:line="240"/>
+              <w:ind w:left="100" w:right="100" w:firstLine="0" w:firstLineChars="0"/>
+              <w:rPr>
+                <w:rFonts w:ascii="Arial" w:hAnsi="Arial" w:eastAsia="Arial" w:cs="Arial"/>
+                <w:i w:val="false"/>
+                <w:b w:val="false"/>
+                <w:u w:val="none"/>
+                <w:strike w:val="false"/>
+                <w:sz w:val="20"/>
+                <w:szCs w:val="20"/>
+                <w:color w:val="000000"/>
+              </w:rPr>
+            </w:pPr>
+            <w:r>
+              <w:rPr>
+                <w:rFonts w:ascii="Arial" w:hAnsi="Arial" w:eastAsia="Arial" w:cs="Arial"/>
+                <w:i w:val="false"/>
+                <w:b w:val="false"/>
+                <w:u w:val="none"/>
+                <w:strike w:val="false"/>
+                <w:sz w:val="20"/>
+                <w:szCs w:val="20"/>
+                <w:color w:val="000000"/>
+              </w:rPr>
+              <w:t xml:space="preserve">&lt;0.001***</w:t>
             </w:r>
           </w:p>
         </w:tc>
@@ -1458,117 +1370,7 @@
                 <w:szCs w:val="20"/>
                 <w:color w:val="000000"/>
               </w:rPr>
-              <w:t xml:space="preserve">1.368</w:t>
-            </w:r>
-          </w:p>
-        </w:tc>
-        <w:tc>
-          <w:tcPr>
-            <w:tcBorders>
-              <w:bottom w:val="none" w:sz="0" w:space="0" w:color="000000"/>
-              <w:top w:val="none" w:sz="0" w:space="0" w:color="000000"/>
-              <w:left w:val="none" w:sz="0" w:space="0" w:color="000000"/>
-              <w:right w:val="none" w:sz="0" w:space="0" w:color="000000"/>
-            </w:tcBorders>
-            <w:shd w:val="clear" w:color="auto" w:fill="FFFFFF"/>
-            <w:tcMar>
-              <w:top w:w="0" w:type="dxa"/>
-              <w:bottom w:w="0" w:type="dxa"/>
-              <w:left w:w="0" w:type="dxa"/>
-              <w:right w:w="0" w:type="dxa"/>
-            </w:tcMar>
-            <w:vAlign w:val="center"/>
-          </w:tcPr>
-          <w:p>
-            <w:pPr>
-              <w:pStyle w:val="Normal"/>
-              <w:jc w:val="left"/>
-              <w:pBdr>
-                <w:bottom w:val="none" w:sz="0" w:space="0" w:color="000000"/>
-                <w:top w:val="none" w:sz="0" w:space="0" w:color="000000"/>
-                <w:left w:val="none" w:sz="0" w:space="0" w:color="000000"/>
-                <w:right w:val="none" w:sz="0" w:space="0" w:color="000000"/>
-              </w:pBdr>
-              <w:spacing w:after="100" w:before="100" w:line="240"/>
-              <w:ind w:left="100" w:right="100" w:firstLine="0" w:firstLineChars="0"/>
-              <w:rPr>
-                <w:rFonts w:ascii="Arial" w:hAnsi="Arial" w:eastAsia="Arial" w:cs="Arial"/>
-                <w:i w:val="false"/>
-                <w:b w:val="false"/>
-                <w:u w:val="none"/>
-                <w:strike w:val="false"/>
-                <w:sz w:val="20"/>
-                <w:szCs w:val="20"/>
-                <w:color w:val="000000"/>
-              </w:rPr>
-            </w:pPr>
-            <w:r>
-              <w:rPr>
-                <w:rFonts w:ascii="Arial" w:hAnsi="Arial" w:eastAsia="Arial" w:cs="Arial"/>
-                <w:i w:val="false"/>
-                <w:b w:val="false"/>
-                <w:u w:val="none"/>
-                <w:strike w:val="false"/>
-                <w:sz w:val="20"/>
-                <w:szCs w:val="20"/>
-                <w:color w:val="000000"/>
-              </w:rPr>
-              <w:t xml:space="preserve">0.038*</w:t>
-            </w:r>
-          </w:p>
-        </w:tc>
-        <w:tc>
-          <w:tcPr>
-            <w:tcBorders>
-              <w:bottom w:val="none" w:sz="0" w:space="0" w:color="000000"/>
-              <w:top w:val="none" w:sz="0" w:space="0" w:color="000000"/>
-              <w:left w:val="none" w:sz="0" w:space="0" w:color="000000"/>
-              <w:right w:val="none" w:sz="0" w:space="0" w:color="000000"/>
-            </w:tcBorders>
-            <w:shd w:val="clear" w:color="auto" w:fill="FFFFFF"/>
-            <w:tcMar>
-              <w:top w:w="0" w:type="dxa"/>
-              <w:bottom w:w="0" w:type="dxa"/>
-              <w:left w:w="0" w:type="dxa"/>
-              <w:right w:w="0" w:type="dxa"/>
-            </w:tcMar>
-            <w:vAlign w:val="center"/>
-          </w:tcPr>
-          <w:p>
-            <w:pPr>
-              <w:pStyle w:val="Normal"/>
-              <w:jc w:val="right"/>
-              <w:pBdr>
-                <w:bottom w:val="none" w:sz="0" w:space="0" w:color="000000"/>
-                <w:top w:val="none" w:sz="0" w:space="0" w:color="000000"/>
-                <w:left w:val="none" w:sz="0" w:space="0" w:color="000000"/>
-                <w:right w:val="none" w:sz="0" w:space="0" w:color="000000"/>
-              </w:pBdr>
-              <w:spacing w:after="100" w:before="100" w:line="240"/>
-              <w:ind w:left="100" w:right="100" w:firstLine="0" w:firstLineChars="0"/>
-              <w:rPr>
-                <w:rFonts w:ascii="Arial" w:hAnsi="Arial" w:eastAsia="Arial" w:cs="Arial"/>
-                <w:i w:val="false"/>
-                <w:b w:val="false"/>
-                <w:u w:val="none"/>
-                <w:strike w:val="false"/>
-                <w:sz w:val="20"/>
-                <w:szCs w:val="20"/>
-                <w:color w:val="000000"/>
-              </w:rPr>
-            </w:pPr>
-            <w:r>
-              <w:rPr>
-                <w:rFonts w:ascii="Arial" w:hAnsi="Arial" w:eastAsia="Arial" w:cs="Arial"/>
-                <w:i w:val="false"/>
-                <w:b w:val="false"/>
-                <w:u w:val="none"/>
-                <w:strike w:val="false"/>
-                <w:sz w:val="20"/>
-                <w:szCs w:val="20"/>
-                <w:color w:val="000000"/>
-              </w:rPr>
-              <w:t xml:space="preserve">0.009</w:t>
+              <w:t xml:space="preserve">0.181</w:t>
             </w:r>
           </w:p>
         </w:tc>
@@ -1579,7 +1381,6 @@
         </w:trPr>
         <w:tc>
           <w:tcPr>
-            <w:vMerge/>
             <w:tcBorders>
               <w:bottom w:val="none" w:sz="0" w:space="0" w:color="000000"/>
               <w:top w:val="none" w:sz="0" w:space="0" w:color="000000"/>
@@ -1618,6 +1419,19 @@
                 <w:color w:val="000000"/>
               </w:rPr>
             </w:pPr>
+            <w:r>
+              <w:rPr>
+                <w:rFonts w:ascii="Arial" w:hAnsi="Arial" w:eastAsia="Arial" w:cs="Arial"/>
+                <w:i w:val="false"/>
+                <w:b w:val="false"/>
+                <w:u w:val="none"/>
+                <w:strike w:val="false"/>
+                <w:sz w:val="20"/>
+                <w:szCs w:val="20"/>
+                <w:color w:val="000000"/>
+              </w:rPr>
+              <w:t xml:space="preserve">All</w:t>
+            </w:r>
           </w:p>
         </w:tc>
         <w:tc>
@@ -1671,7 +1485,7 @@
                 <w:szCs w:val="20"/>
                 <w:color w:val="000000"/>
               </w:rPr>
-              <w:t xml:space="preserve">CHH</w:t>
+              <w:t xml:space="preserve">EpiDist ~ M * S</w:t>
             </w:r>
           </w:p>
         </w:tc>
@@ -1726,7 +1540,7 @@
                 <w:szCs w:val="20"/>
                 <w:color w:val="000000"/>
               </w:rPr>
-              <w:t xml:space="preserve">1</w:t>
+              <w:t xml:space="preserve">3</w:t>
             </w:r>
           </w:p>
         </w:tc>
@@ -1781,7 +1595,62 @@
                 <w:szCs w:val="20"/>
                 <w:color w:val="000000"/>
               </w:rPr>
-              <w:t xml:space="preserve">14,660.417</w:t>
+              <w:t xml:space="preserve">1.514</w:t>
+            </w:r>
+          </w:p>
+        </w:tc>
+        <w:tc>
+          <w:tcPr>
+            <w:tcBorders>
+              <w:bottom w:val="none" w:sz="0" w:space="0" w:color="000000"/>
+              <w:top w:val="none" w:sz="0" w:space="0" w:color="000000"/>
+              <w:left w:val="none" w:sz="0" w:space="0" w:color="000000"/>
+              <w:right w:val="none" w:sz="0" w:space="0" w:color="000000"/>
+            </w:tcBorders>
+            <w:shd w:val="clear" w:color="auto" w:fill="FFFFFF"/>
+            <w:tcMar>
+              <w:top w:w="0" w:type="dxa"/>
+              <w:bottom w:w="0" w:type="dxa"/>
+              <w:left w:w="0" w:type="dxa"/>
+              <w:right w:w="0" w:type="dxa"/>
+            </w:tcMar>
+            <w:vAlign w:val="center"/>
+          </w:tcPr>
+          <w:p>
+            <w:pPr>
+              <w:pStyle w:val="Normal"/>
+              <w:jc w:val="left"/>
+              <w:pBdr>
+                <w:bottom w:val="none" w:sz="0" w:space="0" w:color="000000"/>
+                <w:top w:val="none" w:sz="0" w:space="0" w:color="000000"/>
+                <w:left w:val="none" w:sz="0" w:space="0" w:color="000000"/>
+                <w:right w:val="none" w:sz="0" w:space="0" w:color="000000"/>
+              </w:pBdr>
+              <w:spacing w:after="100" w:before="100" w:line="240"/>
+              <w:ind w:left="100" w:right="100" w:firstLine="0" w:firstLineChars="0"/>
+              <w:rPr>
+                <w:rFonts w:ascii="Arial" w:hAnsi="Arial" w:eastAsia="Arial" w:cs="Arial"/>
+                <w:i w:val="false"/>
+                <w:b w:val="false"/>
+                <w:u w:val="none"/>
+                <w:strike w:val="false"/>
+                <w:sz w:val="20"/>
+                <w:szCs w:val="20"/>
+                <w:color w:val="000000"/>
+              </w:rPr>
+            </w:pPr>
+            <w:r>
+              <w:rPr>
+                <w:rFonts w:ascii="Arial" w:hAnsi="Arial" w:eastAsia="Arial" w:cs="Arial"/>
+                <w:i w:val="false"/>
+                <w:b w:val="false"/>
+                <w:u w:val="none"/>
+                <w:strike w:val="false"/>
+                <w:sz w:val="20"/>
+                <w:szCs w:val="20"/>
+                <w:color w:val="000000"/>
+              </w:rPr>
+              <w:t xml:space="preserve">0.009**</w:t>
             </w:r>
           </w:p>
         </w:tc>
@@ -1836,117 +1705,7 @@
                 <w:szCs w:val="20"/>
                 <w:color w:val="000000"/>
               </w:rPr>
-              <w:t xml:space="preserve">1.008</w:t>
-            </w:r>
-          </w:p>
-        </w:tc>
-        <w:tc>
-          <w:tcPr>
-            <w:tcBorders>
-              <w:bottom w:val="none" w:sz="0" w:space="0" w:color="000000"/>
-              <w:top w:val="none" w:sz="0" w:space="0" w:color="000000"/>
-              <w:left w:val="none" w:sz="0" w:space="0" w:color="000000"/>
-              <w:right w:val="none" w:sz="0" w:space="0" w:color="000000"/>
-            </w:tcBorders>
-            <w:shd w:val="clear" w:color="auto" w:fill="FFFFFF"/>
-            <w:tcMar>
-              <w:top w:w="0" w:type="dxa"/>
-              <w:bottom w:w="0" w:type="dxa"/>
-              <w:left w:w="0" w:type="dxa"/>
-              <w:right w:w="0" w:type="dxa"/>
-            </w:tcMar>
-            <w:vAlign w:val="center"/>
-          </w:tcPr>
-          <w:p>
-            <w:pPr>
-              <w:pStyle w:val="Normal"/>
-              <w:jc w:val="left"/>
-              <w:pBdr>
-                <w:bottom w:val="none" w:sz="0" w:space="0" w:color="000000"/>
-                <w:top w:val="none" w:sz="0" w:space="0" w:color="000000"/>
-                <w:left w:val="none" w:sz="0" w:space="0" w:color="000000"/>
-                <w:right w:val="none" w:sz="0" w:space="0" w:color="000000"/>
-              </w:pBdr>
-              <w:spacing w:after="100" w:before="100" w:line="240"/>
-              <w:ind w:left="100" w:right="100" w:firstLine="0" w:firstLineChars="0"/>
-              <w:rPr>
-                <w:rFonts w:ascii="Arial" w:hAnsi="Arial" w:eastAsia="Arial" w:cs="Arial"/>
-                <w:i w:val="false"/>
-                <w:b w:val="false"/>
-                <w:u w:val="none"/>
-                <w:strike w:val="false"/>
-                <w:sz w:val="20"/>
-                <w:szCs w:val="20"/>
-                <w:color w:val="000000"/>
-              </w:rPr>
-            </w:pPr>
-            <w:r>
-              <w:rPr>
-                <w:rFonts w:ascii="Arial" w:hAnsi="Arial" w:eastAsia="Arial" w:cs="Arial"/>
-                <w:i w:val="false"/>
-                <w:b w:val="false"/>
-                <w:u w:val="none"/>
-                <w:strike w:val="false"/>
-                <w:sz w:val="20"/>
-                <w:szCs w:val="20"/>
-                <w:color w:val="000000"/>
-              </w:rPr>
-              <w:t xml:space="preserve">0.390</w:t>
-            </w:r>
-          </w:p>
-        </w:tc>
-        <w:tc>
-          <w:tcPr>
-            <w:tcBorders>
-              <w:bottom w:val="none" w:sz="0" w:space="0" w:color="000000"/>
-              <w:top w:val="none" w:sz="0" w:space="0" w:color="000000"/>
-              <w:left w:val="none" w:sz="0" w:space="0" w:color="000000"/>
-              <w:right w:val="none" w:sz="0" w:space="0" w:color="000000"/>
-            </w:tcBorders>
-            <w:shd w:val="clear" w:color="auto" w:fill="FFFFFF"/>
-            <w:tcMar>
-              <w:top w:w="0" w:type="dxa"/>
-              <w:bottom w:w="0" w:type="dxa"/>
-              <w:left w:w="0" w:type="dxa"/>
-              <w:right w:w="0" w:type="dxa"/>
-            </w:tcMar>
-            <w:vAlign w:val="center"/>
-          </w:tcPr>
-          <w:p>
-            <w:pPr>
-              <w:pStyle w:val="Normal"/>
-              <w:jc w:val="right"/>
-              <w:pBdr>
-                <w:bottom w:val="none" w:sz="0" w:space="0" w:color="000000"/>
-                <w:top w:val="none" w:sz="0" w:space="0" w:color="000000"/>
-                <w:left w:val="none" w:sz="0" w:space="0" w:color="000000"/>
-                <w:right w:val="none" w:sz="0" w:space="0" w:color="000000"/>
-              </w:pBdr>
-              <w:spacing w:after="100" w:before="100" w:line="240"/>
-              <w:ind w:left="100" w:right="100" w:firstLine="0" w:firstLineChars="0"/>
-              <w:rPr>
-                <w:rFonts w:ascii="Arial" w:hAnsi="Arial" w:eastAsia="Arial" w:cs="Arial"/>
-                <w:i w:val="false"/>
-                <w:b w:val="false"/>
-                <w:u w:val="none"/>
-                <w:strike w:val="false"/>
-                <w:sz w:val="20"/>
-                <w:szCs w:val="20"/>
-                <w:color w:val="000000"/>
-              </w:rPr>
-            </w:pPr>
-            <w:r>
-              <w:rPr>
-                <w:rFonts w:ascii="Arial" w:hAnsi="Arial" w:eastAsia="Arial" w:cs="Arial"/>
-                <w:i w:val="false"/>
-                <w:b w:val="false"/>
-                <w:u w:val="none"/>
-                <w:strike w:val="false"/>
-                <w:sz w:val="20"/>
-                <w:szCs w:val="20"/>
-                <w:color w:val="000000"/>
-              </w:rPr>
-              <w:t xml:space="preserve">0.000</w:t>
+              <w:t xml:space="preserve">0.038</w:t>
             </w:r>
           </w:p>
         </w:tc>
@@ -1957,7 +1716,6 @@
         </w:trPr>
         <w:tc>
           <w:tcPr>
-            <w:vMerge w:val="restart"/>
             <w:tcBorders>
               <w:bottom w:val="none" w:sz="0" w:space="0" w:color="000000"/>
               <w:top w:val="none" w:sz="0" w:space="0" w:color="000000"/>
@@ -2007,7 +1765,7 @@
                 <w:szCs w:val="20"/>
                 <w:color w:val="000000"/>
               </w:rPr>
-              <w:t xml:space="preserve">EpiDist ~ M * S</w:t>
+              <w:t xml:space="preserve">All</w:t>
             </w:r>
           </w:p>
         </w:tc>
@@ -2062,7 +1820,7 @@
                 <w:szCs w:val="20"/>
                 <w:color w:val="000000"/>
               </w:rPr>
-              <w:t xml:space="preserve">All</w:t>
+              <w:t xml:space="preserve">EpiDist ~ M * S + Condition(GenVar)</w:t>
             </w:r>
           </w:p>
         </w:tc>
@@ -2172,7 +1930,62 @@
                 <w:szCs w:val="20"/>
                 <w:color w:val="000000"/>
               </w:rPr>
-              <w:t xml:space="preserve">139,559.060</w:t>
+              <w:t xml:space="preserve">1.166</w:t>
+            </w:r>
+          </w:p>
+        </w:tc>
+        <w:tc>
+          <w:tcPr>
+            <w:tcBorders>
+              <w:bottom w:val="none" w:sz="0" w:space="0" w:color="000000"/>
+              <w:top w:val="none" w:sz="0" w:space="0" w:color="000000"/>
+              <w:left w:val="none" w:sz="0" w:space="0" w:color="000000"/>
+              <w:right w:val="none" w:sz="0" w:space="0" w:color="000000"/>
+            </w:tcBorders>
+            <w:shd w:val="clear" w:color="auto" w:fill="FFFFFF"/>
+            <w:tcMar>
+              <w:top w:w="0" w:type="dxa"/>
+              <w:bottom w:w="0" w:type="dxa"/>
+              <w:left w:w="0" w:type="dxa"/>
+              <w:right w:w="0" w:type="dxa"/>
+            </w:tcMar>
+            <w:vAlign w:val="center"/>
+          </w:tcPr>
+          <w:p>
+            <w:pPr>
+              <w:pStyle w:val="Normal"/>
+              <w:jc w:val="left"/>
+              <w:pBdr>
+                <w:bottom w:val="none" w:sz="0" w:space="0" w:color="000000"/>
+                <w:top w:val="none" w:sz="0" w:space="0" w:color="000000"/>
+                <w:left w:val="none" w:sz="0" w:space="0" w:color="000000"/>
+                <w:right w:val="none" w:sz="0" w:space="0" w:color="000000"/>
+              </w:pBdr>
+              <w:spacing w:after="100" w:before="100" w:line="240"/>
+              <w:ind w:left="100" w:right="100" w:firstLine="0" w:firstLineChars="0"/>
+              <w:rPr>
+                <w:rFonts w:ascii="Arial" w:hAnsi="Arial" w:eastAsia="Arial" w:cs="Arial"/>
+                <w:i w:val="false"/>
+                <w:b w:val="false"/>
+                <w:u w:val="none"/>
+                <w:strike w:val="false"/>
+                <w:sz w:val="20"/>
+                <w:szCs w:val="20"/>
+                <w:color w:val="000000"/>
+              </w:rPr>
+            </w:pPr>
+            <w:r>
+              <w:rPr>
+                <w:rFonts w:ascii="Arial" w:hAnsi="Arial" w:eastAsia="Arial" w:cs="Arial"/>
+                <w:i w:val="false"/>
+                <w:b w:val="false"/>
+                <w:u w:val="none"/>
+                <w:strike w:val="false"/>
+                <w:sz w:val="20"/>
+                <w:szCs w:val="20"/>
+                <w:color w:val="000000"/>
+              </w:rPr>
+              <w:t xml:space="preserve">0.026*</w:t>
             </w:r>
           </w:p>
         </w:tc>
@@ -2227,117 +2040,7 @@
                 <w:szCs w:val="20"/>
                 <w:color w:val="000000"/>
               </w:rPr>
-              <w:t xml:space="preserve">1.514</w:t>
-            </w:r>
-          </w:p>
-        </w:tc>
-        <w:tc>
-          <w:tcPr>
-            <w:tcBorders>
-              <w:bottom w:val="none" w:sz="0" w:space="0" w:color="000000"/>
-              <w:top w:val="none" w:sz="0" w:space="0" w:color="000000"/>
-              <w:left w:val="none" w:sz="0" w:space="0" w:color="000000"/>
-              <w:right w:val="none" w:sz="0" w:space="0" w:color="000000"/>
-            </w:tcBorders>
-            <w:shd w:val="clear" w:color="auto" w:fill="FFFFFF"/>
-            <w:tcMar>
-              <w:top w:w="0" w:type="dxa"/>
-              <w:bottom w:w="0" w:type="dxa"/>
-              <w:left w:w="0" w:type="dxa"/>
-              <w:right w:w="0" w:type="dxa"/>
-            </w:tcMar>
-            <w:vAlign w:val="center"/>
-          </w:tcPr>
-          <w:p>
-            <w:pPr>
-              <w:pStyle w:val="Normal"/>
-              <w:jc w:val="left"/>
-              <w:pBdr>
-                <w:bottom w:val="none" w:sz="0" w:space="0" w:color="000000"/>
-                <w:top w:val="none" w:sz="0" w:space="0" w:color="000000"/>
-                <w:left w:val="none" w:sz="0" w:space="0" w:color="000000"/>
-                <w:right w:val="none" w:sz="0" w:space="0" w:color="000000"/>
-              </w:pBdr>
-              <w:spacing w:after="100" w:before="100" w:line="240"/>
-              <w:ind w:left="100" w:right="100" w:firstLine="0" w:firstLineChars="0"/>
-              <w:rPr>
-                <w:rFonts w:ascii="Arial" w:hAnsi="Arial" w:eastAsia="Arial" w:cs="Arial"/>
-                <w:i w:val="false"/>
-                <w:b w:val="false"/>
-                <w:u w:val="none"/>
-                <w:strike w:val="false"/>
-                <w:sz w:val="20"/>
-                <w:szCs w:val="20"/>
-                <w:color w:val="000000"/>
-              </w:rPr>
-            </w:pPr>
-            <w:r>
-              <w:rPr>
-                <w:rFonts w:ascii="Arial" w:hAnsi="Arial" w:eastAsia="Arial" w:cs="Arial"/>
-                <w:i w:val="false"/>
-                <w:b w:val="false"/>
-                <w:u w:val="none"/>
-                <w:strike w:val="false"/>
-                <w:sz w:val="20"/>
-                <w:szCs w:val="20"/>
-                <w:color w:val="000000"/>
-              </w:rPr>
-              <w:t xml:space="preserve">0.008**</w:t>
-            </w:r>
-          </w:p>
-        </w:tc>
-        <w:tc>
-          <w:tcPr>
-            <w:tcBorders>
-              <w:bottom w:val="none" w:sz="0" w:space="0" w:color="000000"/>
-              <w:top w:val="none" w:sz="0" w:space="0" w:color="000000"/>
-              <w:left w:val="none" w:sz="0" w:space="0" w:color="000000"/>
-              <w:right w:val="none" w:sz="0" w:space="0" w:color="000000"/>
-            </w:tcBorders>
-            <w:shd w:val="clear" w:color="auto" w:fill="FFFFFF"/>
-            <w:tcMar>
-              <w:top w:w="0" w:type="dxa"/>
-              <w:bottom w:w="0" w:type="dxa"/>
-              <w:left w:w="0" w:type="dxa"/>
-              <w:right w:w="0" w:type="dxa"/>
-            </w:tcMar>
-            <w:vAlign w:val="center"/>
-          </w:tcPr>
-          <w:p>
-            <w:pPr>
-              <w:pStyle w:val="Normal"/>
-              <w:jc w:val="right"/>
-              <w:pBdr>
-                <w:bottom w:val="none" w:sz="0" w:space="0" w:color="000000"/>
-                <w:top w:val="none" w:sz="0" w:space="0" w:color="000000"/>
-                <w:left w:val="none" w:sz="0" w:space="0" w:color="000000"/>
-                <w:right w:val="none" w:sz="0" w:space="0" w:color="000000"/>
-              </w:pBdr>
-              <w:spacing w:after="100" w:before="100" w:line="240"/>
-              <w:ind w:left="100" w:right="100" w:firstLine="0" w:firstLineChars="0"/>
-              <w:rPr>
-                <w:rFonts w:ascii="Arial" w:hAnsi="Arial" w:eastAsia="Arial" w:cs="Arial"/>
-                <w:i w:val="false"/>
-                <w:b w:val="false"/>
-                <w:u w:val="none"/>
-                <w:strike w:val="false"/>
-                <w:sz w:val="20"/>
-                <w:szCs w:val="20"/>
-                <w:color w:val="000000"/>
-              </w:rPr>
-            </w:pPr>
-            <w:r>
-              <w:rPr>
-                <w:rFonts w:ascii="Arial" w:hAnsi="Arial" w:eastAsia="Arial" w:cs="Arial"/>
-                <w:i w:val="false"/>
-                <w:b w:val="false"/>
-                <w:u w:val="none"/>
-                <w:strike w:val="false"/>
-                <w:sz w:val="20"/>
-                <w:szCs w:val="20"/>
-                <w:color w:val="000000"/>
-              </w:rPr>
-              <w:t xml:space="preserve">0.038</w:t>
+              <w:t xml:space="preserve">0.011</w:t>
             </w:r>
           </w:p>
         </w:tc>
@@ -2348,7 +2051,6 @@
         </w:trPr>
         <w:tc>
           <w:tcPr>
-            <w:vMerge/>
             <w:tcBorders>
               <w:bottom w:val="none" w:sz="0" w:space="0" w:color="000000"/>
               <w:top w:val="none" w:sz="0" w:space="0" w:color="000000"/>
@@ -2387,6 +2089,19 @@
                 <w:color w:val="000000"/>
               </w:rPr>
             </w:pPr>
+            <w:r>
+              <w:rPr>
+                <w:rFonts w:ascii="Arial" w:hAnsi="Arial" w:eastAsia="Arial" w:cs="Arial"/>
+                <w:i w:val="false"/>
+                <w:b w:val="false"/>
+                <w:u w:val="none"/>
+                <w:strike w:val="false"/>
+                <w:sz w:val="20"/>
+                <w:szCs w:val="20"/>
+                <w:color w:val="000000"/>
+              </w:rPr>
+              <w:t xml:space="preserve">CG</w:t>
+            </w:r>
           </w:p>
         </w:tc>
         <w:tc>
@@ -2440,7 +2155,7 @@
                 <w:szCs w:val="20"/>
                 <w:color w:val="000000"/>
               </w:rPr>
-              <w:t xml:space="preserve">CG</w:t>
+              <w:t xml:space="preserve">EpiDist ~ Maternal</w:t>
             </w:r>
           </w:p>
         </w:tc>
@@ -2495,7 +2210,7 @@
                 <w:szCs w:val="20"/>
                 <w:color w:val="000000"/>
               </w:rPr>
-              <w:t xml:space="preserve">3</w:t>
+              <w:t xml:space="preserve">1</w:t>
             </w:r>
           </w:p>
         </w:tc>
@@ -2550,7 +2265,62 @@
                 <w:szCs w:val="20"/>
                 <w:color w:val="000000"/>
               </w:rPr>
-              <w:t xml:space="preserve">35,889.326</w:t>
+              <w:t xml:space="preserve">2.133</w:t>
+            </w:r>
+          </w:p>
+        </w:tc>
+        <w:tc>
+          <w:tcPr>
+            <w:tcBorders>
+              <w:bottom w:val="none" w:sz="0" w:space="0" w:color="000000"/>
+              <w:top w:val="none" w:sz="0" w:space="0" w:color="000000"/>
+              <w:left w:val="none" w:sz="0" w:space="0" w:color="000000"/>
+              <w:right w:val="none" w:sz="0" w:space="0" w:color="000000"/>
+            </w:tcBorders>
+            <w:shd w:val="clear" w:color="auto" w:fill="FFFFFF"/>
+            <w:tcMar>
+              <w:top w:w="0" w:type="dxa"/>
+              <w:bottom w:w="0" w:type="dxa"/>
+              <w:left w:w="0" w:type="dxa"/>
+              <w:right w:w="0" w:type="dxa"/>
+            </w:tcMar>
+            <w:vAlign w:val="center"/>
+          </w:tcPr>
+          <w:p>
+            <w:pPr>
+              <w:pStyle w:val="Normal"/>
+              <w:jc w:val="left"/>
+              <w:pBdr>
+                <w:bottom w:val="none" w:sz="0" w:space="0" w:color="000000"/>
+                <w:top w:val="none" w:sz="0" w:space="0" w:color="000000"/>
+                <w:left w:val="none" w:sz="0" w:space="0" w:color="000000"/>
+                <w:right w:val="none" w:sz="0" w:space="0" w:color="000000"/>
+              </w:pBdr>
+              <w:spacing w:after="100" w:before="100" w:line="240"/>
+              <w:ind w:left="100" w:right="100" w:firstLine="0" w:firstLineChars="0"/>
+              <w:rPr>
+                <w:rFonts w:ascii="Arial" w:hAnsi="Arial" w:eastAsia="Arial" w:cs="Arial"/>
+                <w:i w:val="false"/>
+                <w:b w:val="false"/>
+                <w:u w:val="none"/>
+                <w:strike w:val="false"/>
+                <w:sz w:val="20"/>
+                <w:szCs w:val="20"/>
+                <w:color w:val="000000"/>
+              </w:rPr>
+            </w:pPr>
+            <w:r>
+              <w:rPr>
+                <w:rFonts w:ascii="Arial" w:hAnsi="Arial" w:eastAsia="Arial" w:cs="Arial"/>
+                <w:i w:val="false"/>
+                <w:b w:val="false"/>
+                <w:u w:val="none"/>
+                <w:strike w:val="false"/>
+                <w:sz w:val="20"/>
+                <w:szCs w:val="20"/>
+                <w:color w:val="000000"/>
+              </w:rPr>
+              <w:t xml:space="preserve">&lt;0.001***</w:t>
             </w:r>
           </w:p>
         </w:tc>
@@ -2605,117 +2375,7 @@
                 <w:szCs w:val="20"/>
                 <w:color w:val="000000"/>
               </w:rPr>
-              <w:t xml:space="preserve">1.483</w:t>
-            </w:r>
-          </w:p>
-        </w:tc>
-        <w:tc>
-          <w:tcPr>
-            <w:tcBorders>
-              <w:bottom w:val="none" w:sz="0" w:space="0" w:color="000000"/>
-              <w:top w:val="none" w:sz="0" w:space="0" w:color="000000"/>
-              <w:left w:val="none" w:sz="0" w:space="0" w:color="000000"/>
-              <w:right w:val="none" w:sz="0" w:space="0" w:color="000000"/>
-            </w:tcBorders>
-            <w:shd w:val="clear" w:color="auto" w:fill="FFFFFF"/>
-            <w:tcMar>
-              <w:top w:w="0" w:type="dxa"/>
-              <w:bottom w:w="0" w:type="dxa"/>
-              <w:left w:w="0" w:type="dxa"/>
-              <w:right w:w="0" w:type="dxa"/>
-            </w:tcMar>
-            <w:vAlign w:val="center"/>
-          </w:tcPr>
-          <w:p>
-            <w:pPr>
-              <w:pStyle w:val="Normal"/>
-              <w:jc w:val="left"/>
-              <w:pBdr>
-                <w:bottom w:val="none" w:sz="0" w:space="0" w:color="000000"/>
-                <w:top w:val="none" w:sz="0" w:space="0" w:color="000000"/>
-                <w:left w:val="none" w:sz="0" w:space="0" w:color="000000"/>
-                <w:right w:val="none" w:sz="0" w:space="0" w:color="000000"/>
-              </w:pBdr>
-              <w:spacing w:after="100" w:before="100" w:line="240"/>
-              <w:ind w:left="100" w:right="100" w:firstLine="0" w:firstLineChars="0"/>
-              <w:rPr>
-                <w:rFonts w:ascii="Arial" w:hAnsi="Arial" w:eastAsia="Arial" w:cs="Arial"/>
-                <w:i w:val="false"/>
-                <w:b w:val="false"/>
-                <w:u w:val="none"/>
-                <w:strike w:val="false"/>
-                <w:sz w:val="20"/>
-                <w:szCs w:val="20"/>
-                <w:color w:val="000000"/>
-              </w:rPr>
-            </w:pPr>
-            <w:r>
-              <w:rPr>
-                <w:rFonts w:ascii="Arial" w:hAnsi="Arial" w:eastAsia="Arial" w:cs="Arial"/>
-                <w:i w:val="false"/>
-                <w:b w:val="false"/>
-                <w:u w:val="none"/>
-                <w:strike w:val="false"/>
-                <w:sz w:val="20"/>
-                <w:szCs w:val="20"/>
-                <w:color w:val="000000"/>
-              </w:rPr>
-              <w:t xml:space="preserve">&lt;0.001***</w:t>
-            </w:r>
-          </w:p>
-        </w:tc>
-        <w:tc>
-          <w:tcPr>
-            <w:tcBorders>
-              <w:bottom w:val="none" w:sz="0" w:space="0" w:color="000000"/>
-              <w:top w:val="none" w:sz="0" w:space="0" w:color="000000"/>
-              <w:left w:val="none" w:sz="0" w:space="0" w:color="000000"/>
-              <w:right w:val="none" w:sz="0" w:space="0" w:color="000000"/>
-            </w:tcBorders>
-            <w:shd w:val="clear" w:color="auto" w:fill="FFFFFF"/>
-            <w:tcMar>
-              <w:top w:w="0" w:type="dxa"/>
-              <w:bottom w:w="0" w:type="dxa"/>
-              <w:left w:w="0" w:type="dxa"/>
-              <w:right w:w="0" w:type="dxa"/>
-            </w:tcMar>
-            <w:vAlign w:val="center"/>
-          </w:tcPr>
-          <w:p>
-            <w:pPr>
-              <w:pStyle w:val="Normal"/>
-              <w:jc w:val="right"/>
-              <w:pBdr>
-                <w:bottom w:val="none" w:sz="0" w:space="0" w:color="000000"/>
-                <w:top w:val="none" w:sz="0" w:space="0" w:color="000000"/>
-                <w:left w:val="none" w:sz="0" w:space="0" w:color="000000"/>
-                <w:right w:val="none" w:sz="0" w:space="0" w:color="000000"/>
-              </w:pBdr>
-              <w:spacing w:after="100" w:before="100" w:line="240"/>
-              <w:ind w:left="100" w:right="100" w:firstLine="0" w:firstLineChars="0"/>
-              <w:rPr>
-                <w:rFonts w:ascii="Arial" w:hAnsi="Arial" w:eastAsia="Arial" w:cs="Arial"/>
-                <w:i w:val="false"/>
-                <w:b w:val="false"/>
-                <w:u w:val="none"/>
-                <w:strike w:val="false"/>
-                <w:sz w:val="20"/>
-                <w:szCs w:val="20"/>
-                <w:color w:val="000000"/>
-              </w:rPr>
-            </w:pPr>
-            <w:r>
-              <w:rPr>
-                <w:rFonts w:ascii="Arial" w:hAnsi="Arial" w:eastAsia="Arial" w:cs="Arial"/>
-                <w:i w:val="false"/>
-                <w:b w:val="false"/>
-                <w:u w:val="none"/>
-                <w:strike w:val="false"/>
-                <w:sz w:val="20"/>
-                <w:szCs w:val="20"/>
-                <w:color w:val="000000"/>
-              </w:rPr>
-              <w:t xml:space="preserve">0.036</w:t>
+              <w:t xml:space="preserve">0.028</w:t>
             </w:r>
           </w:p>
         </w:tc>
@@ -2726,7 +2386,6 @@
         </w:trPr>
         <w:tc>
           <w:tcPr>
-            <w:vMerge/>
             <w:tcBorders>
               <w:bottom w:val="none" w:sz="0" w:space="0" w:color="000000"/>
               <w:top w:val="none" w:sz="0" w:space="0" w:color="000000"/>
@@ -2765,6 +2424,19 @@
                 <w:color w:val="000000"/>
               </w:rPr>
             </w:pPr>
+            <w:r>
+              <w:rPr>
+                <w:rFonts w:ascii="Arial" w:hAnsi="Arial" w:eastAsia="Arial" w:cs="Arial"/>
+                <w:i w:val="false"/>
+                <w:b w:val="false"/>
+                <w:u w:val="none"/>
+                <w:strike w:val="false"/>
+                <w:sz w:val="20"/>
+                <w:szCs w:val="20"/>
+                <w:color w:val="000000"/>
+              </w:rPr>
+              <w:t xml:space="preserve">CG</w:t>
+            </w:r>
           </w:p>
         </w:tc>
         <w:tc>
@@ -2818,7 +2490,7 @@
                 <w:szCs w:val="20"/>
                 <w:color w:val="000000"/>
               </w:rPr>
-              <w:t xml:space="preserve">CHG</w:t>
+              <w:t xml:space="preserve">EpiDist ~ Simulation</w:t>
             </w:r>
           </w:p>
         </w:tc>
@@ -2873,7 +2545,7 @@
                 <w:szCs w:val="20"/>
                 <w:color w:val="000000"/>
               </w:rPr>
-              <w:t xml:space="preserve">3</w:t>
+              <w:t xml:space="preserve">1</w:t>
             </w:r>
           </w:p>
         </w:tc>
@@ -2928,7 +2600,62 @@
                 <w:szCs w:val="20"/>
                 <w:color w:val="000000"/>
               </w:rPr>
-              <w:t xml:space="preserve">34,845.213</w:t>
+              <w:t xml:space="preserve">1.240</w:t>
+            </w:r>
+          </w:p>
+        </w:tc>
+        <w:tc>
+          <w:tcPr>
+            <w:tcBorders>
+              <w:bottom w:val="none" w:sz="0" w:space="0" w:color="000000"/>
+              <w:top w:val="none" w:sz="0" w:space="0" w:color="000000"/>
+              <w:left w:val="none" w:sz="0" w:space="0" w:color="000000"/>
+              <w:right w:val="none" w:sz="0" w:space="0" w:color="000000"/>
+            </w:tcBorders>
+            <w:shd w:val="clear" w:color="auto" w:fill="FFFFFF"/>
+            <w:tcMar>
+              <w:top w:w="0" w:type="dxa"/>
+              <w:bottom w:w="0" w:type="dxa"/>
+              <w:left w:w="0" w:type="dxa"/>
+              <w:right w:w="0" w:type="dxa"/>
+            </w:tcMar>
+            <w:vAlign w:val="center"/>
+          </w:tcPr>
+          <w:p>
+            <w:pPr>
+              <w:pStyle w:val="Normal"/>
+              <w:jc w:val="left"/>
+              <w:pBdr>
+                <w:bottom w:val="none" w:sz="0" w:space="0" w:color="000000"/>
+                <w:top w:val="none" w:sz="0" w:space="0" w:color="000000"/>
+                <w:left w:val="none" w:sz="0" w:space="0" w:color="000000"/>
+                <w:right w:val="none" w:sz="0" w:space="0" w:color="000000"/>
+              </w:pBdr>
+              <w:spacing w:after="100" w:before="100" w:line="240"/>
+              <w:ind w:left="100" w:right="100" w:firstLine="0" w:firstLineChars="0"/>
+              <w:rPr>
+                <w:rFonts w:ascii="Arial" w:hAnsi="Arial" w:eastAsia="Arial" w:cs="Arial"/>
+                <w:i w:val="false"/>
+                <w:b w:val="false"/>
+                <w:u w:val="none"/>
+                <w:strike w:val="false"/>
+                <w:sz w:val="20"/>
+                <w:szCs w:val="20"/>
+                <w:color w:val="000000"/>
+              </w:rPr>
+            </w:pPr>
+            <w:r>
+              <w:rPr>
+                <w:rFonts w:ascii="Arial" w:hAnsi="Arial" w:eastAsia="Arial" w:cs="Arial"/>
+                <w:i w:val="false"/>
+                <w:b w:val="false"/>
+                <w:u w:val="none"/>
+                <w:strike w:val="false"/>
+                <w:sz w:val="20"/>
+                <w:szCs w:val="20"/>
+                <w:color w:val="000000"/>
+              </w:rPr>
+              <w:t xml:space="preserve">0.046*</w:t>
             </w:r>
           </w:p>
         </w:tc>
@@ -2983,117 +2710,7 @@
                 <w:szCs w:val="20"/>
                 <w:color w:val="000000"/>
               </w:rPr>
-              <w:t xml:space="preserve">1.319</w:t>
-            </w:r>
-          </w:p>
-        </w:tc>
-        <w:tc>
-          <w:tcPr>
-            <w:tcBorders>
-              <w:bottom w:val="none" w:sz="0" w:space="0" w:color="000000"/>
-              <w:top w:val="none" w:sz="0" w:space="0" w:color="000000"/>
-              <w:left w:val="none" w:sz="0" w:space="0" w:color="000000"/>
-              <w:right w:val="none" w:sz="0" w:space="0" w:color="000000"/>
-            </w:tcBorders>
-            <w:shd w:val="clear" w:color="auto" w:fill="FFFFFF"/>
-            <w:tcMar>
-              <w:top w:w="0" w:type="dxa"/>
-              <w:bottom w:w="0" w:type="dxa"/>
-              <w:left w:w="0" w:type="dxa"/>
-              <w:right w:w="0" w:type="dxa"/>
-            </w:tcMar>
-            <w:vAlign w:val="center"/>
-          </w:tcPr>
-          <w:p>
-            <w:pPr>
-              <w:pStyle w:val="Normal"/>
-              <w:jc w:val="left"/>
-              <w:pBdr>
-                <w:bottom w:val="none" w:sz="0" w:space="0" w:color="000000"/>
-                <w:top w:val="none" w:sz="0" w:space="0" w:color="000000"/>
-                <w:left w:val="none" w:sz="0" w:space="0" w:color="000000"/>
-                <w:right w:val="none" w:sz="0" w:space="0" w:color="000000"/>
-              </w:pBdr>
-              <w:spacing w:after="100" w:before="100" w:line="240"/>
-              <w:ind w:left="100" w:right="100" w:firstLine="0" w:firstLineChars="0"/>
-              <w:rPr>
-                <w:rFonts w:ascii="Arial" w:hAnsi="Arial" w:eastAsia="Arial" w:cs="Arial"/>
-                <w:i w:val="false"/>
-                <w:b w:val="false"/>
-                <w:u w:val="none"/>
-                <w:strike w:val="false"/>
-                <w:sz w:val="20"/>
-                <w:szCs w:val="20"/>
-                <w:color w:val="000000"/>
-              </w:rPr>
-            </w:pPr>
-            <w:r>
-              <w:rPr>
-                <w:rFonts w:ascii="Arial" w:hAnsi="Arial" w:eastAsia="Arial" w:cs="Arial"/>
-                <w:i w:val="false"/>
-                <w:b w:val="false"/>
-                <w:u w:val="none"/>
-                <w:strike w:val="false"/>
-                <w:sz w:val="20"/>
-                <w:szCs w:val="20"/>
-                <w:color w:val="000000"/>
-              </w:rPr>
-              <w:t xml:space="preserve">0.008**</w:t>
-            </w:r>
-          </w:p>
-        </w:tc>
-        <w:tc>
-          <w:tcPr>
-            <w:tcBorders>
-              <w:bottom w:val="none" w:sz="0" w:space="0" w:color="000000"/>
-              <w:top w:val="none" w:sz="0" w:space="0" w:color="000000"/>
-              <w:left w:val="none" w:sz="0" w:space="0" w:color="000000"/>
-              <w:right w:val="none" w:sz="0" w:space="0" w:color="000000"/>
-            </w:tcBorders>
-            <w:shd w:val="clear" w:color="auto" w:fill="FFFFFF"/>
-            <w:tcMar>
-              <w:top w:w="0" w:type="dxa"/>
-              <w:bottom w:w="0" w:type="dxa"/>
-              <w:left w:w="0" w:type="dxa"/>
-              <w:right w:w="0" w:type="dxa"/>
-            </w:tcMar>
-            <w:vAlign w:val="center"/>
-          </w:tcPr>
-          <w:p>
-            <w:pPr>
-              <w:pStyle w:val="Normal"/>
-              <w:jc w:val="right"/>
-              <w:pBdr>
-                <w:bottom w:val="none" w:sz="0" w:space="0" w:color="000000"/>
-                <w:top w:val="none" w:sz="0" w:space="0" w:color="000000"/>
-                <w:left w:val="none" w:sz="0" w:space="0" w:color="000000"/>
-                <w:right w:val="none" w:sz="0" w:space="0" w:color="000000"/>
-              </w:pBdr>
-              <w:spacing w:after="100" w:before="100" w:line="240"/>
-              <w:ind w:left="100" w:right="100" w:firstLine="0" w:firstLineChars="0"/>
-              <w:rPr>
-                <w:rFonts w:ascii="Arial" w:hAnsi="Arial" w:eastAsia="Arial" w:cs="Arial"/>
-                <w:i w:val="false"/>
-                <w:b w:val="false"/>
-                <w:u w:val="none"/>
-                <w:strike w:val="false"/>
-                <w:sz w:val="20"/>
-                <w:szCs w:val="20"/>
-                <w:color w:val="000000"/>
-              </w:rPr>
-            </w:pPr>
-            <w:r>
-              <w:rPr>
-                <w:rFonts w:ascii="Arial" w:hAnsi="Arial" w:eastAsia="Arial" w:cs="Arial"/>
-                <w:i w:val="false"/>
-                <w:b w:val="false"/>
-                <w:u w:val="none"/>
-                <w:strike w:val="false"/>
-                <w:sz w:val="20"/>
-                <w:szCs w:val="20"/>
-                <w:color w:val="000000"/>
-              </w:rPr>
-              <w:t xml:space="preserve">0.024</w:t>
+              <w:t xml:space="preserve">0.006</w:t>
             </w:r>
           </w:p>
         </w:tc>
@@ -3104,7 +2721,6 @@
         </w:trPr>
         <w:tc>
           <w:tcPr>
-            <w:vMerge/>
             <w:tcBorders>
               <w:bottom w:val="none" w:sz="0" w:space="0" w:color="000000"/>
               <w:top w:val="none" w:sz="0" w:space="0" w:color="000000"/>
@@ -3143,6 +2759,19 @@
                 <w:color w:val="000000"/>
               </w:rPr>
             </w:pPr>
+            <w:r>
+              <w:rPr>
+                <w:rFonts w:ascii="Arial" w:hAnsi="Arial" w:eastAsia="Arial" w:cs="Arial"/>
+                <w:i w:val="false"/>
+                <w:b w:val="false"/>
+                <w:u w:val="none"/>
+                <w:strike w:val="false"/>
+                <w:sz w:val="20"/>
+                <w:szCs w:val="20"/>
+                <w:color w:val="000000"/>
+              </w:rPr>
+              <w:t xml:space="preserve">CG</w:t>
+            </w:r>
           </w:p>
         </w:tc>
         <w:tc>
@@ -3196,7 +2825,7 @@
                 <w:szCs w:val="20"/>
                 <w:color w:val="000000"/>
               </w:rPr>
-              <w:t xml:space="preserve">CHH</w:t>
+              <w:t xml:space="preserve">EpiDist ~ GenVar</w:t>
             </w:r>
           </w:p>
         </w:tc>
@@ -3251,7 +2880,7 @@
                 <w:szCs w:val="20"/>
                 <w:color w:val="000000"/>
               </w:rPr>
-              <w:t xml:space="preserve">3</w:t>
+              <w:t xml:space="preserve">1</w:t>
             </w:r>
           </w:p>
         </w:tc>
@@ -3306,7 +2935,62 @@
                 <w:szCs w:val="20"/>
                 <w:color w:val="000000"/>
               </w:rPr>
-              <w:t xml:space="preserve">68,824.521</w:t>
+              <w:t xml:space="preserve">1.955</w:t>
+            </w:r>
+          </w:p>
+        </w:tc>
+        <w:tc>
+          <w:tcPr>
+            <w:tcBorders>
+              <w:bottom w:val="none" w:sz="0" w:space="0" w:color="000000"/>
+              <w:top w:val="none" w:sz="0" w:space="0" w:color="000000"/>
+              <w:left w:val="none" w:sz="0" w:space="0" w:color="000000"/>
+              <w:right w:val="none" w:sz="0" w:space="0" w:color="000000"/>
+            </w:tcBorders>
+            <w:shd w:val="clear" w:color="auto" w:fill="FFFFFF"/>
+            <w:tcMar>
+              <w:top w:w="0" w:type="dxa"/>
+              <w:bottom w:w="0" w:type="dxa"/>
+              <w:left w:w="0" w:type="dxa"/>
+              <w:right w:w="0" w:type="dxa"/>
+            </w:tcMar>
+            <w:vAlign w:val="center"/>
+          </w:tcPr>
+          <w:p>
+            <w:pPr>
+              <w:pStyle w:val="Normal"/>
+              <w:jc w:val="left"/>
+              <w:pBdr>
+                <w:bottom w:val="none" w:sz="0" w:space="0" w:color="000000"/>
+                <w:top w:val="none" w:sz="0" w:space="0" w:color="000000"/>
+                <w:left w:val="none" w:sz="0" w:space="0" w:color="000000"/>
+                <w:right w:val="none" w:sz="0" w:space="0" w:color="000000"/>
+              </w:pBdr>
+              <w:spacing w:after="100" w:before="100" w:line="240"/>
+              <w:ind w:left="100" w:right="100" w:firstLine="0" w:firstLineChars="0"/>
+              <w:rPr>
+                <w:rFonts w:ascii="Arial" w:hAnsi="Arial" w:eastAsia="Arial" w:cs="Arial"/>
+                <w:i w:val="false"/>
+                <w:b w:val="false"/>
+                <w:u w:val="none"/>
+                <w:strike w:val="false"/>
+                <w:sz w:val="20"/>
+                <w:szCs w:val="20"/>
+                <w:color w:val="000000"/>
+              </w:rPr>
+            </w:pPr>
+            <w:r>
+              <w:rPr>
+                <w:rFonts w:ascii="Arial" w:hAnsi="Arial" w:eastAsia="Arial" w:cs="Arial"/>
+                <w:i w:val="false"/>
+                <w:b w:val="false"/>
+                <w:u w:val="none"/>
+                <w:strike w:val="false"/>
+                <w:sz w:val="20"/>
+                <w:szCs w:val="20"/>
+                <w:color w:val="000000"/>
+              </w:rPr>
+              <w:t xml:space="preserve">&lt;0.001***</w:t>
             </w:r>
           </w:p>
         </w:tc>
@@ -3361,117 +3045,7 @@
                 <w:szCs w:val="20"/>
                 <w:color w:val="000000"/>
               </w:rPr>
-              <w:t xml:space="preserve">1.656</w:t>
-            </w:r>
-          </w:p>
-        </w:tc>
-        <w:tc>
-          <w:tcPr>
-            <w:tcBorders>
-              <w:bottom w:val="none" w:sz="0" w:space="0" w:color="000000"/>
-              <w:top w:val="none" w:sz="0" w:space="0" w:color="000000"/>
-              <w:left w:val="none" w:sz="0" w:space="0" w:color="000000"/>
-              <w:right w:val="none" w:sz="0" w:space="0" w:color="000000"/>
-            </w:tcBorders>
-            <w:shd w:val="clear" w:color="auto" w:fill="FFFFFF"/>
-            <w:tcMar>
-              <w:top w:w="0" w:type="dxa"/>
-              <w:bottom w:w="0" w:type="dxa"/>
-              <w:left w:w="0" w:type="dxa"/>
-              <w:right w:w="0" w:type="dxa"/>
-            </w:tcMar>
-            <w:vAlign w:val="center"/>
-          </w:tcPr>
-          <w:p>
-            <w:pPr>
-              <w:pStyle w:val="Normal"/>
-              <w:jc w:val="left"/>
-              <w:pBdr>
-                <w:bottom w:val="none" w:sz="0" w:space="0" w:color="000000"/>
-                <w:top w:val="none" w:sz="0" w:space="0" w:color="000000"/>
-                <w:left w:val="none" w:sz="0" w:space="0" w:color="000000"/>
-                <w:right w:val="none" w:sz="0" w:space="0" w:color="000000"/>
-              </w:pBdr>
-              <w:spacing w:after="100" w:before="100" w:line="240"/>
-              <w:ind w:left="100" w:right="100" w:firstLine="0" w:firstLineChars="0"/>
-              <w:rPr>
-                <w:rFonts w:ascii="Arial" w:hAnsi="Arial" w:eastAsia="Arial" w:cs="Arial"/>
-                <w:i w:val="false"/>
-                <w:b w:val="false"/>
-                <w:u w:val="none"/>
-                <w:strike w:val="false"/>
-                <w:sz w:val="20"/>
-                <w:szCs w:val="20"/>
-                <w:color w:val="000000"/>
-              </w:rPr>
-            </w:pPr>
-            <w:r>
-              <w:rPr>
-                <w:rFonts w:ascii="Arial" w:hAnsi="Arial" w:eastAsia="Arial" w:cs="Arial"/>
-                <w:i w:val="false"/>
-                <w:b w:val="false"/>
-                <w:u w:val="none"/>
-                <w:strike w:val="false"/>
-                <w:sz w:val="20"/>
-                <w:szCs w:val="20"/>
-                <w:color w:val="000000"/>
-              </w:rPr>
-              <w:t xml:space="preserve">0.036*</w:t>
-            </w:r>
-          </w:p>
-        </w:tc>
-        <w:tc>
-          <w:tcPr>
-            <w:tcBorders>
-              <w:bottom w:val="none" w:sz="0" w:space="0" w:color="000000"/>
-              <w:top w:val="none" w:sz="0" w:space="0" w:color="000000"/>
-              <w:left w:val="none" w:sz="0" w:space="0" w:color="000000"/>
-              <w:right w:val="none" w:sz="0" w:space="0" w:color="000000"/>
-            </w:tcBorders>
-            <w:shd w:val="clear" w:color="auto" w:fill="FFFFFF"/>
-            <w:tcMar>
-              <w:top w:w="0" w:type="dxa"/>
-              <w:bottom w:w="0" w:type="dxa"/>
-              <w:left w:w="0" w:type="dxa"/>
-              <w:right w:w="0" w:type="dxa"/>
-            </w:tcMar>
-            <w:vAlign w:val="center"/>
-          </w:tcPr>
-          <w:p>
-            <w:pPr>
-              <w:pStyle w:val="Normal"/>
-              <w:jc w:val="right"/>
-              <w:pBdr>
-                <w:bottom w:val="none" w:sz="0" w:space="0" w:color="000000"/>
-                <w:top w:val="none" w:sz="0" w:space="0" w:color="000000"/>
-                <w:left w:val="none" w:sz="0" w:space="0" w:color="000000"/>
-                <w:right w:val="none" w:sz="0" w:space="0" w:color="000000"/>
-              </w:pBdr>
-              <w:spacing w:after="100" w:before="100" w:line="240"/>
-              <w:ind w:left="100" w:right="100" w:firstLine="0" w:firstLineChars="0"/>
-              <w:rPr>
-                <w:rFonts w:ascii="Arial" w:hAnsi="Arial" w:eastAsia="Arial" w:cs="Arial"/>
-                <w:i w:val="false"/>
-                <w:b w:val="false"/>
-                <w:u w:val="none"/>
-                <w:strike w:val="false"/>
-                <w:sz w:val="20"/>
-                <w:szCs w:val="20"/>
-                <w:color w:val="000000"/>
-              </w:rPr>
-            </w:pPr>
-            <w:r>
-              <w:rPr>
-                <w:rFonts w:ascii="Arial" w:hAnsi="Arial" w:eastAsia="Arial" w:cs="Arial"/>
-                <w:i w:val="false"/>
-                <w:b w:val="false"/>
-                <w:u w:val="none"/>
-                <w:strike w:val="false"/>
-                <w:sz w:val="20"/>
-                <w:szCs w:val="20"/>
-                <w:color w:val="000000"/>
-              </w:rPr>
-              <w:t xml:space="preserve">0.048</w:t>
+              <w:t xml:space="preserve">0.024</w:t>
             </w:r>
           </w:p>
         </w:tc>
@@ -3482,7 +3056,6 @@
         </w:trPr>
         <w:tc>
           <w:tcPr>
-            <w:vMerge w:val="restart"/>
             <w:tcBorders>
               <w:bottom w:val="none" w:sz="0" w:space="0" w:color="000000"/>
               <w:top w:val="none" w:sz="0" w:space="0" w:color="000000"/>
@@ -3532,7 +3105,7 @@
                 <w:szCs w:val="20"/>
                 <w:color w:val="000000"/>
               </w:rPr>
-              <w:t xml:space="preserve">EpiDist ~ M * S + Condition(PC)</w:t>
+              <w:t xml:space="preserve">CG</w:t>
             </w:r>
           </w:p>
         </w:tc>
@@ -3587,7 +3160,7 @@
                 <w:szCs w:val="20"/>
                 <w:color w:val="000000"/>
               </w:rPr>
-              <w:t xml:space="preserve">All</w:t>
+              <w:t xml:space="preserve">EpiDist ~ M * S</w:t>
             </w:r>
           </w:p>
         </w:tc>
@@ -3697,7 +3270,62 @@
                 <w:szCs w:val="20"/>
                 <w:color w:val="000000"/>
               </w:rPr>
-              <w:t xml:space="preserve">90,381.878</w:t>
+              <w:t xml:space="preserve">1.483</w:t>
+            </w:r>
+          </w:p>
+        </w:tc>
+        <w:tc>
+          <w:tcPr>
+            <w:tcBorders>
+              <w:bottom w:val="none" w:sz="0" w:space="0" w:color="000000"/>
+              <w:top w:val="none" w:sz="0" w:space="0" w:color="000000"/>
+              <w:left w:val="none" w:sz="0" w:space="0" w:color="000000"/>
+              <w:right w:val="none" w:sz="0" w:space="0" w:color="000000"/>
+            </w:tcBorders>
+            <w:shd w:val="clear" w:color="auto" w:fill="FFFFFF"/>
+            <w:tcMar>
+              <w:top w:w="0" w:type="dxa"/>
+              <w:bottom w:w="0" w:type="dxa"/>
+              <w:left w:w="0" w:type="dxa"/>
+              <w:right w:w="0" w:type="dxa"/>
+            </w:tcMar>
+            <w:vAlign w:val="center"/>
+          </w:tcPr>
+          <w:p>
+            <w:pPr>
+              <w:pStyle w:val="Normal"/>
+              <w:jc w:val="left"/>
+              <w:pBdr>
+                <w:bottom w:val="none" w:sz="0" w:space="0" w:color="000000"/>
+                <w:top w:val="none" w:sz="0" w:space="0" w:color="000000"/>
+                <w:left w:val="none" w:sz="0" w:space="0" w:color="000000"/>
+                <w:right w:val="none" w:sz="0" w:space="0" w:color="000000"/>
+              </w:pBdr>
+              <w:spacing w:after="100" w:before="100" w:line="240"/>
+              <w:ind w:left="100" w:right="100" w:firstLine="0" w:firstLineChars="0"/>
+              <w:rPr>
+                <w:rFonts w:ascii="Arial" w:hAnsi="Arial" w:eastAsia="Arial" w:cs="Arial"/>
+                <w:i w:val="false"/>
+                <w:b w:val="false"/>
+                <w:u w:val="none"/>
+                <w:strike w:val="false"/>
+                <w:sz w:val="20"/>
+                <w:szCs w:val="20"/>
+                <w:color w:val="000000"/>
+              </w:rPr>
+            </w:pPr>
+            <w:r>
+              <w:rPr>
+                <w:rFonts w:ascii="Arial" w:hAnsi="Arial" w:eastAsia="Arial" w:cs="Arial"/>
+                <w:i w:val="false"/>
+                <w:b w:val="false"/>
+                <w:u w:val="none"/>
+                <w:strike w:val="false"/>
+                <w:sz w:val="20"/>
+                <w:szCs w:val="20"/>
+                <w:color w:val="000000"/>
+              </w:rPr>
+              <w:t xml:space="preserve">&lt;0.001***</w:t>
             </w:r>
           </w:p>
         </w:tc>
@@ -3752,117 +3380,7 @@
                 <w:szCs w:val="20"/>
                 <w:color w:val="000000"/>
               </w:rPr>
-              <w:t xml:space="preserve">1.166</w:t>
-            </w:r>
-          </w:p>
-        </w:tc>
-        <w:tc>
-          <w:tcPr>
-            <w:tcBorders>
-              <w:bottom w:val="none" w:sz="0" w:space="0" w:color="000000"/>
-              <w:top w:val="none" w:sz="0" w:space="0" w:color="000000"/>
-              <w:left w:val="none" w:sz="0" w:space="0" w:color="000000"/>
-              <w:right w:val="none" w:sz="0" w:space="0" w:color="000000"/>
-            </w:tcBorders>
-            <w:shd w:val="clear" w:color="auto" w:fill="FFFFFF"/>
-            <w:tcMar>
-              <w:top w:w="0" w:type="dxa"/>
-              <w:bottom w:w="0" w:type="dxa"/>
-              <w:left w:w="0" w:type="dxa"/>
-              <w:right w:w="0" w:type="dxa"/>
-            </w:tcMar>
-            <w:vAlign w:val="center"/>
-          </w:tcPr>
-          <w:p>
-            <w:pPr>
-              <w:pStyle w:val="Normal"/>
-              <w:jc w:val="left"/>
-              <w:pBdr>
-                <w:bottom w:val="none" w:sz="0" w:space="0" w:color="000000"/>
-                <w:top w:val="none" w:sz="0" w:space="0" w:color="000000"/>
-                <w:left w:val="none" w:sz="0" w:space="0" w:color="000000"/>
-                <w:right w:val="none" w:sz="0" w:space="0" w:color="000000"/>
-              </w:pBdr>
-              <w:spacing w:after="100" w:before="100" w:line="240"/>
-              <w:ind w:left="100" w:right="100" w:firstLine="0" w:firstLineChars="0"/>
-              <w:rPr>
-                <w:rFonts w:ascii="Arial" w:hAnsi="Arial" w:eastAsia="Arial" w:cs="Arial"/>
-                <w:i w:val="false"/>
-                <w:b w:val="false"/>
-                <w:u w:val="none"/>
-                <w:strike w:val="false"/>
-                <w:sz w:val="20"/>
-                <w:szCs w:val="20"/>
-                <w:color w:val="000000"/>
-              </w:rPr>
-            </w:pPr>
-            <w:r>
-              <w:rPr>
-                <w:rFonts w:ascii="Arial" w:hAnsi="Arial" w:eastAsia="Arial" w:cs="Arial"/>
-                <w:i w:val="false"/>
-                <w:b w:val="false"/>
-                <w:u w:val="none"/>
-                <w:strike w:val="false"/>
-                <w:sz w:val="20"/>
-                <w:szCs w:val="20"/>
-                <w:color w:val="000000"/>
-              </w:rPr>
-              <w:t xml:space="preserve">0.023*</w:t>
-            </w:r>
-          </w:p>
-        </w:tc>
-        <w:tc>
-          <w:tcPr>
-            <w:tcBorders>
-              <w:bottom w:val="none" w:sz="0" w:space="0" w:color="000000"/>
-              <w:top w:val="none" w:sz="0" w:space="0" w:color="000000"/>
-              <w:left w:val="none" w:sz="0" w:space="0" w:color="000000"/>
-              <w:right w:val="none" w:sz="0" w:space="0" w:color="000000"/>
-            </w:tcBorders>
-            <w:shd w:val="clear" w:color="auto" w:fill="FFFFFF"/>
-            <w:tcMar>
-              <w:top w:w="0" w:type="dxa"/>
-              <w:bottom w:w="0" w:type="dxa"/>
-              <w:left w:w="0" w:type="dxa"/>
-              <w:right w:w="0" w:type="dxa"/>
-            </w:tcMar>
-            <w:vAlign w:val="center"/>
-          </w:tcPr>
-          <w:p>
-            <w:pPr>
-              <w:pStyle w:val="Normal"/>
-              <w:jc w:val="right"/>
-              <w:pBdr>
-                <w:bottom w:val="none" w:sz="0" w:space="0" w:color="000000"/>
-                <w:top w:val="none" w:sz="0" w:space="0" w:color="000000"/>
-                <w:left w:val="none" w:sz="0" w:space="0" w:color="000000"/>
-                <w:right w:val="none" w:sz="0" w:space="0" w:color="000000"/>
-              </w:pBdr>
-              <w:spacing w:after="100" w:before="100" w:line="240"/>
-              <w:ind w:left="100" w:right="100" w:firstLine="0" w:firstLineChars="0"/>
-              <w:rPr>
-                <w:rFonts w:ascii="Arial" w:hAnsi="Arial" w:eastAsia="Arial" w:cs="Arial"/>
-                <w:i w:val="false"/>
-                <w:b w:val="false"/>
-                <w:u w:val="none"/>
-                <w:strike w:val="false"/>
-                <w:sz w:val="20"/>
-                <w:szCs w:val="20"/>
-                <w:color w:val="000000"/>
-              </w:rPr>
-            </w:pPr>
-            <w:r>
-              <w:rPr>
-                <w:rFonts w:ascii="Arial" w:hAnsi="Arial" w:eastAsia="Arial" w:cs="Arial"/>
-                <w:i w:val="false"/>
-                <w:b w:val="false"/>
-                <w:u w:val="none"/>
-                <w:strike w:val="false"/>
-                <w:sz w:val="20"/>
-                <w:szCs w:val="20"/>
-                <w:color w:val="000000"/>
-              </w:rPr>
-              <w:t xml:space="preserve">0.011</w:t>
+              <w:t xml:space="preserve">0.036</w:t>
             </w:r>
           </w:p>
         </w:tc>
@@ -3873,7 +3391,6 @@
         </w:trPr>
         <w:tc>
           <w:tcPr>
-            <w:vMerge/>
             <w:tcBorders>
               <w:bottom w:val="none" w:sz="0" w:space="0" w:color="000000"/>
               <w:top w:val="none" w:sz="0" w:space="0" w:color="000000"/>
@@ -3912,6 +3429,19 @@
                 <w:color w:val="000000"/>
               </w:rPr>
             </w:pPr>
+            <w:r>
+              <w:rPr>
+                <w:rFonts w:ascii="Arial" w:hAnsi="Arial" w:eastAsia="Arial" w:cs="Arial"/>
+                <w:i w:val="false"/>
+                <w:b w:val="false"/>
+                <w:u w:val="none"/>
+                <w:strike w:val="false"/>
+                <w:sz w:val="20"/>
+                <w:szCs w:val="20"/>
+                <w:color w:val="000000"/>
+              </w:rPr>
+              <w:t xml:space="preserve">CG</w:t>
+            </w:r>
           </w:p>
         </w:tc>
         <w:tc>
@@ -3965,7 +3495,7 @@
                 <w:szCs w:val="20"/>
                 <w:color w:val="000000"/>
               </w:rPr>
-              <w:t xml:space="preserve">CG</w:t>
+              <w:t xml:space="preserve">EpiDist ~ M * S + Condition(GenVar)</w:t>
             </w:r>
           </w:p>
         </w:tc>
@@ -4021,61 +3551,6 @@
                 <w:color w:val="000000"/>
               </w:rPr>
               <w:t xml:space="preserve">3</w:t>
-            </w:r>
-          </w:p>
-        </w:tc>
-        <w:tc>
-          <w:tcPr>
-            <w:tcBorders>
-              <w:bottom w:val="none" w:sz="0" w:space="0" w:color="000000"/>
-              <w:top w:val="none" w:sz="0" w:space="0" w:color="000000"/>
-              <w:left w:val="none" w:sz="0" w:space="0" w:color="000000"/>
-              <w:right w:val="none" w:sz="0" w:space="0" w:color="000000"/>
-            </w:tcBorders>
-            <w:shd w:val="clear" w:color="auto" w:fill="FFFFFF"/>
-            <w:tcMar>
-              <w:top w:w="0" w:type="dxa"/>
-              <w:bottom w:w="0" w:type="dxa"/>
-              <w:left w:w="0" w:type="dxa"/>
-              <w:right w:w="0" w:type="dxa"/>
-            </w:tcMar>
-            <w:vAlign w:val="center"/>
-          </w:tcPr>
-          <w:p>
-            <w:pPr>
-              <w:pStyle w:val="Normal"/>
-              <w:jc w:val="right"/>
-              <w:pBdr>
-                <w:bottom w:val="none" w:sz="0" w:space="0" w:color="000000"/>
-                <w:top w:val="none" w:sz="0" w:space="0" w:color="000000"/>
-                <w:left w:val="none" w:sz="0" w:space="0" w:color="000000"/>
-                <w:right w:val="none" w:sz="0" w:space="0" w:color="000000"/>
-              </w:pBdr>
-              <w:spacing w:after="100" w:before="100" w:line="240"/>
-              <w:ind w:left="100" w:right="100" w:firstLine="0" w:firstLineChars="0"/>
-              <w:rPr>
-                <w:rFonts w:ascii="Arial" w:hAnsi="Arial" w:eastAsia="Arial" w:cs="Arial"/>
-                <w:i w:val="false"/>
-                <w:b w:val="false"/>
-                <w:u w:val="none"/>
-                <w:strike w:val="false"/>
-                <w:sz w:val="20"/>
-                <w:szCs w:val="20"/>
-                <w:color w:val="000000"/>
-              </w:rPr>
-            </w:pPr>
-            <w:r>
-              <w:rPr>
-                <w:rFonts w:ascii="Arial" w:hAnsi="Arial" w:eastAsia="Arial" w:cs="Arial"/>
-                <w:i w:val="false"/>
-                <w:b w:val="false"/>
-                <w:u w:val="none"/>
-                <w:strike w:val="false"/>
-                <w:sz w:val="20"/>
-                <w:szCs w:val="20"/>
-                <w:color w:val="000000"/>
-              </w:rPr>
-              <w:t xml:space="preserve">34,251.243</w:t>
             </w:r>
           </w:p>
         </w:tc>
@@ -4251,7 +3726,6 @@
         </w:trPr>
         <w:tc>
           <w:tcPr>
-            <w:vMerge/>
             <w:tcBorders>
               <w:bottom w:val="none" w:sz="0" w:space="0" w:color="000000"/>
               <w:top w:val="none" w:sz="0" w:space="0" w:color="000000"/>
@@ -4290,6 +3764,19 @@
                 <w:color w:val="000000"/>
               </w:rPr>
             </w:pPr>
+            <w:r>
+              <w:rPr>
+                <w:rFonts w:ascii="Arial" w:hAnsi="Arial" w:eastAsia="Arial" w:cs="Arial"/>
+                <w:i w:val="false"/>
+                <w:b w:val="false"/>
+                <w:u w:val="none"/>
+                <w:strike w:val="false"/>
+                <w:sz w:val="20"/>
+                <w:szCs w:val="20"/>
+                <w:color w:val="000000"/>
+              </w:rPr>
+              <w:t xml:space="preserve">CHG</w:t>
+            </w:r>
           </w:p>
         </w:tc>
         <w:tc>
@@ -4343,7 +3830,7 @@
                 <w:szCs w:val="20"/>
                 <w:color w:val="000000"/>
               </w:rPr>
-              <w:t xml:space="preserve">CHG</w:t>
+              <w:t xml:space="preserve">EpiDist ~ Maternal</w:t>
             </w:r>
           </w:p>
         </w:tc>
@@ -4398,7 +3885,7 @@
                 <w:szCs w:val="20"/>
                 <w:color w:val="000000"/>
               </w:rPr>
-              <w:t xml:space="preserve">3</w:t>
+              <w:t xml:space="preserve">1</w:t>
             </w:r>
           </w:p>
         </w:tc>
@@ -4453,7 +3940,62 @@
                 <w:szCs w:val="20"/>
                 <w:color w:val="000000"/>
               </w:rPr>
-              <w:t xml:space="preserve">27,681.290</w:t>
+              <w:t xml:space="preserve">1.368</w:t>
+            </w:r>
+          </w:p>
+        </w:tc>
+        <w:tc>
+          <w:tcPr>
+            <w:tcBorders>
+              <w:bottom w:val="none" w:sz="0" w:space="0" w:color="000000"/>
+              <w:top w:val="none" w:sz="0" w:space="0" w:color="000000"/>
+              <w:left w:val="none" w:sz="0" w:space="0" w:color="000000"/>
+              <w:right w:val="none" w:sz="0" w:space="0" w:color="000000"/>
+            </w:tcBorders>
+            <w:shd w:val="clear" w:color="auto" w:fill="FFFFFF"/>
+            <w:tcMar>
+              <w:top w:w="0" w:type="dxa"/>
+              <w:bottom w:w="0" w:type="dxa"/>
+              <w:left w:w="0" w:type="dxa"/>
+              <w:right w:w="0" w:type="dxa"/>
+            </w:tcMar>
+            <w:vAlign w:val="center"/>
+          </w:tcPr>
+          <w:p>
+            <w:pPr>
+              <w:pStyle w:val="Normal"/>
+              <w:jc w:val="left"/>
+              <w:pBdr>
+                <w:bottom w:val="none" w:sz="0" w:space="0" w:color="000000"/>
+                <w:top w:val="none" w:sz="0" w:space="0" w:color="000000"/>
+                <w:left w:val="none" w:sz="0" w:space="0" w:color="000000"/>
+                <w:right w:val="none" w:sz="0" w:space="0" w:color="000000"/>
+              </w:pBdr>
+              <w:spacing w:after="100" w:before="100" w:line="240"/>
+              <w:ind w:left="100" w:right="100" w:firstLine="0" w:firstLineChars="0"/>
+              <w:rPr>
+                <w:rFonts w:ascii="Arial" w:hAnsi="Arial" w:eastAsia="Arial" w:cs="Arial"/>
+                <w:i w:val="false"/>
+                <w:b w:val="false"/>
+                <w:u w:val="none"/>
+                <w:strike w:val="false"/>
+                <w:sz w:val="20"/>
+                <w:szCs w:val="20"/>
+                <w:color w:val="000000"/>
+              </w:rPr>
+            </w:pPr>
+            <w:r>
+              <w:rPr>
+                <w:rFonts w:ascii="Arial" w:hAnsi="Arial" w:eastAsia="Arial" w:cs="Arial"/>
+                <w:i w:val="false"/>
+                <w:b w:val="false"/>
+                <w:u w:val="none"/>
+                <w:strike w:val="false"/>
+                <w:sz w:val="20"/>
+                <w:szCs w:val="20"/>
+                <w:color w:val="000000"/>
+              </w:rPr>
+              <w:t xml:space="preserve">0.037*</w:t>
             </w:r>
           </w:p>
         </w:tc>
@@ -4508,117 +4050,7 @@
                 <w:szCs w:val="20"/>
                 <w:color w:val="000000"/>
               </w:rPr>
-              <w:t xml:space="preserve">1.146</w:t>
-            </w:r>
-          </w:p>
-        </w:tc>
-        <w:tc>
-          <w:tcPr>
-            <w:tcBorders>
-              <w:bottom w:val="none" w:sz="0" w:space="0" w:color="000000"/>
-              <w:top w:val="none" w:sz="0" w:space="0" w:color="000000"/>
-              <w:left w:val="none" w:sz="0" w:space="0" w:color="000000"/>
-              <w:right w:val="none" w:sz="0" w:space="0" w:color="000000"/>
-            </w:tcBorders>
-            <w:shd w:val="clear" w:color="auto" w:fill="FFFFFF"/>
-            <w:tcMar>
-              <w:top w:w="0" w:type="dxa"/>
-              <w:bottom w:w="0" w:type="dxa"/>
-              <w:left w:w="0" w:type="dxa"/>
-              <w:right w:w="0" w:type="dxa"/>
-            </w:tcMar>
-            <w:vAlign w:val="center"/>
-          </w:tcPr>
-          <w:p>
-            <w:pPr>
-              <w:pStyle w:val="Normal"/>
-              <w:jc w:val="left"/>
-              <w:pBdr>
-                <w:bottom w:val="none" w:sz="0" w:space="0" w:color="000000"/>
-                <w:top w:val="none" w:sz="0" w:space="0" w:color="000000"/>
-                <w:left w:val="none" w:sz="0" w:space="0" w:color="000000"/>
-                <w:right w:val="none" w:sz="0" w:space="0" w:color="000000"/>
-              </w:pBdr>
-              <w:spacing w:after="100" w:before="100" w:line="240"/>
-              <w:ind w:left="100" w:right="100" w:firstLine="0" w:firstLineChars="0"/>
-              <w:rPr>
-                <w:rFonts w:ascii="Arial" w:hAnsi="Arial" w:eastAsia="Arial" w:cs="Arial"/>
-                <w:i w:val="false"/>
-                <w:b w:val="false"/>
-                <w:u w:val="none"/>
-                <w:strike w:val="false"/>
-                <w:sz w:val="20"/>
-                <w:szCs w:val="20"/>
-                <w:color w:val="000000"/>
-              </w:rPr>
-            </w:pPr>
-            <w:r>
-              <w:rPr>
-                <w:rFonts w:ascii="Arial" w:hAnsi="Arial" w:eastAsia="Arial" w:cs="Arial"/>
-                <w:i w:val="false"/>
-                <w:b w:val="false"/>
-                <w:u w:val="none"/>
-                <w:strike w:val="false"/>
-                <w:sz w:val="20"/>
-                <w:szCs w:val="20"/>
-                <w:color w:val="000000"/>
-              </w:rPr>
-              <w:t xml:space="preserve">0.014*</w:t>
-            </w:r>
-          </w:p>
-        </w:tc>
-        <w:tc>
-          <w:tcPr>
-            <w:tcBorders>
-              <w:bottom w:val="none" w:sz="0" w:space="0" w:color="000000"/>
-              <w:top w:val="none" w:sz="0" w:space="0" w:color="000000"/>
-              <w:left w:val="none" w:sz="0" w:space="0" w:color="000000"/>
-              <w:right w:val="none" w:sz="0" w:space="0" w:color="000000"/>
-            </w:tcBorders>
-            <w:shd w:val="clear" w:color="auto" w:fill="FFFFFF"/>
-            <w:tcMar>
-              <w:top w:w="0" w:type="dxa"/>
-              <w:bottom w:w="0" w:type="dxa"/>
-              <w:left w:w="0" w:type="dxa"/>
-              <w:right w:w="0" w:type="dxa"/>
-            </w:tcMar>
-            <w:vAlign w:val="center"/>
-          </w:tcPr>
-          <w:p>
-            <w:pPr>
-              <w:pStyle w:val="Normal"/>
-              <w:jc w:val="right"/>
-              <w:pBdr>
-                <w:bottom w:val="none" w:sz="0" w:space="0" w:color="000000"/>
-                <w:top w:val="none" w:sz="0" w:space="0" w:color="000000"/>
-                <w:left w:val="none" w:sz="0" w:space="0" w:color="000000"/>
-                <w:right w:val="none" w:sz="0" w:space="0" w:color="000000"/>
-              </w:pBdr>
-              <w:spacing w:after="100" w:before="100" w:line="240"/>
-              <w:ind w:left="100" w:right="100" w:firstLine="0" w:firstLineChars="0"/>
-              <w:rPr>
-                <w:rFonts w:ascii="Arial" w:hAnsi="Arial" w:eastAsia="Arial" w:cs="Arial"/>
-                <w:i w:val="false"/>
-                <w:b w:val="false"/>
-                <w:u w:val="none"/>
-                <w:strike w:val="false"/>
-                <w:sz w:val="20"/>
-                <w:szCs w:val="20"/>
-                <w:color w:val="000000"/>
-              </w:rPr>
-            </w:pPr>
-            <w:r>
-              <w:rPr>
-                <w:rFonts w:ascii="Arial" w:hAnsi="Arial" w:eastAsia="Arial" w:cs="Arial"/>
-                <w:i w:val="false"/>
-                <w:b w:val="false"/>
-                <w:u w:val="none"/>
-                <w:strike w:val="false"/>
-                <w:sz w:val="20"/>
-                <w:szCs w:val="20"/>
-                <w:color w:val="000000"/>
-              </w:rPr>
-              <w:t xml:space="preserve">0.010</w:t>
+              <w:t xml:space="preserve">0.009</w:t>
             </w:r>
           </w:p>
         </w:tc>
@@ -4629,7 +4061,6 @@
         </w:trPr>
         <w:tc>
           <w:tcPr>
-            <w:vMerge/>
             <w:tcBorders>
               <w:bottom w:val="none" w:sz="0" w:space="0" w:color="000000"/>
               <w:top w:val="none" w:sz="0" w:space="0" w:color="000000"/>
@@ -4668,6 +4099,19 @@
                 <w:color w:val="000000"/>
               </w:rPr>
             </w:pPr>
+            <w:r>
+              <w:rPr>
+                <w:rFonts w:ascii="Arial" w:hAnsi="Arial" w:eastAsia="Arial" w:cs="Arial"/>
+                <w:i w:val="false"/>
+                <w:b w:val="false"/>
+                <w:u w:val="none"/>
+                <w:strike w:val="false"/>
+                <w:sz w:val="20"/>
+                <w:szCs w:val="20"/>
+                <w:color w:val="000000"/>
+              </w:rPr>
+              <w:t xml:space="preserve">CHG</w:t>
+            </w:r>
           </w:p>
         </w:tc>
         <w:tc>
@@ -4721,7 +4165,7 @@
                 <w:szCs w:val="20"/>
                 <w:color w:val="000000"/>
               </w:rPr>
-              <w:t xml:space="preserve">CHH</w:t>
+              <w:t xml:space="preserve">EpiDist ~ Simulation</w:t>
             </w:r>
           </w:p>
         </w:tc>
@@ -4776,7 +4220,7 @@
                 <w:szCs w:val="20"/>
                 <w:color w:val="000000"/>
               </w:rPr>
-              <w:t xml:space="preserve">3</w:t>
+              <w:t xml:space="preserve">1</w:t>
             </w:r>
           </w:p>
         </w:tc>
@@ -4831,7 +4275,62 @@
                 <w:szCs w:val="20"/>
                 <w:color w:val="000000"/>
               </w:rPr>
-              <w:t xml:space="preserve">28,449.345</w:t>
+              <w:t xml:space="preserve">1.274</w:t>
+            </w:r>
+          </w:p>
+        </w:tc>
+        <w:tc>
+          <w:tcPr>
+            <w:tcBorders>
+              <w:bottom w:val="none" w:sz="0" w:space="0" w:color="000000"/>
+              <w:top w:val="none" w:sz="0" w:space="0" w:color="000000"/>
+              <w:left w:val="none" w:sz="0" w:space="0" w:color="000000"/>
+              <w:right w:val="none" w:sz="0" w:space="0" w:color="000000"/>
+            </w:tcBorders>
+            <w:shd w:val="clear" w:color="auto" w:fill="FFFFFF"/>
+            <w:tcMar>
+              <w:top w:w="0" w:type="dxa"/>
+              <w:bottom w:w="0" w:type="dxa"/>
+              <w:left w:w="0" w:type="dxa"/>
+              <w:right w:w="0" w:type="dxa"/>
+            </w:tcMar>
+            <w:vAlign w:val="center"/>
+          </w:tcPr>
+          <w:p>
+            <w:pPr>
+              <w:pStyle w:val="Normal"/>
+              <w:jc w:val="left"/>
+              <w:pBdr>
+                <w:bottom w:val="none" w:sz="0" w:space="0" w:color="000000"/>
+                <w:top w:val="none" w:sz="0" w:space="0" w:color="000000"/>
+                <w:left w:val="none" w:sz="0" w:space="0" w:color="000000"/>
+                <w:right w:val="none" w:sz="0" w:space="0" w:color="000000"/>
+              </w:pBdr>
+              <w:spacing w:after="100" w:before="100" w:line="240"/>
+              <w:ind w:left="100" w:right="100" w:firstLine="0" w:firstLineChars="0"/>
+              <w:rPr>
+                <w:rFonts w:ascii="Arial" w:hAnsi="Arial" w:eastAsia="Arial" w:cs="Arial"/>
+                <w:i w:val="false"/>
+                <w:b w:val="false"/>
+                <w:u w:val="none"/>
+                <w:strike w:val="false"/>
+                <w:sz w:val="20"/>
+                <w:szCs w:val="20"/>
+                <w:color w:val="000000"/>
+              </w:rPr>
+            </w:pPr>
+            <w:r>
+              <w:rPr>
+                <w:rFonts w:ascii="Arial" w:hAnsi="Arial" w:eastAsia="Arial" w:cs="Arial"/>
+                <w:i w:val="false"/>
+                <w:b w:val="false"/>
+                <w:u w:val="none"/>
+                <w:strike w:val="false"/>
+                <w:sz w:val="20"/>
+                <w:szCs w:val="20"/>
+                <w:color w:val="000000"/>
+              </w:rPr>
+              <w:t xml:space="preserve">0.080</w:t>
             </w:r>
           </w:p>
         </w:tc>
@@ -4886,117 +4385,7 @@
                 <w:szCs w:val="20"/>
                 <w:color w:val="000000"/>
               </w:rPr>
-              <w:t xml:space="preserve">0.959</w:t>
-            </w:r>
-          </w:p>
-        </w:tc>
-        <w:tc>
-          <w:tcPr>
-            <w:tcBorders>
-              <w:bottom w:val="none" w:sz="0" w:space="0" w:color="000000"/>
-              <w:top w:val="none" w:sz="0" w:space="0" w:color="000000"/>
-              <w:left w:val="none" w:sz="0" w:space="0" w:color="000000"/>
-              <w:right w:val="none" w:sz="0" w:space="0" w:color="000000"/>
-            </w:tcBorders>
-            <w:shd w:val="clear" w:color="auto" w:fill="FFFFFF"/>
-            <w:tcMar>
-              <w:top w:w="0" w:type="dxa"/>
-              <w:bottom w:w="0" w:type="dxa"/>
-              <w:left w:w="0" w:type="dxa"/>
-              <w:right w:w="0" w:type="dxa"/>
-            </w:tcMar>
-            <w:vAlign w:val="center"/>
-          </w:tcPr>
-          <w:p>
-            <w:pPr>
-              <w:pStyle w:val="Normal"/>
-              <w:jc w:val="left"/>
-              <w:pBdr>
-                <w:bottom w:val="none" w:sz="0" w:space="0" w:color="000000"/>
-                <w:top w:val="none" w:sz="0" w:space="0" w:color="000000"/>
-                <w:left w:val="none" w:sz="0" w:space="0" w:color="000000"/>
-                <w:right w:val="none" w:sz="0" w:space="0" w:color="000000"/>
-              </w:pBdr>
-              <w:spacing w:after="100" w:before="100" w:line="240"/>
-              <w:ind w:left="100" w:right="100" w:firstLine="0" w:firstLineChars="0"/>
-              <w:rPr>
-                <w:rFonts w:ascii="Arial" w:hAnsi="Arial" w:eastAsia="Arial" w:cs="Arial"/>
-                <w:i w:val="false"/>
-                <w:b w:val="false"/>
-                <w:u w:val="none"/>
-                <w:strike w:val="false"/>
-                <w:sz w:val="20"/>
-                <w:szCs w:val="20"/>
-                <w:color w:val="000000"/>
-              </w:rPr>
-            </w:pPr>
-            <w:r>
-              <w:rPr>
-                <w:rFonts w:ascii="Arial" w:hAnsi="Arial" w:eastAsia="Arial" w:cs="Arial"/>
-                <w:i w:val="false"/>
-                <w:b w:val="false"/>
-                <w:u w:val="none"/>
-                <w:strike w:val="false"/>
-                <w:sz w:val="20"/>
-                <w:szCs w:val="20"/>
-                <w:color w:val="000000"/>
-              </w:rPr>
-              <w:t xml:space="preserve">0.604</w:t>
-            </w:r>
-          </w:p>
-        </w:tc>
-        <w:tc>
-          <w:tcPr>
-            <w:tcBorders>
-              <w:bottom w:val="none" w:sz="0" w:space="0" w:color="000000"/>
-              <w:top w:val="none" w:sz="0" w:space="0" w:color="000000"/>
-              <w:left w:val="none" w:sz="0" w:space="0" w:color="000000"/>
-              <w:right w:val="none" w:sz="0" w:space="0" w:color="000000"/>
-            </w:tcBorders>
-            <w:shd w:val="clear" w:color="auto" w:fill="FFFFFF"/>
-            <w:tcMar>
-              <w:top w:w="0" w:type="dxa"/>
-              <w:bottom w:w="0" w:type="dxa"/>
-              <w:left w:w="0" w:type="dxa"/>
-              <w:right w:w="0" w:type="dxa"/>
-            </w:tcMar>
-            <w:vAlign w:val="center"/>
-          </w:tcPr>
-          <w:p>
-            <w:pPr>
-              <w:pStyle w:val="Normal"/>
-              <w:jc w:val="right"/>
-              <w:pBdr>
-                <w:bottom w:val="none" w:sz="0" w:space="0" w:color="000000"/>
-                <w:top w:val="none" w:sz="0" w:space="0" w:color="000000"/>
-                <w:left w:val="none" w:sz="0" w:space="0" w:color="000000"/>
-                <w:right w:val="none" w:sz="0" w:space="0" w:color="000000"/>
-              </w:pBdr>
-              <w:spacing w:after="100" w:before="100" w:line="240"/>
-              <w:ind w:left="100" w:right="100" w:firstLine="0" w:firstLineChars="0"/>
-              <w:rPr>
-                <w:rFonts w:ascii="Arial" w:hAnsi="Arial" w:eastAsia="Arial" w:cs="Arial"/>
-                <w:i w:val="false"/>
-                <w:b w:val="false"/>
-                <w:u w:val="none"/>
-                <w:strike w:val="false"/>
-                <w:sz w:val="20"/>
-                <w:szCs w:val="20"/>
-                <w:color w:val="000000"/>
-              </w:rPr>
-            </w:pPr>
-            <w:r>
-              <w:rPr>
-                <w:rFonts w:ascii="Arial" w:hAnsi="Arial" w:eastAsia="Arial" w:cs="Arial"/>
-                <w:i w:val="false"/>
-                <w:b w:val="false"/>
-                <w:u w:val="none"/>
-                <w:strike w:val="false"/>
-                <w:sz w:val="20"/>
-                <w:szCs w:val="20"/>
-                <w:color w:val="000000"/>
-              </w:rPr>
-              <w:t xml:space="preserve">-0.002</w:t>
+              <w:t xml:space="preserve">0.007</w:t>
             </w:r>
           </w:p>
         </w:tc>
@@ -5007,9 +4396,8 @@
         </w:trPr>
         <w:tc>
           <w:tcPr>
-            <w:vMerge w:val="restart"/>
-            <w:tcBorders>
-              <w:bottom w:val="single" w:sz="12" w:space="0" w:color="666666"/>
+            <w:tcBorders>
+              <w:bottom w:val="none" w:sz="0" w:space="0" w:color="000000"/>
               <w:top w:val="none" w:sz="0" w:space="0" w:color="000000"/>
               <w:left w:val="none" w:sz="0" w:space="0" w:color="000000"/>
               <w:right w:val="none" w:sz="0" w:space="0" w:color="000000"/>
@@ -5057,7 +4445,7 @@
                 <w:szCs w:val="20"/>
                 <w:color w:val="000000"/>
               </w:rPr>
-              <w:t xml:space="preserve">EpiDist ~ PC</w:t>
+              <w:t xml:space="preserve">CHG</w:t>
             </w:r>
           </w:p>
         </w:tc>
@@ -5112,7 +4500,7 @@
                 <w:szCs w:val="20"/>
                 <w:color w:val="000000"/>
               </w:rPr>
-              <w:t xml:space="preserve">All</w:t>
+              <w:t xml:space="preserve">EpiDist ~ GenVar</w:t>
             </w:r>
           </w:p>
         </w:tc>
@@ -5222,7 +4610,62 @@
                 <w:szCs w:val="20"/>
                 <w:color w:val="000000"/>
               </w:rPr>
-              <w:t xml:space="preserve">251,243.858</w:t>
+              <w:t xml:space="preserve">5.196</w:t>
+            </w:r>
+          </w:p>
+        </w:tc>
+        <w:tc>
+          <w:tcPr>
+            <w:tcBorders>
+              <w:bottom w:val="none" w:sz="0" w:space="0" w:color="000000"/>
+              <w:top w:val="none" w:sz="0" w:space="0" w:color="000000"/>
+              <w:left w:val="none" w:sz="0" w:space="0" w:color="000000"/>
+              <w:right w:val="none" w:sz="0" w:space="0" w:color="000000"/>
+            </w:tcBorders>
+            <w:shd w:val="clear" w:color="auto" w:fill="FFFFFF"/>
+            <w:tcMar>
+              <w:top w:w="0" w:type="dxa"/>
+              <w:bottom w:w="0" w:type="dxa"/>
+              <w:left w:w="0" w:type="dxa"/>
+              <w:right w:w="0" w:type="dxa"/>
+            </w:tcMar>
+            <w:vAlign w:val="center"/>
+          </w:tcPr>
+          <w:p>
+            <w:pPr>
+              <w:pStyle w:val="Normal"/>
+              <w:jc w:val="left"/>
+              <w:pBdr>
+                <w:bottom w:val="none" w:sz="0" w:space="0" w:color="000000"/>
+                <w:top w:val="none" w:sz="0" w:space="0" w:color="000000"/>
+                <w:left w:val="none" w:sz="0" w:space="0" w:color="000000"/>
+                <w:right w:val="none" w:sz="0" w:space="0" w:color="000000"/>
+              </w:pBdr>
+              <w:spacing w:after="100" w:before="100" w:line="240"/>
+              <w:ind w:left="100" w:right="100" w:firstLine="0" w:firstLineChars="0"/>
+              <w:rPr>
+                <w:rFonts w:ascii="Arial" w:hAnsi="Arial" w:eastAsia="Arial" w:cs="Arial"/>
+                <w:i w:val="false"/>
+                <w:b w:val="false"/>
+                <w:u w:val="none"/>
+                <w:strike w:val="false"/>
+                <w:sz w:val="20"/>
+                <w:szCs w:val="20"/>
+                <w:color w:val="000000"/>
+              </w:rPr>
+            </w:pPr>
+            <w:r>
+              <w:rPr>
+                <w:rFonts w:ascii="Arial" w:hAnsi="Arial" w:eastAsia="Arial" w:cs="Arial"/>
+                <w:i w:val="false"/>
+                <w:b w:val="false"/>
+                <w:u w:val="none"/>
+                <w:strike w:val="false"/>
+                <w:sz w:val="20"/>
+                <w:szCs w:val="20"/>
+                <w:color w:val="000000"/>
+              </w:rPr>
+              <w:t xml:space="preserve">&lt;0.001***</w:t>
             </w:r>
           </w:p>
         </w:tc>
@@ -5277,117 +4720,7 @@
                 <w:szCs w:val="20"/>
                 <w:color w:val="000000"/>
               </w:rPr>
-              <w:t xml:space="preserve">9.599</w:t>
-            </w:r>
-          </w:p>
-        </w:tc>
-        <w:tc>
-          <w:tcPr>
-            <w:tcBorders>
-              <w:bottom w:val="none" w:sz="0" w:space="0" w:color="000000"/>
-              <w:top w:val="none" w:sz="0" w:space="0" w:color="000000"/>
-              <w:left w:val="none" w:sz="0" w:space="0" w:color="000000"/>
-              <w:right w:val="none" w:sz="0" w:space="0" w:color="000000"/>
-            </w:tcBorders>
-            <w:shd w:val="clear" w:color="auto" w:fill="FFFFFF"/>
-            <w:tcMar>
-              <w:top w:w="0" w:type="dxa"/>
-              <w:bottom w:w="0" w:type="dxa"/>
-              <w:left w:w="0" w:type="dxa"/>
-              <w:right w:w="0" w:type="dxa"/>
-            </w:tcMar>
-            <w:vAlign w:val="center"/>
-          </w:tcPr>
-          <w:p>
-            <w:pPr>
-              <w:pStyle w:val="Normal"/>
-              <w:jc w:val="left"/>
-              <w:pBdr>
-                <w:bottom w:val="none" w:sz="0" w:space="0" w:color="000000"/>
-                <w:top w:val="none" w:sz="0" w:space="0" w:color="000000"/>
-                <w:left w:val="none" w:sz="0" w:space="0" w:color="000000"/>
-                <w:right w:val="none" w:sz="0" w:space="0" w:color="000000"/>
-              </w:pBdr>
-              <w:spacing w:after="100" w:before="100" w:line="240"/>
-              <w:ind w:left="100" w:right="100" w:firstLine="0" w:firstLineChars="0"/>
-              <w:rPr>
-                <w:rFonts w:ascii="Arial" w:hAnsi="Arial" w:eastAsia="Arial" w:cs="Arial"/>
-                <w:i w:val="false"/>
-                <w:b w:val="false"/>
-                <w:u w:val="none"/>
-                <w:strike w:val="false"/>
-                <w:sz w:val="20"/>
-                <w:szCs w:val="20"/>
-                <w:color w:val="000000"/>
-              </w:rPr>
-            </w:pPr>
-            <w:r>
-              <w:rPr>
-                <w:rFonts w:ascii="Arial" w:hAnsi="Arial" w:eastAsia="Arial" w:cs="Arial"/>
-                <w:i w:val="false"/>
-                <w:b w:val="false"/>
-                <w:u w:val="none"/>
-                <w:strike w:val="false"/>
-                <w:sz w:val="20"/>
-                <w:szCs w:val="20"/>
-                <w:color w:val="000000"/>
-              </w:rPr>
-              <w:t xml:space="preserve">&lt;0.001***</w:t>
-            </w:r>
-          </w:p>
-        </w:tc>
-        <w:tc>
-          <w:tcPr>
-            <w:tcBorders>
-              <w:bottom w:val="none" w:sz="0" w:space="0" w:color="000000"/>
-              <w:top w:val="none" w:sz="0" w:space="0" w:color="000000"/>
-              <w:left w:val="none" w:sz="0" w:space="0" w:color="000000"/>
-              <w:right w:val="none" w:sz="0" w:space="0" w:color="000000"/>
-            </w:tcBorders>
-            <w:shd w:val="clear" w:color="auto" w:fill="FFFFFF"/>
-            <w:tcMar>
-              <w:top w:w="0" w:type="dxa"/>
-              <w:bottom w:w="0" w:type="dxa"/>
-              <w:left w:w="0" w:type="dxa"/>
-              <w:right w:w="0" w:type="dxa"/>
-            </w:tcMar>
-            <w:vAlign w:val="center"/>
-          </w:tcPr>
-          <w:p>
-            <w:pPr>
-              <w:pStyle w:val="Normal"/>
-              <w:jc w:val="right"/>
-              <w:pBdr>
-                <w:bottom w:val="none" w:sz="0" w:space="0" w:color="000000"/>
-                <w:top w:val="none" w:sz="0" w:space="0" w:color="000000"/>
-                <w:left w:val="none" w:sz="0" w:space="0" w:color="000000"/>
-                <w:right w:val="none" w:sz="0" w:space="0" w:color="000000"/>
-              </w:pBdr>
-              <w:spacing w:after="100" w:before="100" w:line="240"/>
-              <w:ind w:left="100" w:right="100" w:firstLine="0" w:firstLineChars="0"/>
-              <w:rPr>
-                <w:rFonts w:ascii="Arial" w:hAnsi="Arial" w:eastAsia="Arial" w:cs="Arial"/>
-                <w:i w:val="false"/>
-                <w:b w:val="false"/>
-                <w:u w:val="none"/>
-                <w:strike w:val="false"/>
-                <w:sz w:val="20"/>
-                <w:szCs w:val="20"/>
-                <w:color w:val="000000"/>
-              </w:rPr>
-            </w:pPr>
-            <w:r>
-              <w:rPr>
-                <w:rFonts w:ascii="Arial" w:hAnsi="Arial" w:eastAsia="Arial" w:cs="Arial"/>
-                <w:i w:val="false"/>
-                <w:b w:val="false"/>
-                <w:u w:val="none"/>
-                <w:strike w:val="false"/>
-                <w:sz w:val="20"/>
-                <w:szCs w:val="20"/>
-                <w:color w:val="000000"/>
-              </w:rPr>
-              <w:t xml:space="preserve">0.181</w:t>
+              <w:t xml:space="preserve">0.097</w:t>
             </w:r>
           </w:p>
         </w:tc>
@@ -5398,10 +4731,9 @@
         </w:trPr>
         <w:tc>
           <w:tcPr>
-            <w:vMerge/>
-            <w:tcBorders>
-              <w:bottom w:val="none" w:sz="0" w:space="0" w:color="000000"/>
-              <w:top w:val="single" w:sz="12" w:space="0" w:color="666666"/>
+            <w:tcBorders>
+              <w:bottom w:val="none" w:sz="0" w:space="0" w:color="000000"/>
+              <w:top w:val="none" w:sz="0" w:space="0" w:color="000000"/>
               <w:left w:val="none" w:sz="0" w:space="0" w:color="000000"/>
               <w:right w:val="none" w:sz="0" w:space="0" w:color="000000"/>
             </w:tcBorders>
@@ -5437,6 +4769,19 @@
                 <w:color w:val="000000"/>
               </w:rPr>
             </w:pPr>
+            <w:r>
+              <w:rPr>
+                <w:rFonts w:ascii="Arial" w:hAnsi="Arial" w:eastAsia="Arial" w:cs="Arial"/>
+                <w:i w:val="false"/>
+                <w:b w:val="false"/>
+                <w:u w:val="none"/>
+                <w:strike w:val="false"/>
+                <w:sz w:val="20"/>
+                <w:szCs w:val="20"/>
+                <w:color w:val="000000"/>
+              </w:rPr>
+              <w:t xml:space="preserve">CHG</w:t>
+            </w:r>
           </w:p>
         </w:tc>
         <w:tc>
@@ -5490,7 +4835,7 @@
                 <w:szCs w:val="20"/>
                 <w:color w:val="000000"/>
               </w:rPr>
-              <w:t xml:space="preserve">CG</w:t>
+              <w:t xml:space="preserve">EpiDist ~ M * S</w:t>
             </w:r>
           </w:p>
         </w:tc>
@@ -5545,7 +4890,7 @@
                 <w:szCs w:val="20"/>
                 <w:color w:val="000000"/>
               </w:rPr>
-              <w:t xml:space="preserve">1</w:t>
+              <w:t xml:space="preserve">3</w:t>
             </w:r>
           </w:p>
         </w:tc>
@@ -5600,62 +4945,7 @@
                 <w:szCs w:val="20"/>
                 <w:color w:val="000000"/>
               </w:rPr>
-              <w:t xml:space="preserve">15,972.317</w:t>
-            </w:r>
-          </w:p>
-        </w:tc>
-        <w:tc>
-          <w:tcPr>
-            <w:tcBorders>
-              <w:bottom w:val="none" w:sz="0" w:space="0" w:color="000000"/>
-              <w:top w:val="none" w:sz="0" w:space="0" w:color="000000"/>
-              <w:left w:val="none" w:sz="0" w:space="0" w:color="000000"/>
-              <w:right w:val="none" w:sz="0" w:space="0" w:color="000000"/>
-            </w:tcBorders>
-            <w:shd w:val="clear" w:color="auto" w:fill="FFFFFF"/>
-            <w:tcMar>
-              <w:top w:w="0" w:type="dxa"/>
-              <w:bottom w:w="0" w:type="dxa"/>
-              <w:left w:w="0" w:type="dxa"/>
-              <w:right w:w="0" w:type="dxa"/>
-            </w:tcMar>
-            <w:vAlign w:val="center"/>
-          </w:tcPr>
-          <w:p>
-            <w:pPr>
-              <w:pStyle w:val="Normal"/>
-              <w:jc w:val="right"/>
-              <w:pBdr>
-                <w:bottom w:val="none" w:sz="0" w:space="0" w:color="000000"/>
-                <w:top w:val="none" w:sz="0" w:space="0" w:color="000000"/>
-                <w:left w:val="none" w:sz="0" w:space="0" w:color="000000"/>
-                <w:right w:val="none" w:sz="0" w:space="0" w:color="000000"/>
-              </w:pBdr>
-              <w:spacing w:after="100" w:before="100" w:line="240"/>
-              <w:ind w:left="100" w:right="100" w:firstLine="0" w:firstLineChars="0"/>
-              <w:rPr>
-                <w:rFonts w:ascii="Arial" w:hAnsi="Arial" w:eastAsia="Arial" w:cs="Arial"/>
-                <w:i w:val="false"/>
-                <w:b w:val="false"/>
-                <w:u w:val="none"/>
-                <w:strike w:val="false"/>
-                <w:sz w:val="20"/>
-                <w:szCs w:val="20"/>
-                <w:color w:val="000000"/>
-              </w:rPr>
-            </w:pPr>
-            <w:r>
-              <w:rPr>
-                <w:rFonts w:ascii="Arial" w:hAnsi="Arial" w:eastAsia="Arial" w:cs="Arial"/>
-                <w:i w:val="false"/>
-                <w:b w:val="false"/>
-                <w:u w:val="none"/>
-                <w:strike w:val="false"/>
-                <w:sz w:val="20"/>
-                <w:szCs w:val="20"/>
-                <w:color w:val="000000"/>
-              </w:rPr>
-              <w:t xml:space="preserve">1.955</w:t>
+              <w:t xml:space="preserve">1.319</w:t>
             </w:r>
           </w:p>
         </w:tc>
@@ -5710,7 +5000,7 @@
                 <w:szCs w:val="20"/>
                 <w:color w:val="000000"/>
               </w:rPr>
-              <w:t xml:space="preserve">&lt;0.001***</w:t>
+              <w:t xml:space="preserve">0.008**</w:t>
             </w:r>
           </w:p>
         </w:tc>
@@ -5776,7 +5066,6 @@
         </w:trPr>
         <w:tc>
           <w:tcPr>
-            <w:vMerge/>
             <w:tcBorders>
               <w:bottom w:val="none" w:sz="0" w:space="0" w:color="000000"/>
               <w:top w:val="none" w:sz="0" w:space="0" w:color="000000"/>
@@ -5815,6 +5104,19 @@
                 <w:color w:val="000000"/>
               </w:rPr>
             </w:pPr>
+            <w:r>
+              <w:rPr>
+                <w:rFonts w:ascii="Arial" w:hAnsi="Arial" w:eastAsia="Arial" w:cs="Arial"/>
+                <w:i w:val="false"/>
+                <w:b w:val="false"/>
+                <w:u w:val="none"/>
+                <w:strike w:val="false"/>
+                <w:sz w:val="20"/>
+                <w:szCs w:val="20"/>
+                <w:color w:val="000000"/>
+              </w:rPr>
+              <w:t xml:space="preserve">CHG</w:t>
+            </w:r>
           </w:p>
         </w:tc>
         <w:tc>
@@ -5868,7 +5170,7 @@
                 <w:szCs w:val="20"/>
                 <w:color w:val="000000"/>
               </w:rPr>
-              <w:t xml:space="preserve">CHG</w:t>
+              <w:t xml:space="preserve">EpiDist ~ M * S + Condition(GenVar)</w:t>
             </w:r>
           </w:p>
         </w:tc>
@@ -5923,7 +5225,7 @@
                 <w:szCs w:val="20"/>
                 <w:color w:val="000000"/>
               </w:rPr>
-              <w:t xml:space="preserve">1</w:t>
+              <w:t xml:space="preserve">3</w:t>
             </w:r>
           </w:p>
         </w:tc>
@@ -5978,7 +5280,62 @@
                 <w:szCs w:val="20"/>
                 <w:color w:val="000000"/>
               </w:rPr>
-              <w:t xml:space="preserve">42,322.212</w:t>
+              <w:t xml:space="preserve">1.146</w:t>
+            </w:r>
+          </w:p>
+        </w:tc>
+        <w:tc>
+          <w:tcPr>
+            <w:tcBorders>
+              <w:bottom w:val="none" w:sz="0" w:space="0" w:color="000000"/>
+              <w:top w:val="none" w:sz="0" w:space="0" w:color="000000"/>
+              <w:left w:val="none" w:sz="0" w:space="0" w:color="000000"/>
+              <w:right w:val="none" w:sz="0" w:space="0" w:color="000000"/>
+            </w:tcBorders>
+            <w:shd w:val="clear" w:color="auto" w:fill="FFFFFF"/>
+            <w:tcMar>
+              <w:top w:w="0" w:type="dxa"/>
+              <w:bottom w:w="0" w:type="dxa"/>
+              <w:left w:w="0" w:type="dxa"/>
+              <w:right w:w="0" w:type="dxa"/>
+            </w:tcMar>
+            <w:vAlign w:val="center"/>
+          </w:tcPr>
+          <w:p>
+            <w:pPr>
+              <w:pStyle w:val="Normal"/>
+              <w:jc w:val="left"/>
+              <w:pBdr>
+                <w:bottom w:val="none" w:sz="0" w:space="0" w:color="000000"/>
+                <w:top w:val="none" w:sz="0" w:space="0" w:color="000000"/>
+                <w:left w:val="none" w:sz="0" w:space="0" w:color="000000"/>
+                <w:right w:val="none" w:sz="0" w:space="0" w:color="000000"/>
+              </w:pBdr>
+              <w:spacing w:after="100" w:before="100" w:line="240"/>
+              <w:ind w:left="100" w:right="100" w:firstLine="0" w:firstLineChars="0"/>
+              <w:rPr>
+                <w:rFonts w:ascii="Arial" w:hAnsi="Arial" w:eastAsia="Arial" w:cs="Arial"/>
+                <w:i w:val="false"/>
+                <w:b w:val="false"/>
+                <w:u w:val="none"/>
+                <w:strike w:val="false"/>
+                <w:sz w:val="20"/>
+                <w:szCs w:val="20"/>
+                <w:color w:val="000000"/>
+              </w:rPr>
+            </w:pPr>
+            <w:r>
+              <w:rPr>
+                <w:rFonts w:ascii="Arial" w:hAnsi="Arial" w:eastAsia="Arial" w:cs="Arial"/>
+                <w:i w:val="false"/>
+                <w:b w:val="false"/>
+                <w:u w:val="none"/>
+                <w:strike w:val="false"/>
+                <w:sz w:val="20"/>
+                <w:szCs w:val="20"/>
+                <w:color w:val="000000"/>
+              </w:rPr>
+              <w:t xml:space="preserve">0.013*</w:t>
             </w:r>
           </w:p>
         </w:tc>
@@ -6033,117 +5390,7 @@
                 <w:szCs w:val="20"/>
                 <w:color w:val="000000"/>
               </w:rPr>
-              <w:t xml:space="preserve">5.196</w:t>
-            </w:r>
-          </w:p>
-        </w:tc>
-        <w:tc>
-          <w:tcPr>
-            <w:tcBorders>
-              <w:bottom w:val="none" w:sz="0" w:space="0" w:color="000000"/>
-              <w:top w:val="none" w:sz="0" w:space="0" w:color="000000"/>
-              <w:left w:val="none" w:sz="0" w:space="0" w:color="000000"/>
-              <w:right w:val="none" w:sz="0" w:space="0" w:color="000000"/>
-            </w:tcBorders>
-            <w:shd w:val="clear" w:color="auto" w:fill="FFFFFF"/>
-            <w:tcMar>
-              <w:top w:w="0" w:type="dxa"/>
-              <w:bottom w:w="0" w:type="dxa"/>
-              <w:left w:w="0" w:type="dxa"/>
-              <w:right w:w="0" w:type="dxa"/>
-            </w:tcMar>
-            <w:vAlign w:val="center"/>
-          </w:tcPr>
-          <w:p>
-            <w:pPr>
-              <w:pStyle w:val="Normal"/>
-              <w:jc w:val="left"/>
-              <w:pBdr>
-                <w:bottom w:val="none" w:sz="0" w:space="0" w:color="000000"/>
-                <w:top w:val="none" w:sz="0" w:space="0" w:color="000000"/>
-                <w:left w:val="none" w:sz="0" w:space="0" w:color="000000"/>
-                <w:right w:val="none" w:sz="0" w:space="0" w:color="000000"/>
-              </w:pBdr>
-              <w:spacing w:after="100" w:before="100" w:line="240"/>
-              <w:ind w:left="100" w:right="100" w:firstLine="0" w:firstLineChars="0"/>
-              <w:rPr>
-                <w:rFonts w:ascii="Arial" w:hAnsi="Arial" w:eastAsia="Arial" w:cs="Arial"/>
-                <w:i w:val="false"/>
-                <w:b w:val="false"/>
-                <w:u w:val="none"/>
-                <w:strike w:val="false"/>
-                <w:sz w:val="20"/>
-                <w:szCs w:val="20"/>
-                <w:color w:val="000000"/>
-              </w:rPr>
-            </w:pPr>
-            <w:r>
-              <w:rPr>
-                <w:rFonts w:ascii="Arial" w:hAnsi="Arial" w:eastAsia="Arial" w:cs="Arial"/>
-                <w:i w:val="false"/>
-                <w:b w:val="false"/>
-                <w:u w:val="none"/>
-                <w:strike w:val="false"/>
-                <w:sz w:val="20"/>
-                <w:szCs w:val="20"/>
-                <w:color w:val="000000"/>
-              </w:rPr>
-              <w:t xml:space="preserve">&lt;0.001***</w:t>
-            </w:r>
-          </w:p>
-        </w:tc>
-        <w:tc>
-          <w:tcPr>
-            <w:tcBorders>
-              <w:bottom w:val="none" w:sz="0" w:space="0" w:color="000000"/>
-              <w:top w:val="none" w:sz="0" w:space="0" w:color="000000"/>
-              <w:left w:val="none" w:sz="0" w:space="0" w:color="000000"/>
-              <w:right w:val="none" w:sz="0" w:space="0" w:color="000000"/>
-            </w:tcBorders>
-            <w:shd w:val="clear" w:color="auto" w:fill="FFFFFF"/>
-            <w:tcMar>
-              <w:top w:w="0" w:type="dxa"/>
-              <w:bottom w:w="0" w:type="dxa"/>
-              <w:left w:w="0" w:type="dxa"/>
-              <w:right w:w="0" w:type="dxa"/>
-            </w:tcMar>
-            <w:vAlign w:val="center"/>
-          </w:tcPr>
-          <w:p>
-            <w:pPr>
-              <w:pStyle w:val="Normal"/>
-              <w:jc w:val="right"/>
-              <w:pBdr>
-                <w:bottom w:val="none" w:sz="0" w:space="0" w:color="000000"/>
-                <w:top w:val="none" w:sz="0" w:space="0" w:color="000000"/>
-                <w:left w:val="none" w:sz="0" w:space="0" w:color="000000"/>
-                <w:right w:val="none" w:sz="0" w:space="0" w:color="000000"/>
-              </w:pBdr>
-              <w:spacing w:after="100" w:before="100" w:line="240"/>
-              <w:ind w:left="100" w:right="100" w:firstLine="0" w:firstLineChars="0"/>
-              <w:rPr>
-                <w:rFonts w:ascii="Arial" w:hAnsi="Arial" w:eastAsia="Arial" w:cs="Arial"/>
-                <w:i w:val="false"/>
-                <w:b w:val="false"/>
-                <w:u w:val="none"/>
-                <w:strike w:val="false"/>
-                <w:sz w:val="20"/>
-                <w:szCs w:val="20"/>
-                <w:color w:val="000000"/>
-              </w:rPr>
-            </w:pPr>
-            <w:r>
-              <w:rPr>
-                <w:rFonts w:ascii="Arial" w:hAnsi="Arial" w:eastAsia="Arial" w:cs="Arial"/>
-                <w:i w:val="false"/>
-                <w:b w:val="false"/>
-                <w:u w:val="none"/>
-                <w:strike w:val="false"/>
-                <w:sz w:val="20"/>
-                <w:szCs w:val="20"/>
-                <w:color w:val="000000"/>
-              </w:rPr>
-              <w:t xml:space="preserve">0.097</w:t>
+              <w:t xml:space="preserve">0.010</w:t>
             </w:r>
           </w:p>
         </w:tc>
@@ -6154,7 +5401,1346 @@
         </w:trPr>
         <w:tc>
           <w:tcPr>
-            <w:vMerge/>
+            <w:tcBorders>
+              <w:bottom w:val="none" w:sz="0" w:space="0" w:color="000000"/>
+              <w:top w:val="none" w:sz="0" w:space="0" w:color="000000"/>
+              <w:left w:val="none" w:sz="0" w:space="0" w:color="000000"/>
+              <w:right w:val="none" w:sz="0" w:space="0" w:color="000000"/>
+            </w:tcBorders>
+            <w:shd w:val="clear" w:color="auto" w:fill="FFFFFF"/>
+            <w:tcMar>
+              <w:top w:w="0" w:type="dxa"/>
+              <w:bottom w:w="0" w:type="dxa"/>
+              <w:left w:w="0" w:type="dxa"/>
+              <w:right w:w="0" w:type="dxa"/>
+            </w:tcMar>
+            <w:vAlign w:val="center"/>
+          </w:tcPr>
+          <w:p>
+            <w:pPr>
+              <w:pStyle w:val="Normal"/>
+              <w:jc w:val="left"/>
+              <w:pBdr>
+                <w:bottom w:val="none" w:sz="0" w:space="0" w:color="000000"/>
+                <w:top w:val="none" w:sz="0" w:space="0" w:color="000000"/>
+                <w:left w:val="none" w:sz="0" w:space="0" w:color="000000"/>
+                <w:right w:val="none" w:sz="0" w:space="0" w:color="000000"/>
+              </w:pBdr>
+              <w:spacing w:after="100" w:before="100" w:line="240"/>
+              <w:ind w:left="100" w:right="100" w:firstLine="0" w:firstLineChars="0"/>
+              <w:rPr>
+                <w:rFonts w:ascii="Arial" w:hAnsi="Arial" w:eastAsia="Arial" w:cs="Arial"/>
+                <w:i w:val="false"/>
+                <w:b w:val="false"/>
+                <w:u w:val="none"/>
+                <w:strike w:val="false"/>
+                <w:sz w:val="20"/>
+                <w:szCs w:val="20"/>
+                <w:color w:val="000000"/>
+              </w:rPr>
+            </w:pPr>
+            <w:r>
+              <w:rPr>
+                <w:rFonts w:ascii="Arial" w:hAnsi="Arial" w:eastAsia="Arial" w:cs="Arial"/>
+                <w:i w:val="false"/>
+                <w:b w:val="false"/>
+                <w:u w:val="none"/>
+                <w:strike w:val="false"/>
+                <w:sz w:val="20"/>
+                <w:szCs w:val="20"/>
+                <w:color w:val="000000"/>
+              </w:rPr>
+              <w:t xml:space="preserve">CHH</w:t>
+            </w:r>
+          </w:p>
+        </w:tc>
+        <w:tc>
+          <w:tcPr>
+            <w:tcBorders>
+              <w:bottom w:val="none" w:sz="0" w:space="0" w:color="000000"/>
+              <w:top w:val="none" w:sz="0" w:space="0" w:color="000000"/>
+              <w:left w:val="none" w:sz="0" w:space="0" w:color="000000"/>
+              <w:right w:val="none" w:sz="0" w:space="0" w:color="000000"/>
+            </w:tcBorders>
+            <w:shd w:val="clear" w:color="auto" w:fill="FFFFFF"/>
+            <w:tcMar>
+              <w:top w:w="0" w:type="dxa"/>
+              <w:bottom w:w="0" w:type="dxa"/>
+              <w:left w:w="0" w:type="dxa"/>
+              <w:right w:w="0" w:type="dxa"/>
+            </w:tcMar>
+            <w:vAlign w:val="center"/>
+          </w:tcPr>
+          <w:p>
+            <w:pPr>
+              <w:pStyle w:val="Normal"/>
+              <w:jc w:val="left"/>
+              <w:pBdr>
+                <w:bottom w:val="none" w:sz="0" w:space="0" w:color="000000"/>
+                <w:top w:val="none" w:sz="0" w:space="0" w:color="000000"/>
+                <w:left w:val="none" w:sz="0" w:space="0" w:color="000000"/>
+                <w:right w:val="none" w:sz="0" w:space="0" w:color="000000"/>
+              </w:pBdr>
+              <w:spacing w:after="100" w:before="100" w:line="240"/>
+              <w:ind w:left="100" w:right="100" w:firstLine="0" w:firstLineChars="0"/>
+              <w:rPr>
+                <w:rFonts w:ascii="Arial" w:hAnsi="Arial" w:eastAsia="Arial" w:cs="Arial"/>
+                <w:i w:val="false"/>
+                <w:b w:val="false"/>
+                <w:u w:val="none"/>
+                <w:strike w:val="false"/>
+                <w:sz w:val="20"/>
+                <w:szCs w:val="20"/>
+                <w:color w:val="000000"/>
+              </w:rPr>
+            </w:pPr>
+            <w:r>
+              <w:rPr>
+                <w:rFonts w:ascii="Arial" w:hAnsi="Arial" w:eastAsia="Arial" w:cs="Arial"/>
+                <w:i w:val="false"/>
+                <w:b w:val="false"/>
+                <w:u w:val="none"/>
+                <w:strike w:val="false"/>
+                <w:sz w:val="20"/>
+                <w:szCs w:val="20"/>
+                <w:color w:val="000000"/>
+              </w:rPr>
+              <w:t xml:space="preserve">EpiDist ~ Maternal</w:t>
+            </w:r>
+          </w:p>
+        </w:tc>
+        <w:tc>
+          <w:tcPr>
+            <w:tcBorders>
+              <w:bottom w:val="none" w:sz="0" w:space="0" w:color="000000"/>
+              <w:top w:val="none" w:sz="0" w:space="0" w:color="000000"/>
+              <w:left w:val="none" w:sz="0" w:space="0" w:color="000000"/>
+              <w:right w:val="none" w:sz="0" w:space="0" w:color="000000"/>
+            </w:tcBorders>
+            <w:shd w:val="clear" w:color="auto" w:fill="FFFFFF"/>
+            <w:tcMar>
+              <w:top w:w="0" w:type="dxa"/>
+              <w:bottom w:w="0" w:type="dxa"/>
+              <w:left w:w="0" w:type="dxa"/>
+              <w:right w:w="0" w:type="dxa"/>
+            </w:tcMar>
+            <w:vAlign w:val="center"/>
+          </w:tcPr>
+          <w:p>
+            <w:pPr>
+              <w:pStyle w:val="Normal"/>
+              <w:jc w:val="right"/>
+              <w:pBdr>
+                <w:bottom w:val="none" w:sz="0" w:space="0" w:color="000000"/>
+                <w:top w:val="none" w:sz="0" w:space="0" w:color="000000"/>
+                <w:left w:val="none" w:sz="0" w:space="0" w:color="000000"/>
+                <w:right w:val="none" w:sz="0" w:space="0" w:color="000000"/>
+              </w:pBdr>
+              <w:spacing w:after="100" w:before="100" w:line="240"/>
+              <w:ind w:left="100" w:right="100" w:firstLine="0" w:firstLineChars="0"/>
+              <w:rPr>
+                <w:rFonts w:ascii="Arial" w:hAnsi="Arial" w:eastAsia="Arial" w:cs="Arial"/>
+                <w:i w:val="false"/>
+                <w:b w:val="false"/>
+                <w:u w:val="none"/>
+                <w:strike w:val="false"/>
+                <w:sz w:val="20"/>
+                <w:szCs w:val="20"/>
+                <w:color w:val="000000"/>
+              </w:rPr>
+            </w:pPr>
+            <w:r>
+              <w:rPr>
+                <w:rFonts w:ascii="Arial" w:hAnsi="Arial" w:eastAsia="Arial" w:cs="Arial"/>
+                <w:i w:val="false"/>
+                <w:b w:val="false"/>
+                <w:u w:val="none"/>
+                <w:strike w:val="false"/>
+                <w:sz w:val="20"/>
+                <w:szCs w:val="20"/>
+                <w:color w:val="000000"/>
+              </w:rPr>
+              <w:t xml:space="preserve">1</w:t>
+            </w:r>
+          </w:p>
+        </w:tc>
+        <w:tc>
+          <w:tcPr>
+            <w:tcBorders>
+              <w:bottom w:val="none" w:sz="0" w:space="0" w:color="000000"/>
+              <w:top w:val="none" w:sz="0" w:space="0" w:color="000000"/>
+              <w:left w:val="none" w:sz="0" w:space="0" w:color="000000"/>
+              <w:right w:val="none" w:sz="0" w:space="0" w:color="000000"/>
+            </w:tcBorders>
+            <w:shd w:val="clear" w:color="auto" w:fill="FFFFFF"/>
+            <w:tcMar>
+              <w:top w:w="0" w:type="dxa"/>
+              <w:bottom w:w="0" w:type="dxa"/>
+              <w:left w:w="0" w:type="dxa"/>
+              <w:right w:w="0" w:type="dxa"/>
+            </w:tcMar>
+            <w:vAlign w:val="center"/>
+          </w:tcPr>
+          <w:p>
+            <w:pPr>
+              <w:pStyle w:val="Normal"/>
+              <w:jc w:val="right"/>
+              <w:pBdr>
+                <w:bottom w:val="none" w:sz="0" w:space="0" w:color="000000"/>
+                <w:top w:val="none" w:sz="0" w:space="0" w:color="000000"/>
+                <w:left w:val="none" w:sz="0" w:space="0" w:color="000000"/>
+                <w:right w:val="none" w:sz="0" w:space="0" w:color="000000"/>
+              </w:pBdr>
+              <w:spacing w:after="100" w:before="100" w:line="240"/>
+              <w:ind w:left="100" w:right="100" w:firstLine="0" w:firstLineChars="0"/>
+              <w:rPr>
+                <w:rFonts w:ascii="Arial" w:hAnsi="Arial" w:eastAsia="Arial" w:cs="Arial"/>
+                <w:i w:val="false"/>
+                <w:b w:val="false"/>
+                <w:u w:val="none"/>
+                <w:strike w:val="false"/>
+                <w:sz w:val="20"/>
+                <w:szCs w:val="20"/>
+                <w:color w:val="000000"/>
+              </w:rPr>
+            </w:pPr>
+            <w:r>
+              <w:rPr>
+                <w:rFonts w:ascii="Arial" w:hAnsi="Arial" w:eastAsia="Arial" w:cs="Arial"/>
+                <w:i w:val="false"/>
+                <w:b w:val="false"/>
+                <w:u w:val="none"/>
+                <w:strike w:val="false"/>
+                <w:sz w:val="20"/>
+                <w:szCs w:val="20"/>
+                <w:color w:val="000000"/>
+              </w:rPr>
+              <w:t xml:space="preserve">1.008</w:t>
+            </w:r>
+          </w:p>
+        </w:tc>
+        <w:tc>
+          <w:tcPr>
+            <w:tcBorders>
+              <w:bottom w:val="none" w:sz="0" w:space="0" w:color="000000"/>
+              <w:top w:val="none" w:sz="0" w:space="0" w:color="000000"/>
+              <w:left w:val="none" w:sz="0" w:space="0" w:color="000000"/>
+              <w:right w:val="none" w:sz="0" w:space="0" w:color="000000"/>
+            </w:tcBorders>
+            <w:shd w:val="clear" w:color="auto" w:fill="FFFFFF"/>
+            <w:tcMar>
+              <w:top w:w="0" w:type="dxa"/>
+              <w:bottom w:w="0" w:type="dxa"/>
+              <w:left w:w="0" w:type="dxa"/>
+              <w:right w:w="0" w:type="dxa"/>
+            </w:tcMar>
+            <w:vAlign w:val="center"/>
+          </w:tcPr>
+          <w:p>
+            <w:pPr>
+              <w:pStyle w:val="Normal"/>
+              <w:jc w:val="left"/>
+              <w:pBdr>
+                <w:bottom w:val="none" w:sz="0" w:space="0" w:color="000000"/>
+                <w:top w:val="none" w:sz="0" w:space="0" w:color="000000"/>
+                <w:left w:val="none" w:sz="0" w:space="0" w:color="000000"/>
+                <w:right w:val="none" w:sz="0" w:space="0" w:color="000000"/>
+              </w:pBdr>
+              <w:spacing w:after="100" w:before="100" w:line="240"/>
+              <w:ind w:left="100" w:right="100" w:firstLine="0" w:firstLineChars="0"/>
+              <w:rPr>
+                <w:rFonts w:ascii="Arial" w:hAnsi="Arial" w:eastAsia="Arial" w:cs="Arial"/>
+                <w:i w:val="false"/>
+                <w:b w:val="false"/>
+                <w:u w:val="none"/>
+                <w:strike w:val="false"/>
+                <w:sz w:val="20"/>
+                <w:szCs w:val="20"/>
+                <w:color w:val="000000"/>
+              </w:rPr>
+            </w:pPr>
+            <w:r>
+              <w:rPr>
+                <w:rFonts w:ascii="Arial" w:hAnsi="Arial" w:eastAsia="Arial" w:cs="Arial"/>
+                <w:i w:val="false"/>
+                <w:b w:val="false"/>
+                <w:u w:val="none"/>
+                <w:strike w:val="false"/>
+                <w:sz w:val="20"/>
+                <w:szCs w:val="20"/>
+                <w:color w:val="000000"/>
+              </w:rPr>
+              <w:t xml:space="preserve">0.392</w:t>
+            </w:r>
+          </w:p>
+        </w:tc>
+        <w:tc>
+          <w:tcPr>
+            <w:tcBorders>
+              <w:bottom w:val="none" w:sz="0" w:space="0" w:color="000000"/>
+              <w:top w:val="none" w:sz="0" w:space="0" w:color="000000"/>
+              <w:left w:val="none" w:sz="0" w:space="0" w:color="000000"/>
+              <w:right w:val="none" w:sz="0" w:space="0" w:color="000000"/>
+            </w:tcBorders>
+            <w:shd w:val="clear" w:color="auto" w:fill="FFFFFF"/>
+            <w:tcMar>
+              <w:top w:w="0" w:type="dxa"/>
+              <w:bottom w:w="0" w:type="dxa"/>
+              <w:left w:w="0" w:type="dxa"/>
+              <w:right w:w="0" w:type="dxa"/>
+            </w:tcMar>
+            <w:vAlign w:val="center"/>
+          </w:tcPr>
+          <w:p>
+            <w:pPr>
+              <w:pStyle w:val="Normal"/>
+              <w:jc w:val="right"/>
+              <w:pBdr>
+                <w:bottom w:val="none" w:sz="0" w:space="0" w:color="000000"/>
+                <w:top w:val="none" w:sz="0" w:space="0" w:color="000000"/>
+                <w:left w:val="none" w:sz="0" w:space="0" w:color="000000"/>
+                <w:right w:val="none" w:sz="0" w:space="0" w:color="000000"/>
+              </w:pBdr>
+              <w:spacing w:after="100" w:before="100" w:line="240"/>
+              <w:ind w:left="100" w:right="100" w:firstLine="0" w:firstLineChars="0"/>
+              <w:rPr>
+                <w:rFonts w:ascii="Arial" w:hAnsi="Arial" w:eastAsia="Arial" w:cs="Arial"/>
+                <w:i w:val="false"/>
+                <w:b w:val="false"/>
+                <w:u w:val="none"/>
+                <w:strike w:val="false"/>
+                <w:sz w:val="20"/>
+                <w:szCs w:val="20"/>
+                <w:color w:val="000000"/>
+              </w:rPr>
+            </w:pPr>
+            <w:r>
+              <w:rPr>
+                <w:rFonts w:ascii="Arial" w:hAnsi="Arial" w:eastAsia="Arial" w:cs="Arial"/>
+                <w:i w:val="false"/>
+                <w:b w:val="false"/>
+                <w:u w:val="none"/>
+                <w:strike w:val="false"/>
+                <w:sz w:val="20"/>
+                <w:szCs w:val="20"/>
+                <w:color w:val="000000"/>
+              </w:rPr>
+              <w:t xml:space="preserve">0.000</w:t>
+            </w:r>
+          </w:p>
+        </w:tc>
+      </w:tr>
+      <w:tr>
+        <w:trPr>
+          <w:trHeight w:val="360" w:hRule="auto"/>
+        </w:trPr>
+        <w:tc>
+          <w:tcPr>
+            <w:tcBorders>
+              <w:bottom w:val="none" w:sz="0" w:space="0" w:color="000000"/>
+              <w:top w:val="none" w:sz="0" w:space="0" w:color="000000"/>
+              <w:left w:val="none" w:sz="0" w:space="0" w:color="000000"/>
+              <w:right w:val="none" w:sz="0" w:space="0" w:color="000000"/>
+            </w:tcBorders>
+            <w:shd w:val="clear" w:color="auto" w:fill="FFFFFF"/>
+            <w:tcMar>
+              <w:top w:w="0" w:type="dxa"/>
+              <w:bottom w:w="0" w:type="dxa"/>
+              <w:left w:w="0" w:type="dxa"/>
+              <w:right w:w="0" w:type="dxa"/>
+            </w:tcMar>
+            <w:vAlign w:val="center"/>
+          </w:tcPr>
+          <w:p>
+            <w:pPr>
+              <w:pStyle w:val="Normal"/>
+              <w:jc w:val="left"/>
+              <w:pBdr>
+                <w:bottom w:val="none" w:sz="0" w:space="0" w:color="000000"/>
+                <w:top w:val="none" w:sz="0" w:space="0" w:color="000000"/>
+                <w:left w:val="none" w:sz="0" w:space="0" w:color="000000"/>
+                <w:right w:val="none" w:sz="0" w:space="0" w:color="000000"/>
+              </w:pBdr>
+              <w:spacing w:after="100" w:before="100" w:line="240"/>
+              <w:ind w:left="100" w:right="100" w:firstLine="0" w:firstLineChars="0"/>
+              <w:rPr>
+                <w:rFonts w:ascii="Arial" w:hAnsi="Arial" w:eastAsia="Arial" w:cs="Arial"/>
+                <w:i w:val="false"/>
+                <w:b w:val="false"/>
+                <w:u w:val="none"/>
+                <w:strike w:val="false"/>
+                <w:sz w:val="20"/>
+                <w:szCs w:val="20"/>
+                <w:color w:val="000000"/>
+              </w:rPr>
+            </w:pPr>
+            <w:r>
+              <w:rPr>
+                <w:rFonts w:ascii="Arial" w:hAnsi="Arial" w:eastAsia="Arial" w:cs="Arial"/>
+                <w:i w:val="false"/>
+                <w:b w:val="false"/>
+                <w:u w:val="none"/>
+                <w:strike w:val="false"/>
+                <w:sz w:val="20"/>
+                <w:szCs w:val="20"/>
+                <w:color w:val="000000"/>
+              </w:rPr>
+              <w:t xml:space="preserve">CHH</w:t>
+            </w:r>
+          </w:p>
+        </w:tc>
+        <w:tc>
+          <w:tcPr>
+            <w:tcBorders>
+              <w:bottom w:val="none" w:sz="0" w:space="0" w:color="000000"/>
+              <w:top w:val="none" w:sz="0" w:space="0" w:color="000000"/>
+              <w:left w:val="none" w:sz="0" w:space="0" w:color="000000"/>
+              <w:right w:val="none" w:sz="0" w:space="0" w:color="000000"/>
+            </w:tcBorders>
+            <w:shd w:val="clear" w:color="auto" w:fill="FFFFFF"/>
+            <w:tcMar>
+              <w:top w:w="0" w:type="dxa"/>
+              <w:bottom w:w="0" w:type="dxa"/>
+              <w:left w:w="0" w:type="dxa"/>
+              <w:right w:w="0" w:type="dxa"/>
+            </w:tcMar>
+            <w:vAlign w:val="center"/>
+          </w:tcPr>
+          <w:p>
+            <w:pPr>
+              <w:pStyle w:val="Normal"/>
+              <w:jc w:val="left"/>
+              <w:pBdr>
+                <w:bottom w:val="none" w:sz="0" w:space="0" w:color="000000"/>
+                <w:top w:val="none" w:sz="0" w:space="0" w:color="000000"/>
+                <w:left w:val="none" w:sz="0" w:space="0" w:color="000000"/>
+                <w:right w:val="none" w:sz="0" w:space="0" w:color="000000"/>
+              </w:pBdr>
+              <w:spacing w:after="100" w:before="100" w:line="240"/>
+              <w:ind w:left="100" w:right="100" w:firstLine="0" w:firstLineChars="0"/>
+              <w:rPr>
+                <w:rFonts w:ascii="Arial" w:hAnsi="Arial" w:eastAsia="Arial" w:cs="Arial"/>
+                <w:i w:val="false"/>
+                <w:b w:val="false"/>
+                <w:u w:val="none"/>
+                <w:strike w:val="false"/>
+                <w:sz w:val="20"/>
+                <w:szCs w:val="20"/>
+                <w:color w:val="000000"/>
+              </w:rPr>
+            </w:pPr>
+            <w:r>
+              <w:rPr>
+                <w:rFonts w:ascii="Arial" w:hAnsi="Arial" w:eastAsia="Arial" w:cs="Arial"/>
+                <w:i w:val="false"/>
+                <w:b w:val="false"/>
+                <w:u w:val="none"/>
+                <w:strike w:val="false"/>
+                <w:sz w:val="20"/>
+                <w:szCs w:val="20"/>
+                <w:color w:val="000000"/>
+              </w:rPr>
+              <w:t xml:space="preserve">EpiDist ~ Simulation</w:t>
+            </w:r>
+          </w:p>
+        </w:tc>
+        <w:tc>
+          <w:tcPr>
+            <w:tcBorders>
+              <w:bottom w:val="none" w:sz="0" w:space="0" w:color="000000"/>
+              <w:top w:val="none" w:sz="0" w:space="0" w:color="000000"/>
+              <w:left w:val="none" w:sz="0" w:space="0" w:color="000000"/>
+              <w:right w:val="none" w:sz="0" w:space="0" w:color="000000"/>
+            </w:tcBorders>
+            <w:shd w:val="clear" w:color="auto" w:fill="FFFFFF"/>
+            <w:tcMar>
+              <w:top w:w="0" w:type="dxa"/>
+              <w:bottom w:w="0" w:type="dxa"/>
+              <w:left w:w="0" w:type="dxa"/>
+              <w:right w:w="0" w:type="dxa"/>
+            </w:tcMar>
+            <w:vAlign w:val="center"/>
+          </w:tcPr>
+          <w:p>
+            <w:pPr>
+              <w:pStyle w:val="Normal"/>
+              <w:jc w:val="right"/>
+              <w:pBdr>
+                <w:bottom w:val="none" w:sz="0" w:space="0" w:color="000000"/>
+                <w:top w:val="none" w:sz="0" w:space="0" w:color="000000"/>
+                <w:left w:val="none" w:sz="0" w:space="0" w:color="000000"/>
+                <w:right w:val="none" w:sz="0" w:space="0" w:color="000000"/>
+              </w:pBdr>
+              <w:spacing w:after="100" w:before="100" w:line="240"/>
+              <w:ind w:left="100" w:right="100" w:firstLine="0" w:firstLineChars="0"/>
+              <w:rPr>
+                <w:rFonts w:ascii="Arial" w:hAnsi="Arial" w:eastAsia="Arial" w:cs="Arial"/>
+                <w:i w:val="false"/>
+                <w:b w:val="false"/>
+                <w:u w:val="none"/>
+                <w:strike w:val="false"/>
+                <w:sz w:val="20"/>
+                <w:szCs w:val="20"/>
+                <w:color w:val="000000"/>
+              </w:rPr>
+            </w:pPr>
+            <w:r>
+              <w:rPr>
+                <w:rFonts w:ascii="Arial" w:hAnsi="Arial" w:eastAsia="Arial" w:cs="Arial"/>
+                <w:i w:val="false"/>
+                <w:b w:val="false"/>
+                <w:u w:val="none"/>
+                <w:strike w:val="false"/>
+                <w:sz w:val="20"/>
+                <w:szCs w:val="20"/>
+                <w:color w:val="000000"/>
+              </w:rPr>
+              <w:t xml:space="preserve">1</w:t>
+            </w:r>
+          </w:p>
+        </w:tc>
+        <w:tc>
+          <w:tcPr>
+            <w:tcBorders>
+              <w:bottom w:val="none" w:sz="0" w:space="0" w:color="000000"/>
+              <w:top w:val="none" w:sz="0" w:space="0" w:color="000000"/>
+              <w:left w:val="none" w:sz="0" w:space="0" w:color="000000"/>
+              <w:right w:val="none" w:sz="0" w:space="0" w:color="000000"/>
+            </w:tcBorders>
+            <w:shd w:val="clear" w:color="auto" w:fill="FFFFFF"/>
+            <w:tcMar>
+              <w:top w:w="0" w:type="dxa"/>
+              <w:bottom w:w="0" w:type="dxa"/>
+              <w:left w:w="0" w:type="dxa"/>
+              <w:right w:w="0" w:type="dxa"/>
+            </w:tcMar>
+            <w:vAlign w:val="center"/>
+          </w:tcPr>
+          <w:p>
+            <w:pPr>
+              <w:pStyle w:val="Normal"/>
+              <w:jc w:val="right"/>
+              <w:pBdr>
+                <w:bottom w:val="none" w:sz="0" w:space="0" w:color="000000"/>
+                <w:top w:val="none" w:sz="0" w:space="0" w:color="000000"/>
+                <w:left w:val="none" w:sz="0" w:space="0" w:color="000000"/>
+                <w:right w:val="none" w:sz="0" w:space="0" w:color="000000"/>
+              </w:pBdr>
+              <w:spacing w:after="100" w:before="100" w:line="240"/>
+              <w:ind w:left="100" w:right="100" w:firstLine="0" w:firstLineChars="0"/>
+              <w:rPr>
+                <w:rFonts w:ascii="Arial" w:hAnsi="Arial" w:eastAsia="Arial" w:cs="Arial"/>
+                <w:i w:val="false"/>
+                <w:b w:val="false"/>
+                <w:u w:val="none"/>
+                <w:strike w:val="false"/>
+                <w:sz w:val="20"/>
+                <w:szCs w:val="20"/>
+                <w:color w:val="000000"/>
+              </w:rPr>
+            </w:pPr>
+            <w:r>
+              <w:rPr>
+                <w:rFonts w:ascii="Arial" w:hAnsi="Arial" w:eastAsia="Arial" w:cs="Arial"/>
+                <w:i w:val="false"/>
+                <w:b w:val="false"/>
+                <w:u w:val="none"/>
+                <w:strike w:val="false"/>
+                <w:sz w:val="20"/>
+                <w:szCs w:val="20"/>
+                <w:color w:val="000000"/>
+              </w:rPr>
+              <w:t xml:space="preserve">1.646</w:t>
+            </w:r>
+          </w:p>
+        </w:tc>
+        <w:tc>
+          <w:tcPr>
+            <w:tcBorders>
+              <w:bottom w:val="none" w:sz="0" w:space="0" w:color="000000"/>
+              <w:top w:val="none" w:sz="0" w:space="0" w:color="000000"/>
+              <w:left w:val="none" w:sz="0" w:space="0" w:color="000000"/>
+              <w:right w:val="none" w:sz="0" w:space="0" w:color="000000"/>
+            </w:tcBorders>
+            <w:shd w:val="clear" w:color="auto" w:fill="FFFFFF"/>
+            <w:tcMar>
+              <w:top w:w="0" w:type="dxa"/>
+              <w:bottom w:w="0" w:type="dxa"/>
+              <w:left w:w="0" w:type="dxa"/>
+              <w:right w:w="0" w:type="dxa"/>
+            </w:tcMar>
+            <w:vAlign w:val="center"/>
+          </w:tcPr>
+          <w:p>
+            <w:pPr>
+              <w:pStyle w:val="Normal"/>
+              <w:jc w:val="left"/>
+              <w:pBdr>
+                <w:bottom w:val="none" w:sz="0" w:space="0" w:color="000000"/>
+                <w:top w:val="none" w:sz="0" w:space="0" w:color="000000"/>
+                <w:left w:val="none" w:sz="0" w:space="0" w:color="000000"/>
+                <w:right w:val="none" w:sz="0" w:space="0" w:color="000000"/>
+              </w:pBdr>
+              <w:spacing w:after="100" w:before="100" w:line="240"/>
+              <w:ind w:left="100" w:right="100" w:firstLine="0" w:firstLineChars="0"/>
+              <w:rPr>
+                <w:rFonts w:ascii="Arial" w:hAnsi="Arial" w:eastAsia="Arial" w:cs="Arial"/>
+                <w:i w:val="false"/>
+                <w:b w:val="false"/>
+                <w:u w:val="none"/>
+                <w:strike w:val="false"/>
+                <w:sz w:val="20"/>
+                <w:szCs w:val="20"/>
+                <w:color w:val="000000"/>
+              </w:rPr>
+            </w:pPr>
+            <w:r>
+              <w:rPr>
+                <w:rFonts w:ascii="Arial" w:hAnsi="Arial" w:eastAsia="Arial" w:cs="Arial"/>
+                <w:i w:val="false"/>
+                <w:b w:val="false"/>
+                <w:u w:val="none"/>
+                <w:strike w:val="false"/>
+                <w:sz w:val="20"/>
+                <w:szCs w:val="20"/>
+                <w:color w:val="000000"/>
+              </w:rPr>
+              <w:t xml:space="preserve">0.110</w:t>
+            </w:r>
+          </w:p>
+        </w:tc>
+        <w:tc>
+          <w:tcPr>
+            <w:tcBorders>
+              <w:bottom w:val="none" w:sz="0" w:space="0" w:color="000000"/>
+              <w:top w:val="none" w:sz="0" w:space="0" w:color="000000"/>
+              <w:left w:val="none" w:sz="0" w:space="0" w:color="000000"/>
+              <w:right w:val="none" w:sz="0" w:space="0" w:color="000000"/>
+            </w:tcBorders>
+            <w:shd w:val="clear" w:color="auto" w:fill="FFFFFF"/>
+            <w:tcMar>
+              <w:top w:w="0" w:type="dxa"/>
+              <w:bottom w:w="0" w:type="dxa"/>
+              <w:left w:w="0" w:type="dxa"/>
+              <w:right w:w="0" w:type="dxa"/>
+            </w:tcMar>
+            <w:vAlign w:val="center"/>
+          </w:tcPr>
+          <w:p>
+            <w:pPr>
+              <w:pStyle w:val="Normal"/>
+              <w:jc w:val="right"/>
+              <w:pBdr>
+                <w:bottom w:val="none" w:sz="0" w:space="0" w:color="000000"/>
+                <w:top w:val="none" w:sz="0" w:space="0" w:color="000000"/>
+                <w:left w:val="none" w:sz="0" w:space="0" w:color="000000"/>
+                <w:right w:val="none" w:sz="0" w:space="0" w:color="000000"/>
+              </w:pBdr>
+              <w:spacing w:after="100" w:before="100" w:line="240"/>
+              <w:ind w:left="100" w:right="100" w:firstLine="0" w:firstLineChars="0"/>
+              <w:rPr>
+                <w:rFonts w:ascii="Arial" w:hAnsi="Arial" w:eastAsia="Arial" w:cs="Arial"/>
+                <w:i w:val="false"/>
+                <w:b w:val="false"/>
+                <w:u w:val="none"/>
+                <w:strike w:val="false"/>
+                <w:sz w:val="20"/>
+                <w:szCs w:val="20"/>
+                <w:color w:val="000000"/>
+              </w:rPr>
+            </w:pPr>
+            <w:r>
+              <w:rPr>
+                <w:rFonts w:ascii="Arial" w:hAnsi="Arial" w:eastAsia="Arial" w:cs="Arial"/>
+                <w:i w:val="false"/>
+                <w:b w:val="false"/>
+                <w:u w:val="none"/>
+                <w:strike w:val="false"/>
+                <w:sz w:val="20"/>
+                <w:szCs w:val="20"/>
+                <w:color w:val="000000"/>
+              </w:rPr>
+              <w:t xml:space="preserve">0.016</w:t>
+            </w:r>
+          </w:p>
+        </w:tc>
+      </w:tr>
+      <w:tr>
+        <w:trPr>
+          <w:trHeight w:val="360" w:hRule="auto"/>
+        </w:trPr>
+        <w:tc>
+          <w:tcPr>
+            <w:tcBorders>
+              <w:bottom w:val="none" w:sz="0" w:space="0" w:color="000000"/>
+              <w:top w:val="none" w:sz="0" w:space="0" w:color="000000"/>
+              <w:left w:val="none" w:sz="0" w:space="0" w:color="000000"/>
+              <w:right w:val="none" w:sz="0" w:space="0" w:color="000000"/>
+            </w:tcBorders>
+            <w:shd w:val="clear" w:color="auto" w:fill="FFFFFF"/>
+            <w:tcMar>
+              <w:top w:w="0" w:type="dxa"/>
+              <w:bottom w:w="0" w:type="dxa"/>
+              <w:left w:w="0" w:type="dxa"/>
+              <w:right w:w="0" w:type="dxa"/>
+            </w:tcMar>
+            <w:vAlign w:val="center"/>
+          </w:tcPr>
+          <w:p>
+            <w:pPr>
+              <w:pStyle w:val="Normal"/>
+              <w:jc w:val="left"/>
+              <w:pBdr>
+                <w:bottom w:val="none" w:sz="0" w:space="0" w:color="000000"/>
+                <w:top w:val="none" w:sz="0" w:space="0" w:color="000000"/>
+                <w:left w:val="none" w:sz="0" w:space="0" w:color="000000"/>
+                <w:right w:val="none" w:sz="0" w:space="0" w:color="000000"/>
+              </w:pBdr>
+              <w:spacing w:after="100" w:before="100" w:line="240"/>
+              <w:ind w:left="100" w:right="100" w:firstLine="0" w:firstLineChars="0"/>
+              <w:rPr>
+                <w:rFonts w:ascii="Arial" w:hAnsi="Arial" w:eastAsia="Arial" w:cs="Arial"/>
+                <w:i w:val="false"/>
+                <w:b w:val="false"/>
+                <w:u w:val="none"/>
+                <w:strike w:val="false"/>
+                <w:sz w:val="20"/>
+                <w:szCs w:val="20"/>
+                <w:color w:val="000000"/>
+              </w:rPr>
+            </w:pPr>
+            <w:r>
+              <w:rPr>
+                <w:rFonts w:ascii="Arial" w:hAnsi="Arial" w:eastAsia="Arial" w:cs="Arial"/>
+                <w:i w:val="false"/>
+                <w:b w:val="false"/>
+                <w:u w:val="none"/>
+                <w:strike w:val="false"/>
+                <w:sz w:val="20"/>
+                <w:szCs w:val="20"/>
+                <w:color w:val="000000"/>
+              </w:rPr>
+              <w:t xml:space="preserve">CHH</w:t>
+            </w:r>
+          </w:p>
+        </w:tc>
+        <w:tc>
+          <w:tcPr>
+            <w:tcBorders>
+              <w:bottom w:val="none" w:sz="0" w:space="0" w:color="000000"/>
+              <w:top w:val="none" w:sz="0" w:space="0" w:color="000000"/>
+              <w:left w:val="none" w:sz="0" w:space="0" w:color="000000"/>
+              <w:right w:val="none" w:sz="0" w:space="0" w:color="000000"/>
+            </w:tcBorders>
+            <w:shd w:val="clear" w:color="auto" w:fill="FFFFFF"/>
+            <w:tcMar>
+              <w:top w:w="0" w:type="dxa"/>
+              <w:bottom w:w="0" w:type="dxa"/>
+              <w:left w:w="0" w:type="dxa"/>
+              <w:right w:w="0" w:type="dxa"/>
+            </w:tcMar>
+            <w:vAlign w:val="center"/>
+          </w:tcPr>
+          <w:p>
+            <w:pPr>
+              <w:pStyle w:val="Normal"/>
+              <w:jc w:val="left"/>
+              <w:pBdr>
+                <w:bottom w:val="none" w:sz="0" w:space="0" w:color="000000"/>
+                <w:top w:val="none" w:sz="0" w:space="0" w:color="000000"/>
+                <w:left w:val="none" w:sz="0" w:space="0" w:color="000000"/>
+                <w:right w:val="none" w:sz="0" w:space="0" w:color="000000"/>
+              </w:pBdr>
+              <w:spacing w:after="100" w:before="100" w:line="240"/>
+              <w:ind w:left="100" w:right="100" w:firstLine="0" w:firstLineChars="0"/>
+              <w:rPr>
+                <w:rFonts w:ascii="Arial" w:hAnsi="Arial" w:eastAsia="Arial" w:cs="Arial"/>
+                <w:i w:val="false"/>
+                <w:b w:val="false"/>
+                <w:u w:val="none"/>
+                <w:strike w:val="false"/>
+                <w:sz w:val="20"/>
+                <w:szCs w:val="20"/>
+                <w:color w:val="000000"/>
+              </w:rPr>
+            </w:pPr>
+            <w:r>
+              <w:rPr>
+                <w:rFonts w:ascii="Arial" w:hAnsi="Arial" w:eastAsia="Arial" w:cs="Arial"/>
+                <w:i w:val="false"/>
+                <w:b w:val="false"/>
+                <w:u w:val="none"/>
+                <w:strike w:val="false"/>
+                <w:sz w:val="20"/>
+                <w:szCs w:val="20"/>
+                <w:color w:val="000000"/>
+              </w:rPr>
+              <w:t xml:space="preserve">EpiDist ~ GenVar</w:t>
+            </w:r>
+          </w:p>
+        </w:tc>
+        <w:tc>
+          <w:tcPr>
+            <w:tcBorders>
+              <w:bottom w:val="none" w:sz="0" w:space="0" w:color="000000"/>
+              <w:top w:val="none" w:sz="0" w:space="0" w:color="000000"/>
+              <w:left w:val="none" w:sz="0" w:space="0" w:color="000000"/>
+              <w:right w:val="none" w:sz="0" w:space="0" w:color="000000"/>
+            </w:tcBorders>
+            <w:shd w:val="clear" w:color="auto" w:fill="FFFFFF"/>
+            <w:tcMar>
+              <w:top w:w="0" w:type="dxa"/>
+              <w:bottom w:w="0" w:type="dxa"/>
+              <w:left w:w="0" w:type="dxa"/>
+              <w:right w:w="0" w:type="dxa"/>
+            </w:tcMar>
+            <w:vAlign w:val="center"/>
+          </w:tcPr>
+          <w:p>
+            <w:pPr>
+              <w:pStyle w:val="Normal"/>
+              <w:jc w:val="right"/>
+              <w:pBdr>
+                <w:bottom w:val="none" w:sz="0" w:space="0" w:color="000000"/>
+                <w:top w:val="none" w:sz="0" w:space="0" w:color="000000"/>
+                <w:left w:val="none" w:sz="0" w:space="0" w:color="000000"/>
+                <w:right w:val="none" w:sz="0" w:space="0" w:color="000000"/>
+              </w:pBdr>
+              <w:spacing w:after="100" w:before="100" w:line="240"/>
+              <w:ind w:left="100" w:right="100" w:firstLine="0" w:firstLineChars="0"/>
+              <w:rPr>
+                <w:rFonts w:ascii="Arial" w:hAnsi="Arial" w:eastAsia="Arial" w:cs="Arial"/>
+                <w:i w:val="false"/>
+                <w:b w:val="false"/>
+                <w:u w:val="none"/>
+                <w:strike w:val="false"/>
+                <w:sz w:val="20"/>
+                <w:szCs w:val="20"/>
+                <w:color w:val="000000"/>
+              </w:rPr>
+            </w:pPr>
+            <w:r>
+              <w:rPr>
+                <w:rFonts w:ascii="Arial" w:hAnsi="Arial" w:eastAsia="Arial" w:cs="Arial"/>
+                <w:i w:val="false"/>
+                <w:b w:val="false"/>
+                <w:u w:val="none"/>
+                <w:strike w:val="false"/>
+                <w:sz w:val="20"/>
+                <w:szCs w:val="20"/>
+                <w:color w:val="000000"/>
+              </w:rPr>
+              <w:t xml:space="preserve">1</w:t>
+            </w:r>
+          </w:p>
+        </w:tc>
+        <w:tc>
+          <w:tcPr>
+            <w:tcBorders>
+              <w:bottom w:val="none" w:sz="0" w:space="0" w:color="000000"/>
+              <w:top w:val="none" w:sz="0" w:space="0" w:color="000000"/>
+              <w:left w:val="none" w:sz="0" w:space="0" w:color="000000"/>
+              <w:right w:val="none" w:sz="0" w:space="0" w:color="000000"/>
+            </w:tcBorders>
+            <w:shd w:val="clear" w:color="auto" w:fill="FFFFFF"/>
+            <w:tcMar>
+              <w:top w:w="0" w:type="dxa"/>
+              <w:bottom w:w="0" w:type="dxa"/>
+              <w:left w:w="0" w:type="dxa"/>
+              <w:right w:w="0" w:type="dxa"/>
+            </w:tcMar>
+            <w:vAlign w:val="center"/>
+          </w:tcPr>
+          <w:p>
+            <w:pPr>
+              <w:pStyle w:val="Normal"/>
+              <w:jc w:val="right"/>
+              <w:pBdr>
+                <w:bottom w:val="none" w:sz="0" w:space="0" w:color="000000"/>
+                <w:top w:val="none" w:sz="0" w:space="0" w:color="000000"/>
+                <w:left w:val="none" w:sz="0" w:space="0" w:color="000000"/>
+                <w:right w:val="none" w:sz="0" w:space="0" w:color="000000"/>
+              </w:pBdr>
+              <w:spacing w:after="100" w:before="100" w:line="240"/>
+              <w:ind w:left="100" w:right="100" w:firstLine="0" w:firstLineChars="0"/>
+              <w:rPr>
+                <w:rFonts w:ascii="Arial" w:hAnsi="Arial" w:eastAsia="Arial" w:cs="Arial"/>
+                <w:i w:val="false"/>
+                <w:b w:val="false"/>
+                <w:u w:val="none"/>
+                <w:strike w:val="false"/>
+                <w:sz w:val="20"/>
+                <w:szCs w:val="20"/>
+                <w:color w:val="000000"/>
+              </w:rPr>
+            </w:pPr>
+            <w:r>
+              <w:rPr>
+                <w:rFonts w:ascii="Arial" w:hAnsi="Arial" w:eastAsia="Arial" w:cs="Arial"/>
+                <w:i w:val="false"/>
+                <w:b w:val="false"/>
+                <w:u w:val="none"/>
+                <w:strike w:val="false"/>
+                <w:sz w:val="20"/>
+                <w:szCs w:val="20"/>
+                <w:color w:val="000000"/>
+              </w:rPr>
+              <w:t xml:space="preserve">19.570</w:t>
+            </w:r>
+          </w:p>
+        </w:tc>
+        <w:tc>
+          <w:tcPr>
+            <w:tcBorders>
+              <w:bottom w:val="none" w:sz="0" w:space="0" w:color="000000"/>
+              <w:top w:val="none" w:sz="0" w:space="0" w:color="000000"/>
+              <w:left w:val="none" w:sz="0" w:space="0" w:color="000000"/>
+              <w:right w:val="none" w:sz="0" w:space="0" w:color="000000"/>
+            </w:tcBorders>
+            <w:shd w:val="clear" w:color="auto" w:fill="FFFFFF"/>
+            <w:tcMar>
+              <w:top w:w="0" w:type="dxa"/>
+              <w:bottom w:w="0" w:type="dxa"/>
+              <w:left w:w="0" w:type="dxa"/>
+              <w:right w:w="0" w:type="dxa"/>
+            </w:tcMar>
+            <w:vAlign w:val="center"/>
+          </w:tcPr>
+          <w:p>
+            <w:pPr>
+              <w:pStyle w:val="Normal"/>
+              <w:jc w:val="left"/>
+              <w:pBdr>
+                <w:bottom w:val="none" w:sz="0" w:space="0" w:color="000000"/>
+                <w:top w:val="none" w:sz="0" w:space="0" w:color="000000"/>
+                <w:left w:val="none" w:sz="0" w:space="0" w:color="000000"/>
+                <w:right w:val="none" w:sz="0" w:space="0" w:color="000000"/>
+              </w:pBdr>
+              <w:spacing w:after="100" w:before="100" w:line="240"/>
+              <w:ind w:left="100" w:right="100" w:firstLine="0" w:firstLineChars="0"/>
+              <w:rPr>
+                <w:rFonts w:ascii="Arial" w:hAnsi="Arial" w:eastAsia="Arial" w:cs="Arial"/>
+                <w:i w:val="false"/>
+                <w:b w:val="false"/>
+                <w:u w:val="none"/>
+                <w:strike w:val="false"/>
+                <w:sz w:val="20"/>
+                <w:szCs w:val="20"/>
+                <w:color w:val="000000"/>
+              </w:rPr>
+            </w:pPr>
+            <w:r>
+              <w:rPr>
+                <w:rFonts w:ascii="Arial" w:hAnsi="Arial" w:eastAsia="Arial" w:cs="Arial"/>
+                <w:i w:val="false"/>
+                <w:b w:val="false"/>
+                <w:u w:val="none"/>
+                <w:strike w:val="false"/>
+                <w:sz w:val="20"/>
+                <w:szCs w:val="20"/>
+                <w:color w:val="000000"/>
+              </w:rPr>
+              <w:t xml:space="preserve">&lt;0.001***</w:t>
+            </w:r>
+          </w:p>
+        </w:tc>
+        <w:tc>
+          <w:tcPr>
+            <w:tcBorders>
+              <w:bottom w:val="none" w:sz="0" w:space="0" w:color="000000"/>
+              <w:top w:val="none" w:sz="0" w:space="0" w:color="000000"/>
+              <w:left w:val="none" w:sz="0" w:space="0" w:color="000000"/>
+              <w:right w:val="none" w:sz="0" w:space="0" w:color="000000"/>
+            </w:tcBorders>
+            <w:shd w:val="clear" w:color="auto" w:fill="FFFFFF"/>
+            <w:tcMar>
+              <w:top w:w="0" w:type="dxa"/>
+              <w:bottom w:w="0" w:type="dxa"/>
+              <w:left w:w="0" w:type="dxa"/>
+              <w:right w:w="0" w:type="dxa"/>
+            </w:tcMar>
+            <w:vAlign w:val="center"/>
+          </w:tcPr>
+          <w:p>
+            <w:pPr>
+              <w:pStyle w:val="Normal"/>
+              <w:jc w:val="right"/>
+              <w:pBdr>
+                <w:bottom w:val="none" w:sz="0" w:space="0" w:color="000000"/>
+                <w:top w:val="none" w:sz="0" w:space="0" w:color="000000"/>
+                <w:left w:val="none" w:sz="0" w:space="0" w:color="000000"/>
+                <w:right w:val="none" w:sz="0" w:space="0" w:color="000000"/>
+              </w:pBdr>
+              <w:spacing w:after="100" w:before="100" w:line="240"/>
+              <w:ind w:left="100" w:right="100" w:firstLine="0" w:firstLineChars="0"/>
+              <w:rPr>
+                <w:rFonts w:ascii="Arial" w:hAnsi="Arial" w:eastAsia="Arial" w:cs="Arial"/>
+                <w:i w:val="false"/>
+                <w:b w:val="false"/>
+                <w:u w:val="none"/>
+                <w:strike w:val="false"/>
+                <w:sz w:val="20"/>
+                <w:szCs w:val="20"/>
+                <w:color w:val="000000"/>
+              </w:rPr>
+            </w:pPr>
+            <w:r>
+              <w:rPr>
+                <w:rFonts w:ascii="Arial" w:hAnsi="Arial" w:eastAsia="Arial" w:cs="Arial"/>
+                <w:i w:val="false"/>
+                <w:b w:val="false"/>
+                <w:u w:val="none"/>
+                <w:strike w:val="false"/>
+                <w:sz w:val="20"/>
+                <w:szCs w:val="20"/>
+                <w:color w:val="000000"/>
+              </w:rPr>
+              <w:t xml:space="preserve">0.323</w:t>
+            </w:r>
+          </w:p>
+        </w:tc>
+      </w:tr>
+      <w:tr>
+        <w:trPr>
+          <w:trHeight w:val="360" w:hRule="auto"/>
+        </w:trPr>
+        <w:tc>
+          <w:tcPr>
+            <w:tcBorders>
+              <w:bottom w:val="none" w:sz="0" w:space="0" w:color="000000"/>
+              <w:top w:val="none" w:sz="0" w:space="0" w:color="000000"/>
+              <w:left w:val="none" w:sz="0" w:space="0" w:color="000000"/>
+              <w:right w:val="none" w:sz="0" w:space="0" w:color="000000"/>
+            </w:tcBorders>
+            <w:shd w:val="clear" w:color="auto" w:fill="FFFFFF"/>
+            <w:tcMar>
+              <w:top w:w="0" w:type="dxa"/>
+              <w:bottom w:w="0" w:type="dxa"/>
+              <w:left w:w="0" w:type="dxa"/>
+              <w:right w:w="0" w:type="dxa"/>
+            </w:tcMar>
+            <w:vAlign w:val="center"/>
+          </w:tcPr>
+          <w:p>
+            <w:pPr>
+              <w:pStyle w:val="Normal"/>
+              <w:jc w:val="left"/>
+              <w:pBdr>
+                <w:bottom w:val="none" w:sz="0" w:space="0" w:color="000000"/>
+                <w:top w:val="none" w:sz="0" w:space="0" w:color="000000"/>
+                <w:left w:val="none" w:sz="0" w:space="0" w:color="000000"/>
+                <w:right w:val="none" w:sz="0" w:space="0" w:color="000000"/>
+              </w:pBdr>
+              <w:spacing w:after="100" w:before="100" w:line="240"/>
+              <w:ind w:left="100" w:right="100" w:firstLine="0" w:firstLineChars="0"/>
+              <w:rPr>
+                <w:rFonts w:ascii="Arial" w:hAnsi="Arial" w:eastAsia="Arial" w:cs="Arial"/>
+                <w:i w:val="false"/>
+                <w:b w:val="false"/>
+                <w:u w:val="none"/>
+                <w:strike w:val="false"/>
+                <w:sz w:val="20"/>
+                <w:szCs w:val="20"/>
+                <w:color w:val="000000"/>
+              </w:rPr>
+            </w:pPr>
+            <w:r>
+              <w:rPr>
+                <w:rFonts w:ascii="Arial" w:hAnsi="Arial" w:eastAsia="Arial" w:cs="Arial"/>
+                <w:i w:val="false"/>
+                <w:b w:val="false"/>
+                <w:u w:val="none"/>
+                <w:strike w:val="false"/>
+                <w:sz w:val="20"/>
+                <w:szCs w:val="20"/>
+                <w:color w:val="000000"/>
+              </w:rPr>
+              <w:t xml:space="preserve">CHH</w:t>
+            </w:r>
+          </w:p>
+        </w:tc>
+        <w:tc>
+          <w:tcPr>
+            <w:tcBorders>
+              <w:bottom w:val="none" w:sz="0" w:space="0" w:color="000000"/>
+              <w:top w:val="none" w:sz="0" w:space="0" w:color="000000"/>
+              <w:left w:val="none" w:sz="0" w:space="0" w:color="000000"/>
+              <w:right w:val="none" w:sz="0" w:space="0" w:color="000000"/>
+            </w:tcBorders>
+            <w:shd w:val="clear" w:color="auto" w:fill="FFFFFF"/>
+            <w:tcMar>
+              <w:top w:w="0" w:type="dxa"/>
+              <w:bottom w:w="0" w:type="dxa"/>
+              <w:left w:w="0" w:type="dxa"/>
+              <w:right w:w="0" w:type="dxa"/>
+            </w:tcMar>
+            <w:vAlign w:val="center"/>
+          </w:tcPr>
+          <w:p>
+            <w:pPr>
+              <w:pStyle w:val="Normal"/>
+              <w:jc w:val="left"/>
+              <w:pBdr>
+                <w:bottom w:val="none" w:sz="0" w:space="0" w:color="000000"/>
+                <w:top w:val="none" w:sz="0" w:space="0" w:color="000000"/>
+                <w:left w:val="none" w:sz="0" w:space="0" w:color="000000"/>
+                <w:right w:val="none" w:sz="0" w:space="0" w:color="000000"/>
+              </w:pBdr>
+              <w:spacing w:after="100" w:before="100" w:line="240"/>
+              <w:ind w:left="100" w:right="100" w:firstLine="0" w:firstLineChars="0"/>
+              <w:rPr>
+                <w:rFonts w:ascii="Arial" w:hAnsi="Arial" w:eastAsia="Arial" w:cs="Arial"/>
+                <w:i w:val="false"/>
+                <w:b w:val="false"/>
+                <w:u w:val="none"/>
+                <w:strike w:val="false"/>
+                <w:sz w:val="20"/>
+                <w:szCs w:val="20"/>
+                <w:color w:val="000000"/>
+              </w:rPr>
+            </w:pPr>
+            <w:r>
+              <w:rPr>
+                <w:rFonts w:ascii="Arial" w:hAnsi="Arial" w:eastAsia="Arial" w:cs="Arial"/>
+                <w:i w:val="false"/>
+                <w:b w:val="false"/>
+                <w:u w:val="none"/>
+                <w:strike w:val="false"/>
+                <w:sz w:val="20"/>
+                <w:szCs w:val="20"/>
+                <w:color w:val="000000"/>
+              </w:rPr>
+              <w:t xml:space="preserve">EpiDist ~ M * S</w:t>
+            </w:r>
+          </w:p>
+        </w:tc>
+        <w:tc>
+          <w:tcPr>
+            <w:tcBorders>
+              <w:bottom w:val="none" w:sz="0" w:space="0" w:color="000000"/>
+              <w:top w:val="none" w:sz="0" w:space="0" w:color="000000"/>
+              <w:left w:val="none" w:sz="0" w:space="0" w:color="000000"/>
+              <w:right w:val="none" w:sz="0" w:space="0" w:color="000000"/>
+            </w:tcBorders>
+            <w:shd w:val="clear" w:color="auto" w:fill="FFFFFF"/>
+            <w:tcMar>
+              <w:top w:w="0" w:type="dxa"/>
+              <w:bottom w:w="0" w:type="dxa"/>
+              <w:left w:w="0" w:type="dxa"/>
+              <w:right w:w="0" w:type="dxa"/>
+            </w:tcMar>
+            <w:vAlign w:val="center"/>
+          </w:tcPr>
+          <w:p>
+            <w:pPr>
+              <w:pStyle w:val="Normal"/>
+              <w:jc w:val="right"/>
+              <w:pBdr>
+                <w:bottom w:val="none" w:sz="0" w:space="0" w:color="000000"/>
+                <w:top w:val="none" w:sz="0" w:space="0" w:color="000000"/>
+                <w:left w:val="none" w:sz="0" w:space="0" w:color="000000"/>
+                <w:right w:val="none" w:sz="0" w:space="0" w:color="000000"/>
+              </w:pBdr>
+              <w:spacing w:after="100" w:before="100" w:line="240"/>
+              <w:ind w:left="100" w:right="100" w:firstLine="0" w:firstLineChars="0"/>
+              <w:rPr>
+                <w:rFonts w:ascii="Arial" w:hAnsi="Arial" w:eastAsia="Arial" w:cs="Arial"/>
+                <w:i w:val="false"/>
+                <w:b w:val="false"/>
+                <w:u w:val="none"/>
+                <w:strike w:val="false"/>
+                <w:sz w:val="20"/>
+                <w:szCs w:val="20"/>
+                <w:color w:val="000000"/>
+              </w:rPr>
+            </w:pPr>
+            <w:r>
+              <w:rPr>
+                <w:rFonts w:ascii="Arial" w:hAnsi="Arial" w:eastAsia="Arial" w:cs="Arial"/>
+                <w:i w:val="false"/>
+                <w:b w:val="false"/>
+                <w:u w:val="none"/>
+                <w:strike w:val="false"/>
+                <w:sz w:val="20"/>
+                <w:szCs w:val="20"/>
+                <w:color w:val="000000"/>
+              </w:rPr>
+              <w:t xml:space="preserve">3</w:t>
+            </w:r>
+          </w:p>
+        </w:tc>
+        <w:tc>
+          <w:tcPr>
+            <w:tcBorders>
+              <w:bottom w:val="none" w:sz="0" w:space="0" w:color="000000"/>
+              <w:top w:val="none" w:sz="0" w:space="0" w:color="000000"/>
+              <w:left w:val="none" w:sz="0" w:space="0" w:color="000000"/>
+              <w:right w:val="none" w:sz="0" w:space="0" w:color="000000"/>
+            </w:tcBorders>
+            <w:shd w:val="clear" w:color="auto" w:fill="FFFFFF"/>
+            <w:tcMar>
+              <w:top w:w="0" w:type="dxa"/>
+              <w:bottom w:w="0" w:type="dxa"/>
+              <w:left w:w="0" w:type="dxa"/>
+              <w:right w:w="0" w:type="dxa"/>
+            </w:tcMar>
+            <w:vAlign w:val="center"/>
+          </w:tcPr>
+          <w:p>
+            <w:pPr>
+              <w:pStyle w:val="Normal"/>
+              <w:jc w:val="right"/>
+              <w:pBdr>
+                <w:bottom w:val="none" w:sz="0" w:space="0" w:color="000000"/>
+                <w:top w:val="none" w:sz="0" w:space="0" w:color="000000"/>
+                <w:left w:val="none" w:sz="0" w:space="0" w:color="000000"/>
+                <w:right w:val="none" w:sz="0" w:space="0" w:color="000000"/>
+              </w:pBdr>
+              <w:spacing w:after="100" w:before="100" w:line="240"/>
+              <w:ind w:left="100" w:right="100" w:firstLine="0" w:firstLineChars="0"/>
+              <w:rPr>
+                <w:rFonts w:ascii="Arial" w:hAnsi="Arial" w:eastAsia="Arial" w:cs="Arial"/>
+                <w:i w:val="false"/>
+                <w:b w:val="false"/>
+                <w:u w:val="none"/>
+                <w:strike w:val="false"/>
+                <w:sz w:val="20"/>
+                <w:szCs w:val="20"/>
+                <w:color w:val="000000"/>
+              </w:rPr>
+            </w:pPr>
+            <w:r>
+              <w:rPr>
+                <w:rFonts w:ascii="Arial" w:hAnsi="Arial" w:eastAsia="Arial" w:cs="Arial"/>
+                <w:i w:val="false"/>
+                <w:b w:val="false"/>
+                <w:u w:val="none"/>
+                <w:strike w:val="false"/>
+                <w:sz w:val="20"/>
+                <w:szCs w:val="20"/>
+                <w:color w:val="000000"/>
+              </w:rPr>
+              <w:t xml:space="preserve">1.656</w:t>
+            </w:r>
+          </w:p>
+        </w:tc>
+        <w:tc>
+          <w:tcPr>
+            <w:tcBorders>
+              <w:bottom w:val="none" w:sz="0" w:space="0" w:color="000000"/>
+              <w:top w:val="none" w:sz="0" w:space="0" w:color="000000"/>
+              <w:left w:val="none" w:sz="0" w:space="0" w:color="000000"/>
+              <w:right w:val="none" w:sz="0" w:space="0" w:color="000000"/>
+            </w:tcBorders>
+            <w:shd w:val="clear" w:color="auto" w:fill="FFFFFF"/>
+            <w:tcMar>
+              <w:top w:w="0" w:type="dxa"/>
+              <w:bottom w:w="0" w:type="dxa"/>
+              <w:left w:w="0" w:type="dxa"/>
+              <w:right w:w="0" w:type="dxa"/>
+            </w:tcMar>
+            <w:vAlign w:val="center"/>
+          </w:tcPr>
+          <w:p>
+            <w:pPr>
+              <w:pStyle w:val="Normal"/>
+              <w:jc w:val="left"/>
+              <w:pBdr>
+                <w:bottom w:val="none" w:sz="0" w:space="0" w:color="000000"/>
+                <w:top w:val="none" w:sz="0" w:space="0" w:color="000000"/>
+                <w:left w:val="none" w:sz="0" w:space="0" w:color="000000"/>
+                <w:right w:val="none" w:sz="0" w:space="0" w:color="000000"/>
+              </w:pBdr>
+              <w:spacing w:after="100" w:before="100" w:line="240"/>
+              <w:ind w:left="100" w:right="100" w:firstLine="0" w:firstLineChars="0"/>
+              <w:rPr>
+                <w:rFonts w:ascii="Arial" w:hAnsi="Arial" w:eastAsia="Arial" w:cs="Arial"/>
+                <w:i w:val="false"/>
+                <w:b w:val="false"/>
+                <w:u w:val="none"/>
+                <w:strike w:val="false"/>
+                <w:sz w:val="20"/>
+                <w:szCs w:val="20"/>
+                <w:color w:val="000000"/>
+              </w:rPr>
+            </w:pPr>
+            <w:r>
+              <w:rPr>
+                <w:rFonts w:ascii="Arial" w:hAnsi="Arial" w:eastAsia="Arial" w:cs="Arial"/>
+                <w:i w:val="false"/>
+                <w:b w:val="false"/>
+                <w:u w:val="none"/>
+                <w:strike w:val="false"/>
+                <w:sz w:val="20"/>
+                <w:szCs w:val="20"/>
+                <w:color w:val="000000"/>
+              </w:rPr>
+              <w:t xml:space="preserve">0.034*</w:t>
+            </w:r>
+          </w:p>
+        </w:tc>
+        <w:tc>
+          <w:tcPr>
+            <w:tcBorders>
+              <w:bottom w:val="none" w:sz="0" w:space="0" w:color="000000"/>
+              <w:top w:val="none" w:sz="0" w:space="0" w:color="000000"/>
+              <w:left w:val="none" w:sz="0" w:space="0" w:color="000000"/>
+              <w:right w:val="none" w:sz="0" w:space="0" w:color="000000"/>
+            </w:tcBorders>
+            <w:shd w:val="clear" w:color="auto" w:fill="FFFFFF"/>
+            <w:tcMar>
+              <w:top w:w="0" w:type="dxa"/>
+              <w:bottom w:w="0" w:type="dxa"/>
+              <w:left w:w="0" w:type="dxa"/>
+              <w:right w:w="0" w:type="dxa"/>
+            </w:tcMar>
+            <w:vAlign w:val="center"/>
+          </w:tcPr>
+          <w:p>
+            <w:pPr>
+              <w:pStyle w:val="Normal"/>
+              <w:jc w:val="right"/>
+              <w:pBdr>
+                <w:bottom w:val="none" w:sz="0" w:space="0" w:color="000000"/>
+                <w:top w:val="none" w:sz="0" w:space="0" w:color="000000"/>
+                <w:left w:val="none" w:sz="0" w:space="0" w:color="000000"/>
+                <w:right w:val="none" w:sz="0" w:space="0" w:color="000000"/>
+              </w:pBdr>
+              <w:spacing w:after="100" w:before="100" w:line="240"/>
+              <w:ind w:left="100" w:right="100" w:firstLine="0" w:firstLineChars="0"/>
+              <w:rPr>
+                <w:rFonts w:ascii="Arial" w:hAnsi="Arial" w:eastAsia="Arial" w:cs="Arial"/>
+                <w:i w:val="false"/>
+                <w:b w:val="false"/>
+                <w:u w:val="none"/>
+                <w:strike w:val="false"/>
+                <w:sz w:val="20"/>
+                <w:szCs w:val="20"/>
+                <w:color w:val="000000"/>
+              </w:rPr>
+            </w:pPr>
+            <w:r>
+              <w:rPr>
+                <w:rFonts w:ascii="Arial" w:hAnsi="Arial" w:eastAsia="Arial" w:cs="Arial"/>
+                <w:i w:val="false"/>
+                <w:b w:val="false"/>
+                <w:u w:val="none"/>
+                <w:strike w:val="false"/>
+                <w:sz w:val="20"/>
+                <w:szCs w:val="20"/>
+                <w:color w:val="000000"/>
+              </w:rPr>
+              <w:t xml:space="preserve">0.048</w:t>
+            </w:r>
+          </w:p>
+        </w:tc>
+      </w:tr>
+      <w:tr>
+        <w:trPr>
+          <w:trHeight w:val="360" w:hRule="auto"/>
+        </w:trPr>
+        <w:tc>
+          <w:tcPr>
             <w:tcBorders>
               <w:bottom w:val="single" w:sz="12" w:space="0" w:color="666666"/>
               <w:top w:val="none" w:sz="0" w:space="0" w:color="000000"/>
@@ -6193,6 +6779,19 @@
                 <w:color w:val="000000"/>
               </w:rPr>
             </w:pPr>
+            <w:r>
+              <w:rPr>
+                <w:rFonts w:ascii="Arial" w:hAnsi="Arial" w:eastAsia="Arial" w:cs="Arial"/>
+                <w:i w:val="false"/>
+                <w:b w:val="false"/>
+                <w:u w:val="none"/>
+                <w:strike w:val="false"/>
+                <w:sz w:val="20"/>
+                <w:szCs w:val="20"/>
+                <w:color w:val="000000"/>
+              </w:rPr>
+              <w:t xml:space="preserve">CHH</w:t>
+            </w:r>
           </w:p>
         </w:tc>
         <w:tc>
@@ -6246,7 +6845,7 @@
                 <w:szCs w:val="20"/>
                 <w:color w:val="000000"/>
               </w:rPr>
-              <w:t xml:space="preserve">CHH</w:t>
+              <w:t xml:space="preserve">EpiDist ~ M * S + Condition(GenVar)</w:t>
             </w:r>
           </w:p>
         </w:tc>
@@ -6301,7 +6900,7 @@
                 <w:szCs w:val="20"/>
                 <w:color w:val="000000"/>
               </w:rPr>
-              <w:t xml:space="preserve">1</w:t>
+              <w:t xml:space="preserve">3</w:t>
             </w:r>
           </w:p>
         </w:tc>
@@ -6356,7 +6955,7 @@
                 <w:szCs w:val="20"/>
                 <w:color w:val="000000"/>
               </w:rPr>
-              <w:t xml:space="preserve">192,949.328</w:t>
+              <w:t xml:space="preserve">0.959</w:t>
             </w:r>
           </w:p>
         </w:tc>
@@ -6380,6 +6979,61 @@
           <w:p>
             <w:pPr>
               <w:pStyle w:val="Normal"/>
+              <w:jc w:val="left"/>
+              <w:pBdr>
+                <w:bottom w:val="none" w:sz="0" w:space="0" w:color="000000"/>
+                <w:top w:val="none" w:sz="0" w:space="0" w:color="000000"/>
+                <w:left w:val="none" w:sz="0" w:space="0" w:color="000000"/>
+                <w:right w:val="none" w:sz="0" w:space="0" w:color="000000"/>
+              </w:pBdr>
+              <w:spacing w:after="100" w:before="100" w:line="240"/>
+              <w:ind w:left="100" w:right="100" w:firstLine="0" w:firstLineChars="0"/>
+              <w:rPr>
+                <w:rFonts w:ascii="Arial" w:hAnsi="Arial" w:eastAsia="Arial" w:cs="Arial"/>
+                <w:i w:val="false"/>
+                <w:b w:val="false"/>
+                <w:u w:val="none"/>
+                <w:strike w:val="false"/>
+                <w:sz w:val="20"/>
+                <w:szCs w:val="20"/>
+                <w:color w:val="000000"/>
+              </w:rPr>
+            </w:pPr>
+            <w:r>
+              <w:rPr>
+                <w:rFonts w:ascii="Arial" w:hAnsi="Arial" w:eastAsia="Arial" w:cs="Arial"/>
+                <w:i w:val="false"/>
+                <w:b w:val="false"/>
+                <w:u w:val="none"/>
+                <w:strike w:val="false"/>
+                <w:sz w:val="20"/>
+                <w:szCs w:val="20"/>
+                <w:color w:val="000000"/>
+              </w:rPr>
+              <w:t xml:space="preserve">0.610</w:t>
+            </w:r>
+          </w:p>
+        </w:tc>
+        <w:tc>
+          <w:tcPr>
+            <w:tcBorders>
+              <w:bottom w:val="single" w:sz="12" w:space="0" w:color="666666"/>
+              <w:top w:val="none" w:sz="0" w:space="0" w:color="000000"/>
+              <w:left w:val="none" w:sz="0" w:space="0" w:color="000000"/>
+              <w:right w:val="none" w:sz="0" w:space="0" w:color="000000"/>
+            </w:tcBorders>
+            <w:shd w:val="clear" w:color="auto" w:fill="FFFFFF"/>
+            <w:tcMar>
+              <w:top w:w="0" w:type="dxa"/>
+              <w:bottom w:w="0" w:type="dxa"/>
+              <w:left w:w="0" w:type="dxa"/>
+              <w:right w:w="0" w:type="dxa"/>
+            </w:tcMar>
+            <w:vAlign w:val="center"/>
+          </w:tcPr>
+          <w:p>
+            <w:pPr>
+              <w:pStyle w:val="Normal"/>
               <w:jc w:val="right"/>
               <w:pBdr>
                 <w:bottom w:val="none" w:sz="0" w:space="0" w:color="000000"/>
@@ -6411,117 +7065,7 @@
                 <w:szCs w:val="20"/>
                 <w:color w:val="000000"/>
               </w:rPr>
-              <w:t xml:space="preserve">19.570</w:t>
-            </w:r>
-          </w:p>
-        </w:tc>
-        <w:tc>
-          <w:tcPr>
-            <w:tcBorders>
-              <w:bottom w:val="single" w:sz="12" w:space="0" w:color="666666"/>
-              <w:top w:val="none" w:sz="0" w:space="0" w:color="000000"/>
-              <w:left w:val="none" w:sz="0" w:space="0" w:color="000000"/>
-              <w:right w:val="none" w:sz="0" w:space="0" w:color="000000"/>
-            </w:tcBorders>
-            <w:shd w:val="clear" w:color="auto" w:fill="FFFFFF"/>
-            <w:tcMar>
-              <w:top w:w="0" w:type="dxa"/>
-              <w:bottom w:w="0" w:type="dxa"/>
-              <w:left w:w="0" w:type="dxa"/>
-              <w:right w:w="0" w:type="dxa"/>
-            </w:tcMar>
-            <w:vAlign w:val="center"/>
-          </w:tcPr>
-          <w:p>
-            <w:pPr>
-              <w:pStyle w:val="Normal"/>
-              <w:jc w:val="left"/>
-              <w:pBdr>
-                <w:bottom w:val="none" w:sz="0" w:space="0" w:color="000000"/>
-                <w:top w:val="none" w:sz="0" w:space="0" w:color="000000"/>
-                <w:left w:val="none" w:sz="0" w:space="0" w:color="000000"/>
-                <w:right w:val="none" w:sz="0" w:space="0" w:color="000000"/>
-              </w:pBdr>
-              <w:spacing w:after="100" w:before="100" w:line="240"/>
-              <w:ind w:left="100" w:right="100" w:firstLine="0" w:firstLineChars="0"/>
-              <w:rPr>
-                <w:rFonts w:ascii="Arial" w:hAnsi="Arial" w:eastAsia="Arial" w:cs="Arial"/>
-                <w:i w:val="false"/>
-                <w:b w:val="false"/>
-                <w:u w:val="none"/>
-                <w:strike w:val="false"/>
-                <w:sz w:val="20"/>
-                <w:szCs w:val="20"/>
-                <w:color w:val="000000"/>
-              </w:rPr>
-            </w:pPr>
-            <w:r>
-              <w:rPr>
-                <w:rFonts w:ascii="Arial" w:hAnsi="Arial" w:eastAsia="Arial" w:cs="Arial"/>
-                <w:i w:val="false"/>
-                <w:b w:val="false"/>
-                <w:u w:val="none"/>
-                <w:strike w:val="false"/>
-                <w:sz w:val="20"/>
-                <w:szCs w:val="20"/>
-                <w:color w:val="000000"/>
-              </w:rPr>
-              <w:t xml:space="preserve">&lt;0.001***</w:t>
-            </w:r>
-          </w:p>
-        </w:tc>
-        <w:tc>
-          <w:tcPr>
-            <w:tcBorders>
-              <w:bottom w:val="single" w:sz="12" w:space="0" w:color="666666"/>
-              <w:top w:val="none" w:sz="0" w:space="0" w:color="000000"/>
-              <w:left w:val="none" w:sz="0" w:space="0" w:color="000000"/>
-              <w:right w:val="none" w:sz="0" w:space="0" w:color="000000"/>
-            </w:tcBorders>
-            <w:shd w:val="clear" w:color="auto" w:fill="FFFFFF"/>
-            <w:tcMar>
-              <w:top w:w="0" w:type="dxa"/>
-              <w:bottom w:w="0" w:type="dxa"/>
-              <w:left w:w="0" w:type="dxa"/>
-              <w:right w:w="0" w:type="dxa"/>
-            </w:tcMar>
-            <w:vAlign w:val="center"/>
-          </w:tcPr>
-          <w:p>
-            <w:pPr>
-              <w:pStyle w:val="Normal"/>
-              <w:jc w:val="right"/>
-              <w:pBdr>
-                <w:bottom w:val="none" w:sz="0" w:space="0" w:color="000000"/>
-                <w:top w:val="none" w:sz="0" w:space="0" w:color="000000"/>
-                <w:left w:val="none" w:sz="0" w:space="0" w:color="000000"/>
-                <w:right w:val="none" w:sz="0" w:space="0" w:color="000000"/>
-              </w:pBdr>
-              <w:spacing w:after="100" w:before="100" w:line="240"/>
-              <w:ind w:left="100" w:right="100" w:firstLine="0" w:firstLineChars="0"/>
-              <w:rPr>
-                <w:rFonts w:ascii="Arial" w:hAnsi="Arial" w:eastAsia="Arial" w:cs="Arial"/>
-                <w:i w:val="false"/>
-                <w:b w:val="false"/>
-                <w:u w:val="none"/>
-                <w:strike w:val="false"/>
-                <w:sz w:val="20"/>
-                <w:szCs w:val="20"/>
-                <w:color w:val="000000"/>
-              </w:rPr>
-            </w:pPr>
-            <w:r>
-              <w:rPr>
-                <w:rFonts w:ascii="Arial" w:hAnsi="Arial" w:eastAsia="Arial" w:cs="Arial"/>
-                <w:i w:val="false"/>
-                <w:b w:val="false"/>
-                <w:u w:val="none"/>
-                <w:strike w:val="false"/>
-                <w:sz w:val="20"/>
-                <w:szCs w:val="20"/>
-                <w:color w:val="000000"/>
-              </w:rPr>
-              <w:t xml:space="preserve">0.323</w:t>
+              <w:t xml:space="preserve">-0.002</w:t>
             </w:r>
           </w:p>
         </w:tc>
@@ -6548,7 +7092,7 @@
         <w:gridCol w:w="720"/>
         <w:gridCol w:w="1440"/>
         <w:gridCol w:w="1440"/>
-        <w:gridCol w:w="1440"/>
+        <w:gridCol w:w="1152"/>
       </w:tblGrid>
       <w:tr>
         <w:trPr>
@@ -6826,7 +7370,7 @@
                 <w:szCs w:val="22"/>
                 <w:color w:val="000000"/>
               </w:rPr>
-              <w:t xml:space="preserve">Variance</w:t>
+              <w:t xml:space="preserve">F</w:t>
             </w:r>
           </w:p>
         </w:tc>
@@ -6850,7 +7394,7 @@
           <w:p>
             <w:pPr>
               <w:pStyle w:val="Normal"/>
-              <w:jc w:val="right"/>
+              <w:jc w:val="left"/>
               <w:pBdr>
                 <w:bottom w:val="none" w:sz="0" w:space="0" w:color="000000"/>
                 <w:top w:val="none" w:sz="0" w:space="0" w:color="000000"/>
@@ -6881,7 +7425,7 @@
                 <w:szCs w:val="22"/>
                 <w:color w:val="000000"/>
               </w:rPr>
-              <w:t xml:space="preserve">F</w:t>
+              <w:t xml:space="preserve">p-value</w:t>
             </w:r>
           </w:p>
         </w:tc>
@@ -6905,7 +7449,7 @@
           <w:p>
             <w:pPr>
               <w:pStyle w:val="Normal"/>
-              <w:jc w:val="left"/>
+              <w:jc w:val="right"/>
               <w:pBdr>
                 <w:bottom w:val="none" w:sz="0" w:space="0" w:color="000000"/>
                 <w:top w:val="none" w:sz="0" w:space="0" w:color="000000"/>
@@ -6936,7 +7480,7 @@
                 <w:szCs w:val="22"/>
                 <w:color w:val="000000"/>
               </w:rPr>
-              <w:t xml:space="preserve">Pr(&gt;F)</w:t>
+              <w:t xml:space="preserve">adj. R²</w:t>
             </w:r>
           </w:p>
         </w:tc>
@@ -7218,7 +7762,7 @@
                 <w:szCs w:val="20"/>
                 <w:color w:val="000000"/>
               </w:rPr>
-              <w:t xml:space="preserve">44,233.843</w:t>
+              <w:t xml:space="preserve">1.439</w:t>
             </w:r>
           </w:p>
         </w:tc>
@@ -7242,6 +7786,61 @@
           <w:p>
             <w:pPr>
               <w:pStyle w:val="Normal"/>
+              <w:jc w:val="left"/>
+              <w:pBdr>
+                <w:bottom w:val="none" w:sz="0" w:space="0" w:color="000000"/>
+                <w:top w:val="none" w:sz="0" w:space="0" w:color="000000"/>
+                <w:left w:val="none" w:sz="0" w:space="0" w:color="000000"/>
+                <w:right w:val="none" w:sz="0" w:space="0" w:color="000000"/>
+              </w:pBdr>
+              <w:spacing w:after="100" w:before="100" w:line="240"/>
+              <w:ind w:left="100" w:right="100" w:firstLine="0" w:firstLineChars="0"/>
+              <w:rPr>
+                <w:rFonts w:ascii="Arial" w:hAnsi="Arial" w:eastAsia="Arial" w:cs="Arial"/>
+                <w:i w:val="false"/>
+                <w:b w:val="false"/>
+                <w:u w:val="none"/>
+                <w:strike w:val="false"/>
+                <w:sz w:val="20"/>
+                <w:szCs w:val="20"/>
+                <w:color w:val="000000"/>
+              </w:rPr>
+            </w:pPr>
+            <w:r>
+              <w:rPr>
+                <w:rFonts w:ascii="Arial" w:hAnsi="Arial" w:eastAsia="Arial" w:cs="Arial"/>
+                <w:i w:val="false"/>
+                <w:b w:val="false"/>
+                <w:u w:val="none"/>
+                <w:strike w:val="false"/>
+                <w:sz w:val="20"/>
+                <w:szCs w:val="20"/>
+                <w:color w:val="000000"/>
+              </w:rPr>
+              <w:t xml:space="preserve">0.104</w:t>
+            </w:r>
+          </w:p>
+        </w:tc>
+        <w:tc>
+          <w:tcPr>
+            <w:tcBorders>
+              <w:bottom w:val="none" w:sz="0" w:space="0" w:color="000000"/>
+              <w:top w:val="single" w:sz="12" w:space="0" w:color="666666"/>
+              <w:left w:val="none" w:sz="0" w:space="0" w:color="000000"/>
+              <w:right w:val="none" w:sz="0" w:space="0" w:color="000000"/>
+            </w:tcBorders>
+            <w:shd w:val="clear" w:color="auto" w:fill="FFFFFF"/>
+            <w:tcMar>
+              <w:top w:w="0" w:type="dxa"/>
+              <w:bottom w:w="0" w:type="dxa"/>
+              <w:left w:w="0" w:type="dxa"/>
+              <w:right w:w="0" w:type="dxa"/>
+            </w:tcMar>
+            <w:vAlign w:val="center"/>
+          </w:tcPr>
+          <w:p>
+            <w:pPr>
+              <w:pStyle w:val="Normal"/>
               <w:jc w:val="right"/>
               <w:pBdr>
                 <w:bottom w:val="none" w:sz="0" w:space="0" w:color="000000"/>
@@ -7273,62 +7872,7 @@
                 <w:szCs w:val="20"/>
                 <w:color w:val="000000"/>
               </w:rPr>
-              <w:t xml:space="preserve">1.439</w:t>
-            </w:r>
-          </w:p>
-        </w:tc>
-        <w:tc>
-          <w:tcPr>
-            <w:tcBorders>
-              <w:bottom w:val="none" w:sz="0" w:space="0" w:color="000000"/>
-              <w:top w:val="single" w:sz="12" w:space="0" w:color="666666"/>
-              <w:left w:val="none" w:sz="0" w:space="0" w:color="000000"/>
-              <w:right w:val="none" w:sz="0" w:space="0" w:color="000000"/>
-            </w:tcBorders>
-            <w:shd w:val="clear" w:color="auto" w:fill="FFFFFF"/>
-            <w:tcMar>
-              <w:top w:w="0" w:type="dxa"/>
-              <w:bottom w:w="0" w:type="dxa"/>
-              <w:left w:w="0" w:type="dxa"/>
-              <w:right w:w="0" w:type="dxa"/>
-            </w:tcMar>
-            <w:vAlign w:val="center"/>
-          </w:tcPr>
-          <w:p>
-            <w:pPr>
-              <w:pStyle w:val="Normal"/>
-              <w:jc w:val="left"/>
-              <w:pBdr>
-                <w:bottom w:val="none" w:sz="0" w:space="0" w:color="000000"/>
-                <w:top w:val="none" w:sz="0" w:space="0" w:color="000000"/>
-                <w:left w:val="none" w:sz="0" w:space="0" w:color="000000"/>
-                <w:right w:val="none" w:sz="0" w:space="0" w:color="000000"/>
-              </w:pBdr>
-              <w:spacing w:after="100" w:before="100" w:line="240"/>
-              <w:ind w:left="100" w:right="100" w:firstLine="0" w:firstLineChars="0"/>
-              <w:rPr>
-                <w:rFonts w:ascii="Arial" w:hAnsi="Arial" w:eastAsia="Arial" w:cs="Arial"/>
-                <w:i w:val="false"/>
-                <w:b w:val="false"/>
-                <w:u w:val="none"/>
-                <w:strike w:val="false"/>
-                <w:sz w:val="20"/>
-                <w:szCs w:val="20"/>
-                <w:color w:val="000000"/>
-              </w:rPr>
-            </w:pPr>
-            <w:r>
-              <w:rPr>
-                <w:rFonts w:ascii="Arial" w:hAnsi="Arial" w:eastAsia="Arial" w:cs="Arial"/>
-                <w:i w:val="false"/>
-                <w:b w:val="false"/>
-                <w:u w:val="none"/>
-                <w:strike w:val="false"/>
-                <w:sz w:val="20"/>
-                <w:szCs w:val="20"/>
-                <w:color w:val="000000"/>
-              </w:rPr>
-              <w:t xml:space="preserve">0.102</w:t>
+              <w:t xml:space="preserve">0.0106942619</w:t>
             </w:r>
           </w:p>
         </w:tc>
@@ -7584,7 +8128,62 @@
                 <w:szCs w:val="20"/>
                 <w:color w:val="000000"/>
               </w:rPr>
-              <w:t xml:space="preserve">45,284.770</w:t>
+              <w:t xml:space="preserve">1.474</w:t>
+            </w:r>
+          </w:p>
+        </w:tc>
+        <w:tc>
+          <w:tcPr>
+            <w:tcBorders>
+              <w:bottom w:val="none" w:sz="0" w:space="0" w:color="000000"/>
+              <w:top w:val="none" w:sz="0" w:space="0" w:color="000000"/>
+              <w:left w:val="none" w:sz="0" w:space="0" w:color="000000"/>
+              <w:right w:val="none" w:sz="0" w:space="0" w:color="000000"/>
+            </w:tcBorders>
+            <w:shd w:val="clear" w:color="auto" w:fill="FFFFFF"/>
+            <w:tcMar>
+              <w:top w:w="0" w:type="dxa"/>
+              <w:bottom w:w="0" w:type="dxa"/>
+              <w:left w:w="0" w:type="dxa"/>
+              <w:right w:w="0" w:type="dxa"/>
+            </w:tcMar>
+            <w:vAlign w:val="center"/>
+          </w:tcPr>
+          <w:p>
+            <w:pPr>
+              <w:pStyle w:val="Normal"/>
+              <w:jc w:val="left"/>
+              <w:pBdr>
+                <w:bottom w:val="none" w:sz="0" w:space="0" w:color="000000"/>
+                <w:top w:val="none" w:sz="0" w:space="0" w:color="000000"/>
+                <w:left w:val="none" w:sz="0" w:space="0" w:color="000000"/>
+                <w:right w:val="none" w:sz="0" w:space="0" w:color="000000"/>
+              </w:pBdr>
+              <w:spacing w:after="100" w:before="100" w:line="240"/>
+              <w:ind w:left="100" w:right="100" w:firstLine="0" w:firstLineChars="0"/>
+              <w:rPr>
+                <w:rFonts w:ascii="Arial" w:hAnsi="Arial" w:eastAsia="Arial" w:cs="Arial"/>
+                <w:i w:val="false"/>
+                <w:b w:val="false"/>
+                <w:u w:val="none"/>
+                <w:strike w:val="false"/>
+                <w:sz w:val="20"/>
+                <w:szCs w:val="20"/>
+                <w:color w:val="000000"/>
+              </w:rPr>
+            </w:pPr>
+            <w:r>
+              <w:rPr>
+                <w:rFonts w:ascii="Arial" w:hAnsi="Arial" w:eastAsia="Arial" w:cs="Arial"/>
+                <w:i w:val="false"/>
+                <w:b w:val="false"/>
+                <w:u w:val="none"/>
+                <w:strike w:val="false"/>
+                <w:sz w:val="20"/>
+                <w:szCs w:val="20"/>
+                <w:color w:val="000000"/>
+              </w:rPr>
+              <w:t xml:space="preserve">0.102</w:t>
             </w:r>
           </w:p>
         </w:tc>
@@ -7639,62 +8238,7 @@
                 <w:szCs w:val="20"/>
                 <w:color w:val="000000"/>
               </w:rPr>
-              <w:t xml:space="preserve">1.474</w:t>
-            </w:r>
-          </w:p>
-        </w:tc>
-        <w:tc>
-          <w:tcPr>
-            <w:tcBorders>
-              <w:bottom w:val="none" w:sz="0" w:space="0" w:color="000000"/>
-              <w:top w:val="none" w:sz="0" w:space="0" w:color="000000"/>
-              <w:left w:val="none" w:sz="0" w:space="0" w:color="000000"/>
-              <w:right w:val="none" w:sz="0" w:space="0" w:color="000000"/>
-            </w:tcBorders>
-            <w:shd w:val="clear" w:color="auto" w:fill="FFFFFF"/>
-            <w:tcMar>
-              <w:top w:w="0" w:type="dxa"/>
-              <w:bottom w:w="0" w:type="dxa"/>
-              <w:left w:w="0" w:type="dxa"/>
-              <w:right w:w="0" w:type="dxa"/>
-            </w:tcMar>
-            <w:vAlign w:val="center"/>
-          </w:tcPr>
-          <w:p>
-            <w:pPr>
-              <w:pStyle w:val="Normal"/>
-              <w:jc w:val="left"/>
-              <w:pBdr>
-                <w:bottom w:val="none" w:sz="0" w:space="0" w:color="000000"/>
-                <w:top w:val="none" w:sz="0" w:space="0" w:color="000000"/>
-                <w:left w:val="none" w:sz="0" w:space="0" w:color="000000"/>
-                <w:right w:val="none" w:sz="0" w:space="0" w:color="000000"/>
-              </w:pBdr>
-              <w:spacing w:after="100" w:before="100" w:line="240"/>
-              <w:ind w:left="100" w:right="100" w:firstLine="0" w:firstLineChars="0"/>
-              <w:rPr>
-                <w:rFonts w:ascii="Arial" w:hAnsi="Arial" w:eastAsia="Arial" w:cs="Arial"/>
-                <w:i w:val="false"/>
-                <w:b w:val="false"/>
-                <w:u w:val="none"/>
-                <w:strike w:val="false"/>
-                <w:sz w:val="20"/>
-                <w:szCs w:val="20"/>
-                <w:color w:val="000000"/>
-              </w:rPr>
-            </w:pPr>
-            <w:r>
-              <w:rPr>
-                <w:rFonts w:ascii="Arial" w:hAnsi="Arial" w:eastAsia="Arial" w:cs="Arial"/>
-                <w:i w:val="false"/>
-                <w:b w:val="false"/>
-                <w:u w:val="none"/>
-                <w:strike w:val="false"/>
-                <w:sz w:val="20"/>
-                <w:szCs w:val="20"/>
-                <w:color w:val="000000"/>
-              </w:rPr>
-              <w:t xml:space="preserve">0.095</w:t>
+              <w:t xml:space="preserve">0.0115600055</w:t>
             </w:r>
           </w:p>
         </w:tc>
@@ -7950,7 +8494,62 @@
                 <w:szCs w:val="20"/>
                 <w:color w:val="000000"/>
               </w:rPr>
-              <w:t xml:space="preserve">50,040.447</w:t>
+              <w:t xml:space="preserve">1.628</w:t>
+            </w:r>
+          </w:p>
+        </w:tc>
+        <w:tc>
+          <w:tcPr>
+            <w:tcBorders>
+              <w:bottom w:val="none" w:sz="0" w:space="0" w:color="000000"/>
+              <w:top w:val="none" w:sz="0" w:space="0" w:color="000000"/>
+              <w:left w:val="none" w:sz="0" w:space="0" w:color="000000"/>
+              <w:right w:val="none" w:sz="0" w:space="0" w:color="000000"/>
+            </w:tcBorders>
+            <w:shd w:val="clear" w:color="auto" w:fill="FFFFFF"/>
+            <w:tcMar>
+              <w:top w:w="0" w:type="dxa"/>
+              <w:bottom w:w="0" w:type="dxa"/>
+              <w:left w:w="0" w:type="dxa"/>
+              <w:right w:w="0" w:type="dxa"/>
+            </w:tcMar>
+            <w:vAlign w:val="center"/>
+          </w:tcPr>
+          <w:p>
+            <w:pPr>
+              <w:pStyle w:val="Normal"/>
+              <w:jc w:val="left"/>
+              <w:pBdr>
+                <w:bottom w:val="none" w:sz="0" w:space="0" w:color="000000"/>
+                <w:top w:val="none" w:sz="0" w:space="0" w:color="000000"/>
+                <w:left w:val="none" w:sz="0" w:space="0" w:color="000000"/>
+                <w:right w:val="none" w:sz="0" w:space="0" w:color="000000"/>
+              </w:pBdr>
+              <w:spacing w:after="100" w:before="100" w:line="240"/>
+              <w:ind w:left="100" w:right="100" w:firstLine="0" w:firstLineChars="0"/>
+              <w:rPr>
+                <w:rFonts w:ascii="Arial" w:hAnsi="Arial" w:eastAsia="Arial" w:cs="Arial"/>
+                <w:i w:val="false"/>
+                <w:b w:val="false"/>
+                <w:u w:val="none"/>
+                <w:strike w:val="false"/>
+                <w:sz w:val="20"/>
+                <w:szCs w:val="20"/>
+                <w:color w:val="000000"/>
+              </w:rPr>
+            </w:pPr>
+            <w:r>
+              <w:rPr>
+                <w:rFonts w:ascii="Arial" w:hAnsi="Arial" w:eastAsia="Arial" w:cs="Arial"/>
+                <w:i w:val="false"/>
+                <w:b w:val="false"/>
+                <w:u w:val="none"/>
+                <w:strike w:val="false"/>
+                <w:sz w:val="20"/>
+                <w:szCs w:val="20"/>
+                <w:color w:val="000000"/>
+              </w:rPr>
+              <w:t xml:space="preserve">0.068</w:t>
             </w:r>
           </w:p>
         </w:tc>
@@ -8005,62 +8604,7 @@
                 <w:szCs w:val="20"/>
                 <w:color w:val="000000"/>
               </w:rPr>
-              <w:t xml:space="preserve">1.628</w:t>
-            </w:r>
-          </w:p>
-        </w:tc>
-        <w:tc>
-          <w:tcPr>
-            <w:tcBorders>
-              <w:bottom w:val="none" w:sz="0" w:space="0" w:color="000000"/>
-              <w:top w:val="none" w:sz="0" w:space="0" w:color="000000"/>
-              <w:left w:val="none" w:sz="0" w:space="0" w:color="000000"/>
-              <w:right w:val="none" w:sz="0" w:space="0" w:color="000000"/>
-            </w:tcBorders>
-            <w:shd w:val="clear" w:color="auto" w:fill="FFFFFF"/>
-            <w:tcMar>
-              <w:top w:w="0" w:type="dxa"/>
-              <w:bottom w:w="0" w:type="dxa"/>
-              <w:left w:w="0" w:type="dxa"/>
-              <w:right w:w="0" w:type="dxa"/>
-            </w:tcMar>
-            <w:vAlign w:val="center"/>
-          </w:tcPr>
-          <w:p>
-            <w:pPr>
-              <w:pStyle w:val="Normal"/>
-              <w:jc w:val="left"/>
-              <w:pBdr>
-                <w:bottom w:val="none" w:sz="0" w:space="0" w:color="000000"/>
-                <w:top w:val="none" w:sz="0" w:space="0" w:color="000000"/>
-                <w:left w:val="none" w:sz="0" w:space="0" w:color="000000"/>
-                <w:right w:val="none" w:sz="0" w:space="0" w:color="000000"/>
-              </w:pBdr>
-              <w:spacing w:after="100" w:before="100" w:line="240"/>
-              <w:ind w:left="100" w:right="100" w:firstLine="0" w:firstLineChars="0"/>
-              <w:rPr>
-                <w:rFonts w:ascii="Arial" w:hAnsi="Arial" w:eastAsia="Arial" w:cs="Arial"/>
-                <w:i w:val="false"/>
-                <w:b w:val="false"/>
-                <w:u w:val="none"/>
-                <w:strike w:val="false"/>
-                <w:sz w:val="20"/>
-                <w:szCs w:val="20"/>
-                <w:color w:val="000000"/>
-              </w:rPr>
-            </w:pPr>
-            <w:r>
-              <w:rPr>
-                <w:rFonts w:ascii="Arial" w:hAnsi="Arial" w:eastAsia="Arial" w:cs="Arial"/>
-                <w:i w:val="false"/>
-                <w:b w:val="false"/>
-                <w:u w:val="none"/>
-                <w:strike w:val="false"/>
-                <w:sz w:val="20"/>
-                <w:szCs w:val="20"/>
-                <w:color w:val="000000"/>
-              </w:rPr>
-              <w:t xml:space="preserve">0.065</w:t>
+              <w:t xml:space="preserve">0.0163375597</w:t>
             </w:r>
           </w:p>
         </w:tc>
@@ -8329,7 +8873,62 @@
                 <w:szCs w:val="20"/>
                 <w:color w:val="000000"/>
               </w:rPr>
-              <w:t xml:space="preserve">17,349.880</w:t>
+              <w:t xml:space="preserve">2.150</w:t>
+            </w:r>
+          </w:p>
+        </w:tc>
+        <w:tc>
+          <w:tcPr>
+            <w:tcBorders>
+              <w:bottom w:val="none" w:sz="0" w:space="0" w:color="000000"/>
+              <w:top w:val="none" w:sz="0" w:space="0" w:color="000000"/>
+              <w:left w:val="none" w:sz="0" w:space="0" w:color="000000"/>
+              <w:right w:val="none" w:sz="0" w:space="0" w:color="000000"/>
+            </w:tcBorders>
+            <w:shd w:val="clear" w:color="auto" w:fill="FFFFFF"/>
+            <w:tcMar>
+              <w:top w:w="0" w:type="dxa"/>
+              <w:bottom w:w="0" w:type="dxa"/>
+              <w:left w:w="0" w:type="dxa"/>
+              <w:right w:w="0" w:type="dxa"/>
+            </w:tcMar>
+            <w:vAlign w:val="center"/>
+          </w:tcPr>
+          <w:p>
+            <w:pPr>
+              <w:pStyle w:val="Normal"/>
+              <w:jc w:val="left"/>
+              <w:pBdr>
+                <w:bottom w:val="none" w:sz="0" w:space="0" w:color="000000"/>
+                <w:top w:val="none" w:sz="0" w:space="0" w:color="000000"/>
+                <w:left w:val="none" w:sz="0" w:space="0" w:color="000000"/>
+                <w:right w:val="none" w:sz="0" w:space="0" w:color="000000"/>
+              </w:pBdr>
+              <w:spacing w:after="100" w:before="100" w:line="240"/>
+              <w:ind w:left="100" w:right="100" w:firstLine="0" w:firstLineChars="0"/>
+              <w:rPr>
+                <w:rFonts w:ascii="Arial" w:hAnsi="Arial" w:eastAsia="Arial" w:cs="Arial"/>
+                <w:i w:val="false"/>
+                <w:b w:val="false"/>
+                <w:u w:val="none"/>
+                <w:strike w:val="false"/>
+                <w:sz w:val="20"/>
+                <w:szCs w:val="20"/>
+                <w:color w:val="000000"/>
+              </w:rPr>
+            </w:pPr>
+            <w:r>
+              <w:rPr>
+                <w:rFonts w:ascii="Arial" w:hAnsi="Arial" w:eastAsia="Arial" w:cs="Arial"/>
+                <w:i w:val="false"/>
+                <w:b w:val="false"/>
+                <w:u w:val="none"/>
+                <w:strike w:val="false"/>
+                <w:sz w:val="20"/>
+                <w:szCs w:val="20"/>
+                <w:color w:val="000000"/>
+              </w:rPr>
+              <w:t xml:space="preserve">&lt;0.001***</w:t>
             </w:r>
           </w:p>
         </w:tc>
@@ -8384,62 +8983,7 @@
                 <w:szCs w:val="20"/>
                 <w:color w:val="000000"/>
               </w:rPr>
-              <w:t xml:space="preserve">2.150</w:t>
-            </w:r>
-          </w:p>
-        </w:tc>
-        <w:tc>
-          <w:tcPr>
-            <w:tcBorders>
-              <w:bottom w:val="none" w:sz="0" w:space="0" w:color="000000"/>
-              <w:top w:val="none" w:sz="0" w:space="0" w:color="000000"/>
-              <w:left w:val="none" w:sz="0" w:space="0" w:color="000000"/>
-              <w:right w:val="none" w:sz="0" w:space="0" w:color="000000"/>
-            </w:tcBorders>
-            <w:shd w:val="clear" w:color="auto" w:fill="FFFFFF"/>
-            <w:tcMar>
-              <w:top w:w="0" w:type="dxa"/>
-              <w:bottom w:w="0" w:type="dxa"/>
-              <w:left w:w="0" w:type="dxa"/>
-              <w:right w:w="0" w:type="dxa"/>
-            </w:tcMar>
-            <w:vAlign w:val="center"/>
-          </w:tcPr>
-          <w:p>
-            <w:pPr>
-              <w:pStyle w:val="Normal"/>
-              <w:jc w:val="left"/>
-              <w:pBdr>
-                <w:bottom w:val="none" w:sz="0" w:space="0" w:color="000000"/>
-                <w:top w:val="none" w:sz="0" w:space="0" w:color="000000"/>
-                <w:left w:val="none" w:sz="0" w:space="0" w:color="000000"/>
-                <w:right w:val="none" w:sz="0" w:space="0" w:color="000000"/>
-              </w:pBdr>
-              <w:spacing w:after="100" w:before="100" w:line="240"/>
-              <w:ind w:left="100" w:right="100" w:firstLine="0" w:firstLineChars="0"/>
-              <w:rPr>
-                <w:rFonts w:ascii="Arial" w:hAnsi="Arial" w:eastAsia="Arial" w:cs="Arial"/>
-                <w:i w:val="false"/>
-                <w:b w:val="false"/>
-                <w:u w:val="none"/>
-                <w:strike w:val="false"/>
-                <w:sz w:val="20"/>
-                <w:szCs w:val="20"/>
-                <w:color w:val="000000"/>
-              </w:rPr>
-            </w:pPr>
-            <w:r>
-              <w:rPr>
-                <w:rFonts w:ascii="Arial" w:hAnsi="Arial" w:eastAsia="Arial" w:cs="Arial"/>
-                <w:i w:val="false"/>
-                <w:b w:val="false"/>
-                <w:u w:val="none"/>
-                <w:strike w:val="false"/>
-                <w:sz w:val="20"/>
-                <w:szCs w:val="20"/>
-                <w:color w:val="000000"/>
-              </w:rPr>
-              <w:t xml:space="preserve">&lt;0.001***</w:t>
+              <w:t xml:space="preserve">0.0291689662</w:t>
             </w:r>
           </w:p>
         </w:tc>
@@ -8695,7 +9239,62 @@
                 <w:szCs w:val="20"/>
                 <w:color w:val="000000"/>
               </w:rPr>
-              <w:t xml:space="preserve">10,311.502</w:t>
+              <w:t xml:space="preserve">1.278</w:t>
+            </w:r>
+          </w:p>
+        </w:tc>
+        <w:tc>
+          <w:tcPr>
+            <w:tcBorders>
+              <w:bottom w:val="none" w:sz="0" w:space="0" w:color="000000"/>
+              <w:top w:val="none" w:sz="0" w:space="0" w:color="000000"/>
+              <w:left w:val="none" w:sz="0" w:space="0" w:color="000000"/>
+              <w:right w:val="none" w:sz="0" w:space="0" w:color="000000"/>
+            </w:tcBorders>
+            <w:shd w:val="clear" w:color="auto" w:fill="FFFFFF"/>
+            <w:tcMar>
+              <w:top w:w="0" w:type="dxa"/>
+              <w:bottom w:w="0" w:type="dxa"/>
+              <w:left w:w="0" w:type="dxa"/>
+              <w:right w:w="0" w:type="dxa"/>
+            </w:tcMar>
+            <w:vAlign w:val="center"/>
+          </w:tcPr>
+          <w:p>
+            <w:pPr>
+              <w:pStyle w:val="Normal"/>
+              <w:jc w:val="left"/>
+              <w:pBdr>
+                <w:bottom w:val="none" w:sz="0" w:space="0" w:color="000000"/>
+                <w:top w:val="none" w:sz="0" w:space="0" w:color="000000"/>
+                <w:left w:val="none" w:sz="0" w:space="0" w:color="000000"/>
+                <w:right w:val="none" w:sz="0" w:space="0" w:color="000000"/>
+              </w:pBdr>
+              <w:spacing w:after="100" w:before="100" w:line="240"/>
+              <w:ind w:left="100" w:right="100" w:firstLine="0" w:firstLineChars="0"/>
+              <w:rPr>
+                <w:rFonts w:ascii="Arial" w:hAnsi="Arial" w:eastAsia="Arial" w:cs="Arial"/>
+                <w:i w:val="false"/>
+                <w:b w:val="false"/>
+                <w:u w:val="none"/>
+                <w:strike w:val="false"/>
+                <w:sz w:val="20"/>
+                <w:szCs w:val="20"/>
+                <w:color w:val="000000"/>
+              </w:rPr>
+            </w:pPr>
+            <w:r>
+              <w:rPr>
+                <w:rFonts w:ascii="Arial" w:hAnsi="Arial" w:eastAsia="Arial" w:cs="Arial"/>
+                <w:i w:val="false"/>
+                <w:b w:val="false"/>
+                <w:u w:val="none"/>
+                <w:strike w:val="false"/>
+                <w:sz w:val="20"/>
+                <w:szCs w:val="20"/>
+                <w:color w:val="000000"/>
+              </w:rPr>
+              <w:t xml:space="preserve">0.030*</w:t>
             </w:r>
           </w:p>
         </w:tc>
@@ -8750,62 +9349,7 @@
                 <w:szCs w:val="20"/>
                 <w:color w:val="000000"/>
               </w:rPr>
-              <w:t xml:space="preserve">1.278</w:t>
-            </w:r>
-          </w:p>
-        </w:tc>
-        <w:tc>
-          <w:tcPr>
-            <w:tcBorders>
-              <w:bottom w:val="none" w:sz="0" w:space="0" w:color="000000"/>
-              <w:top w:val="none" w:sz="0" w:space="0" w:color="000000"/>
-              <w:left w:val="none" w:sz="0" w:space="0" w:color="000000"/>
-              <w:right w:val="none" w:sz="0" w:space="0" w:color="000000"/>
-            </w:tcBorders>
-            <w:shd w:val="clear" w:color="auto" w:fill="FFFFFF"/>
-            <w:tcMar>
-              <w:top w:w="0" w:type="dxa"/>
-              <w:bottom w:w="0" w:type="dxa"/>
-              <w:left w:w="0" w:type="dxa"/>
-              <w:right w:w="0" w:type="dxa"/>
-            </w:tcMar>
-            <w:vAlign w:val="center"/>
-          </w:tcPr>
-          <w:p>
-            <w:pPr>
-              <w:pStyle w:val="Normal"/>
-              <w:jc w:val="left"/>
-              <w:pBdr>
-                <w:bottom w:val="none" w:sz="0" w:space="0" w:color="000000"/>
-                <w:top w:val="none" w:sz="0" w:space="0" w:color="000000"/>
-                <w:left w:val="none" w:sz="0" w:space="0" w:color="000000"/>
-                <w:right w:val="none" w:sz="0" w:space="0" w:color="000000"/>
-              </w:pBdr>
-              <w:spacing w:after="100" w:before="100" w:line="240"/>
-              <w:ind w:left="100" w:right="100" w:firstLine="0" w:firstLineChars="0"/>
-              <w:rPr>
-                <w:rFonts w:ascii="Arial" w:hAnsi="Arial" w:eastAsia="Arial" w:cs="Arial"/>
-                <w:i w:val="false"/>
-                <w:b w:val="false"/>
-                <w:u w:val="none"/>
-                <w:strike w:val="false"/>
-                <w:sz w:val="20"/>
-                <w:szCs w:val="20"/>
-                <w:color w:val="000000"/>
-              </w:rPr>
-            </w:pPr>
-            <w:r>
-              <w:rPr>
-                <w:rFonts w:ascii="Arial" w:hAnsi="Arial" w:eastAsia="Arial" w:cs="Arial"/>
-                <w:i w:val="false"/>
-                <w:b w:val="false"/>
-                <w:u w:val="none"/>
-                <w:strike w:val="false"/>
-                <w:sz w:val="20"/>
-                <w:szCs w:val="20"/>
-                <w:color w:val="000000"/>
-              </w:rPr>
-              <w:t xml:space="preserve">0.031*</w:t>
+              <w:t xml:space="preserve">0.0070369068</w:t>
             </w:r>
           </w:p>
         </w:tc>
@@ -9061,7 +9605,62 @@
                 <w:szCs w:val="20"/>
                 <w:color w:val="000000"/>
               </w:rPr>
-              <w:t xml:space="preserve">8,227.944</w:t>
+              <w:t xml:space="preserve">1.020</w:t>
+            </w:r>
+          </w:p>
+        </w:tc>
+        <w:tc>
+          <w:tcPr>
+            <w:tcBorders>
+              <w:bottom w:val="none" w:sz="0" w:space="0" w:color="000000"/>
+              <w:top w:val="none" w:sz="0" w:space="0" w:color="000000"/>
+              <w:left w:val="none" w:sz="0" w:space="0" w:color="000000"/>
+              <w:right w:val="none" w:sz="0" w:space="0" w:color="000000"/>
+            </w:tcBorders>
+            <w:shd w:val="clear" w:color="auto" w:fill="FFFFFF"/>
+            <w:tcMar>
+              <w:top w:w="0" w:type="dxa"/>
+              <w:bottom w:w="0" w:type="dxa"/>
+              <w:left w:w="0" w:type="dxa"/>
+              <w:right w:w="0" w:type="dxa"/>
+            </w:tcMar>
+            <w:vAlign w:val="center"/>
+          </w:tcPr>
+          <w:p>
+            <w:pPr>
+              <w:pStyle w:val="Normal"/>
+              <w:jc w:val="left"/>
+              <w:pBdr>
+                <w:bottom w:val="none" w:sz="0" w:space="0" w:color="000000"/>
+                <w:top w:val="none" w:sz="0" w:space="0" w:color="000000"/>
+                <w:left w:val="none" w:sz="0" w:space="0" w:color="000000"/>
+                <w:right w:val="none" w:sz="0" w:space="0" w:color="000000"/>
+              </w:pBdr>
+              <w:spacing w:after="100" w:before="100" w:line="240"/>
+              <w:ind w:left="100" w:right="100" w:firstLine="0" w:firstLineChars="0"/>
+              <w:rPr>
+                <w:rFonts w:ascii="Arial" w:hAnsi="Arial" w:eastAsia="Arial" w:cs="Arial"/>
+                <w:i w:val="false"/>
+                <w:b w:val="false"/>
+                <w:u w:val="none"/>
+                <w:strike w:val="false"/>
+                <w:sz w:val="20"/>
+                <w:szCs w:val="20"/>
+                <w:color w:val="000000"/>
+              </w:rPr>
+            </w:pPr>
+            <w:r>
+              <w:rPr>
+                <w:rFonts w:ascii="Arial" w:hAnsi="Arial" w:eastAsia="Arial" w:cs="Arial"/>
+                <w:i w:val="false"/>
+                <w:b w:val="false"/>
+                <w:u w:val="none"/>
+                <w:strike w:val="false"/>
+                <w:sz w:val="20"/>
+                <w:szCs w:val="20"/>
+                <w:color w:val="000000"/>
+              </w:rPr>
+              <w:t xml:space="preserve">0.383</w:t>
             </w:r>
           </w:p>
         </w:tc>
@@ -9116,62 +9715,7 @@
                 <w:szCs w:val="20"/>
                 <w:color w:val="000000"/>
               </w:rPr>
-              <w:t xml:space="preserve">1.020</w:t>
-            </w:r>
-          </w:p>
-        </w:tc>
-        <w:tc>
-          <w:tcPr>
-            <w:tcBorders>
-              <w:bottom w:val="none" w:sz="0" w:space="0" w:color="000000"/>
-              <w:top w:val="none" w:sz="0" w:space="0" w:color="000000"/>
-              <w:left w:val="none" w:sz="0" w:space="0" w:color="000000"/>
-              <w:right w:val="none" w:sz="0" w:space="0" w:color="000000"/>
-            </w:tcBorders>
-            <w:shd w:val="clear" w:color="auto" w:fill="FFFFFF"/>
-            <w:tcMar>
-              <w:top w:w="0" w:type="dxa"/>
-              <w:bottom w:w="0" w:type="dxa"/>
-              <w:left w:w="0" w:type="dxa"/>
-              <w:right w:w="0" w:type="dxa"/>
-            </w:tcMar>
-            <w:vAlign w:val="center"/>
-          </w:tcPr>
-          <w:p>
-            <w:pPr>
-              <w:pStyle w:val="Normal"/>
-              <w:jc w:val="left"/>
-              <w:pBdr>
-                <w:bottom w:val="none" w:sz="0" w:space="0" w:color="000000"/>
-                <w:top w:val="none" w:sz="0" w:space="0" w:color="000000"/>
-                <w:left w:val="none" w:sz="0" w:space="0" w:color="000000"/>
-                <w:right w:val="none" w:sz="0" w:space="0" w:color="000000"/>
-              </w:pBdr>
-              <w:spacing w:after="100" w:before="100" w:line="240"/>
-              <w:ind w:left="100" w:right="100" w:firstLine="0" w:firstLineChars="0"/>
-              <w:rPr>
-                <w:rFonts w:ascii="Arial" w:hAnsi="Arial" w:eastAsia="Arial" w:cs="Arial"/>
-                <w:i w:val="false"/>
-                <w:b w:val="false"/>
-                <w:u w:val="none"/>
-                <w:strike w:val="false"/>
-                <w:sz w:val="20"/>
-                <w:szCs w:val="20"/>
-                <w:color w:val="000000"/>
-              </w:rPr>
-            </w:pPr>
-            <w:r>
-              <w:rPr>
-                <w:rFonts w:ascii="Arial" w:hAnsi="Arial" w:eastAsia="Arial" w:cs="Arial"/>
-                <w:i w:val="false"/>
-                <w:b w:val="false"/>
-                <w:u w:val="none"/>
-                <w:strike w:val="false"/>
-                <w:sz w:val="20"/>
-                <w:szCs w:val="20"/>
-                <w:color w:val="000000"/>
-              </w:rPr>
-              <w:t xml:space="preserve">0.387</w:t>
+              <w:t xml:space="preserve">0.0005121515</w:t>
             </w:r>
           </w:p>
         </w:tc>
@@ -9440,7 +9984,62 @@
                 <w:szCs w:val="20"/>
                 <w:color w:val="000000"/>
               </w:rPr>
-              <w:t xml:space="preserve">12,223.547</w:t>
+              <w:t xml:space="preserve">1.388</w:t>
+            </w:r>
+          </w:p>
+        </w:tc>
+        <w:tc>
+          <w:tcPr>
+            <w:tcBorders>
+              <w:bottom w:val="none" w:sz="0" w:space="0" w:color="000000"/>
+              <w:top w:val="none" w:sz="0" w:space="0" w:color="000000"/>
+              <w:left w:val="none" w:sz="0" w:space="0" w:color="000000"/>
+              <w:right w:val="none" w:sz="0" w:space="0" w:color="000000"/>
+            </w:tcBorders>
+            <w:shd w:val="clear" w:color="auto" w:fill="FFFFFF"/>
+            <w:tcMar>
+              <w:top w:w="0" w:type="dxa"/>
+              <w:bottom w:w="0" w:type="dxa"/>
+              <w:left w:w="0" w:type="dxa"/>
+              <w:right w:w="0" w:type="dxa"/>
+            </w:tcMar>
+            <w:vAlign w:val="center"/>
+          </w:tcPr>
+          <w:p>
+            <w:pPr>
+              <w:pStyle w:val="Normal"/>
+              <w:jc w:val="left"/>
+              <w:pBdr>
+                <w:bottom w:val="none" w:sz="0" w:space="0" w:color="000000"/>
+                <w:top w:val="none" w:sz="0" w:space="0" w:color="000000"/>
+                <w:left w:val="none" w:sz="0" w:space="0" w:color="000000"/>
+                <w:right w:val="none" w:sz="0" w:space="0" w:color="000000"/>
+              </w:pBdr>
+              <w:spacing w:after="100" w:before="100" w:line="240"/>
+              <w:ind w:left="100" w:right="100" w:firstLine="0" w:firstLineChars="0"/>
+              <w:rPr>
+                <w:rFonts w:ascii="Arial" w:hAnsi="Arial" w:eastAsia="Arial" w:cs="Arial"/>
+                <w:i w:val="false"/>
+                <w:b w:val="false"/>
+                <w:u w:val="none"/>
+                <w:strike w:val="false"/>
+                <w:sz w:val="20"/>
+                <w:szCs w:val="20"/>
+                <w:color w:val="000000"/>
+              </w:rPr>
+            </w:pPr>
+            <w:r>
+              <w:rPr>
+                <w:rFonts w:ascii="Arial" w:hAnsi="Arial" w:eastAsia="Arial" w:cs="Arial"/>
+                <w:i w:val="false"/>
+                <w:b w:val="false"/>
+                <w:u w:val="none"/>
+                <w:strike w:val="false"/>
+                <w:sz w:val="20"/>
+                <w:szCs w:val="20"/>
+                <w:color w:val="000000"/>
+              </w:rPr>
+              <w:t xml:space="preserve">0.031*</w:t>
             </w:r>
           </w:p>
         </w:tc>
@@ -9495,62 +10094,7 @@
                 <w:szCs w:val="20"/>
                 <w:color w:val="000000"/>
               </w:rPr>
-              <w:t xml:space="preserve">1.388</w:t>
-            </w:r>
-          </w:p>
-        </w:tc>
-        <w:tc>
-          <w:tcPr>
-            <w:tcBorders>
-              <w:bottom w:val="none" w:sz="0" w:space="0" w:color="000000"/>
-              <w:top w:val="none" w:sz="0" w:space="0" w:color="000000"/>
-              <w:left w:val="none" w:sz="0" w:space="0" w:color="000000"/>
-              <w:right w:val="none" w:sz="0" w:space="0" w:color="000000"/>
-            </w:tcBorders>
-            <w:shd w:val="clear" w:color="auto" w:fill="FFFFFF"/>
-            <w:tcMar>
-              <w:top w:w="0" w:type="dxa"/>
-              <w:bottom w:w="0" w:type="dxa"/>
-              <w:left w:w="0" w:type="dxa"/>
-              <w:right w:w="0" w:type="dxa"/>
-            </w:tcMar>
-            <w:vAlign w:val="center"/>
-          </w:tcPr>
-          <w:p>
-            <w:pPr>
-              <w:pStyle w:val="Normal"/>
-              <w:jc w:val="left"/>
-              <w:pBdr>
-                <w:bottom w:val="none" w:sz="0" w:space="0" w:color="000000"/>
-                <w:top w:val="none" w:sz="0" w:space="0" w:color="000000"/>
-                <w:left w:val="none" w:sz="0" w:space="0" w:color="000000"/>
-                <w:right w:val="none" w:sz="0" w:space="0" w:color="000000"/>
-              </w:pBdr>
-              <w:spacing w:after="100" w:before="100" w:line="240"/>
-              <w:ind w:left="100" w:right="100" w:firstLine="0" w:firstLineChars="0"/>
-              <w:rPr>
-                <w:rFonts w:ascii="Arial" w:hAnsi="Arial" w:eastAsia="Arial" w:cs="Arial"/>
-                <w:i w:val="false"/>
-                <w:b w:val="false"/>
-                <w:u w:val="none"/>
-                <w:strike w:val="false"/>
-                <w:sz w:val="20"/>
-                <w:szCs w:val="20"/>
-                <w:color w:val="000000"/>
-              </w:rPr>
-            </w:pPr>
-            <w:r>
-              <w:rPr>
-                <w:rFonts w:ascii="Arial" w:hAnsi="Arial" w:eastAsia="Arial" w:cs="Arial"/>
-                <w:i w:val="false"/>
-                <w:b w:val="false"/>
-                <w:u w:val="none"/>
-                <w:strike w:val="false"/>
-                <w:sz w:val="20"/>
-                <w:szCs w:val="20"/>
-                <w:color w:val="000000"/>
-              </w:rPr>
-              <w:t xml:space="preserve">0.035*</w:t>
+              <w:t xml:space="preserve">0.0097790211</w:t>
             </w:r>
           </w:p>
         </w:tc>
@@ -9806,7 +10350,62 @@
                 <w:szCs w:val="20"/>
                 <w:color w:val="000000"/>
               </w:rPr>
-              <w:t xml:space="preserve">11,410.277</w:t>
+              <w:t xml:space="preserve">1.296</w:t>
+            </w:r>
+          </w:p>
+        </w:tc>
+        <w:tc>
+          <w:tcPr>
+            <w:tcBorders>
+              <w:bottom w:val="none" w:sz="0" w:space="0" w:color="000000"/>
+              <w:top w:val="none" w:sz="0" w:space="0" w:color="000000"/>
+              <w:left w:val="none" w:sz="0" w:space="0" w:color="000000"/>
+              <w:right w:val="none" w:sz="0" w:space="0" w:color="000000"/>
+            </w:tcBorders>
+            <w:shd w:val="clear" w:color="auto" w:fill="FFFFFF"/>
+            <w:tcMar>
+              <w:top w:w="0" w:type="dxa"/>
+              <w:bottom w:w="0" w:type="dxa"/>
+              <w:left w:w="0" w:type="dxa"/>
+              <w:right w:w="0" w:type="dxa"/>
+            </w:tcMar>
+            <w:vAlign w:val="center"/>
+          </w:tcPr>
+          <w:p>
+            <w:pPr>
+              <w:pStyle w:val="Normal"/>
+              <w:jc w:val="left"/>
+              <w:pBdr>
+                <w:bottom w:val="none" w:sz="0" w:space="0" w:color="000000"/>
+                <w:top w:val="none" w:sz="0" w:space="0" w:color="000000"/>
+                <w:left w:val="none" w:sz="0" w:space="0" w:color="000000"/>
+                <w:right w:val="none" w:sz="0" w:space="0" w:color="000000"/>
+              </w:pBdr>
+              <w:spacing w:after="100" w:before="100" w:line="240"/>
+              <w:ind w:left="100" w:right="100" w:firstLine="0" w:firstLineChars="0"/>
+              <w:rPr>
+                <w:rFonts w:ascii="Arial" w:hAnsi="Arial" w:eastAsia="Arial" w:cs="Arial"/>
+                <w:i w:val="false"/>
+                <w:b w:val="false"/>
+                <w:u w:val="none"/>
+                <w:strike w:val="false"/>
+                <w:sz w:val="20"/>
+                <w:szCs w:val="20"/>
+                <w:color w:val="000000"/>
+              </w:rPr>
+            </w:pPr>
+            <w:r>
+              <w:rPr>
+                <w:rFonts w:ascii="Arial" w:hAnsi="Arial" w:eastAsia="Arial" w:cs="Arial"/>
+                <w:i w:val="false"/>
+                <w:b w:val="false"/>
+                <w:u w:val="none"/>
+                <w:strike w:val="false"/>
+                <w:sz w:val="20"/>
+                <w:szCs w:val="20"/>
+                <w:color w:val="000000"/>
+              </w:rPr>
+              <w:t xml:space="preserve">0.070</w:t>
             </w:r>
           </w:p>
         </w:tc>
@@ -9861,62 +10460,7 @@
                 <w:szCs w:val="20"/>
                 <w:color w:val="000000"/>
               </w:rPr>
-              <w:t xml:space="preserve">1.296</w:t>
-            </w:r>
-          </w:p>
-        </w:tc>
-        <w:tc>
-          <w:tcPr>
-            <w:tcBorders>
-              <w:bottom w:val="none" w:sz="0" w:space="0" w:color="000000"/>
-              <w:top w:val="none" w:sz="0" w:space="0" w:color="000000"/>
-              <w:left w:val="none" w:sz="0" w:space="0" w:color="000000"/>
-              <w:right w:val="none" w:sz="0" w:space="0" w:color="000000"/>
-            </w:tcBorders>
-            <w:shd w:val="clear" w:color="auto" w:fill="FFFFFF"/>
-            <w:tcMar>
-              <w:top w:w="0" w:type="dxa"/>
-              <w:bottom w:w="0" w:type="dxa"/>
-              <w:left w:w="0" w:type="dxa"/>
-              <w:right w:w="0" w:type="dxa"/>
-            </w:tcMar>
-            <w:vAlign w:val="center"/>
-          </w:tcPr>
-          <w:p>
-            <w:pPr>
-              <w:pStyle w:val="Normal"/>
-              <w:jc w:val="left"/>
-              <w:pBdr>
-                <w:bottom w:val="none" w:sz="0" w:space="0" w:color="000000"/>
-                <w:top w:val="none" w:sz="0" w:space="0" w:color="000000"/>
-                <w:left w:val="none" w:sz="0" w:space="0" w:color="000000"/>
-                <w:right w:val="none" w:sz="0" w:space="0" w:color="000000"/>
-              </w:pBdr>
-              <w:spacing w:after="100" w:before="100" w:line="240"/>
-              <w:ind w:left="100" w:right="100" w:firstLine="0" w:firstLineChars="0"/>
-              <w:rPr>
-                <w:rFonts w:ascii="Arial" w:hAnsi="Arial" w:eastAsia="Arial" w:cs="Arial"/>
-                <w:i w:val="false"/>
-                <w:b w:val="false"/>
-                <w:u w:val="none"/>
-                <w:strike w:val="false"/>
-                <w:sz w:val="20"/>
-                <w:szCs w:val="20"/>
-                <w:color w:val="000000"/>
-              </w:rPr>
-            </w:pPr>
-            <w:r>
-              <w:rPr>
-                <w:rFonts w:ascii="Arial" w:hAnsi="Arial" w:eastAsia="Arial" w:cs="Arial"/>
-                <w:i w:val="false"/>
-                <w:b w:val="false"/>
-                <w:u w:val="none"/>
-                <w:strike w:val="false"/>
-                <w:sz w:val="20"/>
-                <w:szCs w:val="20"/>
-                <w:color w:val="000000"/>
-              </w:rPr>
-              <w:t xml:space="preserve">0.064</w:t>
+              <w:t xml:space="preserve">0.0074068431</w:t>
             </w:r>
           </w:p>
         </w:tc>
@@ -10172,7 +10716,62 @@
                 <w:szCs w:val="20"/>
                 <w:color w:val="000000"/>
               </w:rPr>
-              <w:t xml:space="preserve">11,211.389</w:t>
+              <w:t xml:space="preserve">1.273</w:t>
+            </w:r>
+          </w:p>
+        </w:tc>
+        <w:tc>
+          <w:tcPr>
+            <w:tcBorders>
+              <w:bottom w:val="none" w:sz="0" w:space="0" w:color="000000"/>
+              <w:top w:val="none" w:sz="0" w:space="0" w:color="000000"/>
+              <w:left w:val="none" w:sz="0" w:space="0" w:color="000000"/>
+              <w:right w:val="none" w:sz="0" w:space="0" w:color="000000"/>
+            </w:tcBorders>
+            <w:shd w:val="clear" w:color="auto" w:fill="FFFFFF"/>
+            <w:tcMar>
+              <w:top w:w="0" w:type="dxa"/>
+              <w:bottom w:w="0" w:type="dxa"/>
+              <w:left w:w="0" w:type="dxa"/>
+              <w:right w:w="0" w:type="dxa"/>
+            </w:tcMar>
+            <w:vAlign w:val="center"/>
+          </w:tcPr>
+          <w:p>
+            <w:pPr>
+              <w:pStyle w:val="Normal"/>
+              <w:jc w:val="left"/>
+              <w:pBdr>
+                <w:bottom w:val="none" w:sz="0" w:space="0" w:color="000000"/>
+                <w:top w:val="none" w:sz="0" w:space="0" w:color="000000"/>
+                <w:left w:val="none" w:sz="0" w:space="0" w:color="000000"/>
+                <w:right w:val="none" w:sz="0" w:space="0" w:color="000000"/>
+              </w:pBdr>
+              <w:spacing w:after="100" w:before="100" w:line="240"/>
+              <w:ind w:left="100" w:right="100" w:firstLine="0" w:firstLineChars="0"/>
+              <w:rPr>
+                <w:rFonts w:ascii="Arial" w:hAnsi="Arial" w:eastAsia="Arial" w:cs="Arial"/>
+                <w:i w:val="false"/>
+                <w:b w:val="false"/>
+                <w:u w:val="none"/>
+                <w:strike w:val="false"/>
+                <w:sz w:val="20"/>
+                <w:szCs w:val="20"/>
+                <w:color w:val="000000"/>
+              </w:rPr>
+            </w:pPr>
+            <w:r>
+              <w:rPr>
+                <w:rFonts w:ascii="Arial" w:hAnsi="Arial" w:eastAsia="Arial" w:cs="Arial"/>
+                <w:i w:val="false"/>
+                <w:b w:val="false"/>
+                <w:u w:val="none"/>
+                <w:strike w:val="false"/>
+                <w:sz w:val="20"/>
+                <w:szCs w:val="20"/>
+                <w:color w:val="000000"/>
+              </w:rPr>
+              <w:t xml:space="preserve">0.080</w:t>
             </w:r>
           </w:p>
         </w:tc>
@@ -10227,62 +10826,7 @@
                 <w:szCs w:val="20"/>
                 <w:color w:val="000000"/>
               </w:rPr>
-              <w:t xml:space="preserve">1.273</w:t>
-            </w:r>
-          </w:p>
-        </w:tc>
-        <w:tc>
-          <w:tcPr>
-            <w:tcBorders>
-              <w:bottom w:val="none" w:sz="0" w:space="0" w:color="000000"/>
-              <w:top w:val="none" w:sz="0" w:space="0" w:color="000000"/>
-              <w:left w:val="none" w:sz="0" w:space="0" w:color="000000"/>
-              <w:right w:val="none" w:sz="0" w:space="0" w:color="000000"/>
-            </w:tcBorders>
-            <w:shd w:val="clear" w:color="auto" w:fill="FFFFFF"/>
-            <w:tcMar>
-              <w:top w:w="0" w:type="dxa"/>
-              <w:bottom w:w="0" w:type="dxa"/>
-              <w:left w:w="0" w:type="dxa"/>
-              <w:right w:w="0" w:type="dxa"/>
-            </w:tcMar>
-            <w:vAlign w:val="center"/>
-          </w:tcPr>
-          <w:p>
-            <w:pPr>
-              <w:pStyle w:val="Normal"/>
-              <w:jc w:val="left"/>
-              <w:pBdr>
-                <w:bottom w:val="none" w:sz="0" w:space="0" w:color="000000"/>
-                <w:top w:val="none" w:sz="0" w:space="0" w:color="000000"/>
-                <w:left w:val="none" w:sz="0" w:space="0" w:color="000000"/>
-                <w:right w:val="none" w:sz="0" w:space="0" w:color="000000"/>
-              </w:pBdr>
-              <w:spacing w:after="100" w:before="100" w:line="240"/>
-              <w:ind w:left="100" w:right="100" w:firstLine="0" w:firstLineChars="0"/>
-              <w:rPr>
-                <w:rFonts w:ascii="Arial" w:hAnsi="Arial" w:eastAsia="Arial" w:cs="Arial"/>
-                <w:i w:val="false"/>
-                <w:b w:val="false"/>
-                <w:u w:val="none"/>
-                <w:strike w:val="false"/>
-                <w:sz w:val="20"/>
-                <w:szCs w:val="20"/>
-                <w:color w:val="000000"/>
-              </w:rPr>
-            </w:pPr>
-            <w:r>
-              <w:rPr>
-                <w:rFonts w:ascii="Arial" w:hAnsi="Arial" w:eastAsia="Arial" w:cs="Arial"/>
-                <w:i w:val="false"/>
-                <w:b w:val="false"/>
-                <w:u w:val="none"/>
-                <w:strike w:val="false"/>
-                <w:sz w:val="20"/>
-                <w:szCs w:val="20"/>
-                <w:color w:val="000000"/>
-              </w:rPr>
-              <w:t xml:space="preserve">0.075</w:t>
+              <w:t xml:space="preserve">0.0072059806</w:t>
             </w:r>
           </w:p>
         </w:tc>
@@ -10551,7 +11095,62 @@
                 <w:szCs w:val="20"/>
                 <w:color w:val="000000"/>
               </w:rPr>
-              <w:t xml:space="preserve">14,660.417</w:t>
+              <w:t xml:space="preserve">1.058</w:t>
+            </w:r>
+          </w:p>
+        </w:tc>
+        <w:tc>
+          <w:tcPr>
+            <w:tcBorders>
+              <w:bottom w:val="none" w:sz="0" w:space="0" w:color="000000"/>
+              <w:top w:val="none" w:sz="0" w:space="0" w:color="000000"/>
+              <w:left w:val="none" w:sz="0" w:space="0" w:color="000000"/>
+              <w:right w:val="none" w:sz="0" w:space="0" w:color="000000"/>
+            </w:tcBorders>
+            <w:shd w:val="clear" w:color="auto" w:fill="FFFFFF"/>
+            <w:tcMar>
+              <w:top w:w="0" w:type="dxa"/>
+              <w:bottom w:w="0" w:type="dxa"/>
+              <w:left w:w="0" w:type="dxa"/>
+              <w:right w:w="0" w:type="dxa"/>
+            </w:tcMar>
+            <w:vAlign w:val="center"/>
+          </w:tcPr>
+          <w:p>
+            <w:pPr>
+              <w:pStyle w:val="Normal"/>
+              <w:jc w:val="left"/>
+              <w:pBdr>
+                <w:bottom w:val="none" w:sz="0" w:space="0" w:color="000000"/>
+                <w:top w:val="none" w:sz="0" w:space="0" w:color="000000"/>
+                <w:left w:val="none" w:sz="0" w:space="0" w:color="000000"/>
+                <w:right w:val="none" w:sz="0" w:space="0" w:color="000000"/>
+              </w:pBdr>
+              <w:spacing w:after="100" w:before="100" w:line="240"/>
+              <w:ind w:left="100" w:right="100" w:firstLine="0" w:firstLineChars="0"/>
+              <w:rPr>
+                <w:rFonts w:ascii="Arial" w:hAnsi="Arial" w:eastAsia="Arial" w:cs="Arial"/>
+                <w:i w:val="false"/>
+                <w:b w:val="false"/>
+                <w:u w:val="none"/>
+                <w:strike w:val="false"/>
+                <w:sz w:val="20"/>
+                <w:szCs w:val="20"/>
+                <w:color w:val="000000"/>
+              </w:rPr>
+            </w:pPr>
+            <w:r>
+              <w:rPr>
+                <w:rFonts w:ascii="Arial" w:hAnsi="Arial" w:eastAsia="Arial" w:cs="Arial"/>
+                <w:i w:val="false"/>
+                <w:b w:val="false"/>
+                <w:u w:val="none"/>
+                <w:strike w:val="false"/>
+                <w:sz w:val="20"/>
+                <w:szCs w:val="20"/>
+                <w:color w:val="000000"/>
+              </w:rPr>
+              <w:t xml:space="preserve">0.335</w:t>
             </w:r>
           </w:p>
         </w:tc>
@@ -10606,62 +11205,7 @@
                 <w:szCs w:val="20"/>
                 <w:color w:val="000000"/>
               </w:rPr>
-              <w:t xml:space="preserve">1.058</w:t>
-            </w:r>
-          </w:p>
-        </w:tc>
-        <w:tc>
-          <w:tcPr>
-            <w:tcBorders>
-              <w:bottom w:val="none" w:sz="0" w:space="0" w:color="000000"/>
-              <w:top w:val="none" w:sz="0" w:space="0" w:color="000000"/>
-              <w:left w:val="none" w:sz="0" w:space="0" w:color="000000"/>
-              <w:right w:val="none" w:sz="0" w:space="0" w:color="000000"/>
-            </w:tcBorders>
-            <w:shd w:val="clear" w:color="auto" w:fill="FFFFFF"/>
-            <w:tcMar>
-              <w:top w:w="0" w:type="dxa"/>
-              <w:bottom w:w="0" w:type="dxa"/>
-              <w:left w:w="0" w:type="dxa"/>
-              <w:right w:w="0" w:type="dxa"/>
-            </w:tcMar>
-            <w:vAlign w:val="center"/>
-          </w:tcPr>
-          <w:p>
-            <w:pPr>
-              <w:pStyle w:val="Normal"/>
-              <w:jc w:val="left"/>
-              <w:pBdr>
-                <w:bottom w:val="none" w:sz="0" w:space="0" w:color="000000"/>
-                <w:top w:val="none" w:sz="0" w:space="0" w:color="000000"/>
-                <w:left w:val="none" w:sz="0" w:space="0" w:color="000000"/>
-                <w:right w:val="none" w:sz="0" w:space="0" w:color="000000"/>
-              </w:pBdr>
-              <w:spacing w:after="100" w:before="100" w:line="240"/>
-              <w:ind w:left="100" w:right="100" w:firstLine="0" w:firstLineChars="0"/>
-              <w:rPr>
-                <w:rFonts w:ascii="Arial" w:hAnsi="Arial" w:eastAsia="Arial" w:cs="Arial"/>
-                <w:i w:val="false"/>
-                <w:b w:val="false"/>
-                <w:u w:val="none"/>
-                <w:strike w:val="false"/>
-                <w:sz w:val="20"/>
-                <w:szCs w:val="20"/>
-                <w:color w:val="000000"/>
-              </w:rPr>
-            </w:pPr>
-            <w:r>
-              <w:rPr>
-                <w:rFonts w:ascii="Arial" w:hAnsi="Arial" w:eastAsia="Arial" w:cs="Arial"/>
-                <w:i w:val="false"/>
-                <w:b w:val="false"/>
-                <w:u w:val="none"/>
-                <w:strike w:val="false"/>
-                <w:sz w:val="20"/>
-                <w:szCs w:val="20"/>
-                <w:color w:val="000000"/>
-              </w:rPr>
-              <w:t xml:space="preserve">0.338</w:t>
+              <w:t xml:space="preserve">0.0006381521</w:t>
             </w:r>
           </w:p>
         </w:tc>
@@ -10917,7 +11461,62 @@
                 <w:szCs w:val="20"/>
                 <w:color w:val="000000"/>
               </w:rPr>
-              <w:t xml:space="preserve">23,562.991</w:t>
+              <w:t xml:space="preserve">1.701</w:t>
+            </w:r>
+          </w:p>
+        </w:tc>
+        <w:tc>
+          <w:tcPr>
+            <w:tcBorders>
+              <w:bottom w:val="none" w:sz="0" w:space="0" w:color="000000"/>
+              <w:top w:val="none" w:sz="0" w:space="0" w:color="000000"/>
+              <w:left w:val="none" w:sz="0" w:space="0" w:color="000000"/>
+              <w:right w:val="none" w:sz="0" w:space="0" w:color="000000"/>
+            </w:tcBorders>
+            <w:shd w:val="clear" w:color="auto" w:fill="FFFFFF"/>
+            <w:tcMar>
+              <w:top w:w="0" w:type="dxa"/>
+              <w:bottom w:w="0" w:type="dxa"/>
+              <w:left w:w="0" w:type="dxa"/>
+              <w:right w:w="0" w:type="dxa"/>
+            </w:tcMar>
+            <w:vAlign w:val="center"/>
+          </w:tcPr>
+          <w:p>
+            <w:pPr>
+              <w:pStyle w:val="Normal"/>
+              <w:jc w:val="left"/>
+              <w:pBdr>
+                <w:bottom w:val="none" w:sz="0" w:space="0" w:color="000000"/>
+                <w:top w:val="none" w:sz="0" w:space="0" w:color="000000"/>
+                <w:left w:val="none" w:sz="0" w:space="0" w:color="000000"/>
+                <w:right w:val="none" w:sz="0" w:space="0" w:color="000000"/>
+              </w:pBdr>
+              <w:spacing w:after="100" w:before="100" w:line="240"/>
+              <w:ind w:left="100" w:right="100" w:firstLine="0" w:firstLineChars="0"/>
+              <w:rPr>
+                <w:rFonts w:ascii="Arial" w:hAnsi="Arial" w:eastAsia="Arial" w:cs="Arial"/>
+                <w:i w:val="false"/>
+                <w:b w:val="false"/>
+                <w:u w:val="none"/>
+                <w:strike w:val="false"/>
+                <w:sz w:val="20"/>
+                <w:szCs w:val="20"/>
+                <w:color w:val="000000"/>
+              </w:rPr>
+            </w:pPr>
+            <w:r>
+              <w:rPr>
+                <w:rFonts w:ascii="Arial" w:hAnsi="Arial" w:eastAsia="Arial" w:cs="Arial"/>
+                <w:i w:val="false"/>
+                <w:b w:val="false"/>
+                <w:u w:val="none"/>
+                <w:strike w:val="false"/>
+                <w:sz w:val="20"/>
+                <w:szCs w:val="20"/>
+                <w:color w:val="000000"/>
+              </w:rPr>
+              <w:t xml:space="preserve">0.110</w:t>
             </w:r>
           </w:p>
         </w:tc>
@@ -10972,62 +11571,7 @@
                 <w:szCs w:val="20"/>
                 <w:color w:val="000000"/>
               </w:rPr>
-              <w:t xml:space="preserve">1.701</w:t>
-            </w:r>
-          </w:p>
-        </w:tc>
-        <w:tc>
-          <w:tcPr>
-            <w:tcBorders>
-              <w:bottom w:val="none" w:sz="0" w:space="0" w:color="000000"/>
-              <w:top w:val="none" w:sz="0" w:space="0" w:color="000000"/>
-              <w:left w:val="none" w:sz="0" w:space="0" w:color="000000"/>
-              <w:right w:val="none" w:sz="0" w:space="0" w:color="000000"/>
-            </w:tcBorders>
-            <w:shd w:val="clear" w:color="auto" w:fill="FFFFFF"/>
-            <w:tcMar>
-              <w:top w:w="0" w:type="dxa"/>
-              <w:bottom w:w="0" w:type="dxa"/>
-              <w:left w:w="0" w:type="dxa"/>
-              <w:right w:w="0" w:type="dxa"/>
-            </w:tcMar>
-            <w:vAlign w:val="center"/>
-          </w:tcPr>
-          <w:p>
-            <w:pPr>
-              <w:pStyle w:val="Normal"/>
-              <w:jc w:val="left"/>
-              <w:pBdr>
-                <w:bottom w:val="none" w:sz="0" w:space="0" w:color="000000"/>
-                <w:top w:val="none" w:sz="0" w:space="0" w:color="000000"/>
-                <w:left w:val="none" w:sz="0" w:space="0" w:color="000000"/>
-                <w:right w:val="none" w:sz="0" w:space="0" w:color="000000"/>
-              </w:pBdr>
-              <w:spacing w:after="100" w:before="100" w:line="240"/>
-              <w:ind w:left="100" w:right="100" w:firstLine="0" w:firstLineChars="0"/>
-              <w:rPr>
-                <w:rFonts w:ascii="Arial" w:hAnsi="Arial" w:eastAsia="Arial" w:cs="Arial"/>
-                <w:i w:val="false"/>
-                <w:b w:val="false"/>
-                <w:u w:val="none"/>
-                <w:strike w:val="false"/>
-                <w:sz w:val="20"/>
-                <w:szCs w:val="20"/>
-                <w:color w:val="000000"/>
-              </w:rPr>
-            </w:pPr>
-            <w:r>
-              <w:rPr>
-                <w:rFonts w:ascii="Arial" w:hAnsi="Arial" w:eastAsia="Arial" w:cs="Arial"/>
-                <w:i w:val="false"/>
-                <w:b w:val="false"/>
-                <w:u w:val="none"/>
-                <w:strike w:val="false"/>
-                <w:sz w:val="20"/>
-                <w:szCs w:val="20"/>
-                <w:color w:val="000000"/>
-              </w:rPr>
-              <w:t xml:space="preserve">0.108</w:t>
+              <w:t xml:space="preserve">0.0167354819</w:t>
             </w:r>
           </w:p>
         </w:tc>
@@ -11283,7 +11827,7 @@
                 <w:szCs w:val="20"/>
                 <w:color w:val="000000"/>
               </w:rPr>
-              <w:t xml:space="preserve">30,601.114</w:t>
+              <w:t xml:space="preserve">2.209</w:t>
             </w:r>
           </w:p>
         </w:tc>
@@ -11307,6 +11851,61 @@
           <w:p>
             <w:pPr>
               <w:pStyle w:val="Normal"/>
+              <w:jc w:val="left"/>
+              <w:pBdr>
+                <w:bottom w:val="none" w:sz="0" w:space="0" w:color="000000"/>
+                <w:top w:val="none" w:sz="0" w:space="0" w:color="000000"/>
+                <w:left w:val="none" w:sz="0" w:space="0" w:color="000000"/>
+                <w:right w:val="none" w:sz="0" w:space="0" w:color="000000"/>
+              </w:pBdr>
+              <w:spacing w:after="100" w:before="100" w:line="240"/>
+              <w:ind w:left="100" w:right="100" w:firstLine="0" w:firstLineChars="0"/>
+              <w:rPr>
+                <w:rFonts w:ascii="Arial" w:hAnsi="Arial" w:eastAsia="Arial" w:cs="Arial"/>
+                <w:i w:val="false"/>
+                <w:b w:val="false"/>
+                <w:u w:val="none"/>
+                <w:strike w:val="false"/>
+                <w:sz w:val="20"/>
+                <w:szCs w:val="20"/>
+                <w:color w:val="000000"/>
+              </w:rPr>
+            </w:pPr>
+            <w:r>
+              <w:rPr>
+                <w:rFonts w:ascii="Arial" w:hAnsi="Arial" w:eastAsia="Arial" w:cs="Arial"/>
+                <w:i w:val="false"/>
+                <w:b w:val="false"/>
+                <w:u w:val="none"/>
+                <w:strike w:val="false"/>
+                <w:sz w:val="20"/>
+                <w:szCs w:val="20"/>
+                <w:color w:val="000000"/>
+              </w:rPr>
+              <w:t xml:space="preserve">0.063</w:t>
+            </w:r>
+          </w:p>
+        </w:tc>
+        <w:tc>
+          <w:tcPr>
+            <w:tcBorders>
+              <w:bottom w:val="single" w:sz="12" w:space="0" w:color="666666"/>
+              <w:top w:val="none" w:sz="0" w:space="0" w:color="000000"/>
+              <w:left w:val="none" w:sz="0" w:space="0" w:color="000000"/>
+              <w:right w:val="none" w:sz="0" w:space="0" w:color="000000"/>
+            </w:tcBorders>
+            <w:shd w:val="clear" w:color="auto" w:fill="FFFFFF"/>
+            <w:tcMar>
+              <w:top w:w="0" w:type="dxa"/>
+              <w:bottom w:w="0" w:type="dxa"/>
+              <w:left w:w="0" w:type="dxa"/>
+              <w:right w:w="0" w:type="dxa"/>
+            </w:tcMar>
+            <w:vAlign w:val="center"/>
+          </w:tcPr>
+          <w:p>
+            <w:pPr>
+              <w:pStyle w:val="Normal"/>
               <w:jc w:val="right"/>
               <w:pBdr>
                 <w:bottom w:val="none" w:sz="0" w:space="0" w:color="000000"/>
@@ -11338,62 +11937,7 @@
                 <w:szCs w:val="20"/>
                 <w:color w:val="000000"/>
               </w:rPr>
-              <w:t xml:space="preserve">2.209</w:t>
-            </w:r>
-          </w:p>
-        </w:tc>
-        <w:tc>
-          <w:tcPr>
-            <w:tcBorders>
-              <w:bottom w:val="single" w:sz="12" w:space="0" w:color="666666"/>
-              <w:top w:val="none" w:sz="0" w:space="0" w:color="000000"/>
-              <w:left w:val="none" w:sz="0" w:space="0" w:color="000000"/>
-              <w:right w:val="none" w:sz="0" w:space="0" w:color="000000"/>
-            </w:tcBorders>
-            <w:shd w:val="clear" w:color="auto" w:fill="FFFFFF"/>
-            <w:tcMar>
-              <w:top w:w="0" w:type="dxa"/>
-              <w:bottom w:w="0" w:type="dxa"/>
-              <w:left w:w="0" w:type="dxa"/>
-              <w:right w:w="0" w:type="dxa"/>
-            </w:tcMar>
-            <w:vAlign w:val="center"/>
-          </w:tcPr>
-          <w:p>
-            <w:pPr>
-              <w:pStyle w:val="Normal"/>
-              <w:jc w:val="left"/>
-              <w:pBdr>
-                <w:bottom w:val="none" w:sz="0" w:space="0" w:color="000000"/>
-                <w:top w:val="none" w:sz="0" w:space="0" w:color="000000"/>
-                <w:left w:val="none" w:sz="0" w:space="0" w:color="000000"/>
-                <w:right w:val="none" w:sz="0" w:space="0" w:color="000000"/>
-              </w:pBdr>
-              <w:spacing w:after="100" w:before="100" w:line="240"/>
-              <w:ind w:left="100" w:right="100" w:firstLine="0" w:firstLineChars="0"/>
-              <w:rPr>
-                <w:rFonts w:ascii="Arial" w:hAnsi="Arial" w:eastAsia="Arial" w:cs="Arial"/>
-                <w:i w:val="false"/>
-                <w:b w:val="false"/>
-                <w:u w:val="none"/>
-                <w:strike w:val="false"/>
-                <w:sz w:val="20"/>
-                <w:szCs w:val="20"/>
-                <w:color w:val="000000"/>
-              </w:rPr>
-            </w:pPr>
-            <w:r>
-              <w:rPr>
-                <w:rFonts w:ascii="Arial" w:hAnsi="Arial" w:eastAsia="Arial" w:cs="Arial"/>
-                <w:i w:val="false"/>
-                <w:b w:val="false"/>
-                <w:u w:val="none"/>
-                <w:strike w:val="false"/>
-                <w:sz w:val="20"/>
-                <w:szCs w:val="20"/>
-                <w:color w:val="000000"/>
-              </w:rPr>
-              <w:t xml:space="preserve">0.062</w:t>
+              <w:t xml:space="preserve">0.0310983282</w:t>
             </w:r>
           </w:p>
         </w:tc>
@@ -11420,7 +11964,7 @@
         <w:ind w:left="60" w:right="60" w:firstLine="0" w:firstLineChars="0"/>
       </w:pPr>
       <w:r>
-        <w:t xml:space="preserve">Table 2. Results of distance-based redundancy analysis (dbRDA) showing the percentage of variance in phenotypic and genetic distance explained by maternal environment (M) and real-time herbivory simulation (S). The results of the ANOVA performed to test for the significance of each predictor in the model with the interaction term (ANOVA by terms) are also shown. Significance codes: *** p &lt; 0.001, ** p &lt; 0.01, * p &lt; 0.05.</w:t>
+        <w:t xml:space="preserve">Table 2. Results of distance-based redundancy analysis (dbRDA) showing the percentage of variance in phenotypic and genetic distance explained by maternal environment (Maternal) and real-time herbivory simulation (Simulation). The results of the ANOVA performed to test for the significance of each predictor in the model with the interaction term (ANOVA by terms) are also shown. Significance codes: *** p &lt; 0.001, ** p &lt; 0.01, * p &lt; 0.05.</w:t>
       </w:r>
     </w:p>
     <w:tbl xmlns:a="http://schemas.openxmlformats.org/drawingml/2006/main" xmlns:pic="http://schemas.openxmlformats.org/drawingml/2006/picture">
@@ -11432,7 +11976,6 @@
       <w:tblGrid>
         <w:gridCol w:w="2880"/>
         <w:gridCol w:w="1152"/>
-        <w:gridCol w:w="1440"/>
         <w:gridCol w:w="1152"/>
         <w:gridCol w:w="1440"/>
         <w:gridCol w:w="1440"/>
@@ -11603,7 +12146,7 @@
                 <w:szCs w:val="22"/>
                 <w:color w:val="000000"/>
               </w:rPr>
-              <w:t xml:space="preserve">SumOfSqs</w:t>
+              <w:t xml:space="preserve">F</w:t>
             </w:r>
           </w:p>
         </w:tc>
@@ -11627,7 +12170,7 @@
           <w:p>
             <w:pPr>
               <w:pStyle w:val="Normal"/>
-              <w:jc w:val="right"/>
+              <w:jc w:val="left"/>
               <w:pBdr>
                 <w:bottom w:val="none" w:sz="0" w:space="0" w:color="000000"/>
                 <w:top w:val="none" w:sz="0" w:space="0" w:color="000000"/>
@@ -11658,62 +12201,7 @@
                 <w:szCs w:val="22"/>
                 <w:color w:val="000000"/>
               </w:rPr>
-              <w:t xml:space="preserve">F</w:t>
-            </w:r>
-          </w:p>
-        </w:tc>
-        <w:tc>
-          <w:tcPr>
-            <w:tcBorders>
-              <w:bottom w:val="single" w:sz="12" w:space="0" w:color="666666"/>
-              <w:top w:val="single" w:sz="12" w:space="0" w:color="666666"/>
-              <w:left w:val="none" w:sz="0" w:space="0" w:color="000000"/>
-              <w:right w:val="none" w:sz="0" w:space="0" w:color="000000"/>
-            </w:tcBorders>
-            <w:shd w:val="clear" w:color="auto" w:fill="FFFFFF"/>
-            <w:tcMar>
-              <w:top w:w="0" w:type="dxa"/>
-              <w:bottom w:w="0" w:type="dxa"/>
-              <w:left w:w="0" w:type="dxa"/>
-              <w:right w:w="0" w:type="dxa"/>
-            </w:tcMar>
-            <w:vAlign w:val="center"/>
-          </w:tcPr>
-          <w:p>
-            <w:pPr>
-              <w:pStyle w:val="Normal"/>
-              <w:jc w:val="left"/>
-              <w:pBdr>
-                <w:bottom w:val="none" w:sz="0" w:space="0" w:color="000000"/>
-                <w:top w:val="none" w:sz="0" w:space="0" w:color="000000"/>
-                <w:left w:val="none" w:sz="0" w:space="0" w:color="000000"/>
-                <w:right w:val="none" w:sz="0" w:space="0" w:color="000000"/>
-              </w:pBdr>
-              <w:spacing w:after="100" w:before="100" w:line="240"/>
-              <w:ind w:left="100" w:right="100" w:firstLine="0" w:firstLineChars="0"/>
-              <w:rPr>
-                <w:rFonts w:ascii="Arial" w:hAnsi="Arial" w:eastAsia="Arial" w:cs="Arial"/>
-                <w:i w:val="false"/>
-                <w:b w:val="false"/>
-                <w:u w:val="none"/>
-                <w:strike w:val="false"/>
-                <w:sz w:val="22"/>
-                <w:szCs w:val="22"/>
-                <w:color w:val="000000"/>
-              </w:rPr>
-            </w:pPr>
-            <w:r>
-              <w:rPr>
-                <w:rFonts w:ascii="Arial" w:hAnsi="Arial" w:eastAsia="Arial" w:cs="Arial"/>
-                <w:i w:val="false"/>
-                <w:b w:val="false"/>
-                <w:u w:val="none"/>
-                <w:strike w:val="false"/>
-                <w:sz w:val="22"/>
-                <w:szCs w:val="22"/>
-                <w:color w:val="000000"/>
-              </w:rPr>
-              <w:t xml:space="preserve">Pr(&gt;F)</w:t>
+              <w:t xml:space="preserve">p-value</w:t>
             </w:r>
           </w:p>
         </w:tc>
@@ -11828,7 +12316,7 @@
                 <w:szCs w:val="20"/>
                 <w:color w:val="000000"/>
               </w:rPr>
-              <w:t xml:space="preserve">GenDist ~ M</w:t>
+              <w:t xml:space="preserve">PhenoDist ~ Maternal</w:t>
             </w:r>
           </w:p>
         </w:tc>
@@ -11938,7 +12426,7 @@
                 <w:szCs w:val="20"/>
                 <w:color w:val="000000"/>
               </w:rPr>
-              <w:t xml:space="preserve">23.777</w:t>
+              <w:t xml:space="preserve">1.506</w:t>
             </w:r>
           </w:p>
         </w:tc>
@@ -11962,6 +12450,61 @@
           <w:p>
             <w:pPr>
               <w:pStyle w:val="Normal"/>
+              <w:jc w:val="left"/>
+              <w:pBdr>
+                <w:bottom w:val="none" w:sz="0" w:space="0" w:color="000000"/>
+                <w:top w:val="none" w:sz="0" w:space="0" w:color="000000"/>
+                <w:left w:val="none" w:sz="0" w:space="0" w:color="000000"/>
+                <w:right w:val="none" w:sz="0" w:space="0" w:color="000000"/>
+              </w:pBdr>
+              <w:spacing w:after="100" w:before="100" w:line="240"/>
+              <w:ind w:left="100" w:right="100" w:firstLine="0" w:firstLineChars="0"/>
+              <w:rPr>
+                <w:rFonts w:ascii="Arial" w:hAnsi="Arial" w:eastAsia="Arial" w:cs="Arial"/>
+                <w:i w:val="false"/>
+                <w:b w:val="false"/>
+                <w:u w:val="none"/>
+                <w:strike w:val="false"/>
+                <w:sz w:val="20"/>
+                <w:szCs w:val="20"/>
+                <w:color w:val="000000"/>
+              </w:rPr>
+            </w:pPr>
+            <w:r>
+              <w:rPr>
+                <w:rFonts w:ascii="Arial" w:hAnsi="Arial" w:eastAsia="Arial" w:cs="Arial"/>
+                <w:i w:val="false"/>
+                <w:b w:val="false"/>
+                <w:u w:val="none"/>
+                <w:strike w:val="false"/>
+                <w:sz w:val="20"/>
+                <w:szCs w:val="20"/>
+                <w:color w:val="000000"/>
+              </w:rPr>
+              <w:t xml:space="preserve">0.139</w:t>
+            </w:r>
+          </w:p>
+        </w:tc>
+        <w:tc>
+          <w:tcPr>
+            <w:tcBorders>
+              <w:bottom w:val="none" w:sz="0" w:space="0" w:color="000000"/>
+              <w:top w:val="single" w:sz="12" w:space="0" w:color="666666"/>
+              <w:left w:val="none" w:sz="0" w:space="0" w:color="000000"/>
+              <w:right w:val="none" w:sz="0" w:space="0" w:color="000000"/>
+            </w:tcBorders>
+            <w:shd w:val="clear" w:color="auto" w:fill="FFFFFF"/>
+            <w:tcMar>
+              <w:top w:w="0" w:type="dxa"/>
+              <w:bottom w:w="0" w:type="dxa"/>
+              <w:left w:w="0" w:type="dxa"/>
+              <w:right w:w="0" w:type="dxa"/>
+            </w:tcMar>
+            <w:vAlign w:val="center"/>
+          </w:tcPr>
+          <w:p>
+            <w:pPr>
+              <w:pStyle w:val="Normal"/>
               <w:jc w:val="right"/>
               <w:pBdr>
                 <w:bottom w:val="none" w:sz="0" w:space="0" w:color="000000"/>
@@ -11993,117 +12536,7 @@
                 <w:szCs w:val="20"/>
                 <w:color w:val="000000"/>
               </w:rPr>
-              <w:t xml:space="preserve">1.380</w:t>
-            </w:r>
-          </w:p>
-        </w:tc>
-        <w:tc>
-          <w:tcPr>
-            <w:tcBorders>
-              <w:bottom w:val="none" w:sz="0" w:space="0" w:color="000000"/>
-              <w:top w:val="single" w:sz="12" w:space="0" w:color="666666"/>
-              <w:left w:val="none" w:sz="0" w:space="0" w:color="000000"/>
-              <w:right w:val="none" w:sz="0" w:space="0" w:color="000000"/>
-            </w:tcBorders>
-            <w:shd w:val="clear" w:color="auto" w:fill="FFFFFF"/>
-            <w:tcMar>
-              <w:top w:w="0" w:type="dxa"/>
-              <w:bottom w:w="0" w:type="dxa"/>
-              <w:left w:w="0" w:type="dxa"/>
-              <w:right w:w="0" w:type="dxa"/>
-            </w:tcMar>
-            <w:vAlign w:val="center"/>
-          </w:tcPr>
-          <w:p>
-            <w:pPr>
-              <w:pStyle w:val="Normal"/>
-              <w:jc w:val="left"/>
-              <w:pBdr>
-                <w:bottom w:val="none" w:sz="0" w:space="0" w:color="000000"/>
-                <w:top w:val="none" w:sz="0" w:space="0" w:color="000000"/>
-                <w:left w:val="none" w:sz="0" w:space="0" w:color="000000"/>
-                <w:right w:val="none" w:sz="0" w:space="0" w:color="000000"/>
-              </w:pBdr>
-              <w:spacing w:after="100" w:before="100" w:line="240"/>
-              <w:ind w:left="100" w:right="100" w:firstLine="0" w:firstLineChars="0"/>
-              <w:rPr>
-                <w:rFonts w:ascii="Arial" w:hAnsi="Arial" w:eastAsia="Arial" w:cs="Arial"/>
-                <w:i w:val="false"/>
-                <w:b w:val="false"/>
-                <w:u w:val="none"/>
-                <w:strike w:val="false"/>
-                <w:sz w:val="20"/>
-                <w:szCs w:val="20"/>
-                <w:color w:val="000000"/>
-              </w:rPr>
-            </w:pPr>
-            <w:r>
-              <w:rPr>
-                <w:rFonts w:ascii="Arial" w:hAnsi="Arial" w:eastAsia="Arial" w:cs="Arial"/>
-                <w:i w:val="false"/>
-                <w:b w:val="false"/>
-                <w:u w:val="none"/>
-                <w:strike w:val="false"/>
-                <w:sz w:val="20"/>
-                <w:szCs w:val="20"/>
-                <w:color w:val="000000"/>
-              </w:rPr>
-              <w:t xml:space="preserve">0.103</w:t>
-            </w:r>
-          </w:p>
-        </w:tc>
-        <w:tc>
-          <w:tcPr>
-            <w:tcBorders>
-              <w:bottom w:val="none" w:sz="0" w:space="0" w:color="000000"/>
-              <w:top w:val="single" w:sz="12" w:space="0" w:color="666666"/>
-              <w:left w:val="none" w:sz="0" w:space="0" w:color="000000"/>
-              <w:right w:val="none" w:sz="0" w:space="0" w:color="000000"/>
-            </w:tcBorders>
-            <w:shd w:val="clear" w:color="auto" w:fill="FFFFFF"/>
-            <w:tcMar>
-              <w:top w:w="0" w:type="dxa"/>
-              <w:bottom w:w="0" w:type="dxa"/>
-              <w:left w:w="0" w:type="dxa"/>
-              <w:right w:w="0" w:type="dxa"/>
-            </w:tcMar>
-            <w:vAlign w:val="center"/>
-          </w:tcPr>
-          <w:p>
-            <w:pPr>
-              <w:pStyle w:val="Normal"/>
-              <w:jc w:val="right"/>
-              <w:pBdr>
-                <w:bottom w:val="none" w:sz="0" w:space="0" w:color="000000"/>
-                <w:top w:val="none" w:sz="0" w:space="0" w:color="000000"/>
-                <w:left w:val="none" w:sz="0" w:space="0" w:color="000000"/>
-                <w:right w:val="none" w:sz="0" w:space="0" w:color="000000"/>
-              </w:pBdr>
-              <w:spacing w:after="100" w:before="100" w:line="240"/>
-              <w:ind w:left="100" w:right="100" w:firstLine="0" w:firstLineChars="0"/>
-              <w:rPr>
-                <w:rFonts w:ascii="Arial" w:hAnsi="Arial" w:eastAsia="Arial" w:cs="Arial"/>
-                <w:i w:val="false"/>
-                <w:b w:val="false"/>
-                <w:u w:val="none"/>
-                <w:strike w:val="false"/>
-                <w:sz w:val="20"/>
-                <w:szCs w:val="20"/>
-                <w:color w:val="000000"/>
-              </w:rPr>
-            </w:pPr>
-            <w:r>
-              <w:rPr>
-                <w:rFonts w:ascii="Arial" w:hAnsi="Arial" w:eastAsia="Arial" w:cs="Arial"/>
-                <w:i w:val="false"/>
-                <w:b w:val="false"/>
-                <w:u w:val="none"/>
-                <w:strike w:val="false"/>
-                <w:sz w:val="20"/>
-                <w:szCs w:val="20"/>
-                <w:color w:val="000000"/>
-              </w:rPr>
-              <w:t xml:space="preserve">0.010</w:t>
+              <w:t xml:space="preserve">0.013</w:t>
             </w:r>
           </w:p>
         </w:tc>
@@ -12163,7 +12596,7 @@
                 <w:szCs w:val="20"/>
                 <w:color w:val="000000"/>
               </w:rPr>
-              <w:t xml:space="preserve">PhenoDist ~ M</w:t>
+              <w:t xml:space="preserve">PhenoDist ~ Simulation</w:t>
             </w:r>
           </w:p>
         </w:tc>
@@ -12273,7 +12706,62 @@
                 <w:szCs w:val="20"/>
                 <w:color w:val="000000"/>
               </w:rPr>
-              <w:t xml:space="preserve">0.828</w:t>
+              <w:t xml:space="preserve">1.973</w:t>
+            </w:r>
+          </w:p>
+        </w:tc>
+        <w:tc>
+          <w:tcPr>
+            <w:tcBorders>
+              <w:bottom w:val="none" w:sz="0" w:space="0" w:color="000000"/>
+              <w:top w:val="none" w:sz="0" w:space="0" w:color="000000"/>
+              <w:left w:val="none" w:sz="0" w:space="0" w:color="000000"/>
+              <w:right w:val="none" w:sz="0" w:space="0" w:color="000000"/>
+            </w:tcBorders>
+            <w:shd w:val="clear" w:color="auto" w:fill="FFFFFF"/>
+            <w:tcMar>
+              <w:top w:w="0" w:type="dxa"/>
+              <w:bottom w:w="0" w:type="dxa"/>
+              <w:left w:w="0" w:type="dxa"/>
+              <w:right w:w="0" w:type="dxa"/>
+            </w:tcMar>
+            <w:vAlign w:val="center"/>
+          </w:tcPr>
+          <w:p>
+            <w:pPr>
+              <w:pStyle w:val="Normal"/>
+              <w:jc w:val="left"/>
+              <w:pBdr>
+                <w:bottom w:val="none" w:sz="0" w:space="0" w:color="000000"/>
+                <w:top w:val="none" w:sz="0" w:space="0" w:color="000000"/>
+                <w:left w:val="none" w:sz="0" w:space="0" w:color="000000"/>
+                <w:right w:val="none" w:sz="0" w:space="0" w:color="000000"/>
+              </w:pBdr>
+              <w:spacing w:after="100" w:before="100" w:line="240"/>
+              <w:ind w:left="100" w:right="100" w:firstLine="0" w:firstLineChars="0"/>
+              <w:rPr>
+                <w:rFonts w:ascii="Arial" w:hAnsi="Arial" w:eastAsia="Arial" w:cs="Arial"/>
+                <w:i w:val="false"/>
+                <w:b w:val="false"/>
+                <w:u w:val="none"/>
+                <w:strike w:val="false"/>
+                <w:sz w:val="20"/>
+                <w:szCs w:val="20"/>
+                <w:color w:val="000000"/>
+              </w:rPr>
+            </w:pPr>
+            <w:r>
+              <w:rPr>
+                <w:rFonts w:ascii="Arial" w:hAnsi="Arial" w:eastAsia="Arial" w:cs="Arial"/>
+                <w:i w:val="false"/>
+                <w:b w:val="false"/>
+                <w:u w:val="none"/>
+                <w:strike w:val="false"/>
+                <w:sz w:val="20"/>
+                <w:szCs w:val="20"/>
+                <w:color w:val="000000"/>
+              </w:rPr>
+              <w:t xml:space="preserve">0.038*</w:t>
             </w:r>
           </w:p>
         </w:tc>
@@ -12328,117 +12816,7 @@
                 <w:szCs w:val="20"/>
                 <w:color w:val="000000"/>
               </w:rPr>
-              <w:t xml:space="preserve">1.506</w:t>
-            </w:r>
-          </w:p>
-        </w:tc>
-        <w:tc>
-          <w:tcPr>
-            <w:tcBorders>
-              <w:bottom w:val="none" w:sz="0" w:space="0" w:color="000000"/>
-              <w:top w:val="none" w:sz="0" w:space="0" w:color="000000"/>
-              <w:left w:val="none" w:sz="0" w:space="0" w:color="000000"/>
-              <w:right w:val="none" w:sz="0" w:space="0" w:color="000000"/>
-            </w:tcBorders>
-            <w:shd w:val="clear" w:color="auto" w:fill="FFFFFF"/>
-            <w:tcMar>
-              <w:top w:w="0" w:type="dxa"/>
-              <w:bottom w:w="0" w:type="dxa"/>
-              <w:left w:w="0" w:type="dxa"/>
-              <w:right w:w="0" w:type="dxa"/>
-            </w:tcMar>
-            <w:vAlign w:val="center"/>
-          </w:tcPr>
-          <w:p>
-            <w:pPr>
-              <w:pStyle w:val="Normal"/>
-              <w:jc w:val="left"/>
-              <w:pBdr>
-                <w:bottom w:val="none" w:sz="0" w:space="0" w:color="000000"/>
-                <w:top w:val="none" w:sz="0" w:space="0" w:color="000000"/>
-                <w:left w:val="none" w:sz="0" w:space="0" w:color="000000"/>
-                <w:right w:val="none" w:sz="0" w:space="0" w:color="000000"/>
-              </w:pBdr>
-              <w:spacing w:after="100" w:before="100" w:line="240"/>
-              <w:ind w:left="100" w:right="100" w:firstLine="0" w:firstLineChars="0"/>
-              <w:rPr>
-                <w:rFonts w:ascii="Arial" w:hAnsi="Arial" w:eastAsia="Arial" w:cs="Arial"/>
-                <w:i w:val="false"/>
-                <w:b w:val="false"/>
-                <w:u w:val="none"/>
-                <w:strike w:val="false"/>
-                <w:sz w:val="20"/>
-                <w:szCs w:val="20"/>
-                <w:color w:val="000000"/>
-              </w:rPr>
-            </w:pPr>
-            <w:r>
-              <w:rPr>
-                <w:rFonts w:ascii="Arial" w:hAnsi="Arial" w:eastAsia="Arial" w:cs="Arial"/>
-                <w:i w:val="false"/>
-                <w:b w:val="false"/>
-                <w:u w:val="none"/>
-                <w:strike w:val="false"/>
-                <w:sz w:val="20"/>
-                <w:szCs w:val="20"/>
-                <w:color w:val="000000"/>
-              </w:rPr>
-              <w:t xml:space="preserve">0.136</w:t>
-            </w:r>
-          </w:p>
-        </w:tc>
-        <w:tc>
-          <w:tcPr>
-            <w:tcBorders>
-              <w:bottom w:val="none" w:sz="0" w:space="0" w:color="000000"/>
-              <w:top w:val="none" w:sz="0" w:space="0" w:color="000000"/>
-              <w:left w:val="none" w:sz="0" w:space="0" w:color="000000"/>
-              <w:right w:val="none" w:sz="0" w:space="0" w:color="000000"/>
-            </w:tcBorders>
-            <w:shd w:val="clear" w:color="auto" w:fill="FFFFFF"/>
-            <w:tcMar>
-              <w:top w:w="0" w:type="dxa"/>
-              <w:bottom w:w="0" w:type="dxa"/>
-              <w:left w:w="0" w:type="dxa"/>
-              <w:right w:w="0" w:type="dxa"/>
-            </w:tcMar>
-            <w:vAlign w:val="center"/>
-          </w:tcPr>
-          <w:p>
-            <w:pPr>
-              <w:pStyle w:val="Normal"/>
-              <w:jc w:val="right"/>
-              <w:pBdr>
-                <w:bottom w:val="none" w:sz="0" w:space="0" w:color="000000"/>
-                <w:top w:val="none" w:sz="0" w:space="0" w:color="000000"/>
-                <w:left w:val="none" w:sz="0" w:space="0" w:color="000000"/>
-                <w:right w:val="none" w:sz="0" w:space="0" w:color="000000"/>
-              </w:pBdr>
-              <w:spacing w:after="100" w:before="100" w:line="240"/>
-              <w:ind w:left="100" w:right="100" w:firstLine="0" w:firstLineChars="0"/>
-              <w:rPr>
-                <w:rFonts w:ascii="Arial" w:hAnsi="Arial" w:eastAsia="Arial" w:cs="Arial"/>
-                <w:i w:val="false"/>
-                <w:b w:val="false"/>
-                <w:u w:val="none"/>
-                <w:strike w:val="false"/>
-                <w:sz w:val="20"/>
-                <w:szCs w:val="20"/>
-                <w:color w:val="000000"/>
-              </w:rPr>
-            </w:pPr>
-            <w:r>
-              <w:rPr>
-                <w:rFonts w:ascii="Arial" w:hAnsi="Arial" w:eastAsia="Arial" w:cs="Arial"/>
-                <w:i w:val="false"/>
-                <w:b w:val="false"/>
-                <w:u w:val="none"/>
-                <w:strike w:val="false"/>
-                <w:sz w:val="20"/>
-                <w:szCs w:val="20"/>
-                <w:color w:val="000000"/>
-              </w:rPr>
-              <w:t xml:space="preserve">0.013</w:t>
+              <w:t xml:space="preserve">0.024</w:t>
             </w:r>
           </w:p>
         </w:tc>
@@ -12450,6 +12828,286 @@
         <w:tc>
           <w:tcPr>
             <w:tcBorders>
+              <w:bottom w:val="none" w:sz="0" w:space="0" w:color="000000"/>
+              <w:top w:val="none" w:sz="0" w:space="0" w:color="000000"/>
+              <w:left w:val="none" w:sz="0" w:space="0" w:color="000000"/>
+              <w:right w:val="none" w:sz="0" w:space="0" w:color="000000"/>
+            </w:tcBorders>
+            <w:shd w:val="clear" w:color="auto" w:fill="FFFFFF"/>
+            <w:tcMar>
+              <w:top w:w="0" w:type="dxa"/>
+              <w:bottom w:w="0" w:type="dxa"/>
+              <w:left w:w="0" w:type="dxa"/>
+              <w:right w:w="0" w:type="dxa"/>
+            </w:tcMar>
+            <w:vAlign w:val="center"/>
+          </w:tcPr>
+          <w:p>
+            <w:pPr>
+              <w:pStyle w:val="Normal"/>
+              <w:jc w:val="left"/>
+              <w:pBdr>
+                <w:bottom w:val="none" w:sz="0" w:space="0" w:color="000000"/>
+                <w:top w:val="none" w:sz="0" w:space="0" w:color="000000"/>
+                <w:left w:val="none" w:sz="0" w:space="0" w:color="000000"/>
+                <w:right w:val="none" w:sz="0" w:space="0" w:color="000000"/>
+              </w:pBdr>
+              <w:spacing w:after="100" w:before="100" w:line="240"/>
+              <w:ind w:left="100" w:right="100" w:firstLine="0" w:firstLineChars="0"/>
+              <w:rPr>
+                <w:rFonts w:ascii="Arial" w:hAnsi="Arial" w:eastAsia="Arial" w:cs="Arial"/>
+                <w:i w:val="false"/>
+                <w:b w:val="false"/>
+                <w:u w:val="none"/>
+                <w:strike w:val="false"/>
+                <w:sz w:val="20"/>
+                <w:szCs w:val="20"/>
+                <w:color w:val="000000"/>
+              </w:rPr>
+            </w:pPr>
+            <w:r>
+              <w:rPr>
+                <w:rFonts w:ascii="Arial" w:hAnsi="Arial" w:eastAsia="Arial" w:cs="Arial"/>
+                <w:i w:val="false"/>
+                <w:b w:val="false"/>
+                <w:u w:val="none"/>
+                <w:strike w:val="false"/>
+                <w:sz w:val="20"/>
+                <w:szCs w:val="20"/>
+                <w:color w:val="000000"/>
+              </w:rPr>
+              <w:t xml:space="preserve">PhenoDist ~ M * S</w:t>
+            </w:r>
+          </w:p>
+        </w:tc>
+        <w:tc>
+          <w:tcPr>
+            <w:tcBorders>
+              <w:bottom w:val="none" w:sz="0" w:space="0" w:color="000000"/>
+              <w:top w:val="none" w:sz="0" w:space="0" w:color="000000"/>
+              <w:left w:val="none" w:sz="0" w:space="0" w:color="000000"/>
+              <w:right w:val="none" w:sz="0" w:space="0" w:color="000000"/>
+            </w:tcBorders>
+            <w:shd w:val="clear" w:color="auto" w:fill="FFFFFF"/>
+            <w:tcMar>
+              <w:top w:w="0" w:type="dxa"/>
+              <w:bottom w:w="0" w:type="dxa"/>
+              <w:left w:w="0" w:type="dxa"/>
+              <w:right w:w="0" w:type="dxa"/>
+            </w:tcMar>
+            <w:vAlign w:val="center"/>
+          </w:tcPr>
+          <w:p>
+            <w:pPr>
+              <w:pStyle w:val="Normal"/>
+              <w:jc w:val="right"/>
+              <w:pBdr>
+                <w:bottom w:val="none" w:sz="0" w:space="0" w:color="000000"/>
+                <w:top w:val="none" w:sz="0" w:space="0" w:color="000000"/>
+                <w:left w:val="none" w:sz="0" w:space="0" w:color="000000"/>
+                <w:right w:val="none" w:sz="0" w:space="0" w:color="000000"/>
+              </w:pBdr>
+              <w:spacing w:after="100" w:before="100" w:line="240"/>
+              <w:ind w:left="100" w:right="100" w:firstLine="0" w:firstLineChars="0"/>
+              <w:rPr>
+                <w:rFonts w:ascii="Arial" w:hAnsi="Arial" w:eastAsia="Arial" w:cs="Arial"/>
+                <w:i w:val="false"/>
+                <w:b w:val="false"/>
+                <w:u w:val="none"/>
+                <w:strike w:val="false"/>
+                <w:sz w:val="20"/>
+                <w:szCs w:val="20"/>
+                <w:color w:val="000000"/>
+              </w:rPr>
+            </w:pPr>
+            <w:r>
+              <w:rPr>
+                <w:rFonts w:ascii="Arial" w:hAnsi="Arial" w:eastAsia="Arial" w:cs="Arial"/>
+                <w:i w:val="false"/>
+                <w:b w:val="false"/>
+                <w:u w:val="none"/>
+                <w:strike w:val="false"/>
+                <w:sz w:val="20"/>
+                <w:szCs w:val="20"/>
+                <w:color w:val="000000"/>
+              </w:rPr>
+              <w:t xml:space="preserve">3</w:t>
+            </w:r>
+          </w:p>
+        </w:tc>
+        <w:tc>
+          <w:tcPr>
+            <w:tcBorders>
+              <w:bottom w:val="none" w:sz="0" w:space="0" w:color="000000"/>
+              <w:top w:val="none" w:sz="0" w:space="0" w:color="000000"/>
+              <w:left w:val="none" w:sz="0" w:space="0" w:color="000000"/>
+              <w:right w:val="none" w:sz="0" w:space="0" w:color="000000"/>
+            </w:tcBorders>
+            <w:shd w:val="clear" w:color="auto" w:fill="FFFFFF"/>
+            <w:tcMar>
+              <w:top w:w="0" w:type="dxa"/>
+              <w:bottom w:w="0" w:type="dxa"/>
+              <w:left w:w="0" w:type="dxa"/>
+              <w:right w:w="0" w:type="dxa"/>
+            </w:tcMar>
+            <w:vAlign w:val="center"/>
+          </w:tcPr>
+          <w:p>
+            <w:pPr>
+              <w:pStyle w:val="Normal"/>
+              <w:jc w:val="right"/>
+              <w:pBdr>
+                <w:bottom w:val="none" w:sz="0" w:space="0" w:color="000000"/>
+                <w:top w:val="none" w:sz="0" w:space="0" w:color="000000"/>
+                <w:left w:val="none" w:sz="0" w:space="0" w:color="000000"/>
+                <w:right w:val="none" w:sz="0" w:space="0" w:color="000000"/>
+              </w:pBdr>
+              <w:spacing w:after="100" w:before="100" w:line="240"/>
+              <w:ind w:left="100" w:right="100" w:firstLine="0" w:firstLineChars="0"/>
+              <w:rPr>
+                <w:rFonts w:ascii="Arial" w:hAnsi="Arial" w:eastAsia="Arial" w:cs="Arial"/>
+                <w:i w:val="false"/>
+                <w:b w:val="false"/>
+                <w:u w:val="none"/>
+                <w:strike w:val="false"/>
+                <w:sz w:val="20"/>
+                <w:szCs w:val="20"/>
+                <w:color w:val="000000"/>
+              </w:rPr>
+            </w:pPr>
+            <w:r>
+              <w:rPr>
+                <w:rFonts w:ascii="Arial" w:hAnsi="Arial" w:eastAsia="Arial" w:cs="Arial"/>
+                <w:i w:val="false"/>
+                <w:b w:val="false"/>
+                <w:u w:val="none"/>
+                <w:strike w:val="false"/>
+                <w:sz w:val="20"/>
+                <w:szCs w:val="20"/>
+                <w:color w:val="000000"/>
+              </w:rPr>
+              <w:t xml:space="preserve">1.541</w:t>
+            </w:r>
+          </w:p>
+        </w:tc>
+        <w:tc>
+          <w:tcPr>
+            <w:tcBorders>
+              <w:bottom w:val="none" w:sz="0" w:space="0" w:color="000000"/>
+              <w:top w:val="none" w:sz="0" w:space="0" w:color="000000"/>
+              <w:left w:val="none" w:sz="0" w:space="0" w:color="000000"/>
+              <w:right w:val="none" w:sz="0" w:space="0" w:color="000000"/>
+            </w:tcBorders>
+            <w:shd w:val="clear" w:color="auto" w:fill="FFFFFF"/>
+            <w:tcMar>
+              <w:top w:w="0" w:type="dxa"/>
+              <w:bottom w:w="0" w:type="dxa"/>
+              <w:left w:w="0" w:type="dxa"/>
+              <w:right w:w="0" w:type="dxa"/>
+            </w:tcMar>
+            <w:vAlign w:val="center"/>
+          </w:tcPr>
+          <w:p>
+            <w:pPr>
+              <w:pStyle w:val="Normal"/>
+              <w:jc w:val="left"/>
+              <w:pBdr>
+                <w:bottom w:val="none" w:sz="0" w:space="0" w:color="000000"/>
+                <w:top w:val="none" w:sz="0" w:space="0" w:color="000000"/>
+                <w:left w:val="none" w:sz="0" w:space="0" w:color="000000"/>
+                <w:right w:val="none" w:sz="0" w:space="0" w:color="000000"/>
+              </w:pBdr>
+              <w:spacing w:after="100" w:before="100" w:line="240"/>
+              <w:ind w:left="100" w:right="100" w:firstLine="0" w:firstLineChars="0"/>
+              <w:rPr>
+                <w:rFonts w:ascii="Arial" w:hAnsi="Arial" w:eastAsia="Arial" w:cs="Arial"/>
+                <w:i w:val="false"/>
+                <w:b w:val="false"/>
+                <w:u w:val="none"/>
+                <w:strike w:val="false"/>
+                <w:sz w:val="20"/>
+                <w:szCs w:val="20"/>
+                <w:color w:val="000000"/>
+              </w:rPr>
+            </w:pPr>
+            <w:r>
+              <w:rPr>
+                <w:rFonts w:ascii="Arial" w:hAnsi="Arial" w:eastAsia="Arial" w:cs="Arial"/>
+                <w:i w:val="false"/>
+                <w:b w:val="false"/>
+                <w:u w:val="none"/>
+                <w:strike w:val="false"/>
+                <w:sz w:val="20"/>
+                <w:szCs w:val="20"/>
+                <w:color w:val="000000"/>
+              </w:rPr>
+              <w:t xml:space="preserve">0.042*</w:t>
+            </w:r>
+          </w:p>
+        </w:tc>
+        <w:tc>
+          <w:tcPr>
+            <w:tcBorders>
+              <w:bottom w:val="none" w:sz="0" w:space="0" w:color="000000"/>
+              <w:top w:val="none" w:sz="0" w:space="0" w:color="000000"/>
+              <w:left w:val="none" w:sz="0" w:space="0" w:color="000000"/>
+              <w:right w:val="none" w:sz="0" w:space="0" w:color="000000"/>
+            </w:tcBorders>
+            <w:shd w:val="clear" w:color="auto" w:fill="FFFFFF"/>
+            <w:tcMar>
+              <w:top w:w="0" w:type="dxa"/>
+              <w:bottom w:w="0" w:type="dxa"/>
+              <w:left w:w="0" w:type="dxa"/>
+              <w:right w:w="0" w:type="dxa"/>
+            </w:tcMar>
+            <w:vAlign w:val="center"/>
+          </w:tcPr>
+          <w:p>
+            <w:pPr>
+              <w:pStyle w:val="Normal"/>
+              <w:jc w:val="right"/>
+              <w:pBdr>
+                <w:bottom w:val="none" w:sz="0" w:space="0" w:color="000000"/>
+                <w:top w:val="none" w:sz="0" w:space="0" w:color="000000"/>
+                <w:left w:val="none" w:sz="0" w:space="0" w:color="000000"/>
+                <w:right w:val="none" w:sz="0" w:space="0" w:color="000000"/>
+              </w:pBdr>
+              <w:spacing w:after="100" w:before="100" w:line="240"/>
+              <w:ind w:left="100" w:right="100" w:firstLine="0" w:firstLineChars="0"/>
+              <w:rPr>
+                <w:rFonts w:ascii="Arial" w:hAnsi="Arial" w:eastAsia="Arial" w:cs="Arial"/>
+                <w:i w:val="false"/>
+                <w:b w:val="false"/>
+                <w:u w:val="none"/>
+                <w:strike w:val="false"/>
+                <w:sz w:val="20"/>
+                <w:szCs w:val="20"/>
+                <w:color w:val="000000"/>
+              </w:rPr>
+            </w:pPr>
+            <w:r>
+              <w:rPr>
+                <w:rFonts w:ascii="Arial" w:hAnsi="Arial" w:eastAsia="Arial" w:cs="Arial"/>
+                <w:i w:val="false"/>
+                <w:b w:val="false"/>
+                <w:u w:val="none"/>
+                <w:strike w:val="false"/>
+                <w:sz w:val="20"/>
+                <w:szCs w:val="20"/>
+                <w:color w:val="000000"/>
+              </w:rPr>
+              <w:t xml:space="preserve">0.040</w:t>
+            </w:r>
+          </w:p>
+        </w:tc>
+      </w:tr>
+      <w:tr>
+        <w:trPr>
+          <w:trHeight w:val="360" w:hRule="auto"/>
+        </w:trPr>
+        <w:tc>
+          <w:tcPr>
+            <w:tcBorders>
               <w:bottom w:val="single" w:sz="12" w:space="0" w:color="666666"/>
               <w:top w:val="none" w:sz="0" w:space="0" w:color="000000"/>
               <w:left w:val="none" w:sz="0" w:space="0" w:color="000000"/>
@@ -12498,7 +13156,7 @@
                 <w:szCs w:val="20"/>
                 <w:color w:val="000000"/>
               </w:rPr>
-              <w:t xml:space="preserve">PhenoDist ~ M * S</w:t>
+              <w:t xml:space="preserve">GenDist ~ Maternal</w:t>
             </w:r>
           </w:p>
         </w:tc>
@@ -12553,7 +13211,7 @@
                 <w:szCs w:val="20"/>
                 <w:color w:val="000000"/>
               </w:rPr>
-              <w:t xml:space="preserve">3</w:t>
+              <w:t xml:space="preserve">1</w:t>
             </w:r>
           </w:p>
         </w:tc>
@@ -12608,7 +13266,7 @@
                 <w:szCs w:val="20"/>
                 <w:color w:val="000000"/>
               </w:rPr>
-              <w:t xml:space="preserve">2.471</w:t>
+              <w:t xml:space="preserve">1.380</w:t>
             </w:r>
           </w:p>
         </w:tc>
@@ -12632,6 +13290,61 @@
           <w:p>
             <w:pPr>
               <w:pStyle w:val="Normal"/>
+              <w:jc w:val="left"/>
+              <w:pBdr>
+                <w:bottom w:val="none" w:sz="0" w:space="0" w:color="000000"/>
+                <w:top w:val="none" w:sz="0" w:space="0" w:color="000000"/>
+                <w:left w:val="none" w:sz="0" w:space="0" w:color="000000"/>
+                <w:right w:val="none" w:sz="0" w:space="0" w:color="000000"/>
+              </w:pBdr>
+              <w:spacing w:after="100" w:before="100" w:line="240"/>
+              <w:ind w:left="100" w:right="100" w:firstLine="0" w:firstLineChars="0"/>
+              <w:rPr>
+                <w:rFonts w:ascii="Arial" w:hAnsi="Arial" w:eastAsia="Arial" w:cs="Arial"/>
+                <w:i w:val="false"/>
+                <w:b w:val="false"/>
+                <w:u w:val="none"/>
+                <w:strike w:val="false"/>
+                <w:sz w:val="20"/>
+                <w:szCs w:val="20"/>
+                <w:color w:val="000000"/>
+              </w:rPr>
+            </w:pPr>
+            <w:r>
+              <w:rPr>
+                <w:rFonts w:ascii="Arial" w:hAnsi="Arial" w:eastAsia="Arial" w:cs="Arial"/>
+                <w:i w:val="false"/>
+                <w:b w:val="false"/>
+                <w:u w:val="none"/>
+                <w:strike w:val="false"/>
+                <w:sz w:val="20"/>
+                <w:szCs w:val="20"/>
+                <w:color w:val="000000"/>
+              </w:rPr>
+              <w:t xml:space="preserve">0.111</w:t>
+            </w:r>
+          </w:p>
+        </w:tc>
+        <w:tc>
+          <w:tcPr>
+            <w:tcBorders>
+              <w:bottom w:val="single" w:sz="12" w:space="0" w:color="666666"/>
+              <w:top w:val="none" w:sz="0" w:space="0" w:color="000000"/>
+              <w:left w:val="none" w:sz="0" w:space="0" w:color="000000"/>
+              <w:right w:val="none" w:sz="0" w:space="0" w:color="000000"/>
+            </w:tcBorders>
+            <w:shd w:val="clear" w:color="auto" w:fill="FFFFFF"/>
+            <w:tcMar>
+              <w:top w:w="0" w:type="dxa"/>
+              <w:bottom w:w="0" w:type="dxa"/>
+              <w:left w:w="0" w:type="dxa"/>
+              <w:right w:w="0" w:type="dxa"/>
+            </w:tcMar>
+            <w:vAlign w:val="center"/>
+          </w:tcPr>
+          <w:p>
+            <w:pPr>
+              <w:pStyle w:val="Normal"/>
               <w:jc w:val="right"/>
               <w:pBdr>
                 <w:bottom w:val="none" w:sz="0" w:space="0" w:color="000000"/>
@@ -12663,117 +13376,7 @@
                 <w:szCs w:val="20"/>
                 <w:color w:val="000000"/>
               </w:rPr>
-              <w:t xml:space="preserve">1.541</w:t>
-            </w:r>
-          </w:p>
-        </w:tc>
-        <w:tc>
-          <w:tcPr>
-            <w:tcBorders>
-              <w:bottom w:val="single" w:sz="12" w:space="0" w:color="666666"/>
-              <w:top w:val="none" w:sz="0" w:space="0" w:color="000000"/>
-              <w:left w:val="none" w:sz="0" w:space="0" w:color="000000"/>
-              <w:right w:val="none" w:sz="0" w:space="0" w:color="000000"/>
-            </w:tcBorders>
-            <w:shd w:val="clear" w:color="auto" w:fill="FFFFFF"/>
-            <w:tcMar>
-              <w:top w:w="0" w:type="dxa"/>
-              <w:bottom w:w="0" w:type="dxa"/>
-              <w:left w:w="0" w:type="dxa"/>
-              <w:right w:w="0" w:type="dxa"/>
-            </w:tcMar>
-            <w:vAlign w:val="center"/>
-          </w:tcPr>
-          <w:p>
-            <w:pPr>
-              <w:pStyle w:val="Normal"/>
-              <w:jc w:val="left"/>
-              <w:pBdr>
-                <w:bottom w:val="none" w:sz="0" w:space="0" w:color="000000"/>
-                <w:top w:val="none" w:sz="0" w:space="0" w:color="000000"/>
-                <w:left w:val="none" w:sz="0" w:space="0" w:color="000000"/>
-                <w:right w:val="none" w:sz="0" w:space="0" w:color="000000"/>
-              </w:pBdr>
-              <w:spacing w:after="100" w:before="100" w:line="240"/>
-              <w:ind w:left="100" w:right="100" w:firstLine="0" w:firstLineChars="0"/>
-              <w:rPr>
-                <w:rFonts w:ascii="Arial" w:hAnsi="Arial" w:eastAsia="Arial" w:cs="Arial"/>
-                <w:i w:val="false"/>
-                <w:b w:val="false"/>
-                <w:u w:val="none"/>
-                <w:strike w:val="false"/>
-                <w:sz w:val="20"/>
-                <w:szCs w:val="20"/>
-                <w:color w:val="000000"/>
-              </w:rPr>
-            </w:pPr>
-            <w:r>
-              <w:rPr>
-                <w:rFonts w:ascii="Arial" w:hAnsi="Arial" w:eastAsia="Arial" w:cs="Arial"/>
-                <w:i w:val="false"/>
-                <w:b w:val="false"/>
-                <w:u w:val="none"/>
-                <w:strike w:val="false"/>
-                <w:sz w:val="20"/>
-                <w:szCs w:val="20"/>
-                <w:color w:val="000000"/>
-              </w:rPr>
-              <w:t xml:space="preserve">0.039*</w:t>
-            </w:r>
-          </w:p>
-        </w:tc>
-        <w:tc>
-          <w:tcPr>
-            <w:tcBorders>
-              <w:bottom w:val="single" w:sz="12" w:space="0" w:color="666666"/>
-              <w:top w:val="none" w:sz="0" w:space="0" w:color="000000"/>
-              <w:left w:val="none" w:sz="0" w:space="0" w:color="000000"/>
-              <w:right w:val="none" w:sz="0" w:space="0" w:color="000000"/>
-            </w:tcBorders>
-            <w:shd w:val="clear" w:color="auto" w:fill="FFFFFF"/>
-            <w:tcMar>
-              <w:top w:w="0" w:type="dxa"/>
-              <w:bottom w:w="0" w:type="dxa"/>
-              <w:left w:w="0" w:type="dxa"/>
-              <w:right w:w="0" w:type="dxa"/>
-            </w:tcMar>
-            <w:vAlign w:val="center"/>
-          </w:tcPr>
-          <w:p>
-            <w:pPr>
-              <w:pStyle w:val="Normal"/>
-              <w:jc w:val="right"/>
-              <w:pBdr>
-                <w:bottom w:val="none" w:sz="0" w:space="0" w:color="000000"/>
-                <w:top w:val="none" w:sz="0" w:space="0" w:color="000000"/>
-                <w:left w:val="none" w:sz="0" w:space="0" w:color="000000"/>
-                <w:right w:val="none" w:sz="0" w:space="0" w:color="000000"/>
-              </w:pBdr>
-              <w:spacing w:after="100" w:before="100" w:line="240"/>
-              <w:ind w:left="100" w:right="100" w:firstLine="0" w:firstLineChars="0"/>
-              <w:rPr>
-                <w:rFonts w:ascii="Arial" w:hAnsi="Arial" w:eastAsia="Arial" w:cs="Arial"/>
-                <w:i w:val="false"/>
-                <w:b w:val="false"/>
-                <w:u w:val="none"/>
-                <w:strike w:val="false"/>
-                <w:sz w:val="20"/>
-                <w:szCs w:val="20"/>
-                <w:color w:val="000000"/>
-              </w:rPr>
-            </w:pPr>
-            <w:r>
-              <w:rPr>
-                <w:rFonts w:ascii="Arial" w:hAnsi="Arial" w:eastAsia="Arial" w:cs="Arial"/>
-                <w:i w:val="false"/>
-                <w:b w:val="false"/>
-                <w:u w:val="none"/>
-                <w:strike w:val="false"/>
-                <w:sz w:val="20"/>
-                <w:szCs w:val="20"/>
-                <w:color w:val="000000"/>
-              </w:rPr>
-              <w:t xml:space="preserve">0.040</w:t>
+              <w:t xml:space="preserve">0.010</w:t>
             </w:r>
           </w:p>
         </w:tc>
@@ -12797,9 +13400,9 @@
         <w:gridCol w:w="2880"/>
         <w:gridCol w:w="2592"/>
         <w:gridCol w:w="720"/>
-        <w:gridCol w:w="1152"/>
         <w:gridCol w:w="1440"/>
         <w:gridCol w:w="1440"/>
+        <w:gridCol w:w="1152"/>
       </w:tblGrid>
       <w:tr>
         <w:trPr>
@@ -13022,7 +13625,7 @@
                 <w:szCs w:val="22"/>
                 <w:color w:val="000000"/>
               </w:rPr>
-              <w:t xml:space="preserve">Variance</w:t>
+              <w:t xml:space="preserve">F</w:t>
             </w:r>
           </w:p>
         </w:tc>
@@ -13046,7 +13649,7 @@
           <w:p>
             <w:pPr>
               <w:pStyle w:val="Normal"/>
-              <w:jc w:val="right"/>
+              <w:jc w:val="left"/>
               <w:pBdr>
                 <w:bottom w:val="none" w:sz="0" w:space="0" w:color="000000"/>
                 <w:top w:val="none" w:sz="0" w:space="0" w:color="000000"/>
@@ -13077,7 +13680,7 @@
                 <w:szCs w:val="22"/>
                 <w:color w:val="000000"/>
               </w:rPr>
-              <w:t xml:space="preserve">F</w:t>
+              <w:t xml:space="preserve">p-value</w:t>
             </w:r>
           </w:p>
         </w:tc>
@@ -13101,7 +13704,7 @@
           <w:p>
             <w:pPr>
               <w:pStyle w:val="Normal"/>
-              <w:jc w:val="left"/>
+              <w:jc w:val="right"/>
               <w:pBdr>
                 <w:bottom w:val="none" w:sz="0" w:space="0" w:color="000000"/>
                 <w:top w:val="none" w:sz="0" w:space="0" w:color="000000"/>
@@ -13132,7 +13735,7 @@
                 <w:szCs w:val="22"/>
                 <w:color w:val="000000"/>
               </w:rPr>
-              <w:t xml:space="preserve">Pr(&gt;F)</w:t>
+              <w:t xml:space="preserve">adj. R²</w:t>
             </w:r>
           </w:p>
         </w:tc>
@@ -13357,7 +13960,7 @@
                 <w:szCs w:val="20"/>
                 <w:color w:val="000000"/>
               </w:rPr>
-              <w:t xml:space="preserve">0.828</w:t>
+              <w:t xml:space="preserve">1.549</w:t>
             </w:r>
           </w:p>
         </w:tc>
@@ -13381,6 +13984,61 @@
           <w:p>
             <w:pPr>
               <w:pStyle w:val="Normal"/>
+              <w:jc w:val="left"/>
+              <w:pBdr>
+                <w:bottom w:val="none" w:sz="0" w:space="0" w:color="000000"/>
+                <w:top w:val="none" w:sz="0" w:space="0" w:color="000000"/>
+                <w:left w:val="none" w:sz="0" w:space="0" w:color="000000"/>
+                <w:right w:val="none" w:sz="0" w:space="0" w:color="000000"/>
+              </w:pBdr>
+              <w:spacing w:after="100" w:before="100" w:line="240"/>
+              <w:ind w:left="100" w:right="100" w:firstLine="0" w:firstLineChars="0"/>
+              <w:rPr>
+                <w:rFonts w:ascii="Arial" w:hAnsi="Arial" w:eastAsia="Arial" w:cs="Arial"/>
+                <w:i w:val="false"/>
+                <w:b w:val="false"/>
+                <w:u w:val="none"/>
+                <w:strike w:val="false"/>
+                <w:sz w:val="20"/>
+                <w:szCs w:val="20"/>
+                <w:color w:val="000000"/>
+              </w:rPr>
+            </w:pPr>
+            <w:r>
+              <w:rPr>
+                <w:rFonts w:ascii="Arial" w:hAnsi="Arial" w:eastAsia="Arial" w:cs="Arial"/>
+                <w:i w:val="false"/>
+                <w:b w:val="false"/>
+                <w:u w:val="none"/>
+                <w:strike w:val="false"/>
+                <w:sz w:val="20"/>
+                <w:szCs w:val="20"/>
+                <w:color w:val="000000"/>
+              </w:rPr>
+              <w:t xml:space="preserve">0.125</w:t>
+            </w:r>
+          </w:p>
+        </w:tc>
+        <w:tc>
+          <w:tcPr>
+            <w:tcBorders>
+              <w:bottom w:val="none" w:sz="0" w:space="0" w:color="000000"/>
+              <w:top w:val="single" w:sz="12" w:space="0" w:color="666666"/>
+              <w:left w:val="none" w:sz="0" w:space="0" w:color="000000"/>
+              <w:right w:val="none" w:sz="0" w:space="0" w:color="000000"/>
+            </w:tcBorders>
+            <w:shd w:val="clear" w:color="auto" w:fill="FFFFFF"/>
+            <w:tcMar>
+              <w:top w:w="0" w:type="dxa"/>
+              <w:bottom w:w="0" w:type="dxa"/>
+              <w:left w:w="0" w:type="dxa"/>
+              <w:right w:w="0" w:type="dxa"/>
+            </w:tcMar>
+            <w:vAlign w:val="center"/>
+          </w:tcPr>
+          <w:p>
+            <w:pPr>
+              <w:pStyle w:val="Normal"/>
               <w:jc w:val="right"/>
               <w:pBdr>
                 <w:bottom w:val="none" w:sz="0" w:space="0" w:color="000000"/>
@@ -13412,62 +14070,7 @@
                 <w:szCs w:val="20"/>
                 <w:color w:val="000000"/>
               </w:rPr>
-              <w:t xml:space="preserve">1.549</w:t>
-            </w:r>
-          </w:p>
-        </w:tc>
-        <w:tc>
-          <w:tcPr>
-            <w:tcBorders>
-              <w:bottom w:val="none" w:sz="0" w:space="0" w:color="000000"/>
-              <w:top w:val="single" w:sz="12" w:space="0" w:color="666666"/>
-              <w:left w:val="none" w:sz="0" w:space="0" w:color="000000"/>
-              <w:right w:val="none" w:sz="0" w:space="0" w:color="000000"/>
-            </w:tcBorders>
-            <w:shd w:val="clear" w:color="auto" w:fill="FFFFFF"/>
-            <w:tcMar>
-              <w:top w:w="0" w:type="dxa"/>
-              <w:bottom w:w="0" w:type="dxa"/>
-              <w:left w:w="0" w:type="dxa"/>
-              <w:right w:w="0" w:type="dxa"/>
-            </w:tcMar>
-            <w:vAlign w:val="center"/>
-          </w:tcPr>
-          <w:p>
-            <w:pPr>
-              <w:pStyle w:val="Normal"/>
-              <w:jc w:val="left"/>
-              <w:pBdr>
-                <w:bottom w:val="none" w:sz="0" w:space="0" w:color="000000"/>
-                <w:top w:val="none" w:sz="0" w:space="0" w:color="000000"/>
-                <w:left w:val="none" w:sz="0" w:space="0" w:color="000000"/>
-                <w:right w:val="none" w:sz="0" w:space="0" w:color="000000"/>
-              </w:pBdr>
-              <w:spacing w:after="100" w:before="100" w:line="240"/>
-              <w:ind w:left="100" w:right="100" w:firstLine="0" w:firstLineChars="0"/>
-              <w:rPr>
-                <w:rFonts w:ascii="Arial" w:hAnsi="Arial" w:eastAsia="Arial" w:cs="Arial"/>
-                <w:i w:val="false"/>
-                <w:b w:val="false"/>
-                <w:u w:val="none"/>
-                <w:strike w:val="false"/>
-                <w:sz w:val="20"/>
-                <w:szCs w:val="20"/>
-                <w:color w:val="000000"/>
-              </w:rPr>
-            </w:pPr>
-            <w:r>
-              <w:rPr>
-                <w:rFonts w:ascii="Arial" w:hAnsi="Arial" w:eastAsia="Arial" w:cs="Arial"/>
-                <w:i w:val="false"/>
-                <w:b w:val="false"/>
-                <w:u w:val="none"/>
-                <w:strike w:val="false"/>
-                <w:sz w:val="20"/>
-                <w:szCs w:val="20"/>
-                <w:color w:val="000000"/>
-              </w:rPr>
-              <w:t xml:space="preserve">0.129</w:t>
+              <w:t xml:space="preserve">0.014048036</w:t>
             </w:r>
           </w:p>
         </w:tc>
@@ -13692,7 +14295,62 @@
                 <w:szCs w:val="20"/>
                 <w:color w:val="000000"/>
               </w:rPr>
-              <w:t xml:space="preserve">1.071</w:t>
+              <w:t xml:space="preserve">2.005</w:t>
+            </w:r>
+          </w:p>
+        </w:tc>
+        <w:tc>
+          <w:tcPr>
+            <w:tcBorders>
+              <w:bottom w:val="none" w:sz="0" w:space="0" w:color="000000"/>
+              <w:top w:val="none" w:sz="0" w:space="0" w:color="000000"/>
+              <w:left w:val="none" w:sz="0" w:space="0" w:color="000000"/>
+              <w:right w:val="none" w:sz="0" w:space="0" w:color="000000"/>
+            </w:tcBorders>
+            <w:shd w:val="clear" w:color="auto" w:fill="FFFFFF"/>
+            <w:tcMar>
+              <w:top w:w="0" w:type="dxa"/>
+              <w:bottom w:w="0" w:type="dxa"/>
+              <w:left w:w="0" w:type="dxa"/>
+              <w:right w:w="0" w:type="dxa"/>
+            </w:tcMar>
+            <w:vAlign w:val="center"/>
+          </w:tcPr>
+          <w:p>
+            <w:pPr>
+              <w:pStyle w:val="Normal"/>
+              <w:jc w:val="left"/>
+              <w:pBdr>
+                <w:bottom w:val="none" w:sz="0" w:space="0" w:color="000000"/>
+                <w:top w:val="none" w:sz="0" w:space="0" w:color="000000"/>
+                <w:left w:val="none" w:sz="0" w:space="0" w:color="000000"/>
+                <w:right w:val="none" w:sz="0" w:space="0" w:color="000000"/>
+              </w:pBdr>
+              <w:spacing w:after="100" w:before="100" w:line="240"/>
+              <w:ind w:left="100" w:right="100" w:firstLine="0" w:firstLineChars="0"/>
+              <w:rPr>
+                <w:rFonts w:ascii="Arial" w:hAnsi="Arial" w:eastAsia="Arial" w:cs="Arial"/>
+                <w:i w:val="false"/>
+                <w:b w:val="false"/>
+                <w:u w:val="none"/>
+                <w:strike w:val="false"/>
+                <w:sz w:val="20"/>
+                <w:szCs w:val="20"/>
+                <w:color w:val="000000"/>
+              </w:rPr>
+            </w:pPr>
+            <w:r>
+              <w:rPr>
+                <w:rFonts w:ascii="Arial" w:hAnsi="Arial" w:eastAsia="Arial" w:cs="Arial"/>
+                <w:i w:val="false"/>
+                <w:b w:val="false"/>
+                <w:u w:val="none"/>
+                <w:strike w:val="false"/>
+                <w:sz w:val="20"/>
+                <w:szCs w:val="20"/>
+                <w:color w:val="000000"/>
+              </w:rPr>
+              <w:t xml:space="preserve">0.035*</w:t>
             </w:r>
           </w:p>
         </w:tc>
@@ -13747,62 +14405,7 @@
                 <w:szCs w:val="20"/>
                 <w:color w:val="000000"/>
               </w:rPr>
-              <w:t xml:space="preserve">2.005</w:t>
-            </w:r>
-          </w:p>
-        </w:tc>
-        <w:tc>
-          <w:tcPr>
-            <w:tcBorders>
-              <w:bottom w:val="none" w:sz="0" w:space="0" w:color="000000"/>
-              <w:top w:val="none" w:sz="0" w:space="0" w:color="000000"/>
-              <w:left w:val="none" w:sz="0" w:space="0" w:color="000000"/>
-              <w:right w:val="none" w:sz="0" w:space="0" w:color="000000"/>
-            </w:tcBorders>
-            <w:shd w:val="clear" w:color="auto" w:fill="FFFFFF"/>
-            <w:tcMar>
-              <w:top w:w="0" w:type="dxa"/>
-              <w:bottom w:w="0" w:type="dxa"/>
-              <w:left w:w="0" w:type="dxa"/>
-              <w:right w:w="0" w:type="dxa"/>
-            </w:tcMar>
-            <w:vAlign w:val="center"/>
-          </w:tcPr>
-          <w:p>
-            <w:pPr>
-              <w:pStyle w:val="Normal"/>
-              <w:jc w:val="left"/>
-              <w:pBdr>
-                <w:bottom w:val="none" w:sz="0" w:space="0" w:color="000000"/>
-                <w:top w:val="none" w:sz="0" w:space="0" w:color="000000"/>
-                <w:left w:val="none" w:sz="0" w:space="0" w:color="000000"/>
-                <w:right w:val="none" w:sz="0" w:space="0" w:color="000000"/>
-              </w:pBdr>
-              <w:spacing w:after="100" w:before="100" w:line="240"/>
-              <w:ind w:left="100" w:right="100" w:firstLine="0" w:firstLineChars="0"/>
-              <w:rPr>
-                <w:rFonts w:ascii="Arial" w:hAnsi="Arial" w:eastAsia="Arial" w:cs="Arial"/>
-                <w:i w:val="false"/>
-                <w:b w:val="false"/>
-                <w:u w:val="none"/>
-                <w:strike w:val="false"/>
-                <w:sz w:val="20"/>
-                <w:szCs w:val="20"/>
-                <w:color w:val="000000"/>
-              </w:rPr>
-            </w:pPr>
-            <w:r>
-              <w:rPr>
-                <w:rFonts w:ascii="Arial" w:hAnsi="Arial" w:eastAsia="Arial" w:cs="Arial"/>
-                <w:i w:val="false"/>
-                <w:b w:val="false"/>
-                <w:u w:val="none"/>
-                <w:strike w:val="false"/>
-                <w:sz w:val="20"/>
-                <w:szCs w:val="20"/>
-                <w:color w:val="000000"/>
-              </w:rPr>
-              <w:t xml:space="preserve">0.038*</w:t>
+              <w:t xml:space="preserve">0.025513096</w:t>
             </w:r>
           </w:p>
         </w:tc>
@@ -14027,7 +14630,7 @@
                 <w:szCs w:val="20"/>
                 <w:color w:val="000000"/>
               </w:rPr>
-              <w:t xml:space="preserve">0.572</w:t>
+              <w:t xml:space="preserve">1.070</w:t>
             </w:r>
           </w:p>
         </w:tc>
@@ -14051,6 +14654,61 @@
           <w:p>
             <w:pPr>
               <w:pStyle w:val="Normal"/>
+              <w:jc w:val="left"/>
+              <w:pBdr>
+                <w:bottom w:val="none" w:sz="0" w:space="0" w:color="000000"/>
+                <w:top w:val="none" w:sz="0" w:space="0" w:color="000000"/>
+                <w:left w:val="none" w:sz="0" w:space="0" w:color="000000"/>
+                <w:right w:val="none" w:sz="0" w:space="0" w:color="000000"/>
+              </w:pBdr>
+              <w:spacing w:after="100" w:before="100" w:line="240"/>
+              <w:ind w:left="100" w:right="100" w:firstLine="0" w:firstLineChars="0"/>
+              <w:rPr>
+                <w:rFonts w:ascii="Arial" w:hAnsi="Arial" w:eastAsia="Arial" w:cs="Arial"/>
+                <w:i w:val="false"/>
+                <w:b w:val="false"/>
+                <w:u w:val="none"/>
+                <w:strike w:val="false"/>
+                <w:sz w:val="20"/>
+                <w:szCs w:val="20"/>
+                <w:color w:val="000000"/>
+              </w:rPr>
+            </w:pPr>
+            <w:r>
+              <w:rPr>
+                <w:rFonts w:ascii="Arial" w:hAnsi="Arial" w:eastAsia="Arial" w:cs="Arial"/>
+                <w:i w:val="false"/>
+                <w:b w:val="false"/>
+                <w:u w:val="none"/>
+                <w:strike w:val="false"/>
+                <w:sz w:val="20"/>
+                <w:szCs w:val="20"/>
+                <w:color w:val="000000"/>
+              </w:rPr>
+              <w:t xml:space="preserve">0.386</w:t>
+            </w:r>
+          </w:p>
+        </w:tc>
+        <w:tc>
+          <w:tcPr>
+            <w:tcBorders>
+              <w:bottom w:val="single" w:sz="12" w:space="0" w:color="666666"/>
+              <w:top w:val="none" w:sz="0" w:space="0" w:color="000000"/>
+              <w:left w:val="none" w:sz="0" w:space="0" w:color="000000"/>
+              <w:right w:val="none" w:sz="0" w:space="0" w:color="000000"/>
+            </w:tcBorders>
+            <w:shd w:val="clear" w:color="auto" w:fill="FFFFFF"/>
+            <w:tcMar>
+              <w:top w:w="0" w:type="dxa"/>
+              <w:bottom w:w="0" w:type="dxa"/>
+              <w:left w:w="0" w:type="dxa"/>
+              <w:right w:w="0" w:type="dxa"/>
+            </w:tcMar>
+            <w:vAlign w:val="center"/>
+          </w:tcPr>
+          <w:p>
+            <w:pPr>
+              <w:pStyle w:val="Normal"/>
               <w:jc w:val="right"/>
               <w:pBdr>
                 <w:bottom w:val="none" w:sz="0" w:space="0" w:color="000000"/>
@@ -14082,62 +14740,7 @@
                 <w:szCs w:val="20"/>
                 <w:color w:val="000000"/>
               </w:rPr>
-              <w:t xml:space="preserve">1.070</w:t>
-            </w:r>
-          </w:p>
-        </w:tc>
-        <w:tc>
-          <w:tcPr>
-            <w:tcBorders>
-              <w:bottom w:val="single" w:sz="12" w:space="0" w:color="666666"/>
-              <w:top w:val="none" w:sz="0" w:space="0" w:color="000000"/>
-              <w:left w:val="none" w:sz="0" w:space="0" w:color="000000"/>
-              <w:right w:val="none" w:sz="0" w:space="0" w:color="000000"/>
-            </w:tcBorders>
-            <w:shd w:val="clear" w:color="auto" w:fill="FFFFFF"/>
-            <w:tcMar>
-              <w:top w:w="0" w:type="dxa"/>
-              <w:bottom w:w="0" w:type="dxa"/>
-              <w:left w:w="0" w:type="dxa"/>
-              <w:right w:w="0" w:type="dxa"/>
-            </w:tcMar>
-            <w:vAlign w:val="center"/>
-          </w:tcPr>
-          <w:p>
-            <w:pPr>
-              <w:pStyle w:val="Normal"/>
-              <w:jc w:val="left"/>
-              <w:pBdr>
-                <w:bottom w:val="none" w:sz="0" w:space="0" w:color="000000"/>
-                <w:top w:val="none" w:sz="0" w:space="0" w:color="000000"/>
-                <w:left w:val="none" w:sz="0" w:space="0" w:color="000000"/>
-                <w:right w:val="none" w:sz="0" w:space="0" w:color="000000"/>
-              </w:pBdr>
-              <w:spacing w:after="100" w:before="100" w:line="240"/>
-              <w:ind w:left="100" w:right="100" w:firstLine="0" w:firstLineChars="0"/>
-              <w:rPr>
-                <w:rFonts w:ascii="Arial" w:hAnsi="Arial" w:eastAsia="Arial" w:cs="Arial"/>
-                <w:i w:val="false"/>
-                <w:b w:val="false"/>
-                <w:u w:val="none"/>
-                <w:strike w:val="false"/>
-                <w:sz w:val="20"/>
-                <w:szCs w:val="20"/>
-                <w:color w:val="000000"/>
-              </w:rPr>
-            </w:pPr>
-            <w:r>
-              <w:rPr>
-                <w:rFonts w:ascii="Arial" w:hAnsi="Arial" w:eastAsia="Arial" w:cs="Arial"/>
-                <w:i w:val="false"/>
-                <w:b w:val="false"/>
-                <w:u w:val="none"/>
-                <w:strike w:val="false"/>
-                <w:sz w:val="20"/>
-                <w:szCs w:val="20"/>
-                <w:color w:val="000000"/>
-              </w:rPr>
-              <w:t xml:space="preserve">0.375</w:t>
+              <w:t xml:space="preserve">0.002244244</w:t>
             </w:r>
           </w:p>
         </w:tc>

--- a/plantago_pseudo/tablas_dbRDA.docx
+++ b/plantago_pseudo/tablas_dbRDA.docx
@@ -376,6 +376,7 @@
         </w:trPr>
         <w:tc>
           <w:tcPr>
+            <w:vMerge w:val="restart"/>
             <w:tcBorders>
               <w:bottom w:val="none" w:sz="0" w:space="0" w:color="000000"/>
               <w:top w:val="single" w:sz="12" w:space="0" w:color="666666"/>
@@ -711,6 +712,7 @@
         </w:trPr>
         <w:tc>
           <w:tcPr>
+            <w:vMerge/>
             <w:tcBorders>
               <w:bottom w:val="none" w:sz="0" w:space="0" w:color="000000"/>
               <w:top w:val="none" w:sz="0" w:space="0" w:color="000000"/>
@@ -749,19 +751,6 @@
                 <w:color w:val="000000"/>
               </w:rPr>
             </w:pPr>
-            <w:r>
-              <w:rPr>
-                <w:rFonts w:ascii="Arial" w:hAnsi="Arial" w:eastAsia="Arial" w:cs="Arial"/>
-                <w:i w:val="false"/>
-                <w:b w:val="false"/>
-                <w:u w:val="none"/>
-                <w:strike w:val="false"/>
-                <w:sz w:val="20"/>
-                <w:szCs w:val="20"/>
-                <w:color w:val="000000"/>
-              </w:rPr>
-              <w:t xml:space="preserve">All</w:t>
-            </w:r>
           </w:p>
         </w:tc>
         <w:tc>
@@ -980,7 +969,7 @@
                 <w:szCs w:val="20"/>
                 <w:color w:val="000000"/>
               </w:rPr>
-              <w:t xml:space="preserve">0.100</w:t>
+              <w:t xml:space="preserve">0.102</w:t>
             </w:r>
           </w:p>
         </w:tc>
@@ -1046,6 +1035,7 @@
         </w:trPr>
         <w:tc>
           <w:tcPr>
+            <w:vMerge/>
             <w:tcBorders>
               <w:bottom w:val="none" w:sz="0" w:space="0" w:color="000000"/>
               <w:top w:val="none" w:sz="0" w:space="0" w:color="000000"/>
@@ -1084,19 +1074,6 @@
                 <w:color w:val="000000"/>
               </w:rPr>
             </w:pPr>
-            <w:r>
-              <w:rPr>
-                <w:rFonts w:ascii="Arial" w:hAnsi="Arial" w:eastAsia="Arial" w:cs="Arial"/>
-                <w:i w:val="false"/>
-                <w:b w:val="false"/>
-                <w:u w:val="none"/>
-                <w:strike w:val="false"/>
-                <w:sz w:val="20"/>
-                <w:szCs w:val="20"/>
-                <w:color w:val="000000"/>
-              </w:rPr>
-              <w:t xml:space="preserve">All</w:t>
-            </w:r>
           </w:p>
         </w:tc>
         <w:tc>
@@ -1381,6 +1358,7 @@
         </w:trPr>
         <w:tc>
           <w:tcPr>
+            <w:vMerge/>
             <w:tcBorders>
               <w:bottom w:val="none" w:sz="0" w:space="0" w:color="000000"/>
               <w:top w:val="none" w:sz="0" w:space="0" w:color="000000"/>
@@ -1419,19 +1397,6 @@
                 <w:color w:val="000000"/>
               </w:rPr>
             </w:pPr>
-            <w:r>
-              <w:rPr>
-                <w:rFonts w:ascii="Arial" w:hAnsi="Arial" w:eastAsia="Arial" w:cs="Arial"/>
-                <w:i w:val="false"/>
-                <w:b w:val="false"/>
-                <w:u w:val="none"/>
-                <w:strike w:val="false"/>
-                <w:sz w:val="20"/>
-                <w:szCs w:val="20"/>
-                <w:color w:val="000000"/>
-              </w:rPr>
-              <w:t xml:space="preserve">All</w:t>
-            </w:r>
           </w:p>
         </w:tc>
         <w:tc>
@@ -1650,7 +1615,7 @@
                 <w:szCs w:val="20"/>
                 <w:color w:val="000000"/>
               </w:rPr>
-              <w:t xml:space="preserve">0.009**</w:t>
+              <w:t xml:space="preserve">0.007**</w:t>
             </w:r>
           </w:p>
         </w:tc>
@@ -1716,6 +1681,7 @@
         </w:trPr>
         <w:tc>
           <w:tcPr>
+            <w:vMerge/>
             <w:tcBorders>
               <w:bottom w:val="none" w:sz="0" w:space="0" w:color="000000"/>
               <w:top w:val="none" w:sz="0" w:space="0" w:color="000000"/>
@@ -1754,19 +1720,6 @@
                 <w:color w:val="000000"/>
               </w:rPr>
             </w:pPr>
-            <w:r>
-              <w:rPr>
-                <w:rFonts w:ascii="Arial" w:hAnsi="Arial" w:eastAsia="Arial" w:cs="Arial"/>
-                <w:i w:val="false"/>
-                <w:b w:val="false"/>
-                <w:u w:val="none"/>
-                <w:strike w:val="false"/>
-                <w:sz w:val="20"/>
-                <w:szCs w:val="20"/>
-                <w:color w:val="000000"/>
-              </w:rPr>
-              <w:t xml:space="preserve">All</w:t>
-            </w:r>
           </w:p>
         </w:tc>
         <w:tc>
@@ -1985,7 +1938,7 @@
                 <w:szCs w:val="20"/>
                 <w:color w:val="000000"/>
               </w:rPr>
-              <w:t xml:space="preserve">0.026*</w:t>
+              <w:t xml:space="preserve">0.024*</w:t>
             </w:r>
           </w:p>
         </w:tc>
@@ -2051,6 +2004,7 @@
         </w:trPr>
         <w:tc>
           <w:tcPr>
+            <w:vMerge w:val="restart"/>
             <w:tcBorders>
               <w:bottom w:val="none" w:sz="0" w:space="0" w:color="000000"/>
               <w:top w:val="none" w:sz="0" w:space="0" w:color="000000"/>
@@ -2386,6 +2340,7 @@
         </w:trPr>
         <w:tc>
           <w:tcPr>
+            <w:vMerge/>
             <w:tcBorders>
               <w:bottom w:val="none" w:sz="0" w:space="0" w:color="000000"/>
               <w:top w:val="none" w:sz="0" w:space="0" w:color="000000"/>
@@ -2424,19 +2379,6 @@
                 <w:color w:val="000000"/>
               </w:rPr>
             </w:pPr>
-            <w:r>
-              <w:rPr>
-                <w:rFonts w:ascii="Arial" w:hAnsi="Arial" w:eastAsia="Arial" w:cs="Arial"/>
-                <w:i w:val="false"/>
-                <w:b w:val="false"/>
-                <w:u w:val="none"/>
-                <w:strike w:val="false"/>
-                <w:sz w:val="20"/>
-                <w:szCs w:val="20"/>
-                <w:color w:val="000000"/>
-              </w:rPr>
-              <w:t xml:space="preserve">CG</w:t>
-            </w:r>
           </w:p>
         </w:tc>
         <w:tc>
@@ -2655,7 +2597,7 @@
                 <w:szCs w:val="20"/>
                 <w:color w:val="000000"/>
               </w:rPr>
-              <w:t xml:space="preserve">0.046*</w:t>
+              <w:t xml:space="preserve">0.048*</w:t>
             </w:r>
           </w:p>
         </w:tc>
@@ -2721,6 +2663,7 @@
         </w:trPr>
         <w:tc>
           <w:tcPr>
+            <w:vMerge/>
             <w:tcBorders>
               <w:bottom w:val="none" w:sz="0" w:space="0" w:color="000000"/>
               <w:top w:val="none" w:sz="0" w:space="0" w:color="000000"/>
@@ -2759,19 +2702,6 @@
                 <w:color w:val="000000"/>
               </w:rPr>
             </w:pPr>
-            <w:r>
-              <w:rPr>
-                <w:rFonts w:ascii="Arial" w:hAnsi="Arial" w:eastAsia="Arial" w:cs="Arial"/>
-                <w:i w:val="false"/>
-                <w:b w:val="false"/>
-                <w:u w:val="none"/>
-                <w:strike w:val="false"/>
-                <w:sz w:val="20"/>
-                <w:szCs w:val="20"/>
-                <w:color w:val="000000"/>
-              </w:rPr>
-              <w:t xml:space="preserve">CG</w:t>
-            </w:r>
           </w:p>
         </w:tc>
         <w:tc>
@@ -3056,6 +2986,7 @@
         </w:trPr>
         <w:tc>
           <w:tcPr>
+            <w:vMerge/>
             <w:tcBorders>
               <w:bottom w:val="none" w:sz="0" w:space="0" w:color="000000"/>
               <w:top w:val="none" w:sz="0" w:space="0" w:color="000000"/>
@@ -3094,19 +3025,6 @@
                 <w:color w:val="000000"/>
               </w:rPr>
             </w:pPr>
-            <w:r>
-              <w:rPr>
-                <w:rFonts w:ascii="Arial" w:hAnsi="Arial" w:eastAsia="Arial" w:cs="Arial"/>
-                <w:i w:val="false"/>
-                <w:b w:val="false"/>
-                <w:u w:val="none"/>
-                <w:strike w:val="false"/>
-                <w:sz w:val="20"/>
-                <w:szCs w:val="20"/>
-                <w:color w:val="000000"/>
-              </w:rPr>
-              <w:t xml:space="preserve">CG</w:t>
-            </w:r>
           </w:p>
         </w:tc>
         <w:tc>
@@ -3391,6 +3309,7 @@
         </w:trPr>
         <w:tc>
           <w:tcPr>
+            <w:vMerge/>
             <w:tcBorders>
               <w:bottom w:val="none" w:sz="0" w:space="0" w:color="000000"/>
               <w:top w:val="none" w:sz="0" w:space="0" w:color="000000"/>
@@ -3429,19 +3348,6 @@
                 <w:color w:val="000000"/>
               </w:rPr>
             </w:pPr>
-            <w:r>
-              <w:rPr>
-                <w:rFonts w:ascii="Arial" w:hAnsi="Arial" w:eastAsia="Arial" w:cs="Arial"/>
-                <w:i w:val="false"/>
-                <w:b w:val="false"/>
-                <w:u w:val="none"/>
-                <w:strike w:val="false"/>
-                <w:sz w:val="20"/>
-                <w:szCs w:val="20"/>
-                <w:color w:val="000000"/>
-              </w:rPr>
-              <w:t xml:space="preserve">CG</w:t>
-            </w:r>
           </w:p>
         </w:tc>
         <w:tc>
@@ -3726,6 +3632,7 @@
         </w:trPr>
         <w:tc>
           <w:tcPr>
+            <w:vMerge w:val="restart"/>
             <w:tcBorders>
               <w:bottom w:val="none" w:sz="0" w:space="0" w:color="000000"/>
               <w:top w:val="none" w:sz="0" w:space="0" w:color="000000"/>
@@ -3995,7 +3902,7 @@
                 <w:szCs w:val="20"/>
                 <w:color w:val="000000"/>
               </w:rPr>
-              <w:t xml:space="preserve">0.037*</w:t>
+              <w:t xml:space="preserve">0.039*</w:t>
             </w:r>
           </w:p>
         </w:tc>
@@ -4061,6 +3968,7 @@
         </w:trPr>
         <w:tc>
           <w:tcPr>
+            <w:vMerge/>
             <w:tcBorders>
               <w:bottom w:val="none" w:sz="0" w:space="0" w:color="000000"/>
               <w:top w:val="none" w:sz="0" w:space="0" w:color="000000"/>
@@ -4099,19 +4007,6 @@
                 <w:color w:val="000000"/>
               </w:rPr>
             </w:pPr>
-            <w:r>
-              <w:rPr>
-                <w:rFonts w:ascii="Arial" w:hAnsi="Arial" w:eastAsia="Arial" w:cs="Arial"/>
-                <w:i w:val="false"/>
-                <w:b w:val="false"/>
-                <w:u w:val="none"/>
-                <w:strike w:val="false"/>
-                <w:sz w:val="20"/>
-                <w:szCs w:val="20"/>
-                <w:color w:val="000000"/>
-              </w:rPr>
-              <w:t xml:space="preserve">CHG</w:t>
-            </w:r>
           </w:p>
         </w:tc>
         <w:tc>
@@ -4330,7 +4225,7 @@
                 <w:szCs w:val="20"/>
                 <w:color w:val="000000"/>
               </w:rPr>
-              <w:t xml:space="preserve">0.080</w:t>
+              <w:t xml:space="preserve">0.076</w:t>
             </w:r>
           </w:p>
         </w:tc>
@@ -4396,6 +4291,7 @@
         </w:trPr>
         <w:tc>
           <w:tcPr>
+            <w:vMerge/>
             <w:tcBorders>
               <w:bottom w:val="none" w:sz="0" w:space="0" w:color="000000"/>
               <w:top w:val="none" w:sz="0" w:space="0" w:color="000000"/>
@@ -4434,19 +4330,6 @@
                 <w:color w:val="000000"/>
               </w:rPr>
             </w:pPr>
-            <w:r>
-              <w:rPr>
-                <w:rFonts w:ascii="Arial" w:hAnsi="Arial" w:eastAsia="Arial" w:cs="Arial"/>
-                <w:i w:val="false"/>
-                <w:b w:val="false"/>
-                <w:u w:val="none"/>
-                <w:strike w:val="false"/>
-                <w:sz w:val="20"/>
-                <w:szCs w:val="20"/>
-                <w:color w:val="000000"/>
-              </w:rPr>
-              <w:t xml:space="preserve">CHG</w:t>
-            </w:r>
           </w:p>
         </w:tc>
         <w:tc>
@@ -4731,6 +4614,7 @@
         </w:trPr>
         <w:tc>
           <w:tcPr>
+            <w:vMerge/>
             <w:tcBorders>
               <w:bottom w:val="none" w:sz="0" w:space="0" w:color="000000"/>
               <w:top w:val="none" w:sz="0" w:space="0" w:color="000000"/>
@@ -4769,19 +4653,6 @@
                 <w:color w:val="000000"/>
               </w:rPr>
             </w:pPr>
-            <w:r>
-              <w:rPr>
-                <w:rFonts w:ascii="Arial" w:hAnsi="Arial" w:eastAsia="Arial" w:cs="Arial"/>
-                <w:i w:val="false"/>
-                <w:b w:val="false"/>
-                <w:u w:val="none"/>
-                <w:strike w:val="false"/>
-                <w:sz w:val="20"/>
-                <w:szCs w:val="20"/>
-                <w:color w:val="000000"/>
-              </w:rPr>
-              <w:t xml:space="preserve">CHG</w:t>
-            </w:r>
           </w:p>
         </w:tc>
         <w:tc>
@@ -5000,7 +4871,7 @@
                 <w:szCs w:val="20"/>
                 <w:color w:val="000000"/>
               </w:rPr>
-              <w:t xml:space="preserve">0.008**</w:t>
+              <w:t xml:space="preserve">0.007**</w:t>
             </w:r>
           </w:p>
         </w:tc>
@@ -5066,6 +4937,7 @@
         </w:trPr>
         <w:tc>
           <w:tcPr>
+            <w:vMerge/>
             <w:tcBorders>
               <w:bottom w:val="none" w:sz="0" w:space="0" w:color="000000"/>
               <w:top w:val="none" w:sz="0" w:space="0" w:color="000000"/>
@@ -5104,19 +4976,6 @@
                 <w:color w:val="000000"/>
               </w:rPr>
             </w:pPr>
-            <w:r>
-              <w:rPr>
-                <w:rFonts w:ascii="Arial" w:hAnsi="Arial" w:eastAsia="Arial" w:cs="Arial"/>
-                <w:i w:val="false"/>
-                <w:b w:val="false"/>
-                <w:u w:val="none"/>
-                <w:strike w:val="false"/>
-                <w:sz w:val="20"/>
-                <w:szCs w:val="20"/>
-                <w:color w:val="000000"/>
-              </w:rPr>
-              <w:t xml:space="preserve">CHG</w:t>
-            </w:r>
           </w:p>
         </w:tc>
         <w:tc>
@@ -5401,8 +5260,9 @@
         </w:trPr>
         <w:tc>
           <w:tcPr>
-            <w:tcBorders>
-              <w:bottom w:val="none" w:sz="0" w:space="0" w:color="000000"/>
+            <w:vMerge w:val="restart"/>
+            <w:tcBorders>
+              <w:bottom w:val="single" w:sz="12" w:space="0" w:color="666666"/>
               <w:top w:val="none" w:sz="0" w:space="0" w:color="000000"/>
               <w:left w:val="none" w:sz="0" w:space="0" w:color="000000"/>
               <w:right w:val="none" w:sz="0" w:space="0" w:color="000000"/>
@@ -5670,7 +5530,7 @@
                 <w:szCs w:val="20"/>
                 <w:color w:val="000000"/>
               </w:rPr>
-              <w:t xml:space="preserve">0.392</w:t>
+              <w:t xml:space="preserve">0.397</w:t>
             </w:r>
           </w:p>
         </w:tc>
@@ -5736,9 +5596,10 @@
         </w:trPr>
         <w:tc>
           <w:tcPr>
-            <w:tcBorders>
-              <w:bottom w:val="none" w:sz="0" w:space="0" w:color="000000"/>
-              <w:top w:val="none" w:sz="0" w:space="0" w:color="000000"/>
+            <w:vMerge/>
+            <w:tcBorders>
+              <w:bottom w:val="none" w:sz="0" w:space="0" w:color="000000"/>
+              <w:top w:val="single" w:sz="12" w:space="0" w:color="666666"/>
               <w:left w:val="none" w:sz="0" w:space="0" w:color="000000"/>
               <w:right w:val="none" w:sz="0" w:space="0" w:color="000000"/>
             </w:tcBorders>
@@ -5774,19 +5635,6 @@
                 <w:color w:val="000000"/>
               </w:rPr>
             </w:pPr>
-            <w:r>
-              <w:rPr>
-                <w:rFonts w:ascii="Arial" w:hAnsi="Arial" w:eastAsia="Arial" w:cs="Arial"/>
-                <w:i w:val="false"/>
-                <w:b w:val="false"/>
-                <w:u w:val="none"/>
-                <w:strike w:val="false"/>
-                <w:sz w:val="20"/>
-                <w:szCs w:val="20"/>
-                <w:color w:val="000000"/>
-              </w:rPr>
-              <w:t xml:space="preserve">CHH</w:t>
-            </w:r>
           </w:p>
         </w:tc>
         <w:tc>
@@ -6005,7 +5853,7 @@
                 <w:szCs w:val="20"/>
                 <w:color w:val="000000"/>
               </w:rPr>
-              <w:t xml:space="preserve">0.110</w:t>
+              <w:t xml:space="preserve">0.109</w:t>
             </w:r>
           </w:p>
         </w:tc>
@@ -6071,6 +5919,7 @@
         </w:trPr>
         <w:tc>
           <w:tcPr>
+            <w:vMerge/>
             <w:tcBorders>
               <w:bottom w:val="none" w:sz="0" w:space="0" w:color="000000"/>
               <w:top w:val="none" w:sz="0" w:space="0" w:color="000000"/>
@@ -6109,19 +5958,6 @@
                 <w:color w:val="000000"/>
               </w:rPr>
             </w:pPr>
-            <w:r>
-              <w:rPr>
-                <w:rFonts w:ascii="Arial" w:hAnsi="Arial" w:eastAsia="Arial" w:cs="Arial"/>
-                <w:i w:val="false"/>
-                <w:b w:val="false"/>
-                <w:u w:val="none"/>
-                <w:strike w:val="false"/>
-                <w:sz w:val="20"/>
-                <w:szCs w:val="20"/>
-                <w:color w:val="000000"/>
-              </w:rPr>
-              <w:t xml:space="preserve">CHH</w:t>
-            </w:r>
           </w:p>
         </w:tc>
         <w:tc>
@@ -6406,6 +6242,7 @@
         </w:trPr>
         <w:tc>
           <w:tcPr>
+            <w:vMerge/>
             <w:tcBorders>
               <w:bottom w:val="none" w:sz="0" w:space="0" w:color="000000"/>
               <w:top w:val="none" w:sz="0" w:space="0" w:color="000000"/>
@@ -6444,19 +6281,6 @@
                 <w:color w:val="000000"/>
               </w:rPr>
             </w:pPr>
-            <w:r>
-              <w:rPr>
-                <w:rFonts w:ascii="Arial" w:hAnsi="Arial" w:eastAsia="Arial" w:cs="Arial"/>
-                <w:i w:val="false"/>
-                <w:b w:val="false"/>
-                <w:u w:val="none"/>
-                <w:strike w:val="false"/>
-                <w:sz w:val="20"/>
-                <w:szCs w:val="20"/>
-                <w:color w:val="000000"/>
-              </w:rPr>
-              <w:t xml:space="preserve">CHH</w:t>
-            </w:r>
           </w:p>
         </w:tc>
         <w:tc>
@@ -6675,7 +6499,7 @@
                 <w:szCs w:val="20"/>
                 <w:color w:val="000000"/>
               </w:rPr>
-              <w:t xml:space="preserve">0.034*</w:t>
+              <w:t xml:space="preserve">0.038*</w:t>
             </w:r>
           </w:p>
         </w:tc>
@@ -6741,6 +6565,7 @@
         </w:trPr>
         <w:tc>
           <w:tcPr>
+            <w:vMerge/>
             <w:tcBorders>
               <w:bottom w:val="single" w:sz="12" w:space="0" w:color="666666"/>
               <w:top w:val="none" w:sz="0" w:space="0" w:color="000000"/>
@@ -6779,19 +6604,6 @@
                 <w:color w:val="000000"/>
               </w:rPr>
             </w:pPr>
-            <w:r>
-              <w:rPr>
-                <w:rFonts w:ascii="Arial" w:hAnsi="Arial" w:eastAsia="Arial" w:cs="Arial"/>
-                <w:i w:val="false"/>
-                <w:b w:val="false"/>
-                <w:u w:val="none"/>
-                <w:strike w:val="false"/>
-                <w:sz w:val="20"/>
-                <w:szCs w:val="20"/>
-                <w:color w:val="000000"/>
-              </w:rPr>
-              <w:t xml:space="preserve">CHH</w:t>
-            </w:r>
           </w:p>
         </w:tc>
         <w:tc>
@@ -7010,7 +6822,7 @@
                 <w:szCs w:val="20"/>
                 <w:color w:val="000000"/>
               </w:rPr>
-              <w:t xml:space="preserve">0.610</w:t>
+              <w:t xml:space="preserve">0.599</w:t>
             </w:r>
           </w:p>
         </w:tc>
@@ -7817,7 +7629,7 @@
                 <w:szCs w:val="20"/>
                 <w:color w:val="000000"/>
               </w:rPr>
-              <w:t xml:space="preserve">0.104</w:t>
+              <w:t xml:space="preserve">0.103</w:t>
             </w:r>
           </w:p>
         </w:tc>
@@ -7872,7 +7684,7 @@
                 <w:szCs w:val="20"/>
                 <w:color w:val="000000"/>
               </w:rPr>
-              <w:t xml:space="preserve">0.0106942619</w:t>
+              <w:t xml:space="preserve">0.011</w:t>
             </w:r>
           </w:p>
         </w:tc>
@@ -8183,7 +7995,7 @@
                 <w:szCs w:val="20"/>
                 <w:color w:val="000000"/>
               </w:rPr>
-              <w:t xml:space="preserve">0.102</w:t>
+              <w:t xml:space="preserve">0.096</w:t>
             </w:r>
           </w:p>
         </w:tc>
@@ -8238,7 +8050,7 @@
                 <w:szCs w:val="20"/>
                 <w:color w:val="000000"/>
               </w:rPr>
-              <w:t xml:space="preserve">0.0115600055</w:t>
+              <w:t xml:space="preserve">0.012</w:t>
             </w:r>
           </w:p>
         </w:tc>
@@ -8604,7 +8416,7 @@
                 <w:szCs w:val="20"/>
                 <w:color w:val="000000"/>
               </w:rPr>
-              <w:t xml:space="preserve">0.0163375597</w:t>
+              <w:t xml:space="preserve">0.016</w:t>
             </w:r>
           </w:p>
         </w:tc>
@@ -8983,7 +8795,7 @@
                 <w:szCs w:val="20"/>
                 <w:color w:val="000000"/>
               </w:rPr>
-              <w:t xml:space="preserve">0.0291689662</w:t>
+              <w:t xml:space="preserve">0.029</w:t>
             </w:r>
           </w:p>
         </w:tc>
@@ -9294,7 +9106,7 @@
                 <w:szCs w:val="20"/>
                 <w:color w:val="000000"/>
               </w:rPr>
-              <w:t xml:space="preserve">0.030*</w:t>
+              <w:t xml:space="preserve">0.033*</w:t>
             </w:r>
           </w:p>
         </w:tc>
@@ -9349,7 +9161,7 @@
                 <w:szCs w:val="20"/>
                 <w:color w:val="000000"/>
               </w:rPr>
-              <w:t xml:space="preserve">0.0070369068</w:t>
+              <w:t xml:space="preserve">0.007</w:t>
             </w:r>
           </w:p>
         </w:tc>
@@ -9660,7 +9472,7 @@
                 <w:szCs w:val="20"/>
                 <w:color w:val="000000"/>
               </w:rPr>
-              <w:t xml:space="preserve">0.383</w:t>
+              <w:t xml:space="preserve">0.384</w:t>
             </w:r>
           </w:p>
         </w:tc>
@@ -9715,7 +9527,7 @@
                 <w:szCs w:val="20"/>
                 <w:color w:val="000000"/>
               </w:rPr>
-              <w:t xml:space="preserve">0.0005121515</w:t>
+              <w:t xml:space="preserve">0.001</w:t>
             </w:r>
           </w:p>
         </w:tc>
@@ -10039,7 +9851,7 @@
                 <w:szCs w:val="20"/>
                 <w:color w:val="000000"/>
               </w:rPr>
-              <w:t xml:space="preserve">0.031*</w:t>
+              <w:t xml:space="preserve">0.036*</w:t>
             </w:r>
           </w:p>
         </w:tc>
@@ -10094,7 +9906,7 @@
                 <w:szCs w:val="20"/>
                 <w:color w:val="000000"/>
               </w:rPr>
-              <w:t xml:space="preserve">0.0097790211</w:t>
+              <w:t xml:space="preserve">0.010</w:t>
             </w:r>
           </w:p>
         </w:tc>
@@ -10405,7 +10217,7 @@
                 <w:szCs w:val="20"/>
                 <w:color w:val="000000"/>
               </w:rPr>
-              <w:t xml:space="preserve">0.070</w:t>
+              <w:t xml:space="preserve">0.066</w:t>
             </w:r>
           </w:p>
         </w:tc>
@@ -10460,7 +10272,7 @@
                 <w:szCs w:val="20"/>
                 <w:color w:val="000000"/>
               </w:rPr>
-              <w:t xml:space="preserve">0.0074068431</w:t>
+              <w:t xml:space="preserve">0.007</w:t>
             </w:r>
           </w:p>
         </w:tc>
@@ -10771,7 +10583,7 @@
                 <w:szCs w:val="20"/>
                 <w:color w:val="000000"/>
               </w:rPr>
-              <w:t xml:space="preserve">0.080</w:t>
+              <w:t xml:space="preserve">0.075</w:t>
             </w:r>
           </w:p>
         </w:tc>
@@ -10826,7 +10638,7 @@
                 <w:szCs w:val="20"/>
                 <w:color w:val="000000"/>
               </w:rPr>
-              <w:t xml:space="preserve">0.0072059806</w:t>
+              <w:t xml:space="preserve">0.007</w:t>
             </w:r>
           </w:p>
         </w:tc>
@@ -11150,7 +10962,7 @@
                 <w:szCs w:val="20"/>
                 <w:color w:val="000000"/>
               </w:rPr>
-              <w:t xml:space="preserve">0.335</w:t>
+              <w:t xml:space="preserve">0.343</w:t>
             </w:r>
           </w:p>
         </w:tc>
@@ -11205,7 +11017,7 @@
                 <w:szCs w:val="20"/>
                 <w:color w:val="000000"/>
               </w:rPr>
-              <w:t xml:space="preserve">0.0006381521</w:t>
+              <w:t xml:space="preserve">0.001</w:t>
             </w:r>
           </w:p>
         </w:tc>
@@ -11571,7 +11383,7 @@
                 <w:szCs w:val="20"/>
                 <w:color w:val="000000"/>
               </w:rPr>
-              <w:t xml:space="preserve">0.0167354819</w:t>
+              <w:t xml:space="preserve">0.017</w:t>
             </w:r>
           </w:p>
         </w:tc>
@@ -11882,7 +11694,7 @@
                 <w:szCs w:val="20"/>
                 <w:color w:val="000000"/>
               </w:rPr>
-              <w:t xml:space="preserve">0.063</w:t>
+              <w:t xml:space="preserve">0.058</w:t>
             </w:r>
           </w:p>
         </w:tc>
@@ -11937,7 +11749,7 @@
                 <w:szCs w:val="20"/>
                 <w:color w:val="000000"/>
               </w:rPr>
-              <w:t xml:space="preserve">0.0310983282</w:t>
+              <w:t xml:space="preserve">0.031</w:t>
             </w:r>
           </w:p>
         </w:tc>
@@ -12481,7 +12293,7 @@
                 <w:szCs w:val="20"/>
                 <w:color w:val="000000"/>
               </w:rPr>
-              <w:t xml:space="preserve">0.139</w:t>
+              <w:t xml:space="preserve">0.141</w:t>
             </w:r>
           </w:p>
         </w:tc>
@@ -12761,7 +12573,7 @@
                 <w:szCs w:val="20"/>
                 <w:color w:val="000000"/>
               </w:rPr>
-              <w:t xml:space="preserve">0.038*</w:t>
+              <w:t xml:space="preserve">0.037*</w:t>
             </w:r>
           </w:p>
         </w:tc>
@@ -13041,7 +12853,7 @@
                 <w:szCs w:val="20"/>
                 <w:color w:val="000000"/>
               </w:rPr>
-              <w:t xml:space="preserve">0.042*</w:t>
+              <w:t xml:space="preserve">0.039*</w:t>
             </w:r>
           </w:p>
         </w:tc>
@@ -13321,7 +13133,7 @@
                 <w:szCs w:val="20"/>
                 <w:color w:val="000000"/>
               </w:rPr>
-              <w:t xml:space="preserve">0.111</w:t>
+              <w:t xml:space="preserve">0.104</w:t>
             </w:r>
           </w:p>
         </w:tc>
@@ -13746,8 +13558,9 @@
         </w:trPr>
         <w:tc>
           <w:tcPr>
-            <w:tcBorders>
-              <w:bottom w:val="none" w:sz="0" w:space="0" w:color="000000"/>
+            <w:vMerge w:val="restart"/>
+            <w:tcBorders>
+              <w:bottom w:val="single" w:sz="12" w:space="0" w:color="666666"/>
               <w:top w:val="single" w:sz="12" w:space="0" w:color="666666"/>
               <w:left w:val="none" w:sz="0" w:space="0" w:color="000000"/>
               <w:right w:val="none" w:sz="0" w:space="0" w:color="000000"/>
@@ -14015,7 +13828,7 @@
                 <w:szCs w:val="20"/>
                 <w:color w:val="000000"/>
               </w:rPr>
-              <w:t xml:space="preserve">0.125</w:t>
+              <w:t xml:space="preserve">0.118</w:t>
             </w:r>
           </w:p>
         </w:tc>
@@ -14070,7 +13883,7 @@
                 <w:szCs w:val="20"/>
                 <w:color w:val="000000"/>
               </w:rPr>
-              <w:t xml:space="preserve">0.014048036</w:t>
+              <w:t xml:space="preserve">0.014</w:t>
             </w:r>
           </w:p>
         </w:tc>
@@ -14081,9 +13894,10 @@
         </w:trPr>
         <w:tc>
           <w:tcPr>
-            <w:tcBorders>
-              <w:bottom w:val="none" w:sz="0" w:space="0" w:color="000000"/>
-              <w:top w:val="none" w:sz="0" w:space="0" w:color="000000"/>
+            <w:vMerge/>
+            <w:tcBorders>
+              <w:bottom w:val="none" w:sz="0" w:space="0" w:color="000000"/>
+              <w:top w:val="single" w:sz="12" w:space="0" w:color="666666"/>
               <w:left w:val="none" w:sz="0" w:space="0" w:color="000000"/>
               <w:right w:val="none" w:sz="0" w:space="0" w:color="000000"/>
             </w:tcBorders>
@@ -14119,19 +13933,6 @@
                 <w:color w:val="000000"/>
               </w:rPr>
             </w:pPr>
-            <w:r>
-              <w:rPr>
-                <w:rFonts w:ascii="Arial" w:hAnsi="Arial" w:eastAsia="Arial" w:cs="Arial"/>
-                <w:i w:val="false"/>
-                <w:b w:val="false"/>
-                <w:u w:val="none"/>
-                <w:strike w:val="false"/>
-                <w:sz w:val="20"/>
-                <w:szCs w:val="20"/>
-                <w:color w:val="000000"/>
-              </w:rPr>
-              <w:t xml:space="preserve">PhenoDist ~ M * S</w:t>
-            </w:r>
           </w:p>
         </w:tc>
         <w:tc>
@@ -14405,7 +14206,7 @@
                 <w:szCs w:val="20"/>
                 <w:color w:val="000000"/>
               </w:rPr>
-              <w:t xml:space="preserve">0.025513096</w:t>
+              <w:t xml:space="preserve">0.026</w:t>
             </w:r>
           </w:p>
         </w:tc>
@@ -14416,6 +14217,7 @@
         </w:trPr>
         <w:tc>
           <w:tcPr>
+            <w:vMerge/>
             <w:tcBorders>
               <w:bottom w:val="single" w:sz="12" w:space="0" w:color="666666"/>
               <w:top w:val="none" w:sz="0" w:space="0" w:color="000000"/>
@@ -14454,19 +14256,6 @@
                 <w:color w:val="000000"/>
               </w:rPr>
             </w:pPr>
-            <w:r>
-              <w:rPr>
-                <w:rFonts w:ascii="Arial" w:hAnsi="Arial" w:eastAsia="Arial" w:cs="Arial"/>
-                <w:i w:val="false"/>
-                <w:b w:val="false"/>
-                <w:u w:val="none"/>
-                <w:strike w:val="false"/>
-                <w:sz w:val="20"/>
-                <w:szCs w:val="20"/>
-                <w:color w:val="000000"/>
-              </w:rPr>
-              <w:t xml:space="preserve">PhenoDist ~ M * S</w:t>
-            </w:r>
           </w:p>
         </w:tc>
         <w:tc>
@@ -14685,7 +14474,7 @@
                 <w:szCs w:val="20"/>
                 <w:color w:val="000000"/>
               </w:rPr>
-              <w:t xml:space="preserve">0.386</w:t>
+              <w:t xml:space="preserve">0.380</w:t>
             </w:r>
           </w:p>
         </w:tc>
@@ -14740,7 +14529,7 @@
                 <w:szCs w:val="20"/>
                 <w:color w:val="000000"/>
               </w:rPr>
-              <w:t xml:space="preserve">0.002244244</w:t>
+              <w:t xml:space="preserve">0.002</w:t>
             </w:r>
           </w:p>
         </w:tc>
